--- a/Documentacion/PL_ESPECIFICACION_DE_REQUISITOS (1).docx
+++ b/Documentacion/PL_ESPECIFICACION_DE_REQUISITOS (1).docx
@@ -1,6 +1,6 @@
 
 <file path=word/document.xml><?xml version="1.0" encoding="utf-8"?>
-<w:document xmlns:wpc="http://schemas.microsoft.com/office/word/2010/wordprocessingCanvas" xmlns:cx="http://schemas.microsoft.com/office/drawing/2014/chartex" xmlns:cx1="http://schemas.microsoft.com/office/drawing/2015/9/8/chartex" xmlns:cx2="http://schemas.microsoft.com/office/drawing/2015/10/21/chartex" xmlns:cx3="http://schemas.microsoft.com/office/drawing/2016/5/9/chartex" xmlns:cx4="http://schemas.microsoft.com/office/drawing/2016/5/10/chartex" xmlns:cx5="http://schemas.microsoft.com/office/drawing/2016/5/11/chartex" xmlns:cx6="http://schemas.microsoft.com/office/drawing/2016/5/12/chartex" xmlns:cx7="http://schemas.microsoft.com/office/drawing/2016/5/13/chartex" xmlns:cx8="http://schemas.microsoft.com/office/drawing/2016/5/14/chartex" xmlns:mc="http://schemas.openxmlformats.org/markup-compatibility/2006" xmlns:aink="http://schemas.microsoft.com/office/drawing/2016/ink" xmlns:am3d="http://schemas.microsoft.com/office/drawing/2017/model3d" xmlns:o="urn:schemas-microsoft-com:office:office" xmlns:oel="http://schemas.microsoft.com/office/2019/extlst" xmlns:r="http://schemas.openxmlformats.org/officeDocument/2006/relationships" xmlns:m="http://schemas.openxmlformats.org/officeDocument/2006/math" xmlns:v="urn:schemas-microsoft-com:vml" xmlns:wp14="http://schemas.microsoft.com/office/word/2010/wordprocessingDrawing" xmlns:wp="http://schemas.openxmlformats.org/drawingml/2006/wordprocessingDrawing" xmlns:w10="urn:schemas-microsoft-com:office:word" xmlns:w="http://schemas.openxmlformats.org/wordprocessingml/2006/main" xmlns:w14="http://schemas.microsoft.com/office/word/2010/wordml" xmlns:w15="http://schemas.microsoft.com/office/word/2012/wordml" xmlns:w16cex="http://schemas.microsoft.com/office/word/2018/wordml/cex" xmlns:w16cid="http://schemas.microsoft.com/office/word/2016/wordml/cid" xmlns:w16="http://schemas.microsoft.com/office/word/2018/wordml" xmlns:w16sdtdh="http://schemas.microsoft.com/office/word/2020/wordml/sdtdatahash" xmlns:w16se="http://schemas.microsoft.com/office/word/2015/wordml/symex" xmlns:wpg="http://schemas.microsoft.com/office/word/2010/wordprocessingGroup" xmlns:wpi="http://schemas.microsoft.com/office/word/2010/wordprocessingInk" xmlns:wne="http://schemas.microsoft.com/office/word/2006/wordml" xmlns:wps="http://schemas.microsoft.com/office/word/2010/wordprocessingShape" mc:Ignorable="w14 w15 w16se w16cid w16 w16cex w16sdtdh wp14">
+<w:document xmlns:wpc="http://schemas.microsoft.com/office/word/2010/wordprocessingCanvas" xmlns:cx="http://schemas.microsoft.com/office/drawing/2014/chartex" xmlns:cx1="http://schemas.microsoft.com/office/drawing/2015/9/8/chartex" xmlns:cx2="http://schemas.microsoft.com/office/drawing/2015/10/21/chartex" xmlns:cx3="http://schemas.microsoft.com/office/drawing/2016/5/9/chartex" xmlns:cx4="http://schemas.microsoft.com/office/drawing/2016/5/10/chartex" xmlns:cx5="http://schemas.microsoft.com/office/drawing/2016/5/11/chartex" xmlns:cx6="http://schemas.microsoft.com/office/drawing/2016/5/12/chartex" xmlns:cx7="http://schemas.microsoft.com/office/drawing/2016/5/13/chartex" xmlns:cx8="http://schemas.microsoft.com/office/drawing/2016/5/14/chartex" xmlns:mc="http://schemas.openxmlformats.org/markup-compatibility/2006" xmlns:aink="http://schemas.microsoft.com/office/drawing/2016/ink" xmlns:am3d="http://schemas.microsoft.com/office/drawing/2017/model3d" xmlns:o="urn:schemas-microsoft-com:office:office" xmlns:r="http://schemas.openxmlformats.org/officeDocument/2006/relationships" xmlns:m="http://schemas.openxmlformats.org/officeDocument/2006/math" xmlns:v="urn:schemas-microsoft-com:vml" xmlns:wp14="http://schemas.microsoft.com/office/word/2010/wordprocessingDrawing" xmlns:wp="http://schemas.openxmlformats.org/drawingml/2006/wordprocessingDrawing" xmlns:w10="urn:schemas-microsoft-com:office:word" xmlns:w="http://schemas.openxmlformats.org/wordprocessingml/2006/main" xmlns:w14="http://schemas.microsoft.com/office/word/2010/wordml" xmlns:w15="http://schemas.microsoft.com/office/word/2012/wordml" xmlns:w16cex="http://schemas.microsoft.com/office/word/2018/wordml/cex" xmlns:w16cid="http://schemas.microsoft.com/office/word/2016/wordml/cid" xmlns:w16="http://schemas.microsoft.com/office/word/2018/wordml" xmlns:w16sdtdh="http://schemas.microsoft.com/office/word/2020/wordml/sdtdatahash" xmlns:w16se="http://schemas.microsoft.com/office/word/2015/wordml/symex" xmlns:wpg="http://schemas.microsoft.com/office/word/2010/wordprocessingGroup" xmlns:wpi="http://schemas.microsoft.com/office/word/2010/wordprocessingInk" xmlns:wne="http://schemas.microsoft.com/office/word/2006/wordml" xmlns:wps="http://schemas.microsoft.com/office/word/2010/wordprocessingShape" mc:Ignorable="w14 w15 w16se w16cid w16 w16cex w16sdtdh wp14">
   <w:body>
     <w:p>
       <w:pPr>
@@ -129,7 +129,7 @@
               </wp:anchor>
             </w:drawing>
           </mc:Choice>
-          <mc:Fallback>
+          <mc:Fallback xmlns:oel="http://schemas.microsoft.com/office/2019/extlst">
             <w:pict>
               <v:rect w14:anchorId="1F91A522" id="Rectángulo 4" o:spid="_x0000_s1026" style="position:absolute;left:0;text-align:left;margin-left:375.1pt;margin-top:3.25pt;width:86.4pt;height:63.7pt;z-index:251658240;visibility:visible;mso-wrap-style:square;mso-wrap-distance-left:9pt;mso-wrap-distance-top:0;mso-wrap-distance-right:9pt;mso-wrap-distance-bottom:0;mso-position-horizontal:absolute;mso-position-horizontal-relative:text;mso-position-vertical:absolute;mso-position-vertical-relative:text;v-text-anchor:top" o:gfxdata="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" fillcolor="white [3201]">
                 <v:stroke startarrowwidth="narrow" startarrowlength="short" endarrowwidth="narrow" endarrowlength="short" joinstyle="round"/>
@@ -235,13 +235,10 @@
           <w:iCs w:val="0"/>
           <w:color w:val="000000"/>
         </w:rPr>
-        <w:t>(IEEE Std. 830-1998)</w:t>
-      </w:r>
-    </w:p>
-    <w:p>
-      <w:pPr>
-        <w:spacing w:after="3" w:line="259" w:lineRule="auto"/>
-        <w:ind w:left="0" w:right="5"/>
+        <w:t xml:space="preserve">(IEEE </w:t>
+      </w:r>
+      <w:proofErr w:type="spellStart"/>
+      <w:r>
         <w:rPr>
           <w:b/>
           <w:bCs/>
@@ -249,12 +246,10 @@
           <w:iCs w:val="0"/>
           <w:color w:val="000000"/>
         </w:rPr>
-      </w:pPr>
-    </w:p>
-    <w:p>
-      <w:pPr>
-        <w:spacing w:after="3" w:line="259" w:lineRule="auto"/>
-        <w:ind w:left="0" w:right="5"/>
+        <w:t>Std</w:t>
+      </w:r>
+      <w:proofErr w:type="spellEnd"/>
+      <w:r>
         <w:rPr>
           <w:b/>
           <w:bCs/>
@@ -262,10 +257,37 @@
           <w:iCs w:val="0"/>
           <w:color w:val="000000"/>
         </w:rPr>
-      </w:pPr>
+        <w:t>. 830-1998)</w:t>
+      </w:r>
     </w:p>
     <w:p>
       <w:pPr>
+        <w:spacing w:after="3" w:line="259" w:lineRule="auto"/>
+        <w:ind w:left="0" w:right="5"/>
+        <w:rPr>
+          <w:b/>
+          <w:bCs/>
+          <w:i w:val="0"/>
+          <w:iCs w:val="0"/>
+          <w:color w:val="000000"/>
+        </w:rPr>
+      </w:pPr>
+    </w:p>
+    <w:p>
+      <w:pPr>
+        <w:spacing w:after="3" w:line="259" w:lineRule="auto"/>
+        <w:ind w:left="0" w:right="5"/>
+        <w:rPr>
+          <w:b/>
+          <w:bCs/>
+          <w:i w:val="0"/>
+          <w:iCs w:val="0"/>
+          <w:color w:val="000000"/>
+        </w:rPr>
+      </w:pPr>
+    </w:p>
+    <w:p>
+      <w:pPr>
         <w:spacing w:after="13" w:line="248" w:lineRule="auto"/>
         <w:ind w:left="2137"/>
         <w:rPr>
@@ -505,7 +527,15 @@
           <w:sz w:val="18"/>
           <w:szCs w:val="18"/>
         </w:rPr>
-        <w:t xml:space="preserve">2.5 Suposiciones y Dependencias </w:t>
+        <w:t>2.5 Suposicio</w:t>
+      </w:r>
+      <w:r>
+        <w:rPr>
+          <w:color w:val="000000"/>
+          <w:sz w:val="18"/>
+          <w:szCs w:val="18"/>
+        </w:rPr>
+        <w:t xml:space="preserve">nes y Dependencias </w:t>
       </w:r>
     </w:p>
     <w:p>
@@ -879,7 +909,7 @@
               <w:rPr>
                 <w:color w:val="000000"/>
               </w:rPr>
-              <w:t>Tecnología Interactiva para la Conducta</w:t>
+              <w:t>Tecnología Interactiva para la Conducta de Oposición</w:t>
             </w:r>
           </w:p>
         </w:tc>
@@ -941,7 +971,7 @@
               <w:rPr>
                 <w:color w:val="000000"/>
               </w:rPr>
-              <w:t>0.1</w:t>
+              <w:t>0.2</w:t>
             </w:r>
           </w:p>
         </w:tc>
@@ -1083,7 +1113,43 @@
           <w:sz w:val="20"/>
           <w:szCs w:val="20"/>
         </w:rPr>
-        <w:t>Este documento es la Especificación de Requisitos de Software (SRS) para el Sistema de Clasificación Conductual y Reporte para TDO (SCR-TDO). El SCR-TDO es una aplicación de juego 2D cuyo propósito principal es recopilar, clasificar y cuantificar patrones de conducta disruptiva en niños diagnosticados con Trastorno de Oposición Desafiante (TDO) mediante un algoritmo de análisis. El sistema está diseñado para facilitar la aplicación de Terapias Cognitivo-Conductuales (TCC) por parte de especialistas de la salud a través de informes métricos objetivos. El SRS detalla el alcance, la problemática y los requisitos que servirán como base para su desarrollo y verificación.</w:t>
+        <w:t xml:space="preserve">Este documento es la Especificación de Requisitos de </w:t>
+      </w:r>
+      <w:r>
+        <w:rPr>
+          <w:rFonts w:ascii="Arial" w:eastAsia="Arial" w:hAnsi="Arial" w:cs="Arial"/>
+          <w:b w:val="0"/>
+          <w:bCs w:val="0"/>
+          <w:i/>
+          <w:iCs/>
+          <w:sz w:val="20"/>
+          <w:szCs w:val="20"/>
+        </w:rPr>
+        <w:t>Software (SRS) para el Sistema de Clasificación Conductual y Reporte para TDO (SCR-TDO). El SCR-TDO es una aplicación de juego 2D cuyo propósito principal es recopilar, clasificar y cuantificar patrones de conducta disruptiva en niños diagnosticados con Tr</w:t>
+      </w:r>
+      <w:r>
+        <w:rPr>
+          <w:rFonts w:ascii="Arial" w:eastAsia="Arial" w:hAnsi="Arial" w:cs="Arial"/>
+          <w:b w:val="0"/>
+          <w:bCs w:val="0"/>
+          <w:i/>
+          <w:iCs/>
+          <w:sz w:val="20"/>
+          <w:szCs w:val="20"/>
+        </w:rPr>
+        <w:t>astorno de Oposición Desafiante (TDO) mediante un algoritmo de análisis. El sistema está diseñado para facilitar la aplicación de Terapias Cognitivo-Conductuales (TCC) por parte de especialistas de la salud a través de informes métricos objetivos. El SRS d</w:t>
+      </w:r>
+      <w:r>
+        <w:rPr>
+          <w:rFonts w:ascii="Arial" w:eastAsia="Arial" w:hAnsi="Arial" w:cs="Arial"/>
+          <w:b w:val="0"/>
+          <w:bCs w:val="0"/>
+          <w:i/>
+          <w:iCs/>
+          <w:sz w:val="20"/>
+          <w:szCs w:val="20"/>
+        </w:rPr>
+        <w:t>etalla el alcance, la problemática y los requisitos que servirán como base para su desarrollo y verificación.</w:t>
       </w:r>
     </w:p>
     <w:p>
@@ -1127,7 +1193,23 @@
           <w:sz w:val="20"/>
           <w:szCs w:val="20"/>
         </w:rPr>
-        <w:t>El presente documento constituye la Especificación de Requisitos de Software (SRS) para el proyecto Asistente Virtual Terapéutico para TDO (AVT-TDO). Este sistema es una solución innovadora diseñada para abordar las limitaciones de las terapias conductuales convencionales para el Trastorno de Oposición Desafiante (TDO) en niños. Utilizando un formato de videojuego de tercera dimensión asistido por Inteligencia Artificial (IA), el AVT-TDO facilita la aplicación de protocolos de Terapia Cognitivo-Conductual (TCC) por parte de especialistas de la salud.</w:t>
+        <w:t xml:space="preserve">El presente documento constituye la Especificación de Requisitos de Software (SRS) para el proyecto Asistente Virtual </w:t>
+      </w:r>
+      <w:r>
+        <w:rPr>
+          <w:color w:val="000000"/>
+          <w:sz w:val="20"/>
+          <w:szCs w:val="20"/>
+        </w:rPr>
+        <w:t>Terapéutico para TDO (AVT-TDO). Este sistema es una solución innovadora diseñada para abordar las limitaciones de las terapias conductuales convencionales para el Trastorno de Oposición Desafiante (TDO) en niños. Utilizando un formato de videojuego de terc</w:t>
+      </w:r>
+      <w:r>
+        <w:rPr>
+          <w:color w:val="000000"/>
+          <w:sz w:val="20"/>
+          <w:szCs w:val="20"/>
+        </w:rPr>
+        <w:t>era dimensión asistido por Inteligencia Artificial (IA), el AVT-TDO facilita la aplicación de protocolos de Terapia Cognitivo-Conductual (TCC) por parte de especialistas de la salud.</w:t>
       </w:r>
     </w:p>
     <w:p>
@@ -1194,7 +1276,23 @@
           <w:sz w:val="20"/>
           <w:szCs w:val="20"/>
         </w:rPr>
-        <w:t>El propósito principal de este documento de Especificación de Requisitos de Software (SRS) es detallar los requisitos funcionales y no funcionales para el desarrollo del Sistema de Clasificación Conductual y Reporte para TDO (SCR-TDO). Este SRS servirá como base formal y contractual para el diseño, desarrollo y verificación del software, asegurando que el producto final cumpla con los objetivos terapéuticos y tecnológicos enfocados en la clasificación y el reporte de datos, definidos para la intervención en el Trastorno de Oposición Desafiante (TDO).</w:t>
+        <w:t xml:space="preserve">El propósito principal de este documento de </w:t>
+      </w:r>
+      <w:r>
+        <w:rPr>
+          <w:color w:val="000000"/>
+          <w:sz w:val="20"/>
+          <w:szCs w:val="20"/>
+        </w:rPr>
+        <w:t xml:space="preserve">Especificación de Requisitos de Software (SRS) es detallar los requisitos funcionales y no funcionales para el desarrollo del Sistema de Clasificación Conductual y Reporte para TDO (SCR-TDO). Este SRS servirá como base formal y contractual para el diseño, </w:t>
+      </w:r>
+      <w:r>
+        <w:rPr>
+          <w:color w:val="000000"/>
+          <w:sz w:val="20"/>
+          <w:szCs w:val="20"/>
+        </w:rPr>
+        <w:t>desarrollo y verificación del software, asegurando que el producto final cumpla con los objetivos terapéuticos y tecnológicos enfocados en la clasificación y el reporte de datos, definidos para la intervención en el Trastorno de Oposición Desafiante (TDO).</w:t>
       </w:r>
     </w:p>
     <w:p>
@@ -1220,7 +1318,41 @@
           <w:sz w:val="20"/>
           <w:szCs w:val="20"/>
         </w:rPr>
-        <w:t>Este documento está destinado a ser utilizado por todos los stakeholders del proyecto: incluyendo el equipo de desarrollo, los ingenieros de calidad (QA), el analista de sistemas, y los expertos clínicos. El SRS proporcionará una referencia única y consistente para la toma de decisiones técnicas y servirá como el instrumento principal para validar si el sistema implementado satisface las necesidades del usuario final. Además, establece el alcance contractual del producto para evitar desviaciones no autorizadas durante la construcción del software.</w:t>
+        <w:t xml:space="preserve">Este documento está destinado a ser utilizado por todos los </w:t>
+      </w:r>
+      <w:proofErr w:type="spellStart"/>
+      <w:r>
+        <w:rPr>
+          <w:color w:val="000000"/>
+          <w:sz w:val="20"/>
+          <w:szCs w:val="20"/>
+        </w:rPr>
+        <w:t>stakeholders</w:t>
+      </w:r>
+      <w:proofErr w:type="spellEnd"/>
+      <w:r>
+        <w:rPr>
+          <w:color w:val="000000"/>
+          <w:sz w:val="20"/>
+          <w:szCs w:val="20"/>
+        </w:rPr>
+        <w:t xml:space="preserve"> del proyecto: incluyendo el equipo de desarrollo, los ingenieros de calidad (QA), el analista de sistemas, y los expertos clínicos. El SRS proporcionará una referencia única y consis</w:t>
+      </w:r>
+      <w:r>
+        <w:rPr>
+          <w:color w:val="000000"/>
+          <w:sz w:val="20"/>
+          <w:szCs w:val="20"/>
+        </w:rPr>
+        <w:t>tente para la toma de decisiones técnicas y servirá como el instrumento principal para validar si el sistema implementado satisface las necesidades del usuario final. Además, establece el alcance contractual del producto para evitar desviaciones no autoriz</w:t>
+      </w:r>
+      <w:r>
+        <w:rPr>
+          <w:color w:val="000000"/>
+          <w:sz w:val="20"/>
+          <w:szCs w:val="20"/>
+        </w:rPr>
+        <w:t>adas durante la construcción del software.</w:t>
       </w:r>
     </w:p>
     <w:p>
@@ -1285,7 +1417,15 @@
           <w:sz w:val="20"/>
           <w:szCs w:val="20"/>
         </w:rPr>
-        <w:t>El Trastorno de Oposición Desafiante (TDO) es una condición neuropsiquiátrica de la niñez caracterizada por un patrón persistente de comportamientos negativistas, desafiantes, irritables y de falta de cooperación dirigidos a figuras de autoridad. Los individuos con TDO presentan dificultades significativas en las interacciones con padres, compañeros y educadores, lo que genera alta angustia en su entorno social.</w:t>
+        <w:t>El Trastorno de Oposición Desafiante (TDO) es una condición neuropsiquiátrica de la niñez caracterizada por un patrón persistente de comportamientos negativistas, desafiantes, irritables y de f</w:t>
+      </w:r>
+      <w:r>
+        <w:rPr>
+          <w:color w:val="000000"/>
+          <w:sz w:val="20"/>
+          <w:szCs w:val="20"/>
+        </w:rPr>
+        <w:t>alta de cooperación dirigidos a figuras de autoridad. Los individuos con TDO presentan dificultades significativas en las interacciones con padres, compañeros y educadores, lo que genera alta angustia en su entorno social.</w:t>
       </w:r>
     </w:p>
     <w:p>
@@ -1311,7 +1451,95 @@
           <w:sz w:val="20"/>
           <w:szCs w:val="20"/>
         </w:rPr>
-        <w:t>Según el DSM-5-TR y datos del National Institute of Health (NIH), la prevalencia del TDO se estima en un 3.3% en la población general y puede alcanzar hasta el 15.6% en muestras comunitarias. A pesar de la necesidad de intervención, las terapias convencionales (como la Terapia Cognitivo-Conductual o TCC) a menudo enfrentan barreras de costo, accesibilidad y falta de herramientas objetivas para medir el progreso conductual.</w:t>
+        <w:t xml:space="preserve">Según el DSM-5-TR y datos del </w:t>
+      </w:r>
+      <w:proofErr w:type="spellStart"/>
+      <w:r>
+        <w:rPr>
+          <w:color w:val="000000"/>
+          <w:sz w:val="20"/>
+          <w:szCs w:val="20"/>
+        </w:rPr>
+        <w:t>Nat</w:t>
+      </w:r>
+      <w:r>
+        <w:rPr>
+          <w:color w:val="000000"/>
+          <w:sz w:val="20"/>
+          <w:szCs w:val="20"/>
+        </w:rPr>
+        <w:t>ional</w:t>
+      </w:r>
+      <w:proofErr w:type="spellEnd"/>
+      <w:r>
+        <w:rPr>
+          <w:color w:val="000000"/>
+          <w:sz w:val="20"/>
+          <w:szCs w:val="20"/>
+        </w:rPr>
+        <w:t xml:space="preserve"> </w:t>
+      </w:r>
+      <w:proofErr w:type="spellStart"/>
+      <w:r>
+        <w:rPr>
+          <w:color w:val="000000"/>
+          <w:sz w:val="20"/>
+          <w:szCs w:val="20"/>
+        </w:rPr>
+        <w:t>Institute</w:t>
+      </w:r>
+      <w:proofErr w:type="spellEnd"/>
+      <w:r>
+        <w:rPr>
+          <w:color w:val="000000"/>
+          <w:sz w:val="20"/>
+          <w:szCs w:val="20"/>
+        </w:rPr>
+        <w:t xml:space="preserve"> </w:t>
+      </w:r>
+      <w:proofErr w:type="spellStart"/>
+      <w:r>
+        <w:rPr>
+          <w:color w:val="000000"/>
+          <w:sz w:val="20"/>
+          <w:szCs w:val="20"/>
+        </w:rPr>
+        <w:t>of</w:t>
+      </w:r>
+      <w:proofErr w:type="spellEnd"/>
+      <w:r>
+        <w:rPr>
+          <w:color w:val="000000"/>
+          <w:sz w:val="20"/>
+          <w:szCs w:val="20"/>
+        </w:rPr>
+        <w:t xml:space="preserve"> </w:t>
+      </w:r>
+      <w:proofErr w:type="spellStart"/>
+      <w:r>
+        <w:rPr>
+          <w:color w:val="000000"/>
+          <w:sz w:val="20"/>
+          <w:szCs w:val="20"/>
+        </w:rPr>
+        <w:t>Health</w:t>
+      </w:r>
+      <w:proofErr w:type="spellEnd"/>
+      <w:r>
+        <w:rPr>
+          <w:color w:val="000000"/>
+          <w:sz w:val="20"/>
+          <w:szCs w:val="20"/>
+        </w:rPr>
+        <w:t xml:space="preserve"> (NIH), la prevalencia del TDO se estima en un 3.3% en la población general y puede alcanzar hasta el 15.6% en muestras comunitarias. A pesar de la necesidad de intervención, las terapias convencionales (como la Terapia Cognitivo-C</w:t>
+      </w:r>
+      <w:r>
+        <w:rPr>
+          <w:color w:val="000000"/>
+          <w:sz w:val="20"/>
+          <w:szCs w:val="20"/>
+        </w:rPr>
+        <w:t>onductual o TCC) a menudo enfrentan barreras de costo, accesibilidad y falta de herramientas objetivas para medir el progreso conductual.</w:t>
       </w:r>
     </w:p>
     <w:p>
@@ -1337,7 +1565,15 @@
           <w:sz w:val="20"/>
           <w:szCs w:val="20"/>
         </w:rPr>
-        <w:t xml:space="preserve">Por ello, se propone el desarrollo de una aplicación de juego 2D con un algoritmo de clasificación de conductas que permita aplicar eficazmente las Terapias Cognitivo-Conductuales (TCC) para la </w:t>
+        <w:t>Por ello, se propone el desarrollo de una aplicación de juego 2D con un algoritmo de clasificación de conductas que pe</w:t>
+      </w:r>
+      <w:r>
+        <w:rPr>
+          <w:color w:val="000000"/>
+          <w:sz w:val="20"/>
+          <w:szCs w:val="20"/>
+        </w:rPr>
+        <w:t xml:space="preserve">rmita aplicar eficazmente las Terapias Cognitivo-Conductuales (TCC) para la </w:t>
       </w:r>
       <w:r>
         <w:rPr>
@@ -2048,7 +2284,10 @@
           </w:tcPr>
           <w:p>
             <w:r>
-              <w:t>Estudiante de Ingeniería en Desarrollo y Gestión de Software</w:t>
+              <w:t xml:space="preserve">Estudiante de Ingeniería en Desarrollo y Gestión de </w:t>
+            </w:r>
+            <w:r>
+              <w:t>Software</w:t>
             </w:r>
           </w:p>
         </w:tc>
@@ -2450,7 +2689,10 @@
           </w:tcPr>
           <w:p>
             <w:r>
-              <w:t>Estudiante de Ingeniería en Desarrollo y Gestión de Software</w:t>
+              <w:t xml:space="preserve">Estudiante de Ingeniería en Desarrollo y </w:t>
+            </w:r>
+            <w:r>
+              <w:t>Gestión de Software</w:t>
             </w:r>
           </w:p>
         </w:tc>
@@ -2806,7 +3048,15 @@
           </w:tcPr>
           <w:p>
             <w:r>
-              <w:t>Desarrollador y Investigador</w:t>
+              <w:t xml:space="preserve">Desarrollador </w:t>
+            </w:r>
+            <w:proofErr w:type="spellStart"/>
+            <w:r>
+              <w:t>y</w:t>
+            </w:r>
+            <w:proofErr w:type="spellEnd"/>
+            <w:r>
+              <w:t xml:space="preserve"> Investigador</w:t>
             </w:r>
           </w:p>
         </w:tc>
@@ -2853,7 +3103,10 @@
           </w:tcPr>
           <w:p>
             <w:r>
-              <w:t>Estudiante de Ingeniería en Desarrollo y Gestión de Software</w:t>
+              <w:t xml:space="preserve">Estudiante de Ingeniería en </w:t>
+            </w:r>
+            <w:r>
+              <w:t>Desarrollo y Gestión de Software</w:t>
             </w:r>
           </w:p>
         </w:tc>
@@ -3260,7 +3513,10 @@
           </w:tcPr>
           <w:p>
             <w:r>
-              <w:t>Estudiante de Ingeniería en Desarrollo y Gestión de Software</w:t>
+              <w:t xml:space="preserve">Estudiante de </w:t>
+            </w:r>
+            <w:r>
+              <w:t>Ingeniería en Desarrollo y Gestión de Software</w:t>
             </w:r>
           </w:p>
         </w:tc>
@@ -3642,7 +3898,10 @@
           </w:tcPr>
           <w:p>
             <w:r>
-              <w:t>Categoría profesional</w:t>
+              <w:t xml:space="preserve">Categoría </w:t>
+            </w:r>
+            <w:r>
+              <w:t>profesional</w:t>
             </w:r>
           </w:p>
         </w:tc>
@@ -4135,7 +4394,15 @@
                 <w:sz w:val="20"/>
                 <w:szCs w:val="20"/>
               </w:rPr>
-              <w:t>Terapia Cognitivo-Conductual. El enfoque terapéutico cuyos protocolos (ejercicios) son implementados y evaluados por el sistema de juego 2D.</w:t>
+              <w:t>Terapia Cognitivo-Conductual. El enfoque</w:t>
+            </w:r>
+            <w:r>
+              <w:rPr>
+                <w:color w:val="000000"/>
+                <w:sz w:val="20"/>
+                <w:szCs w:val="20"/>
+              </w:rPr>
+              <w:t xml:space="preserve"> terapéutico cuyos protocolos (ejercicios) son implementados y evaluados por el sistema de juego 2D.</w:t>
             </w:r>
           </w:p>
         </w:tc>
@@ -4201,7 +4468,15 @@
                 <w:sz w:val="20"/>
                 <w:szCs w:val="20"/>
               </w:rPr>
-              <w:t>Secuencia o tendencia repetitiva de conductas que se desvían de los objetivos terapéuticos (ej., la persistencia en ignorar reglas). Es la unidad que el algoritmo busca clasificar.</w:t>
+              <w:t>Secuencia o tendencia repetitiva de conductas que se desvían de los objetivos terapéuticos (ej., la persistencia en ignorar reglas). E</w:t>
+            </w:r>
+            <w:r>
+              <w:rPr>
+                <w:color w:val="000000"/>
+                <w:sz w:val="20"/>
+                <w:szCs w:val="20"/>
+              </w:rPr>
+              <w:t>s la unidad que el algoritmo busca clasificar.</w:t>
             </w:r>
           </w:p>
         </w:tc>
@@ -4303,7 +4578,15 @@
                 <w:sz w:val="20"/>
                 <w:szCs w:val="20"/>
               </w:rPr>
-              <w:t>Refuerzo Diferencial</w:t>
+              <w:t xml:space="preserve">Refuerzo </w:t>
+            </w:r>
+            <w:r>
+              <w:rPr>
+                <w:color w:val="000000"/>
+                <w:sz w:val="20"/>
+                <w:szCs w:val="20"/>
+              </w:rPr>
+              <w:t>Diferencial</w:t>
             </w:r>
           </w:p>
         </w:tc>
@@ -4399,7 +4682,15 @@
                 <w:sz w:val="20"/>
                 <w:szCs w:val="20"/>
               </w:rPr>
-              <w:t>El comportamiento observable y medible que el terapeuta espera que el niño logre en un nivel específico (ej., "completar la tarea sin un fallo de desafío").</w:t>
+              <w:t>El comportamiento observable y medible que el terapeuta espera que el niño logr</w:t>
+            </w:r>
+            <w:r>
+              <w:rPr>
+                <w:color w:val="000000"/>
+                <w:sz w:val="20"/>
+                <w:szCs w:val="20"/>
+              </w:rPr>
+              <w:t>e en un nivel específico (ej., "completar la tarea sin un fallo de desafío").</w:t>
             </w:r>
           </w:p>
         </w:tc>
@@ -4465,7 +4756,15 @@
                 <w:sz w:val="20"/>
                 <w:szCs w:val="20"/>
               </w:rPr>
-              <w:t>La lógica matemática central (reglas determinísticas o modelos de árbol de decisión simples) utilizada para cuantificar, categorizar y etiquetar las Métricas Conductuales recopiladas.</w:t>
+              <w:t>La lógica matemática central (reglas determinísticas o modelos de árbol de decisión simples) utilizada para cuantificar, categorizar y etiquetar las M</w:t>
+            </w:r>
+            <w:r>
+              <w:rPr>
+                <w:color w:val="000000"/>
+                <w:sz w:val="20"/>
+                <w:szCs w:val="20"/>
+              </w:rPr>
+              <w:t>étricas Conductuales recopiladas.</w:t>
             </w:r>
           </w:p>
         </w:tc>
@@ -4597,7 +4896,25 @@
                 <w:sz w:val="20"/>
                 <w:szCs w:val="20"/>
               </w:rPr>
-              <w:t>Término TI (medido en ms) que describe el tiempo que tarda un paquete de datos (Métricas Conductuales) en viajar desde la aplicación 2D hasta el servidor backend. Crítica para la integridad del Reporte.</w:t>
+              <w:t xml:space="preserve">Término TI (medido en ms) que describe el tiempo que tarda un paquete de datos (Métricas Conductuales) en viajar desde la aplicación 2D hasta el servidor </w:t>
+            </w:r>
+            <w:proofErr w:type="spellStart"/>
+            <w:r>
+              <w:rPr>
+                <w:color w:val="000000"/>
+                <w:sz w:val="20"/>
+                <w:szCs w:val="20"/>
+              </w:rPr>
+              <w:t>backend</w:t>
+            </w:r>
+            <w:proofErr w:type="spellEnd"/>
+            <w:r>
+              <w:rPr>
+                <w:color w:val="000000"/>
+                <w:sz w:val="20"/>
+                <w:szCs w:val="20"/>
+              </w:rPr>
+              <w:t>. Crítica para la integridad del Reporte.</w:t>
             </w:r>
           </w:p>
         </w:tc>
@@ -4663,7 +4980,15 @@
                 <w:sz w:val="20"/>
                 <w:szCs w:val="20"/>
               </w:rPr>
-              <w:t>La salida esencial del sistema; un informe estructurado que presenta la tendencia, clasificación y cuantificación de las Métricas Conductuales a lo largo de las sesiones.</w:t>
+              <w:t>La salida esencial del sistema; un i</w:t>
+            </w:r>
+            <w:r>
+              <w:rPr>
+                <w:color w:val="000000"/>
+                <w:sz w:val="20"/>
+                <w:szCs w:val="20"/>
+              </w:rPr>
+              <w:t>nforme estructurado que presenta la tendencia, clasificación y cuantificación de las Métricas Conductuales a lo largo de las sesiones.</w:t>
             </w:r>
           </w:p>
         </w:tc>
@@ -4693,13 +5018,23 @@
                 <w:szCs w:val="20"/>
               </w:rPr>
             </w:pPr>
-            <w:r>
-              <w:rPr>
-                <w:color w:val="000000"/>
-                <w:sz w:val="20"/>
-                <w:szCs w:val="20"/>
-              </w:rPr>
-              <w:t>Backend (Servidor)</w:t>
+            <w:proofErr w:type="spellStart"/>
+            <w:r>
+              <w:rPr>
+                <w:color w:val="000000"/>
+                <w:sz w:val="20"/>
+                <w:szCs w:val="20"/>
+              </w:rPr>
+              <w:t>Backend</w:t>
+            </w:r>
+            <w:proofErr w:type="spellEnd"/>
+            <w:r>
+              <w:rPr>
+                <w:color w:val="000000"/>
+                <w:sz w:val="20"/>
+                <w:szCs w:val="20"/>
+              </w:rPr>
+              <w:t xml:space="preserve"> (Servidor)</w:t>
             </w:r>
           </w:p>
         </w:tc>
@@ -4729,7 +5064,15 @@
                 <w:sz w:val="20"/>
                 <w:szCs w:val="20"/>
               </w:rPr>
-              <w:t>La parte del sistema alojada en la nube, responsable de la ejecución del Algoritmo de Clasificación, el almacenamiento de datos sensibles y la generación de reportes.</w:t>
+              <w:t xml:space="preserve">La parte del sistema alojada en la nube, responsable de la ejecución del Algoritmo de Clasificación, </w:t>
+            </w:r>
+            <w:r>
+              <w:rPr>
+                <w:color w:val="000000"/>
+                <w:sz w:val="20"/>
+                <w:szCs w:val="20"/>
+              </w:rPr>
+              <w:t>el almacenamiento de datos sensibles y la generación de reportes.</w:t>
             </w:r>
           </w:p>
         </w:tc>
@@ -4795,7 +5138,25 @@
                 <w:sz w:val="20"/>
                 <w:szCs w:val="20"/>
               </w:rPr>
-              <w:t>La garantía de que las Métricas Conductuales registradas y almacenadas son completas, precisas y no han sido alteradas durante la transmisión (ver Checksum).</w:t>
+              <w:t xml:space="preserve">La garantía de que las Métricas Conductuales registradas y almacenadas son completas, precisas y no han sido alteradas durante la transmisión (ver </w:t>
+            </w:r>
+            <w:proofErr w:type="spellStart"/>
+            <w:r>
+              <w:rPr>
+                <w:color w:val="000000"/>
+                <w:sz w:val="20"/>
+                <w:szCs w:val="20"/>
+              </w:rPr>
+              <w:t>Checksum</w:t>
+            </w:r>
+            <w:proofErr w:type="spellEnd"/>
+            <w:r>
+              <w:rPr>
+                <w:color w:val="000000"/>
+                <w:sz w:val="20"/>
+                <w:szCs w:val="20"/>
+              </w:rPr>
+              <w:t>).</w:t>
             </w:r>
           </w:p>
         </w:tc>
@@ -4831,7 +5192,15 @@
                 <w:sz w:val="20"/>
                 <w:szCs w:val="20"/>
               </w:rPr>
-              <w:t>Cifrado en Reposo</w:t>
+              <w:t>Cifrado en</w:t>
+            </w:r>
+            <w:r>
+              <w:rPr>
+                <w:color w:val="000000"/>
+                <w:sz w:val="20"/>
+                <w:szCs w:val="20"/>
+              </w:rPr>
+              <w:t xml:space="preserve"> Reposo</w:t>
             </w:r>
           </w:p>
         </w:tc>
@@ -4861,7 +5230,25 @@
                 <w:sz w:val="20"/>
                 <w:szCs w:val="20"/>
               </w:rPr>
-              <w:t>Protocolo de seguridad que requiere que los datos almacenados en la Base de Datos (BD) del backend estén codificados para proteger la información sensible del paciente.</w:t>
+              <w:t xml:space="preserve">Protocolo de seguridad que requiere que los datos almacenados en la Base de Datos (BD) del </w:t>
+            </w:r>
+            <w:proofErr w:type="spellStart"/>
+            <w:r>
+              <w:rPr>
+                <w:color w:val="000000"/>
+                <w:sz w:val="20"/>
+                <w:szCs w:val="20"/>
+              </w:rPr>
+              <w:t>backend</w:t>
+            </w:r>
+            <w:proofErr w:type="spellEnd"/>
+            <w:r>
+              <w:rPr>
+                <w:color w:val="000000"/>
+                <w:sz w:val="20"/>
+                <w:szCs w:val="20"/>
+              </w:rPr>
+              <w:t xml:space="preserve"> estén codificados para proteger la información sensible del paciente.</w:t>
             </w:r>
           </w:p>
         </w:tc>
@@ -4927,7 +5314,15 @@
                 <w:sz w:val="20"/>
                 <w:szCs w:val="20"/>
               </w:rPr>
-              <w:t>La interfaz del juego desarrollada en dos dimensiones que el niño utiliza en su dispositivo móvil. Debe ser liviana y eficiente en el uso de recursos.</w:t>
+              <w:t xml:space="preserve">La interfaz del juego desarrollada en dos dimensiones que el </w:t>
+            </w:r>
+            <w:r>
+              <w:rPr>
+                <w:color w:val="000000"/>
+                <w:sz w:val="20"/>
+                <w:szCs w:val="20"/>
+              </w:rPr>
+              <w:t>niño utiliza en su dispositivo móvil. Debe ser liviana y eficiente en el uso de recursos.</w:t>
             </w:r>
           </w:p>
         </w:tc>
@@ -4957,6 +5352,7 @@
                 <w:szCs w:val="20"/>
               </w:rPr>
             </w:pPr>
+            <w:proofErr w:type="spellStart"/>
             <w:r>
               <w:rPr>
                 <w:color w:val="000000"/>
@@ -4965,6 +5361,7 @@
               </w:rPr>
               <w:t>Checkpoint</w:t>
             </w:r>
+            <w:proofErr w:type="spellEnd"/>
           </w:p>
         </w:tc>
         <w:tc>
@@ -5562,13 +5959,47 @@
                 <w:szCs w:val="22"/>
               </w:rPr>
             </w:pPr>
+            <w:proofErr w:type="spellStart"/>
             <w:r>
               <w:rPr>
                 <w:sz w:val="22"/>
                 <w:szCs w:val="22"/>
               </w:rPr>
-              <w:t>Sreevalsan S. Menon, K. Krishnamurthy</w:t>
-            </w:r>
+              <w:t>Sreevalsan</w:t>
+            </w:r>
+            <w:proofErr w:type="spellEnd"/>
+            <w:r>
+              <w:rPr>
+                <w:sz w:val="22"/>
+                <w:szCs w:val="22"/>
+              </w:rPr>
+              <w:t xml:space="preserve"> S. </w:t>
+            </w:r>
+            <w:proofErr w:type="spellStart"/>
+            <w:r>
+              <w:rPr>
+                <w:sz w:val="22"/>
+                <w:szCs w:val="22"/>
+              </w:rPr>
+              <w:t>Menon</w:t>
+            </w:r>
+            <w:proofErr w:type="spellEnd"/>
+            <w:r>
+              <w:rPr>
+                <w:sz w:val="22"/>
+                <w:szCs w:val="22"/>
+              </w:rPr>
+              <w:t xml:space="preserve">, K. </w:t>
+            </w:r>
+            <w:proofErr w:type="spellStart"/>
+            <w:r>
+              <w:rPr>
+                <w:sz w:val="22"/>
+                <w:szCs w:val="22"/>
+              </w:rPr>
+              <w:t>Krishnamurthy</w:t>
+            </w:r>
+            <w:proofErr w:type="spellEnd"/>
           </w:p>
           <w:p>
             <w:pPr>
@@ -5674,7 +6105,15 @@
                 <w:lang w:val="en-US"/>
               </w:rPr>
               <w:br/>
-              <w:t>with Oppositional Defiant Disorder</w:t>
+              <w:t xml:space="preserve">with Oppositional Defiant </w:t>
+            </w:r>
+            <w:r>
+              <w:rPr>
+                <w:sz w:val="22"/>
+                <w:szCs w:val="22"/>
+                <w:lang w:val="en-US"/>
+              </w:rPr>
+              <w:t>Disorder</w:t>
             </w:r>
           </w:p>
           <w:p>
@@ -5814,13 +6253,41 @@
                 <w:lang w:val="en-US"/>
               </w:rPr>
             </w:pPr>
+            <w:proofErr w:type="spellStart"/>
             <w:r>
               <w:rPr>
                 <w:sz w:val="22"/>
                 <w:szCs w:val="22"/>
                 <w:lang w:val="en-US"/>
               </w:rPr>
-              <w:t>Xiuyun Lin, Ting He, Melissa Heath, Peilian Chi, Stephen Hinshaw</w:t>
+              <w:t>Xiuyun</w:t>
+            </w:r>
+            <w:proofErr w:type="spellEnd"/>
+            <w:r>
+              <w:rPr>
+                <w:sz w:val="22"/>
+                <w:szCs w:val="22"/>
+                <w:lang w:val="en-US"/>
+              </w:rPr>
+              <w:t xml:space="preserve"> Lin, Ting He, Melissa Heath, </w:t>
+            </w:r>
+            <w:proofErr w:type="spellStart"/>
+            <w:r>
+              <w:rPr>
+                <w:sz w:val="22"/>
+                <w:szCs w:val="22"/>
+                <w:lang w:val="en-US"/>
+              </w:rPr>
+              <w:t>Peilian</w:t>
+            </w:r>
+            <w:proofErr w:type="spellEnd"/>
+            <w:r>
+              <w:rPr>
+                <w:sz w:val="22"/>
+                <w:szCs w:val="22"/>
+                <w:lang w:val="en-US"/>
+              </w:rPr>
+              <w:t xml:space="preserve"> Chi, Stephen Hinshaw</w:t>
             </w:r>
           </w:p>
           <w:p>
@@ -5949,6 +6416,13 @@
                 <w:lang w:val="en-US"/>
               </w:rPr>
               <w:br/>
+            </w:r>
+            <w:r>
+              <w:rPr>
+                <w:sz w:val="22"/>
+                <w:szCs w:val="22"/>
+                <w:lang w:val="en-US"/>
+              </w:rPr>
               <w:t xml:space="preserve">adolescents in routine clinical care: A systematic review and meta-analysis </w:t>
             </w:r>
           </w:p>
@@ -6069,13 +6543,113 @@
                 <w:lang w:val="en-US"/>
               </w:rPr>
             </w:pPr>
+            <w:proofErr w:type="spellStart"/>
             <w:r>
               <w:rPr>
                 <w:sz w:val="22"/>
                 <w:szCs w:val="22"/>
                 <w:lang w:val="en-US"/>
               </w:rPr>
-              <w:t>Eili N. Riise, Gro Janne H. Wergeland, Urdur Njardvik, Lars-Goran Ost</w:t>
+              <w:t>Eili</w:t>
+            </w:r>
+            <w:proofErr w:type="spellEnd"/>
+            <w:r>
+              <w:rPr>
+                <w:sz w:val="22"/>
+                <w:szCs w:val="22"/>
+                <w:lang w:val="en-US"/>
+              </w:rPr>
+              <w:t xml:space="preserve"> N. </w:t>
+            </w:r>
+            <w:proofErr w:type="spellStart"/>
+            <w:r>
+              <w:rPr>
+                <w:sz w:val="22"/>
+                <w:szCs w:val="22"/>
+                <w:lang w:val="en-US"/>
+              </w:rPr>
+              <w:t>Riise</w:t>
+            </w:r>
+            <w:proofErr w:type="spellEnd"/>
+            <w:r>
+              <w:rPr>
+                <w:sz w:val="22"/>
+                <w:szCs w:val="22"/>
+                <w:lang w:val="en-US"/>
+              </w:rPr>
+              <w:t xml:space="preserve">, Gro </w:t>
+            </w:r>
+            <w:proofErr w:type="spellStart"/>
+            <w:r>
+              <w:rPr>
+                <w:sz w:val="22"/>
+                <w:szCs w:val="22"/>
+                <w:lang w:val="en-US"/>
+              </w:rPr>
+              <w:t>Janne</w:t>
+            </w:r>
+            <w:proofErr w:type="spellEnd"/>
+            <w:r>
+              <w:rPr>
+                <w:sz w:val="22"/>
+                <w:szCs w:val="22"/>
+                <w:lang w:val="en-US"/>
+              </w:rPr>
+              <w:t xml:space="preserve"> H. </w:t>
+            </w:r>
+            <w:proofErr w:type="spellStart"/>
+            <w:r>
+              <w:rPr>
+                <w:sz w:val="22"/>
+                <w:szCs w:val="22"/>
+                <w:lang w:val="en-US"/>
+              </w:rPr>
+              <w:t>Wergeland</w:t>
+            </w:r>
+            <w:proofErr w:type="spellEnd"/>
+            <w:r>
+              <w:rPr>
+                <w:sz w:val="22"/>
+                <w:szCs w:val="22"/>
+                <w:lang w:val="en-US"/>
+              </w:rPr>
+              <w:t xml:space="preserve">, </w:t>
+            </w:r>
+            <w:proofErr w:type="spellStart"/>
+            <w:r>
+              <w:rPr>
+                <w:sz w:val="22"/>
+                <w:szCs w:val="22"/>
+                <w:lang w:val="en-US"/>
+              </w:rPr>
+              <w:t>Urdur</w:t>
+            </w:r>
+            <w:proofErr w:type="spellEnd"/>
+            <w:r>
+              <w:rPr>
+                <w:sz w:val="22"/>
+                <w:szCs w:val="22"/>
+                <w:lang w:val="en-US"/>
+              </w:rPr>
+              <w:t xml:space="preserve"> </w:t>
+            </w:r>
+            <w:proofErr w:type="spellStart"/>
+            <w:r>
+              <w:rPr>
+                <w:sz w:val="22"/>
+                <w:szCs w:val="22"/>
+                <w:lang w:val="en-US"/>
+              </w:rPr>
+              <w:t>Njardvik</w:t>
+            </w:r>
+            <w:proofErr w:type="spellEnd"/>
+            <w:r>
+              <w:rPr>
+                <w:sz w:val="22"/>
+                <w:szCs w:val="22"/>
+                <w:lang w:val="en-US"/>
+              </w:rPr>
+              <w:t>, Lars-Goran Ost</w:t>
             </w:r>
           </w:p>
           <w:p>
@@ -6165,7 +6739,15 @@
                 <w:szCs w:val="22"/>
                 <w:lang w:val="en-US"/>
               </w:rPr>
-              <w:t>Comorbidity of oppositional defi ant disorder and anxiety disorders</w:t>
+              <w:t xml:space="preserve">Comorbidity of oppositional defi ant disorder and anxiety </w:t>
+            </w:r>
+            <w:r>
+              <w:rPr>
+                <w:sz w:val="22"/>
+                <w:szCs w:val="22"/>
+                <w:lang w:val="en-US"/>
+              </w:rPr>
+              <w:t>disorders</w:t>
             </w:r>
             <w:r>
               <w:rPr>
@@ -6434,7 +7016,27 @@
                 <w:szCs w:val="22"/>
                 <w:u w:val="single"/>
               </w:rPr>
-              <w:t>10.46780/sociedadcunzac.v2i1.12</w:t>
+              <w:t>10.46780/</w:t>
+            </w:r>
+            <w:proofErr w:type="gramStart"/>
+            <w:r>
+              <w:rPr>
+                <w:color w:val="0563C1"/>
+                <w:sz w:val="22"/>
+                <w:szCs w:val="22"/>
+                <w:u w:val="single"/>
+              </w:rPr>
+              <w:t>sociedadcunzac.v</w:t>
+            </w:r>
+            <w:proofErr w:type="gramEnd"/>
+            <w:r>
+              <w:rPr>
+                <w:color w:val="0563C1"/>
+                <w:sz w:val="22"/>
+                <w:szCs w:val="22"/>
+                <w:u w:val="single"/>
+              </w:rPr>
+              <w:t>2i1.12</w:t>
             </w:r>
           </w:p>
           <w:p>
@@ -6604,15 +7206,40 @@
                 <w:lang w:val="en-US"/>
               </w:rPr>
               <w:br/>
-              <w:t>Children With Disruptive Behavior Disorders: A</w:t>
-            </w:r>
+              <w:t xml:space="preserve">Children </w:t>
+            </w:r>
+            <w:proofErr w:type="gramStart"/>
             <w:r>
               <w:rPr>
                 <w:sz w:val="22"/>
                 <w:szCs w:val="22"/>
                 <w:lang w:val="en-US"/>
               </w:rPr>
+              <w:t>With</w:t>
+            </w:r>
+            <w:proofErr w:type="gramEnd"/>
+            <w:r>
+              <w:rPr>
+                <w:sz w:val="22"/>
+                <w:szCs w:val="22"/>
+                <w:lang w:val="en-US"/>
+              </w:rPr>
+              <w:t xml:space="preserve"> Disruptive Behavior Disorders: A</w:t>
+            </w:r>
+            <w:r>
+              <w:rPr>
+                <w:sz w:val="22"/>
+                <w:szCs w:val="22"/>
+                <w:lang w:val="en-US"/>
+              </w:rPr>
               <w:br/>
+            </w:r>
+            <w:r>
+              <w:rPr>
+                <w:sz w:val="22"/>
+                <w:szCs w:val="22"/>
+                <w:lang w:val="en-US"/>
+              </w:rPr>
               <w:t>Randomized Controlled Trial</w:t>
             </w:r>
           </w:p>
@@ -6737,7 +7364,151 @@
                 <w:sz w:val="22"/>
                 <w:szCs w:val="22"/>
               </w:rPr>
-              <w:t xml:space="preserve">Anja Goertz-Dorten, Christina Dose, Leonie Hofmann, Josepha Katzmann, Manuela Groth, Kerstin Detering, Anne Hellmann, Laura Stadler, Barbara Braun, Martin Hellmich, Manfred Doepfner </w:t>
+              <w:t xml:space="preserve">Anja </w:t>
+            </w:r>
+            <w:proofErr w:type="spellStart"/>
+            <w:r>
+              <w:rPr>
+                <w:sz w:val="22"/>
+                <w:szCs w:val="22"/>
+              </w:rPr>
+              <w:t>Goertz-Dorten</w:t>
+            </w:r>
+            <w:proofErr w:type="spellEnd"/>
+            <w:r>
+              <w:rPr>
+                <w:sz w:val="22"/>
+                <w:szCs w:val="22"/>
+              </w:rPr>
+              <w:t xml:space="preserve">, Christina </w:t>
+            </w:r>
+            <w:proofErr w:type="spellStart"/>
+            <w:r>
+              <w:rPr>
+                <w:sz w:val="22"/>
+                <w:szCs w:val="22"/>
+              </w:rPr>
+              <w:t>Dose</w:t>
+            </w:r>
+            <w:proofErr w:type="spellEnd"/>
+            <w:r>
+              <w:rPr>
+                <w:sz w:val="22"/>
+                <w:szCs w:val="22"/>
+              </w:rPr>
+              <w:t xml:space="preserve">, </w:t>
+            </w:r>
+            <w:proofErr w:type="spellStart"/>
+            <w:r>
+              <w:rPr>
+                <w:sz w:val="22"/>
+                <w:szCs w:val="22"/>
+              </w:rPr>
+              <w:t>Leonie</w:t>
+            </w:r>
+            <w:proofErr w:type="spellEnd"/>
+            <w:r>
+              <w:rPr>
+                <w:sz w:val="22"/>
+                <w:szCs w:val="22"/>
+              </w:rPr>
+              <w:t xml:space="preserve"> Hofmann, </w:t>
+            </w:r>
+            <w:proofErr w:type="spellStart"/>
+            <w:r>
+              <w:rPr>
+                <w:sz w:val="22"/>
+                <w:szCs w:val="22"/>
+              </w:rPr>
+              <w:t>Josepha</w:t>
+            </w:r>
+            <w:proofErr w:type="spellEnd"/>
+            <w:r>
+              <w:rPr>
+                <w:sz w:val="22"/>
+                <w:szCs w:val="22"/>
+              </w:rPr>
+              <w:t xml:space="preserve"> </w:t>
+            </w:r>
+            <w:proofErr w:type="spellStart"/>
+            <w:r>
+              <w:rPr>
+                <w:sz w:val="22"/>
+                <w:szCs w:val="22"/>
+              </w:rPr>
+              <w:t>Katzmann</w:t>
+            </w:r>
+            <w:proofErr w:type="spellEnd"/>
+            <w:r>
+              <w:rPr>
+                <w:sz w:val="22"/>
+                <w:szCs w:val="22"/>
+              </w:rPr>
+              <w:t xml:space="preserve">, Manuela Groth, Kerstin </w:t>
+            </w:r>
+            <w:proofErr w:type="spellStart"/>
+            <w:r>
+              <w:rPr>
+                <w:sz w:val="22"/>
+                <w:szCs w:val="22"/>
+              </w:rPr>
+              <w:t>Detering</w:t>
+            </w:r>
+            <w:proofErr w:type="spellEnd"/>
+            <w:r>
+              <w:rPr>
+                <w:sz w:val="22"/>
+                <w:szCs w:val="22"/>
+              </w:rPr>
+              <w:t xml:space="preserve">, Anne Hellmann, Laura </w:t>
+            </w:r>
+            <w:proofErr w:type="spellStart"/>
+            <w:r>
+              <w:rPr>
+                <w:sz w:val="22"/>
+                <w:szCs w:val="22"/>
+              </w:rPr>
+              <w:t>Stadler</w:t>
+            </w:r>
+            <w:proofErr w:type="spellEnd"/>
+            <w:r>
+              <w:rPr>
+                <w:sz w:val="22"/>
+                <w:szCs w:val="22"/>
+              </w:rPr>
+              <w:t xml:space="preserve">, Barbara Braun, Martin </w:t>
+            </w:r>
+            <w:proofErr w:type="spellStart"/>
+            <w:r>
+              <w:rPr>
+                <w:sz w:val="22"/>
+                <w:szCs w:val="22"/>
+              </w:rPr>
+              <w:t>Hellmich</w:t>
+            </w:r>
+            <w:proofErr w:type="spellEnd"/>
+            <w:r>
+              <w:rPr>
+                <w:sz w:val="22"/>
+                <w:szCs w:val="22"/>
+              </w:rPr>
+              <w:t xml:space="preserve">, Manfred </w:t>
+            </w:r>
+            <w:proofErr w:type="spellStart"/>
+            <w:r>
+              <w:rPr>
+                <w:sz w:val="22"/>
+                <w:szCs w:val="22"/>
+              </w:rPr>
+              <w:t>Doepfner</w:t>
+            </w:r>
+            <w:proofErr w:type="spellEnd"/>
+            <w:r>
+              <w:rPr>
+                <w:sz w:val="22"/>
+                <w:szCs w:val="22"/>
+              </w:rPr>
+              <w:t xml:space="preserve"> </w:t>
             </w:r>
           </w:p>
           <w:p>
@@ -6997,8 +7768,49 @@
                 <w:sz w:val="22"/>
                 <w:szCs w:val="22"/>
               </w:rPr>
-              <w:t>Cruz-Alaniz, Yuria; Albert Bonillo Martin; María Claustre Jané Ballabriga</w:t>
-            </w:r>
+              <w:t>Cruz-</w:t>
+            </w:r>
+            <w:proofErr w:type="spellStart"/>
+            <w:r>
+              <w:rPr>
+                <w:sz w:val="22"/>
+                <w:szCs w:val="22"/>
+              </w:rPr>
+              <w:t>Alaniz</w:t>
+            </w:r>
+            <w:proofErr w:type="spellEnd"/>
+            <w:r>
+              <w:rPr>
+                <w:sz w:val="22"/>
+                <w:szCs w:val="22"/>
+              </w:rPr>
+              <w:t xml:space="preserve">, </w:t>
+            </w:r>
+            <w:proofErr w:type="spellStart"/>
+            <w:r>
+              <w:rPr>
+                <w:sz w:val="22"/>
+                <w:szCs w:val="22"/>
+              </w:rPr>
+              <w:t>Yuria</w:t>
+            </w:r>
+            <w:proofErr w:type="spellEnd"/>
+            <w:r>
+              <w:rPr>
+                <w:sz w:val="22"/>
+                <w:szCs w:val="22"/>
+              </w:rPr>
+              <w:t xml:space="preserve">; Albert Bonillo Martin; María Claustre Jané </w:t>
+            </w:r>
+            <w:proofErr w:type="spellStart"/>
+            <w:r>
+              <w:rPr>
+                <w:sz w:val="22"/>
+                <w:szCs w:val="22"/>
+              </w:rPr>
+              <w:t>Ballabriga</w:t>
+            </w:r>
+            <w:proofErr w:type="spellEnd"/>
           </w:p>
           <w:p>
             <w:pPr>
@@ -7134,6 +7946,14 @@
                 <w:u w:val="single"/>
               </w:rPr>
               <w:br/>
+            </w:r>
+            <w:r>
+              <w:rPr>
+                <w:color w:val="0563C1"/>
+                <w:sz w:val="22"/>
+                <w:szCs w:val="22"/>
+                <w:u w:val="single"/>
+              </w:rPr>
               <w:t>https://doi.org/10.12804/revistas.urosario.edu.co/revsalud/a.5384</w:t>
             </w:r>
           </w:p>
@@ -7293,7 +8113,14 @@
                 <w:sz w:val="22"/>
                 <w:szCs w:val="22"/>
               </w:rPr>
-              <w:t>Funciones ejecutivas: una revisión de su fundamentación teórica</w:t>
+              <w:t xml:space="preserve">Funciones ejecutivas: una revisión de su </w:t>
+            </w:r>
+            <w:r>
+              <w:rPr>
+                <w:sz w:val="22"/>
+                <w:szCs w:val="22"/>
+              </w:rPr>
+              <w:t>fundamentación teórica</w:t>
             </w:r>
           </w:p>
           <w:p>
@@ -7507,7 +8334,15 @@
                 <w:szCs w:val="22"/>
                 <w:lang w:val="en-US"/>
               </w:rPr>
-              <w:t>Infant temperament, early-childhood parenting, and early-adolescent development: Testing alternative models of Parenting × Temperament interaction</w:t>
+              <w:t xml:space="preserve">Infant temperament, early-childhood parenting, and early-adolescent development: </w:t>
+            </w:r>
+            <w:r>
+              <w:rPr>
+                <w:sz w:val="22"/>
+                <w:szCs w:val="22"/>
+                <w:lang w:val="en-US"/>
+              </w:rPr>
+              <w:t>Testing alternative models of Parenting × Temperament interaction</w:t>
             </w:r>
           </w:p>
           <w:p>
@@ -7627,13 +8462,41 @@
                 <w:lang w:val="en-US"/>
               </w:rPr>
             </w:pPr>
+            <w:proofErr w:type="spellStart"/>
             <w:r>
               <w:rPr>
                 <w:sz w:val="22"/>
                 <w:szCs w:val="22"/>
                 <w:lang w:val="en-US"/>
               </w:rPr>
-              <w:t>Xiaoya Zhang, Kristina Sayler, Sarah Hartman and Jay Belsky</w:t>
+              <w:t>Xiaoya</w:t>
+            </w:r>
+            <w:proofErr w:type="spellEnd"/>
+            <w:r>
+              <w:rPr>
+                <w:sz w:val="22"/>
+                <w:szCs w:val="22"/>
+                <w:lang w:val="en-US"/>
+              </w:rPr>
+              <w:t xml:space="preserve"> Zhang, Kristina </w:t>
+            </w:r>
+            <w:proofErr w:type="spellStart"/>
+            <w:r>
+              <w:rPr>
+                <w:sz w:val="22"/>
+                <w:szCs w:val="22"/>
+                <w:lang w:val="en-US"/>
+              </w:rPr>
+              <w:t>Sayler</w:t>
+            </w:r>
+            <w:proofErr w:type="spellEnd"/>
+            <w:r>
+              <w:rPr>
+                <w:sz w:val="22"/>
+                <w:szCs w:val="22"/>
+                <w:lang w:val="en-US"/>
+              </w:rPr>
+              <w:t>, Sarah Hartman and Jay Belsky</w:t>
             </w:r>
           </w:p>
           <w:p>
@@ -7720,7 +8583,14 @@
                 <w:sz w:val="22"/>
                 <w:szCs w:val="22"/>
               </w:rPr>
-              <w:t>Intervención en trastorno por déficit de atención e hiperactividad y trastorno negativista desafiante: un estudio de caso</w:t>
+              <w:t xml:space="preserve">Intervención en trastorno por déficit de atención e hiperactividad y trastorno </w:t>
+            </w:r>
+            <w:r>
+              <w:rPr>
+                <w:sz w:val="22"/>
+                <w:szCs w:val="22"/>
+              </w:rPr>
+              <w:t>negativista desafiante: un estudio de caso</w:t>
             </w:r>
           </w:p>
           <w:p>
@@ -8052,13 +8922,95 @@
                 <w:szCs w:val="22"/>
               </w:rPr>
             </w:pPr>
+            <w:proofErr w:type="spellStart"/>
             <w:r>
               <w:rPr>
                 <w:sz w:val="22"/>
                 <w:szCs w:val="22"/>
               </w:rPr>
-              <w:t>Racz SJ , McMahon RJ , Gudmundsen G, McCauley E, Vander Stoep</w:t>
-            </w:r>
+              <w:t>Racz</w:t>
+            </w:r>
+            <w:proofErr w:type="spellEnd"/>
+            <w:r>
+              <w:rPr>
+                <w:sz w:val="22"/>
+                <w:szCs w:val="22"/>
+              </w:rPr>
+              <w:t xml:space="preserve"> </w:t>
+            </w:r>
+            <w:proofErr w:type="gramStart"/>
+            <w:r>
+              <w:rPr>
+                <w:sz w:val="22"/>
+                <w:szCs w:val="22"/>
+              </w:rPr>
+              <w:t>SJ ,</w:t>
+            </w:r>
+            <w:proofErr w:type="gramEnd"/>
+            <w:r>
+              <w:rPr>
+                <w:sz w:val="22"/>
+                <w:szCs w:val="22"/>
+              </w:rPr>
+              <w:t xml:space="preserve"> </w:t>
+            </w:r>
+            <w:proofErr w:type="spellStart"/>
+            <w:r>
+              <w:rPr>
+                <w:sz w:val="22"/>
+                <w:szCs w:val="22"/>
+              </w:rPr>
+              <w:t>McMahon</w:t>
+            </w:r>
+            <w:proofErr w:type="spellEnd"/>
+            <w:r>
+              <w:rPr>
+                <w:sz w:val="22"/>
+                <w:szCs w:val="22"/>
+              </w:rPr>
+              <w:t xml:space="preserve"> RJ , </w:t>
+            </w:r>
+            <w:proofErr w:type="spellStart"/>
+            <w:r>
+              <w:rPr>
+                <w:sz w:val="22"/>
+                <w:szCs w:val="22"/>
+              </w:rPr>
+              <w:t>Gudmundsen</w:t>
+            </w:r>
+            <w:proofErr w:type="spellEnd"/>
+            <w:r>
+              <w:rPr>
+                <w:sz w:val="22"/>
+                <w:szCs w:val="22"/>
+              </w:rPr>
+              <w:t xml:space="preserve"> G, </w:t>
+            </w:r>
+            <w:proofErr w:type="spellStart"/>
+            <w:r>
+              <w:rPr>
+                <w:sz w:val="22"/>
+                <w:szCs w:val="22"/>
+              </w:rPr>
+              <w:t>McCauley</w:t>
+            </w:r>
+            <w:proofErr w:type="spellEnd"/>
+            <w:r>
+              <w:rPr>
+                <w:sz w:val="22"/>
+                <w:szCs w:val="22"/>
+              </w:rPr>
+              <w:t xml:space="preserve"> E, Vander </w:t>
+            </w:r>
+            <w:proofErr w:type="spellStart"/>
+            <w:r>
+              <w:rPr>
+                <w:sz w:val="22"/>
+                <w:szCs w:val="22"/>
+              </w:rPr>
+              <w:t>Stoep</w:t>
+            </w:r>
+            <w:proofErr w:type="spellEnd"/>
           </w:p>
           <w:p>
             <w:pPr>
@@ -8152,6 +9104,12 @@
                 <w:szCs w:val="22"/>
               </w:rPr>
               <w:br/>
+            </w:r>
+            <w:r>
+              <w:rPr>
+                <w:sz w:val="22"/>
+                <w:szCs w:val="22"/>
+              </w:rPr>
               <w:t xml:space="preserve">grupo normativo. </w:t>
             </w:r>
           </w:p>
@@ -8358,13 +9316,47 @@
                 <w:szCs w:val="22"/>
               </w:rPr>
             </w:pPr>
+            <w:proofErr w:type="spellStart"/>
             <w:r>
               <w:rPr>
                 <w:sz w:val="22"/>
                 <w:szCs w:val="22"/>
               </w:rPr>
-              <w:t>Oppositional defiant disorder</w:t>
-            </w:r>
+              <w:t>Oppositional</w:t>
+            </w:r>
+            <w:proofErr w:type="spellEnd"/>
+            <w:r>
+              <w:rPr>
+                <w:sz w:val="22"/>
+                <w:szCs w:val="22"/>
+              </w:rPr>
+              <w:t xml:space="preserve"> </w:t>
+            </w:r>
+            <w:proofErr w:type="spellStart"/>
+            <w:r>
+              <w:rPr>
+                <w:sz w:val="22"/>
+                <w:szCs w:val="22"/>
+              </w:rPr>
+              <w:t>defiant</w:t>
+            </w:r>
+            <w:proofErr w:type="spellEnd"/>
+            <w:r>
+              <w:rPr>
+                <w:sz w:val="22"/>
+                <w:szCs w:val="22"/>
+              </w:rPr>
+              <w:t xml:space="preserve"> </w:t>
+            </w:r>
+            <w:proofErr w:type="spellStart"/>
+            <w:r>
+              <w:rPr>
+                <w:sz w:val="22"/>
+                <w:szCs w:val="22"/>
+              </w:rPr>
+              <w:t>disorder</w:t>
+            </w:r>
+            <w:proofErr w:type="spellEnd"/>
           </w:p>
           <w:p>
             <w:pPr>
@@ -8490,7 +9482,51 @@
                 <w:szCs w:val="22"/>
                 <w:lang w:val="en-US"/>
               </w:rPr>
-              <w:t>David J. Hawes, Frances Gardner, Mark R. Dadds, Paul J. Frick, Eva R. Kimonis, Jeffrey D. Burke &amp; Graeme Fairchild</w:t>
+              <w:t xml:space="preserve">David J. Hawes, Frances Gardner, Mark R. </w:t>
+            </w:r>
+            <w:proofErr w:type="spellStart"/>
+            <w:r>
+              <w:rPr>
+                <w:sz w:val="22"/>
+                <w:szCs w:val="22"/>
+                <w:lang w:val="en-US"/>
+              </w:rPr>
+              <w:t>Dadds</w:t>
+            </w:r>
+            <w:proofErr w:type="spellEnd"/>
+            <w:r>
+              <w:rPr>
+                <w:sz w:val="22"/>
+                <w:szCs w:val="22"/>
+                <w:lang w:val="en-US"/>
+              </w:rPr>
+              <w:t xml:space="preserve">, Paul J. Frick, Eva R. </w:t>
+            </w:r>
+            <w:proofErr w:type="spellStart"/>
+            <w:r>
+              <w:rPr>
+                <w:sz w:val="22"/>
+                <w:szCs w:val="22"/>
+                <w:lang w:val="en-US"/>
+              </w:rPr>
+              <w:t>Kimonis</w:t>
+            </w:r>
+            <w:proofErr w:type="spellEnd"/>
+            <w:r>
+              <w:rPr>
+                <w:sz w:val="22"/>
+                <w:szCs w:val="22"/>
+                <w:lang w:val="en-US"/>
+              </w:rPr>
+              <w:t xml:space="preserve">, Jeffrey D. Burke &amp; Graeme </w:t>
+            </w:r>
+            <w:r>
+              <w:rPr>
+                <w:sz w:val="22"/>
+                <w:szCs w:val="22"/>
+                <w:lang w:val="en-US"/>
+              </w:rPr>
+              <w:t>Fairchild</w:t>
             </w:r>
           </w:p>
           <w:p>
@@ -8627,7 +9663,27 @@
                 <w:szCs w:val="22"/>
                 <w:u w:val="single"/>
               </w:rPr>
-              <w:t>10.22206/cys.2021.v46i4.pp69-85</w:t>
+              <w:t>10.22206/</w:t>
+            </w:r>
+            <w:proofErr w:type="gramStart"/>
+            <w:r>
+              <w:rPr>
+                <w:color w:val="0563C1"/>
+                <w:sz w:val="22"/>
+                <w:szCs w:val="22"/>
+                <w:u w:val="single"/>
+              </w:rPr>
+              <w:t>cys.2021.v</w:t>
+            </w:r>
+            <w:proofErr w:type="gramEnd"/>
+            <w:r>
+              <w:rPr>
+                <w:color w:val="0563C1"/>
+                <w:sz w:val="22"/>
+                <w:szCs w:val="22"/>
+                <w:u w:val="single"/>
+              </w:rPr>
+              <w:t>46i4.pp69-85</w:t>
             </w:r>
           </w:p>
           <w:p>
@@ -8789,7 +9845,14 @@
                 <w:sz w:val="22"/>
                 <w:szCs w:val="22"/>
               </w:rPr>
-              <w:t>Prevalencia del trastorno negativista desafiante en España</w:t>
+              <w:t xml:space="preserve">Prevalencia del trastorno </w:t>
+            </w:r>
+            <w:r>
+              <w:rPr>
+                <w:sz w:val="22"/>
+                <w:szCs w:val="22"/>
+              </w:rPr>
+              <w:t>negativista desafiante en España</w:t>
             </w:r>
           </w:p>
           <w:p>
@@ -8914,8 +9977,24 @@
                 <w:sz w:val="22"/>
                 <w:szCs w:val="22"/>
               </w:rPr>
-              <w:t>José Antonio López-Villalobos, Jesús María Andrés-De Llano, Luis Rodríguez-Molinero, Mercedes Garrido-Redondo, Ana María Sacristán-Martín, María Teresa Martínez-Rivera, Susana Alberola-López, María Isabel Sánchez-Azón</w:t>
-            </w:r>
+              <w:t xml:space="preserve">José Antonio López-Villalobos, Jesús María Andrés-De Llano, Luis Rodríguez-Molinero, Mercedes Garrido-Redondo, Ana </w:t>
+            </w:r>
+            <w:r>
+              <w:rPr>
+                <w:sz w:val="22"/>
+                <w:szCs w:val="22"/>
+              </w:rPr>
+              <w:t>María Sacristán-Martín, María Teresa Martínez-Rivera, Susana Alberola-López, María Isabel Sánchez-</w:t>
+            </w:r>
+            <w:proofErr w:type="spellStart"/>
+            <w:r>
+              <w:rPr>
+                <w:sz w:val="22"/>
+                <w:szCs w:val="22"/>
+              </w:rPr>
+              <w:t>Azón</w:t>
+            </w:r>
+            <w:proofErr w:type="spellEnd"/>
           </w:p>
           <w:p>
             <w:pPr>
@@ -9003,25 +10082,87 @@
                 <w:szCs w:val="22"/>
                 <w:lang w:val="en-US"/>
               </w:rPr>
-              <w:t>The Mediational Efect of Afect Dysregulation on the Association</w:t>
-            </w:r>
+              <w:t xml:space="preserve">The Mediational </w:t>
+            </w:r>
+            <w:proofErr w:type="spellStart"/>
             <w:r>
               <w:rPr>
                 <w:sz w:val="22"/>
                 <w:szCs w:val="22"/>
                 <w:lang w:val="en-US"/>
               </w:rPr>
-              <w:br/>
-              <w:t>Between Attachment to Parents and Oppositional Defant Disorder</w:t>
-            </w:r>
+              <w:t>Efect</w:t>
+            </w:r>
+            <w:proofErr w:type="spellEnd"/>
             <w:r>
               <w:rPr>
                 <w:sz w:val="22"/>
                 <w:szCs w:val="22"/>
                 <w:lang w:val="en-US"/>
               </w:rPr>
+              <w:t xml:space="preserve"> of </w:t>
+            </w:r>
+            <w:proofErr w:type="spellStart"/>
+            <w:r>
+              <w:rPr>
+                <w:sz w:val="22"/>
+                <w:szCs w:val="22"/>
+                <w:lang w:val="en-US"/>
+              </w:rPr>
+              <w:t>Afect</w:t>
+            </w:r>
+            <w:proofErr w:type="spellEnd"/>
+            <w:r>
+              <w:rPr>
+                <w:sz w:val="22"/>
+                <w:szCs w:val="22"/>
+                <w:lang w:val="en-US"/>
+              </w:rPr>
+              <w:t xml:space="preserve"> Dysregulation on the Association</w:t>
+            </w:r>
+            <w:r>
+              <w:rPr>
+                <w:sz w:val="22"/>
+                <w:szCs w:val="22"/>
+                <w:lang w:val="en-US"/>
+              </w:rPr>
               <w:br/>
-              <w:t>Symptoms in Adolescents</w:t>
+              <w:t xml:space="preserve">Between Attachment to Parents and Oppositional </w:t>
+            </w:r>
+            <w:proofErr w:type="spellStart"/>
+            <w:r>
+              <w:rPr>
+                <w:sz w:val="22"/>
+                <w:szCs w:val="22"/>
+                <w:lang w:val="en-US"/>
+              </w:rPr>
+              <w:t>Defant</w:t>
+            </w:r>
+            <w:proofErr w:type="spellEnd"/>
+            <w:r>
+              <w:rPr>
+                <w:sz w:val="22"/>
+                <w:szCs w:val="22"/>
+                <w:lang w:val="en-US"/>
+              </w:rPr>
+              <w:t xml:space="preserve"> Disorder</w:t>
+            </w:r>
+            <w:r>
+              <w:rPr>
+                <w:sz w:val="22"/>
+                <w:szCs w:val="22"/>
+                <w:lang w:val="en-US"/>
+              </w:rPr>
+              <w:br/>
+              <w:t xml:space="preserve">Symptoms in </w:t>
+            </w:r>
+            <w:r>
+              <w:rPr>
+                <w:sz w:val="22"/>
+                <w:szCs w:val="22"/>
+                <w:lang w:val="en-US"/>
+              </w:rPr>
+              <w:t>Adolescents</w:t>
             </w:r>
           </w:p>
           <w:p>
@@ -9147,8 +10288,33 @@
                 <w:sz w:val="22"/>
                 <w:szCs w:val="22"/>
               </w:rPr>
-              <w:t>Stephanie G. Craig, Carlos Sierra Hernandez, Marlene M. Moretti, Debra J. Pepler</w:t>
-            </w:r>
+              <w:t xml:space="preserve">Stephanie G. Craig, Carlos Sierra </w:t>
+            </w:r>
+            <w:proofErr w:type="spellStart"/>
+            <w:r>
+              <w:rPr>
+                <w:sz w:val="22"/>
+                <w:szCs w:val="22"/>
+              </w:rPr>
+              <w:t>Hernandez</w:t>
+            </w:r>
+            <w:proofErr w:type="spellEnd"/>
+            <w:r>
+              <w:rPr>
+                <w:sz w:val="22"/>
+                <w:szCs w:val="22"/>
+              </w:rPr>
+              <w:t xml:space="preserve">, Marlene M. Moretti, Debra J. </w:t>
+            </w:r>
+            <w:proofErr w:type="spellStart"/>
+            <w:r>
+              <w:rPr>
+                <w:sz w:val="22"/>
+                <w:szCs w:val="22"/>
+              </w:rPr>
+              <w:t>Pepler</w:t>
+            </w:r>
+            <w:proofErr w:type="spellEnd"/>
           </w:p>
           <w:p>
             <w:pPr>
@@ -9208,12 +10374,9 @@
           <w:sz w:val="20"/>
           <w:szCs w:val="20"/>
         </w:rPr>
-        <w:t>Esta sección proporciona una visión de alto nivel del Sistema de Clasificación Conductual y Reporte para TDO (SCR-TDO), describiendo los factores contextuales y arquitectónicos que delimitan su diseño y operación. A diferencia de las soluciones basadas en inteligencia artificial compleja, este sistema se centra en la funcionalidad algorítmica como herramienta de diagnóstico y seguimiento objetivo. Aquí se establece el entorno en el que existirá el software, detallando si es un producto independiente o parte de un sistema mayor, sus funciones primarias, las características de sus usuarios principales (niños con TDO y especialistas de la salud), las restricciones técnicas y legales a las que está sujeto el desarrollo, y las suposiciones clave que deben mantenerse constantes para que los requisitos detallados en la Sección 3 sigan siendo válidos. Esta vista general orienta a los desarrolladores y evaluadores sobre el espacio de la solución basado en la cuantificación de la conducta sin profundizar en la implementación.</w:t>
-      </w:r>
-    </w:p>
-    <w:p>
-      <w:pPr>
-        <w:pStyle w:val="Ttulo2"/>
+        <w:t xml:space="preserve">Esta sección </w:t>
+      </w:r>
+      <w:r>
         <w:rPr>
           <w:rFonts w:ascii="Arial" w:eastAsia="Arial" w:hAnsi="Arial" w:cs="Arial"/>
           <w:i w:val="0"/>
@@ -9222,7 +10385,8 @@
           <w:sz w:val="20"/>
           <w:szCs w:val="20"/>
         </w:rPr>
-      </w:pPr>
+        <w:t xml:space="preserve">proporciona una visión de alto nivel del Sistema de Clasificación Conductual y Reporte para TDO (SCR-TDO), describiendo los factores contextuales y arquitectónicos que delimitan su diseño y operación. A diferencia de las soluciones basadas en inteligencia </w:t>
+      </w:r>
       <w:r>
         <w:rPr>
           <w:rFonts w:ascii="Arial" w:eastAsia="Arial" w:hAnsi="Arial" w:cs="Arial"/>
@@ -9232,12 +10396,9 @@
           <w:sz w:val="20"/>
           <w:szCs w:val="20"/>
         </w:rPr>
-        <w:t>El SCR-TDO representa un cambio estratégico: de la simulación de interacción a la medición precisa. Su diseño debe priorizar la estabilidad del algoritmo de clasificación y la integridad de los datos sobre la complejidad gráfica (2D simple) o la retroalimentación adaptativa en tiempo real. Esto asegura que el producto cumpla con el objetivo fundamental de proveer informes métricos confiables que ayuden al terapeuta a tomar decisiones clínicas fundamentadas.</w:t>
-      </w:r>
-    </w:p>
-    <w:p>
-      <w:pPr>
-        <w:pStyle w:val="Ttulo2"/>
+        <w:t>artificial compleja, este sistema se centra en la funcionalidad algorítmica como herramienta de diagnóstico y seguimiento objetivo. Aquí se establece el entorno en el que existirá el software, detallando si es un producto independiente o parte de un sistem</w:t>
+      </w:r>
+      <w:r>
         <w:rPr>
           <w:rFonts w:ascii="Arial" w:eastAsia="Arial" w:hAnsi="Arial" w:cs="Arial"/>
           <w:i w:val="0"/>
@@ -9246,7 +10407,8 @@
           <w:sz w:val="20"/>
           <w:szCs w:val="20"/>
         </w:rPr>
-      </w:pPr>
+        <w:t>a mayor, sus funciones primarias, las características de sus usuarios principales (niños con TDO y especialistas de la salud), las restricciones técnicas y legales a las que está sujeto el desarrollo, y las suposiciones clave que deben mantenerse constante</w:t>
+      </w:r>
       <w:r>
         <w:rPr>
           <w:rFonts w:ascii="Arial" w:eastAsia="Arial" w:hAnsi="Arial" w:cs="Arial"/>
@@ -9256,7 +10418,88 @@
           <w:sz w:val="20"/>
           <w:szCs w:val="20"/>
         </w:rPr>
-        <w:t>El alcance de esta sección abarca desde la perspectiva del producto en el flujo de trabajo del especialista hasta los supuestos necesarios para su viabilidad, sirviendo como el puente conceptual entre la problemática introductoria y la especificación detallada de los requisitos del software.</w:t>
+        <w:t>s para que los requisitos detallados en la Sección 3 sigan siendo válidos. Esta vista general orienta a los desarrolladores y evaluadores sobre el espacio de la solución basado en la cuantificación de la conducta sin profundizar en la implementación.</w:t>
+      </w:r>
+    </w:p>
+    <w:p>
+      <w:pPr>
+        <w:pStyle w:val="Ttulo2"/>
+        <w:rPr>
+          <w:rFonts w:ascii="Arial" w:eastAsia="Arial" w:hAnsi="Arial" w:cs="Arial"/>
+          <w:i w:val="0"/>
+          <w:iCs w:val="0"/>
+          <w:color w:val="000000"/>
+          <w:sz w:val="20"/>
+          <w:szCs w:val="20"/>
+        </w:rPr>
+      </w:pPr>
+      <w:r>
+        <w:rPr>
+          <w:rFonts w:ascii="Arial" w:eastAsia="Arial" w:hAnsi="Arial" w:cs="Arial"/>
+          <w:i w:val="0"/>
+          <w:iCs w:val="0"/>
+          <w:color w:val="000000"/>
+          <w:sz w:val="20"/>
+          <w:szCs w:val="20"/>
+        </w:rPr>
+        <w:t>El SC</w:t>
+      </w:r>
+      <w:r>
+        <w:rPr>
+          <w:rFonts w:ascii="Arial" w:eastAsia="Arial" w:hAnsi="Arial" w:cs="Arial"/>
+          <w:i w:val="0"/>
+          <w:iCs w:val="0"/>
+          <w:color w:val="000000"/>
+          <w:sz w:val="20"/>
+          <w:szCs w:val="20"/>
+        </w:rPr>
+        <w:t>R-TDO representa un cambio estratégico: de la simulación de interacción a la medición precisa. Su diseño debe priorizar la estabilidad del algoritmo de clasificación y la integridad de los datos sobre la complejidad gráfica (2D simple) o la retroalimentaci</w:t>
+      </w:r>
+      <w:r>
+        <w:rPr>
+          <w:rFonts w:ascii="Arial" w:eastAsia="Arial" w:hAnsi="Arial" w:cs="Arial"/>
+          <w:i w:val="0"/>
+          <w:iCs w:val="0"/>
+          <w:color w:val="000000"/>
+          <w:sz w:val="20"/>
+          <w:szCs w:val="20"/>
+        </w:rPr>
+        <w:t>ón adaptativa en tiempo real. Esto asegura que el producto cumpla con el objetivo fundamental de proveer informes métricos confiables que ayuden al terapeuta a tomar decisiones clínicas fundamentadas.</w:t>
+      </w:r>
+    </w:p>
+    <w:p>
+      <w:pPr>
+        <w:pStyle w:val="Ttulo2"/>
+        <w:rPr>
+          <w:rFonts w:ascii="Arial" w:eastAsia="Arial" w:hAnsi="Arial" w:cs="Arial"/>
+          <w:i w:val="0"/>
+          <w:iCs w:val="0"/>
+          <w:color w:val="000000"/>
+          <w:sz w:val="20"/>
+          <w:szCs w:val="20"/>
+        </w:rPr>
+      </w:pPr>
+      <w:r>
+        <w:rPr>
+          <w:rFonts w:ascii="Arial" w:eastAsia="Arial" w:hAnsi="Arial" w:cs="Arial"/>
+          <w:i w:val="0"/>
+          <w:iCs w:val="0"/>
+          <w:color w:val="000000"/>
+          <w:sz w:val="20"/>
+          <w:szCs w:val="20"/>
+        </w:rPr>
+        <w:t xml:space="preserve">El alcance de esta sección abarca desde la perspectiva </w:t>
+      </w:r>
+      <w:r>
+        <w:rPr>
+          <w:rFonts w:ascii="Arial" w:eastAsia="Arial" w:hAnsi="Arial" w:cs="Arial"/>
+          <w:i w:val="0"/>
+          <w:iCs w:val="0"/>
+          <w:color w:val="000000"/>
+          <w:sz w:val="20"/>
+          <w:szCs w:val="20"/>
+        </w:rPr>
+        <w:t>del producto en el flujo de trabajo del especialista hasta los supuestos necesarios para su viabilidad, sirviendo como el puente conceptual entre la problemática introductoria y la especificación detallada de los requisitos del software.</w:t>
       </w:r>
     </w:p>
     <w:p>
@@ -9277,29 +10520,7 @@
           <w:bCs/>
           <w:color w:val="000000"/>
         </w:rPr>
-        <w:t>Perspectiva del producto</w:t>
-      </w:r>
-    </w:p>
-    <w:p>
-      <w:pPr>
-        <w:pStyle w:val="Ttulo2"/>
-        <w:rPr>
-          <w:rFonts w:ascii="Arial" w:eastAsia="Arial" w:hAnsi="Arial" w:cs="Arial"/>
-          <w:color w:val="000000"/>
-          <w:sz w:val="20"/>
-          <w:szCs w:val="20"/>
-        </w:rPr>
-      </w:pPr>
-      <w:bookmarkStart w:id="6" w:name="_heading=h.pd3rg97zc0am" w:colFirst="0" w:colLast="0"/>
-      <w:bookmarkEnd w:id="6"/>
-      <w:r>
-        <w:rPr>
-          <w:rFonts w:ascii="Arial" w:eastAsia="Arial" w:hAnsi="Arial" w:cs="Arial"/>
-          <w:color w:val="000000"/>
-          <w:sz w:val="20"/>
-          <w:szCs w:val="20"/>
-        </w:rPr>
-        <w:t xml:space="preserve">El </w:t>
+        <w:t>Perspectiva del pr</w:t>
       </w:r>
       <w:r>
         <w:rPr>
@@ -9307,19 +10528,30 @@
           <w:b/>
           <w:bCs/>
           <w:color w:val="000000"/>
-          <w:sz w:val="20"/>
-          <w:szCs w:val="20"/>
-        </w:rPr>
-        <w:t>Sistema de Clasificación Conductual y Reporte para TDO (SCR-TDO)</w:t>
-      </w:r>
-      <w:r>
+        </w:rPr>
+        <w:t>oducto</w:t>
+      </w:r>
+    </w:p>
+    <w:p>
+      <w:pPr>
+        <w:pStyle w:val="Ttulo2"/>
         <w:rPr>
           <w:rFonts w:ascii="Arial" w:eastAsia="Arial" w:hAnsi="Arial" w:cs="Arial"/>
           <w:color w:val="000000"/>
           <w:sz w:val="20"/>
           <w:szCs w:val="20"/>
         </w:rPr>
-        <w:t xml:space="preserve"> se considera un </w:t>
+      </w:pPr>
+      <w:bookmarkStart w:id="6" w:name="_heading=h.pd3rg97zc0am" w:colFirst="0" w:colLast="0"/>
+      <w:bookmarkEnd w:id="6"/>
+      <w:r>
+        <w:rPr>
+          <w:rFonts w:ascii="Arial" w:eastAsia="Arial" w:hAnsi="Arial" w:cs="Arial"/>
+          <w:color w:val="000000"/>
+          <w:sz w:val="20"/>
+          <w:szCs w:val="20"/>
+        </w:rPr>
+        <w:t xml:space="preserve">El </w:t>
       </w:r>
       <w:r>
         <w:rPr>
@@ -9330,7 +10562,7 @@
           <w:sz w:val="20"/>
           <w:szCs w:val="20"/>
         </w:rPr>
-        <w:t>producto independiente</w:t>
+        <w:t>Sistema de Clasificación Conductual y Reporte para TDO (SCR-TDO)</w:t>
       </w:r>
       <w:r>
         <w:rPr>
@@ -9339,7 +10571,7 @@
           <w:sz w:val="20"/>
           <w:szCs w:val="20"/>
         </w:rPr>
-        <w:t xml:space="preserve"> de software que opera como una </w:t>
+        <w:t xml:space="preserve"> se considera un </w:t>
       </w:r>
       <w:r>
         <w:rPr>
@@ -9350,6 +10582,26 @@
           <w:sz w:val="20"/>
           <w:szCs w:val="20"/>
         </w:rPr>
+        <w:t>producto independiente</w:t>
+      </w:r>
+      <w:r>
+        <w:rPr>
+          <w:rFonts w:ascii="Arial" w:eastAsia="Arial" w:hAnsi="Arial" w:cs="Arial"/>
+          <w:color w:val="000000"/>
+          <w:sz w:val="20"/>
+          <w:szCs w:val="20"/>
+        </w:rPr>
+        <w:t xml:space="preserve"> de software que opera como una </w:t>
+      </w:r>
+      <w:r>
+        <w:rPr>
+          <w:rFonts w:ascii="Arial" w:eastAsia="Arial" w:hAnsi="Arial" w:cs="Arial"/>
+          <w:b/>
+          <w:bCs/>
+          <w:color w:val="000000"/>
+          <w:sz w:val="20"/>
+          <w:szCs w:val="20"/>
+        </w:rPr>
         <w:t>herramienta de cuantificación de datos</w:t>
       </w:r>
       <w:r>
@@ -9379,7 +10631,16 @@
           <w:sz w:val="20"/>
           <w:szCs w:val="20"/>
         </w:rPr>
-        <w:t xml:space="preserve">Aunque es independiente en su ejecución (la aplicación de juego 2D en sí), forma parte de un </w:t>
+        <w:t xml:space="preserve">Aunque es </w:t>
+      </w:r>
+      <w:r>
+        <w:rPr>
+          <w:rFonts w:ascii="Arial" w:eastAsia="Arial" w:hAnsi="Arial" w:cs="Arial"/>
+          <w:color w:val="000000"/>
+          <w:sz w:val="20"/>
+          <w:szCs w:val="20"/>
+        </w:rPr>
+        <w:t xml:space="preserve">independiente en su ejecución (la aplicación de juego 2D en sí), forma parte de un </w:t>
       </w:r>
       <w:r>
         <w:rPr>
@@ -9434,7 +10695,16 @@
           <w:sz w:val="20"/>
           <w:szCs w:val="20"/>
         </w:rPr>
-        <w:t xml:space="preserve"> El SCR-TDO se integra funcionalmente con el flujo de trabajo del especialista, actuando como un </w:t>
+        <w:t xml:space="preserve"> El SCR-TDO se integra funcionalmente con el flujo de trabajo del esp</w:t>
+      </w:r>
+      <w:r>
+        <w:rPr>
+          <w:rFonts w:ascii="Arial" w:eastAsia="Arial" w:hAnsi="Arial" w:cs="Arial"/>
+          <w:color w:val="000000"/>
+          <w:sz w:val="20"/>
+          <w:szCs w:val="20"/>
+        </w:rPr>
+        <w:t xml:space="preserve">ecialista, actuando como un </w:t>
       </w:r>
       <w:r>
         <w:rPr>
@@ -9500,36 +10770,40 @@
           <w:sz w:val="20"/>
           <w:szCs w:val="20"/>
         </w:rPr>
-        <w:t>plataforma de backend o nube</w:t>
-      </w:r>
-      <w:r>
-        <w:rPr>
-          <w:rFonts w:ascii="Arial" w:eastAsia="Arial" w:hAnsi="Arial" w:cs="Arial"/>
-          <w:color w:val="000000"/>
-          <w:sz w:val="20"/>
-          <w:szCs w:val="20"/>
-        </w:rPr>
-        <w:t xml:space="preserve"> para enviar los datos clasificados de comportamiento del niño y recibir las configuraciones de las actividades asignadas por el especialista.</w:t>
-      </w:r>
-    </w:p>
-    <w:p>
-      <w:pPr>
-        <w:pStyle w:val="Ttulo2"/>
+        <w:t xml:space="preserve">plataforma de </w:t>
+      </w:r>
+      <w:proofErr w:type="spellStart"/>
+      <w:r>
         <w:rPr>
           <w:rFonts w:ascii="Arial" w:eastAsia="Arial" w:hAnsi="Arial" w:cs="Arial"/>
           <w:b/>
           <w:bCs/>
           <w:color w:val="000000"/>
-        </w:rPr>
-      </w:pPr>
+          <w:sz w:val="20"/>
+          <w:szCs w:val="20"/>
+        </w:rPr>
+        <w:t>backend</w:t>
+      </w:r>
+      <w:proofErr w:type="spellEnd"/>
       <w:r>
         <w:rPr>
           <w:rFonts w:ascii="Arial" w:eastAsia="Arial" w:hAnsi="Arial" w:cs="Arial"/>
           <w:b/>
           <w:bCs/>
           <w:color w:val="000000"/>
-        </w:rPr>
-        <w:t>Funcionalidad del producto</w:t>
+          <w:sz w:val="20"/>
+          <w:szCs w:val="20"/>
+        </w:rPr>
+        <w:t xml:space="preserve"> o nube</w:t>
+      </w:r>
+      <w:r>
+        <w:rPr>
+          <w:rFonts w:ascii="Arial" w:eastAsia="Arial" w:hAnsi="Arial" w:cs="Arial"/>
+          <w:color w:val="000000"/>
+          <w:sz w:val="20"/>
+          <w:szCs w:val="20"/>
+        </w:rPr>
+        <w:t xml:space="preserve"> para enviar los datos clasificados de comportamiento del niño y recibir las configuraciones de las actividades asignadas por el especialista.</w:t>
       </w:r>
     </w:p>
     <w:p>
@@ -9537,6 +10811,26 @@
         <w:pStyle w:val="Ttulo2"/>
         <w:rPr>
           <w:rFonts w:ascii="Arial" w:eastAsia="Arial" w:hAnsi="Arial" w:cs="Arial"/>
+          <w:b/>
+          <w:bCs/>
+          <w:color w:val="000000"/>
+        </w:rPr>
+      </w:pPr>
+      <w:r>
+        <w:rPr>
+          <w:rFonts w:ascii="Arial" w:eastAsia="Arial" w:hAnsi="Arial" w:cs="Arial"/>
+          <w:b/>
+          <w:bCs/>
+          <w:color w:val="000000"/>
+        </w:rPr>
+        <w:t>Funcionalidad del producto</w:t>
+      </w:r>
+    </w:p>
+    <w:p>
+      <w:pPr>
+        <w:pStyle w:val="Ttulo2"/>
+        <w:rPr>
+          <w:rFonts w:ascii="Arial" w:eastAsia="Arial" w:hAnsi="Arial" w:cs="Arial"/>
           <w:color w:val="000000"/>
           <w:sz w:val="20"/>
           <w:szCs w:val="20"/>
@@ -9551,7 +10845,16 @@
           <w:sz w:val="20"/>
           <w:szCs w:val="20"/>
         </w:rPr>
-        <w:t xml:space="preserve">El </w:t>
+        <w:t>El</w:t>
+      </w:r>
+      <w:r>
+        <w:rPr>
+          <w:rFonts w:ascii="Arial" w:eastAsia="Arial" w:hAnsi="Arial" w:cs="Arial"/>
+          <w:color w:val="000000"/>
+          <w:sz w:val="20"/>
+          <w:szCs w:val="20"/>
+        </w:rPr>
+        <w:t xml:space="preserve"> </w:t>
       </w:r>
       <w:r>
         <w:rPr>
@@ -9597,16 +10900,49 @@
           <w:sz w:val="20"/>
           <w:szCs w:val="20"/>
         </w:rPr>
-        <w:t>Ejecución de Terapia Gamificada (2D):</w:t>
-      </w:r>
+        <w:t xml:space="preserve">Ejecución de Terapia </w:t>
+      </w:r>
+      <w:proofErr w:type="spellStart"/>
       <w:r>
         <w:rPr>
           <w:rFonts w:ascii="Arial" w:eastAsia="Arial" w:hAnsi="Arial" w:cs="Arial"/>
-          <w:color w:val="000000"/>
-          <w:sz w:val="20"/>
-          <w:szCs w:val="20"/>
-        </w:rPr>
-        <w:t xml:space="preserve"> Aplicar protocolos de Terapia Cognitivo-Conductual (TCC) a través de un conjunto secuencial de niveles y desafíos en un entorno </w:t>
+          <w:b/>
+          <w:bCs/>
+          <w:color w:val="000000"/>
+          <w:sz w:val="20"/>
+          <w:szCs w:val="20"/>
+        </w:rPr>
+        <w:t>Gamificada</w:t>
+      </w:r>
+      <w:proofErr w:type="spellEnd"/>
+      <w:r>
+        <w:rPr>
+          <w:rFonts w:ascii="Arial" w:eastAsia="Arial" w:hAnsi="Arial" w:cs="Arial"/>
+          <w:b/>
+          <w:bCs/>
+          <w:color w:val="000000"/>
+          <w:sz w:val="20"/>
+          <w:szCs w:val="20"/>
+        </w:rPr>
+        <w:t xml:space="preserve"> (2D):</w:t>
+      </w:r>
+      <w:r>
+        <w:rPr>
+          <w:rFonts w:ascii="Arial" w:eastAsia="Arial" w:hAnsi="Arial" w:cs="Arial"/>
+          <w:color w:val="000000"/>
+          <w:sz w:val="20"/>
+          <w:szCs w:val="20"/>
+        </w:rPr>
+        <w:t xml:space="preserve"> Aplicar protocolos de Terapia Cognitivo-Conductual (TCC) a través de un conju</w:t>
+      </w:r>
+      <w:r>
+        <w:rPr>
+          <w:rFonts w:ascii="Arial" w:eastAsia="Arial" w:hAnsi="Arial" w:cs="Arial"/>
+          <w:color w:val="000000"/>
+          <w:sz w:val="20"/>
+          <w:szCs w:val="20"/>
+        </w:rPr>
+        <w:t xml:space="preserve">nto secuencial de niveles y desafíos en un entorno </w:t>
       </w:r>
       <w:r>
         <w:rPr>
@@ -9681,7 +11017,16 @@
           <w:sz w:val="20"/>
           <w:szCs w:val="20"/>
         </w:rPr>
-        <w:t xml:space="preserve"> que clasifica las interacciones del niño (ej. clics erróneos, tiempo de inactividad) en Métricas Conductuales objetivas (ej. Tasa de Desafío), eliminando la necesidad de lógica de inteligencia artificial.</w:t>
+        <w:t xml:space="preserve"> que clasifica las interacciones del niño (ej. clics erróneos, tiempo de inactividad) en Métricas Conductuales obj</w:t>
+      </w:r>
+      <w:r>
+        <w:rPr>
+          <w:rFonts w:ascii="Arial" w:eastAsia="Arial" w:hAnsi="Arial" w:cs="Arial"/>
+          <w:color w:val="000000"/>
+          <w:sz w:val="20"/>
+          <w:szCs w:val="20"/>
+        </w:rPr>
+        <w:t>etivas (ej. Tasa de Desafío), eliminando la necesidad de lógica de inteligencia artificial.</w:t>
       </w:r>
     </w:p>
     <w:p>
@@ -9827,7 +11172,16 @@
           <w:sz w:val="20"/>
           <w:szCs w:val="20"/>
         </w:rPr>
-        <w:t xml:space="preserve"> Sincronizar el estado del juego (progresos y datos de comportamiento) entre el dispositivo móvil del niño y el portal del especialista de manera </w:t>
+        <w:t xml:space="preserve"> Sincron</w:t>
+      </w:r>
+      <w:r>
+        <w:rPr>
+          <w:rFonts w:ascii="Arial" w:eastAsia="Arial" w:hAnsi="Arial" w:cs="Arial"/>
+          <w:color w:val="000000"/>
+          <w:sz w:val="20"/>
+          <w:szCs w:val="20"/>
+        </w:rPr>
+        <w:t xml:space="preserve">izar el estado del juego (progresos y datos de comportamiento) entre el dispositivo móvil del niño y el portal del especialista de manera </w:t>
       </w:r>
       <w:r>
         <w:rPr>
@@ -9952,7 +11306,14 @@
                 <w:rFonts w:ascii="Arial" w:eastAsia="Arial" w:hAnsi="Arial" w:cs="Arial"/>
                 <w:color w:val="000000"/>
               </w:rPr>
-              <w:t>Profesionales de la salud (pediatras, psicólogos, terapeutas).</w:t>
+              <w:t>Profesionales de la salud (pediatras, psicólogos,</w:t>
+            </w:r>
+            <w:r>
+              <w:rPr>
+                <w:rFonts w:ascii="Arial" w:eastAsia="Arial" w:hAnsi="Arial" w:cs="Arial"/>
+                <w:color w:val="000000"/>
+              </w:rPr>
+              <w:t xml:space="preserve"> terapeutas).</w:t>
             </w:r>
           </w:p>
         </w:tc>
@@ -10467,7 +11828,14 @@
                 <w:rFonts w:ascii="Arial" w:eastAsia="Arial" w:hAnsi="Arial" w:cs="Arial"/>
                 <w:color w:val="000000"/>
               </w:rPr>
-              <w:t>Capturar videos y responder cuestionarios interactivos sobre el desarrollo del niño.</w:t>
+              <w:t xml:space="preserve">Capturar videos y </w:t>
+            </w:r>
+            <w:r>
+              <w:rPr>
+                <w:rFonts w:ascii="Arial" w:eastAsia="Arial" w:hAnsi="Arial" w:cs="Arial"/>
+                <w:color w:val="000000"/>
+              </w:rPr>
+              <w:t>responder cuestionarios interactivos sobre el desarrollo del niño.</w:t>
             </w:r>
           </w:p>
         </w:tc>
@@ -10602,7 +11970,15 @@
           <w:sz w:val="20"/>
           <w:szCs w:val="20"/>
         </w:rPr>
-        <w:t xml:space="preserve"> (versiones recientes, ej. Android 12+ / iOS 15+), asegurando una experiencia fluida y ligera en dispositivos móviles de gama baja y media, dado el diseño 2D.</w:t>
+        <w:t xml:space="preserve"> (versiones recientes, ej. Android 12+ / iOS 15+), aseguran</w:t>
+      </w:r>
+      <w:r>
+        <w:rPr>
+          <w:color w:val="000000"/>
+          <w:sz w:val="20"/>
+          <w:szCs w:val="20"/>
+        </w:rPr>
+        <w:t>do una experiencia fluida y ligera en dispositivos móviles de gama baja y media, dado el diseño 2D.</w:t>
       </w:r>
     </w:p>
     <w:p>
@@ -10659,7 +12035,25 @@
           <w:sz w:val="20"/>
           <w:szCs w:val="20"/>
         </w:rPr>
-        <w:t xml:space="preserve"> y ser fácilmente localizable en el backend para futuras expansiones.</w:t>
+        <w:t xml:space="preserve"> y ser fácilmente localizable en el </w:t>
+      </w:r>
+      <w:proofErr w:type="spellStart"/>
+      <w:r>
+        <w:rPr>
+          <w:color w:val="000000"/>
+          <w:sz w:val="20"/>
+          <w:szCs w:val="20"/>
+        </w:rPr>
+        <w:t>backend</w:t>
+      </w:r>
+      <w:proofErr w:type="spellEnd"/>
+      <w:r>
+        <w:rPr>
+          <w:color w:val="000000"/>
+          <w:sz w:val="20"/>
+          <w:szCs w:val="20"/>
+        </w:rPr>
+        <w:t xml:space="preserve"> para futuras expansiones.</w:t>
       </w:r>
     </w:p>
     <w:p>
@@ -10690,15 +12084,7 @@
           <w:sz w:val="20"/>
           <w:szCs w:val="20"/>
         </w:rPr>
-        <w:t>Restricción de Seguridad y Legal:</w:t>
-      </w:r>
-      <w:r>
-        <w:rPr>
-          <w:color w:val="000000"/>
-          <w:sz w:val="20"/>
-          <w:szCs w:val="20"/>
-        </w:rPr>
-        <w:t xml:space="preserve"> El sistema debe cumplir con la normativa de </w:t>
+        <w:t>Restricción</w:t>
       </w:r>
       <w:r>
         <w:rPr>
@@ -10708,15 +12094,15 @@
           <w:sz w:val="20"/>
           <w:szCs w:val="20"/>
         </w:rPr>
-        <w:t>protección de datos de salud</w:t>
-      </w:r>
-      <w:r>
-        <w:rPr>
-          <w:color w:val="000000"/>
-          <w:sz w:val="20"/>
-          <w:szCs w:val="20"/>
-        </w:rPr>
-        <w:t xml:space="preserve"> (ej. HIPAA/GDPR) para el tratamiento de información sensible de pacientes. Todos los datos deben ser </w:t>
+        <w:t xml:space="preserve"> de Seguridad y Legal:</w:t>
+      </w:r>
+      <w:r>
+        <w:rPr>
+          <w:color w:val="000000"/>
+          <w:sz w:val="20"/>
+          <w:szCs w:val="20"/>
+        </w:rPr>
+        <w:t xml:space="preserve"> El sistema debe cumplir con la normativa de </w:t>
       </w:r>
       <w:r>
         <w:rPr>
@@ -10726,8 +12112,28 @@
           <w:sz w:val="20"/>
           <w:szCs w:val="20"/>
         </w:rPr>
+        <w:t>protección de datos de salud</w:t>
+      </w:r>
+      <w:r>
+        <w:rPr>
+          <w:color w:val="000000"/>
+          <w:sz w:val="20"/>
+          <w:szCs w:val="20"/>
+        </w:rPr>
+        <w:t xml:space="preserve"> (ej. HIPAA/GDPR) para el tratamiento de información sensible de pacientes. Todos los datos deben ser </w:t>
+      </w:r>
+      <w:proofErr w:type="spellStart"/>
+      <w:r>
+        <w:rPr>
+          <w:b/>
+          <w:bCs/>
+          <w:color w:val="000000"/>
+          <w:sz w:val="20"/>
+          <w:szCs w:val="20"/>
+        </w:rPr>
         <w:t>pseudo-anonimizados</w:t>
       </w:r>
+      <w:proofErr w:type="spellEnd"/>
       <w:r>
         <w:rPr>
           <w:color w:val="000000"/>
@@ -10765,15 +12171,7 @@
           <w:sz w:val="20"/>
           <w:szCs w:val="20"/>
         </w:rPr>
-        <w:t>Restricción de Rendimiento Gráfico:</w:t>
-      </w:r>
-      <w:r>
-        <w:rPr>
-          <w:color w:val="000000"/>
-          <w:sz w:val="20"/>
-          <w:szCs w:val="20"/>
-        </w:rPr>
-        <w:t xml:space="preserve"> Dado que es una aplicación 2D, el rendimiento debe priorizar la </w:t>
+        <w:t>Rest</w:t>
       </w:r>
       <w:r>
         <w:rPr>
@@ -10783,15 +12181,15 @@
           <w:sz w:val="20"/>
           <w:szCs w:val="20"/>
         </w:rPr>
-        <w:t>eficiencia de la batería</w:t>
-      </w:r>
-      <w:r>
-        <w:rPr>
-          <w:color w:val="000000"/>
-          <w:sz w:val="20"/>
-          <w:szCs w:val="20"/>
-        </w:rPr>
-        <w:t xml:space="preserve"> y la </w:t>
+        <w:t>ricción de Rendimiento Gráfico:</w:t>
+      </w:r>
+      <w:r>
+        <w:rPr>
+          <w:color w:val="000000"/>
+          <w:sz w:val="20"/>
+          <w:szCs w:val="20"/>
+        </w:rPr>
+        <w:t xml:space="preserve"> Dado que es una aplicación 2D, el rendimiento debe priorizar la </w:t>
       </w:r>
       <w:r>
         <w:rPr>
@@ -10801,15 +12199,15 @@
           <w:sz w:val="20"/>
           <w:szCs w:val="20"/>
         </w:rPr>
-        <w:t>velocidad de sincronización</w:t>
-      </w:r>
-      <w:r>
-        <w:rPr>
-          <w:color w:val="000000"/>
-          <w:sz w:val="20"/>
-          <w:szCs w:val="20"/>
-        </w:rPr>
-        <w:t xml:space="preserve"> de datos sobre la complejidad visual. El cliente 2D no debe consumir más del </w:t>
+        <w:t>eficiencia de la batería</w:t>
+      </w:r>
+      <w:r>
+        <w:rPr>
+          <w:color w:val="000000"/>
+          <w:sz w:val="20"/>
+          <w:szCs w:val="20"/>
+        </w:rPr>
+        <w:t xml:space="preserve"> y la </w:t>
       </w:r>
       <w:r>
         <w:rPr>
@@ -10819,6 +12217,24 @@
           <w:sz w:val="20"/>
           <w:szCs w:val="20"/>
         </w:rPr>
+        <w:t>velocidad de sincronización</w:t>
+      </w:r>
+      <w:r>
+        <w:rPr>
+          <w:color w:val="000000"/>
+          <w:sz w:val="20"/>
+          <w:szCs w:val="20"/>
+        </w:rPr>
+        <w:t xml:space="preserve"> de datos sobre la complejidad visual. El cliente 2D no debe consumir más del </w:t>
+      </w:r>
+      <w:r>
+        <w:rPr>
+          <w:b/>
+          <w:bCs/>
+          <w:color w:val="000000"/>
+          <w:sz w:val="20"/>
+          <w:szCs w:val="20"/>
+        </w:rPr>
         <w:t>5% del CPU</w:t>
       </w:r>
       <w:r>
@@ -10827,7 +12243,15 @@
           <w:sz w:val="20"/>
           <w:szCs w:val="20"/>
         </w:rPr>
-        <w:t xml:space="preserve"> de un dispositivo móvil promedio durante el juego.</w:t>
+        <w:t xml:space="preserve"> de un disposit</w:t>
+      </w:r>
+      <w:r>
+        <w:rPr>
+          <w:color w:val="000000"/>
+          <w:sz w:val="20"/>
+          <w:szCs w:val="20"/>
+        </w:rPr>
+        <w:t>ivo móvil promedio durante el juego.</w:t>
       </w:r>
     </w:p>
     <w:p>
@@ -10884,7 +12308,25 @@
           <w:sz w:val="20"/>
           <w:szCs w:val="20"/>
         </w:rPr>
-        <w:t xml:space="preserve"> (no machine learning complejo) para garantizar que la clasificación conductual sea </w:t>
+        <w:t xml:space="preserve"> (no machine </w:t>
+      </w:r>
+      <w:proofErr w:type="spellStart"/>
+      <w:r>
+        <w:rPr>
+          <w:color w:val="000000"/>
+          <w:sz w:val="20"/>
+          <w:szCs w:val="20"/>
+        </w:rPr>
+        <w:t>learning</w:t>
+      </w:r>
+      <w:proofErr w:type="spellEnd"/>
+      <w:r>
+        <w:rPr>
+          <w:color w:val="000000"/>
+          <w:sz w:val="20"/>
+          <w:szCs w:val="20"/>
+        </w:rPr>
+        <w:t xml:space="preserve"> complejo) para garantizar que la clasificación conductual sea </w:t>
       </w:r>
       <w:r>
         <w:rPr>
@@ -10894,7 +12336,17 @@
           <w:sz w:val="20"/>
           <w:szCs w:val="20"/>
         </w:rPr>
-        <w:t>transparente y auditable</w:t>
+        <w:t>transparente y au</w:t>
+      </w:r>
+      <w:r>
+        <w:rPr>
+          <w:b/>
+          <w:bCs/>
+          <w:color w:val="000000"/>
+          <w:sz w:val="20"/>
+          <w:szCs w:val="20"/>
+        </w:rPr>
+        <w:t>ditable</w:t>
       </w:r>
       <w:r>
         <w:rPr>
@@ -11036,7 +12488,16 @@
           <w:color w:val="000000"/>
         </w:rPr>
         <w:lastRenderedPageBreak/>
-        <w:t>Suposiciones y dependencias</w:t>
+        <w:t>Sup</w:t>
+      </w:r>
+      <w:r>
+        <w:rPr>
+          <w:rFonts w:ascii="Arial" w:eastAsia="Arial" w:hAnsi="Arial" w:cs="Arial"/>
+          <w:b/>
+          <w:bCs/>
+          <w:color w:val="000000"/>
+        </w:rPr>
+        <w:t>osiciones y dependencias</w:t>
       </w:r>
     </w:p>
     <w:p>
@@ -11093,7 +12554,15 @@
           <w:sz w:val="20"/>
           <w:szCs w:val="20"/>
         </w:rPr>
-        <w:t xml:space="preserve"> para la clasificación algorítmica de conductas (ej. qué cuenta como "Tasa de Desafío alta") serán definidos y validados por el experto clínico antes de la implementación del algoritmo.</w:t>
+        <w:t xml:space="preserve"> para la clasificación algorítmica de conductas (ej. qué cuenta como "Tasa de Desafío alta") serán definidos y validados por el experto </w:t>
+      </w:r>
+      <w:r>
+        <w:rPr>
+          <w:color w:val="000000"/>
+          <w:sz w:val="20"/>
+          <w:szCs w:val="20"/>
+        </w:rPr>
+        <w:t>clínico antes de la implementación del algoritmo.</w:t>
       </w:r>
     </w:p>
     <w:p>
@@ -11150,7 +12619,15 @@
           <w:sz w:val="20"/>
           <w:szCs w:val="20"/>
         </w:rPr>
-        <w:t xml:space="preserve"> para la sincronización de los datos de comportamiento y la recepción de las configuraciones de niveles. El juego 2D puede operar sin conexión, pero la función de </w:t>
+        <w:t xml:space="preserve"> para la sincronización de los datos de comportamiento y la recepción de las configuracion</w:t>
+      </w:r>
+      <w:r>
+        <w:rPr>
+          <w:color w:val="000000"/>
+          <w:sz w:val="20"/>
+          <w:szCs w:val="20"/>
+        </w:rPr>
+        <w:t xml:space="preserve">es de niveles. El juego 2D puede operar sin conexión, pero la función de </w:t>
       </w:r>
       <w:r>
         <w:rPr>
@@ -11207,7 +12684,25 @@
           <w:sz w:val="20"/>
           <w:szCs w:val="20"/>
         </w:rPr>
-        <w:t xml:space="preserve"> Se asume la disponibilidad y el soporte del framework de desarrollo </w:t>
+        <w:t xml:space="preserve"> Se asume la disponibilidad y el soporte del </w:t>
+      </w:r>
+      <w:proofErr w:type="spellStart"/>
+      <w:r>
+        <w:rPr>
+          <w:color w:val="000000"/>
+          <w:sz w:val="20"/>
+          <w:szCs w:val="20"/>
+        </w:rPr>
+        <w:t>framework</w:t>
+      </w:r>
+      <w:proofErr w:type="spellEnd"/>
+      <w:r>
+        <w:rPr>
+          <w:color w:val="000000"/>
+          <w:sz w:val="20"/>
+          <w:szCs w:val="20"/>
+        </w:rPr>
+        <w:t xml:space="preserve"> de desarrollo </w:t>
       </w:r>
       <w:r>
         <w:rPr>
@@ -11225,7 +12720,51 @@
           <w:sz w:val="20"/>
           <w:szCs w:val="20"/>
         </w:rPr>
-        <w:t xml:space="preserve"> elegido (ej. React Native o Flutter) durante todo el ciclo de vida del producto.</w:t>
+        <w:t xml:space="preserve"> elegido (ej. </w:t>
+      </w:r>
+      <w:proofErr w:type="spellStart"/>
+      <w:r>
+        <w:rPr>
+          <w:color w:val="000000"/>
+          <w:sz w:val="20"/>
+          <w:szCs w:val="20"/>
+        </w:rPr>
+        <w:t>React</w:t>
+      </w:r>
+      <w:proofErr w:type="spellEnd"/>
+      <w:r>
+        <w:rPr>
+          <w:color w:val="000000"/>
+          <w:sz w:val="20"/>
+          <w:szCs w:val="20"/>
+        </w:rPr>
+        <w:t xml:space="preserve"> Native o </w:t>
+      </w:r>
+      <w:proofErr w:type="spellStart"/>
+      <w:r>
+        <w:rPr>
+          <w:color w:val="000000"/>
+          <w:sz w:val="20"/>
+          <w:szCs w:val="20"/>
+        </w:rPr>
+        <w:t>Flu</w:t>
+      </w:r>
+      <w:r>
+        <w:rPr>
+          <w:color w:val="000000"/>
+          <w:sz w:val="20"/>
+          <w:szCs w:val="20"/>
+        </w:rPr>
+        <w:t>tter</w:t>
+      </w:r>
+      <w:proofErr w:type="spellEnd"/>
+      <w:r>
+        <w:rPr>
+          <w:color w:val="000000"/>
+          <w:sz w:val="20"/>
+          <w:szCs w:val="20"/>
+        </w:rPr>
+        <w:t>) durante todo el ciclo de vida del producto.</w:t>
       </w:r>
     </w:p>
     <w:p>
@@ -11282,7 +12821,15 @@
           <w:sz w:val="20"/>
           <w:szCs w:val="20"/>
         </w:rPr>
-        <w:t xml:space="preserve"> en segundo plano durante la jugabilidad.</w:t>
+        <w:t xml:space="preserve"> en segundo plano durante la j</w:t>
+      </w:r>
+      <w:r>
+        <w:rPr>
+          <w:color w:val="000000"/>
+          <w:sz w:val="20"/>
+          <w:szCs w:val="20"/>
+        </w:rPr>
+        <w:t>ugabilidad.</w:t>
       </w:r>
     </w:p>
     <w:p>
@@ -11380,7 +12927,17 @@
           <w:sz w:val="20"/>
           <w:szCs w:val="20"/>
         </w:rPr>
-        <w:t>Implementación de modelos estadísticos más complejos o de árboles de decisión más profundos en el algoritmo de clasificación para identificar patrones disfuncionales sutiles.</w:t>
+        <w:t xml:space="preserve">Implementación de modelos </w:t>
+      </w:r>
+      <w:r>
+        <w:rPr>
+          <w:rFonts w:ascii="Arial" w:eastAsia="Arial" w:hAnsi="Arial" w:cs="Arial"/>
+          <w:b w:val="0"/>
+          <w:bCs w:val="0"/>
+          <w:sz w:val="20"/>
+          <w:szCs w:val="20"/>
+        </w:rPr>
+        <w:t>estadísticos más complejos o de árboles de decisión más profundos en el algoritmo de clasificación para identificar patrones disfuncionales sutiles.</w:t>
       </w:r>
     </w:p>
     <w:p>
@@ -11413,7 +12970,17 @@
           <w:sz w:val="20"/>
           <w:szCs w:val="20"/>
         </w:rPr>
-        <w:t>Integración de la funcionalidad de la interfaz para soportar múltiples idiomas (ej. inglés y portugués), lo cual requiere la externalización de todos los textos del juego 2D.</w:t>
+        <w:t>Integración de la funcionalidad de la interfaz para soportar múltiples idiomas (ej. in</w:t>
+      </w:r>
+      <w:r>
+        <w:rPr>
+          <w:rFonts w:ascii="Arial" w:eastAsia="Arial" w:hAnsi="Arial" w:cs="Arial"/>
+          <w:b w:val="0"/>
+          <w:bCs w:val="0"/>
+          <w:sz w:val="20"/>
+          <w:szCs w:val="20"/>
+        </w:rPr>
+        <w:t>glés y portugués), lo cual requiere la externalización de todos los textos del juego 2D.</w:t>
       </w:r>
     </w:p>
     <w:p>
@@ -11446,7 +13013,39 @@
           <w:sz w:val="20"/>
           <w:szCs w:val="20"/>
         </w:rPr>
-        <w:t>Implementación de APIs estandarizadas para la exportación directa de Reportes Métricos a sistemas de Historia Clínica Electrónica (HCE) del especialista.</w:t>
+        <w:t xml:space="preserve">Implementación de </w:t>
+      </w:r>
+      <w:proofErr w:type="spellStart"/>
+      <w:r>
+        <w:rPr>
+          <w:rFonts w:ascii="Arial" w:eastAsia="Arial" w:hAnsi="Arial" w:cs="Arial"/>
+          <w:b w:val="0"/>
+          <w:bCs w:val="0"/>
+          <w:sz w:val="20"/>
+          <w:szCs w:val="20"/>
+        </w:rPr>
+        <w:t>APIs</w:t>
+      </w:r>
+      <w:proofErr w:type="spellEnd"/>
+      <w:r>
+        <w:rPr>
+          <w:rFonts w:ascii="Arial" w:eastAsia="Arial" w:hAnsi="Arial" w:cs="Arial"/>
+          <w:b w:val="0"/>
+          <w:bCs w:val="0"/>
+          <w:sz w:val="20"/>
+          <w:szCs w:val="20"/>
+        </w:rPr>
+        <w:t xml:space="preserve"> estandarizadas para la exportación directa de Reportes Métricos a sistemas de Historia Clínica Electrónica (HCE) del especi</w:t>
+      </w:r>
+      <w:r>
+        <w:rPr>
+          <w:rFonts w:ascii="Arial" w:eastAsia="Arial" w:hAnsi="Arial" w:cs="Arial"/>
+          <w:b w:val="0"/>
+          <w:bCs w:val="0"/>
+          <w:sz w:val="20"/>
+          <w:szCs w:val="20"/>
+        </w:rPr>
+        <w:t>alista.</w:t>
       </w:r>
     </w:p>
     <w:p>
@@ -11669,7 +13268,15 @@
                 <w:sz w:val="20"/>
                 <w:szCs w:val="20"/>
               </w:rPr>
-              <w:t>Nombre de requisito</w:t>
+              <w:t xml:space="preserve">Nombre de </w:t>
+            </w:r>
+            <w:r>
+              <w:rPr>
+                <w:color w:val="000000"/>
+                <w:sz w:val="20"/>
+                <w:szCs w:val="20"/>
+              </w:rPr>
+              <w:t>requisito</w:t>
             </w:r>
           </w:p>
         </w:tc>
@@ -11807,7 +13414,15 @@
                 <w:sz w:val="20"/>
                 <w:szCs w:val="20"/>
               </w:rPr>
-              <w:t>☒ Requisito</w:t>
+              <w:t>☒</w:t>
+            </w:r>
+            <w:r>
+              <w:rPr>
+                <w:color w:val="000000"/>
+                <w:sz w:val="20"/>
+                <w:szCs w:val="20"/>
+              </w:rPr>
+              <w:t xml:space="preserve"> Requisito</w:t>
             </w:r>
           </w:p>
         </w:tc>
@@ -11848,7 +13463,15 @@
                 <w:sz w:val="20"/>
                 <w:szCs w:val="20"/>
               </w:rPr>
-              <w:t>☐ Restricción</w:t>
+              <w:t>☐</w:t>
+            </w:r>
+            <w:r>
+              <w:rPr>
+                <w:color w:val="000000"/>
+                <w:sz w:val="20"/>
+                <w:szCs w:val="20"/>
+              </w:rPr>
+              <w:t xml:space="preserve"> Restricción</w:t>
             </w:r>
           </w:p>
         </w:tc>
@@ -12025,7 +13648,15 @@
                 <w:sz w:val="20"/>
                 <w:szCs w:val="20"/>
               </w:rPr>
-              <w:t>☒ Alta/Esencial</w:t>
+              <w:t>☒</w:t>
+            </w:r>
+            <w:r>
+              <w:rPr>
+                <w:color w:val="000000"/>
+                <w:sz w:val="20"/>
+                <w:szCs w:val="20"/>
+              </w:rPr>
+              <w:t xml:space="preserve"> Alta/Esencial</w:t>
             </w:r>
           </w:p>
         </w:tc>
@@ -12065,7 +13696,15 @@
                 <w:sz w:val="20"/>
                 <w:szCs w:val="20"/>
               </w:rPr>
-              <w:t>☐ Media/Deseado</w:t>
+              <w:t>☐</w:t>
+            </w:r>
+            <w:r>
+              <w:rPr>
+                <w:color w:val="000000"/>
+                <w:sz w:val="20"/>
+                <w:szCs w:val="20"/>
+              </w:rPr>
+              <w:t xml:space="preserve"> Media/Deseado</w:t>
             </w:r>
           </w:p>
         </w:tc>
@@ -12105,7 +13744,15 @@
                 <w:sz w:val="20"/>
                 <w:szCs w:val="20"/>
               </w:rPr>
-              <w:t>☐ Baja/ Opcional</w:t>
+              <w:t>☐</w:t>
+            </w:r>
+            <w:r>
+              <w:rPr>
+                <w:color w:val="000000"/>
+                <w:sz w:val="20"/>
+                <w:szCs w:val="20"/>
+              </w:rPr>
+              <w:t xml:space="preserve"> Baja/ Opcional</w:t>
             </w:r>
           </w:p>
         </w:tc>
@@ -12203,7 +13850,15 @@
                 <w:sz w:val="20"/>
                 <w:szCs w:val="20"/>
               </w:rPr>
-              <w:t>El sistema permitirá capturar los datos del infante y buscar comparar los resultados de datos respecto a las sesiones que se realicen</w:t>
+              <w:t xml:space="preserve">El sistema permitirá capturar los datos del infante y buscar comparar los </w:t>
+            </w:r>
+            <w:r>
+              <w:rPr>
+                <w:color w:val="000000"/>
+                <w:sz w:val="20"/>
+                <w:szCs w:val="20"/>
+              </w:rPr>
+              <w:t>resultados de datos respecto a las sesiones que se realicen</w:t>
             </w:r>
           </w:p>
           <w:p>
@@ -12562,7 +14217,15 @@
                 <w:sz w:val="20"/>
                 <w:szCs w:val="20"/>
               </w:rPr>
-              <w:t>☒ Requisito</w:t>
+              <w:t>☒</w:t>
+            </w:r>
+            <w:r>
+              <w:rPr>
+                <w:color w:val="000000"/>
+                <w:sz w:val="20"/>
+                <w:szCs w:val="20"/>
+              </w:rPr>
+              <w:t xml:space="preserve"> Requisito</w:t>
             </w:r>
           </w:p>
         </w:tc>
@@ -12601,7 +14264,15 @@
                 <w:sz w:val="20"/>
                 <w:szCs w:val="20"/>
               </w:rPr>
-              <w:t>☐ Restricción</w:t>
+              <w:t>☐</w:t>
+            </w:r>
+            <w:r>
+              <w:rPr>
+                <w:color w:val="000000"/>
+                <w:sz w:val="20"/>
+                <w:szCs w:val="20"/>
+              </w:rPr>
+              <w:t xml:space="preserve"> Restricción</w:t>
             </w:r>
           </w:p>
         </w:tc>
@@ -12776,7 +14447,15 @@
                 <w:sz w:val="20"/>
                 <w:szCs w:val="20"/>
               </w:rPr>
-              <w:t>☒ Alta/Esencial</w:t>
+              <w:t>☒</w:t>
+            </w:r>
+            <w:r>
+              <w:rPr>
+                <w:color w:val="000000"/>
+                <w:sz w:val="20"/>
+                <w:szCs w:val="20"/>
+              </w:rPr>
+              <w:t xml:space="preserve"> Alta/Esencial</w:t>
             </w:r>
           </w:p>
         </w:tc>
@@ -12814,7 +14493,15 @@
                 <w:sz w:val="20"/>
                 <w:szCs w:val="20"/>
               </w:rPr>
-              <w:t>☐ Media/Deseado</w:t>
+              <w:t>☐</w:t>
+            </w:r>
+            <w:r>
+              <w:rPr>
+                <w:color w:val="000000"/>
+                <w:sz w:val="20"/>
+                <w:szCs w:val="20"/>
+              </w:rPr>
+              <w:t xml:space="preserve"> Media/Deseado</w:t>
             </w:r>
           </w:p>
         </w:tc>
@@ -12852,7 +14539,23 @@
                 <w:sz w:val="20"/>
                 <w:szCs w:val="20"/>
               </w:rPr>
-              <w:t>☐ Baja/ Opcional</w:t>
+              <w:t>☐</w:t>
+            </w:r>
+            <w:r>
+              <w:rPr>
+                <w:color w:val="000000"/>
+                <w:sz w:val="20"/>
+                <w:szCs w:val="20"/>
+              </w:rPr>
+              <w:t xml:space="preserve"> Baja/ </w:t>
+            </w:r>
+            <w:r>
+              <w:rPr>
+                <w:color w:val="000000"/>
+                <w:sz w:val="20"/>
+                <w:szCs w:val="20"/>
+              </w:rPr>
+              <w:t>Opcional</w:t>
             </w:r>
           </w:p>
         </w:tc>
@@ -13348,7 +15051,15 @@
                 <w:sz w:val="20"/>
                 <w:szCs w:val="20"/>
               </w:rPr>
-              <w:t>☒ Requisito</w:t>
+              <w:t>☒</w:t>
+            </w:r>
+            <w:r>
+              <w:rPr>
+                <w:color w:val="000000"/>
+                <w:sz w:val="20"/>
+                <w:szCs w:val="20"/>
+              </w:rPr>
+              <w:t xml:space="preserve"> Requisito</w:t>
             </w:r>
           </w:p>
         </w:tc>
@@ -13387,7 +15098,15 @@
                 <w:sz w:val="20"/>
                 <w:szCs w:val="20"/>
               </w:rPr>
-              <w:t>☐ Restricción</w:t>
+              <w:t>☐</w:t>
+            </w:r>
+            <w:r>
+              <w:rPr>
+                <w:color w:val="000000"/>
+                <w:sz w:val="20"/>
+                <w:szCs w:val="20"/>
+              </w:rPr>
+              <w:t xml:space="preserve"> Restricción</w:t>
             </w:r>
           </w:p>
         </w:tc>
@@ -13570,7 +15289,15 @@
                 <w:sz w:val="20"/>
                 <w:szCs w:val="20"/>
               </w:rPr>
-              <w:t>☒ Alta/Esencial</w:t>
+              <w:t>☒</w:t>
+            </w:r>
+            <w:r>
+              <w:rPr>
+                <w:color w:val="000000"/>
+                <w:sz w:val="20"/>
+                <w:szCs w:val="20"/>
+              </w:rPr>
+              <w:t xml:space="preserve"> Alta/Esencial</w:t>
             </w:r>
           </w:p>
         </w:tc>
@@ -13608,7 +15335,15 @@
                 <w:sz w:val="20"/>
                 <w:szCs w:val="20"/>
               </w:rPr>
-              <w:t>☐ Media/Deseado</w:t>
+              <w:t>☐</w:t>
+            </w:r>
+            <w:r>
+              <w:rPr>
+                <w:color w:val="000000"/>
+                <w:sz w:val="20"/>
+                <w:szCs w:val="20"/>
+              </w:rPr>
+              <w:t xml:space="preserve"> Media/Deseado</w:t>
             </w:r>
           </w:p>
         </w:tc>
@@ -13646,7 +15381,15 @@
                 <w:sz w:val="20"/>
                 <w:szCs w:val="20"/>
               </w:rPr>
-              <w:t>☐ Baja/ Opcional</w:t>
+              <w:t>☐</w:t>
+            </w:r>
+            <w:r>
+              <w:rPr>
+                <w:color w:val="000000"/>
+                <w:sz w:val="20"/>
+                <w:szCs w:val="20"/>
+              </w:rPr>
+              <w:t xml:space="preserve"> Baja/ Opcional</w:t>
             </w:r>
           </w:p>
         </w:tc>
@@ -13849,7 +15592,16 @@
                 <w:sz w:val="20"/>
                 <w:szCs w:val="20"/>
               </w:rPr>
-              <w:t>El portal web del Especialista debe permitir filtrar los informes de progreso por rango de fechas (ej., "últimos 30 días") y por tipo de métrica conductual (ej., solo mostrar "Tasa de Desafío"), facilitando el análisis clínico.</w:t>
+              <w:t xml:space="preserve">El portal web del Especialista debe permitir filtrar los informes de </w:t>
+            </w:r>
+            <w:r>
+              <w:rPr>
+                <w:rFonts w:ascii="Arial" w:eastAsia="Arial" w:hAnsi="Arial" w:cs="Arial"/>
+                <w:color w:val="000000"/>
+                <w:sz w:val="20"/>
+                <w:szCs w:val="20"/>
+              </w:rPr>
+              <w:t>progreso por rango de fechas (ej., "últimos 30 días") y por tipo de métrica conductual (ej., solo mostrar "Tasa de Desafío"), facilitando el análisis clínico.</w:t>
             </w:r>
           </w:p>
           <w:p/>
@@ -14235,7 +15987,23 @@
                 <w:sz w:val="20"/>
                 <w:szCs w:val="20"/>
               </w:rPr>
-              <w:t>☒ Requisito</w:t>
+              <w:t>☒</w:t>
+            </w:r>
+            <w:r>
+              <w:rPr>
+                <w:color w:val="000000"/>
+                <w:sz w:val="20"/>
+                <w:szCs w:val="20"/>
+              </w:rPr>
+              <w:t xml:space="preserve"> </w:t>
+            </w:r>
+            <w:r>
+              <w:rPr>
+                <w:color w:val="000000"/>
+                <w:sz w:val="20"/>
+                <w:szCs w:val="20"/>
+              </w:rPr>
+              <w:t>Requisito</w:t>
             </w:r>
           </w:p>
         </w:tc>
@@ -14278,7 +16046,15 @@
                 <w:sz w:val="20"/>
                 <w:szCs w:val="20"/>
               </w:rPr>
-              <w:t>☐ Restricción</w:t>
+              <w:t>☐</w:t>
+            </w:r>
+            <w:r>
+              <w:rPr>
+                <w:color w:val="000000"/>
+                <w:sz w:val="20"/>
+                <w:szCs w:val="20"/>
+              </w:rPr>
+              <w:t xml:space="preserve"> Restricción</w:t>
             </w:r>
           </w:p>
         </w:tc>
@@ -14537,7 +16313,15 @@
                 <w:sz w:val="20"/>
                 <w:szCs w:val="20"/>
               </w:rPr>
-              <w:t>☒ Alta/Esencial</w:t>
+              <w:t>☒</w:t>
+            </w:r>
+            <w:r>
+              <w:rPr>
+                <w:color w:val="000000"/>
+                <w:sz w:val="20"/>
+                <w:szCs w:val="20"/>
+              </w:rPr>
+              <w:t xml:space="preserve"> Alta/Esencial</w:t>
             </w:r>
           </w:p>
         </w:tc>
@@ -14579,7 +16363,15 @@
                 <w:sz w:val="20"/>
                 <w:szCs w:val="20"/>
               </w:rPr>
-              <w:t>☐ Media/Deseado</w:t>
+              <w:t>☐</w:t>
+            </w:r>
+            <w:r>
+              <w:rPr>
+                <w:color w:val="000000"/>
+                <w:sz w:val="20"/>
+                <w:szCs w:val="20"/>
+              </w:rPr>
+              <w:t xml:space="preserve"> Media/Deseado</w:t>
             </w:r>
           </w:p>
         </w:tc>
@@ -14621,7 +16413,15 @@
                 <w:sz w:val="20"/>
                 <w:szCs w:val="20"/>
               </w:rPr>
-              <w:t>☐ Baja/ Opcional</w:t>
+              <w:t>☐</w:t>
+            </w:r>
+            <w:r>
+              <w:rPr>
+                <w:color w:val="000000"/>
+                <w:sz w:val="20"/>
+                <w:szCs w:val="20"/>
+              </w:rPr>
+              <w:t xml:space="preserve"> Baja/ Opcional</w:t>
             </w:r>
           </w:p>
         </w:tc>
@@ -14821,7 +16621,16 @@
                 <w:sz w:val="20"/>
                 <w:szCs w:val="20"/>
               </w:rPr>
-              <w:t>El código fuente, especialmente el del motor de juego y la lógica de la IA, debe ser documentado con comentarios a nivel de función y seguir un estándar de codificación</w:t>
+              <w:t xml:space="preserve">El código fuente, especialmente el del motor de juego y la lógica de la IA, debe ser </w:t>
+            </w:r>
+            <w:r>
+              <w:rPr>
+                <w:rFonts w:ascii="Arial" w:eastAsia="Arial" w:hAnsi="Arial" w:cs="Arial"/>
+                <w:color w:val="000000"/>
+                <w:sz w:val="20"/>
+                <w:szCs w:val="20"/>
+              </w:rPr>
+              <w:t>documentado con comentarios a nivel de función y seguir un estándar de codificación</w:t>
             </w:r>
           </w:p>
           <w:p/>
@@ -15110,7 +16919,15 @@
                 <w:sz w:val="20"/>
                 <w:szCs w:val="20"/>
               </w:rPr>
-              <w:t>☒ Requisito</w:t>
+              <w:t>☒</w:t>
+            </w:r>
+            <w:r>
+              <w:rPr>
+                <w:color w:val="000000"/>
+                <w:sz w:val="20"/>
+                <w:szCs w:val="20"/>
+              </w:rPr>
+              <w:t xml:space="preserve"> Requisito</w:t>
             </w:r>
           </w:p>
         </w:tc>
@@ -15153,7 +16970,15 @@
                 <w:sz w:val="20"/>
                 <w:szCs w:val="20"/>
               </w:rPr>
-              <w:t>☐ Restricción</w:t>
+              <w:t>☐</w:t>
+            </w:r>
+            <w:r>
+              <w:rPr>
+                <w:color w:val="000000"/>
+                <w:sz w:val="20"/>
+                <w:szCs w:val="20"/>
+              </w:rPr>
+              <w:t xml:space="preserve"> Restricción</w:t>
             </w:r>
           </w:p>
         </w:tc>
@@ -15300,7 +17125,15 @@
                 <w:sz w:val="20"/>
                 <w:szCs w:val="20"/>
               </w:rPr>
-              <w:t>Prioridad del requisito</w:t>
+              <w:t xml:space="preserve">Prioridad del </w:t>
+            </w:r>
+            <w:r>
+              <w:rPr>
+                <w:color w:val="000000"/>
+                <w:sz w:val="20"/>
+                <w:szCs w:val="20"/>
+              </w:rPr>
+              <w:t>requisito</w:t>
             </w:r>
           </w:p>
         </w:tc>
@@ -15344,7 +17177,15 @@
                 <w:sz w:val="20"/>
                 <w:szCs w:val="20"/>
               </w:rPr>
-              <w:t>☒ Alta/Esencial</w:t>
+              <w:t>☒</w:t>
+            </w:r>
+            <w:r>
+              <w:rPr>
+                <w:color w:val="000000"/>
+                <w:sz w:val="20"/>
+                <w:szCs w:val="20"/>
+              </w:rPr>
+              <w:t xml:space="preserve"> Alta/Esencial</w:t>
             </w:r>
           </w:p>
         </w:tc>
@@ -15386,7 +17227,15 @@
                 <w:sz w:val="20"/>
                 <w:szCs w:val="20"/>
               </w:rPr>
-              <w:t>☐ Media/Deseado</w:t>
+              <w:t>☐</w:t>
+            </w:r>
+            <w:r>
+              <w:rPr>
+                <w:color w:val="000000"/>
+                <w:sz w:val="20"/>
+                <w:szCs w:val="20"/>
+              </w:rPr>
+              <w:t xml:space="preserve"> Media/Deseado</w:t>
             </w:r>
           </w:p>
         </w:tc>
@@ -15428,7 +17277,15 @@
                 <w:sz w:val="20"/>
                 <w:szCs w:val="20"/>
               </w:rPr>
-              <w:t>☐ Baja/ Opcional</w:t>
+              <w:t>☐</w:t>
+            </w:r>
+            <w:r>
+              <w:rPr>
+                <w:color w:val="000000"/>
+                <w:sz w:val="20"/>
+                <w:szCs w:val="20"/>
+              </w:rPr>
+              <w:t xml:space="preserve"> Baja/ Opcional</w:t>
             </w:r>
           </w:p>
         </w:tc>
@@ -15722,8 +17579,18 @@
           <w:sz w:val="20"/>
           <w:szCs w:val="20"/>
         </w:rPr>
-        <w:t>, detallando las interfaces que el sistema utilizará para interactuar con los usuarios, el hardware y otros componentes de software..</w:t>
-      </w:r>
+        <w:t xml:space="preserve">, detallando las interfaces que el sistema utilizará para interactuar con los usuarios, el hardware y otros componentes de </w:t>
+      </w:r>
+      <w:proofErr w:type="gramStart"/>
+      <w:r>
+        <w:rPr>
+          <w:color w:val="000000"/>
+          <w:sz w:val="20"/>
+          <w:szCs w:val="20"/>
+        </w:rPr>
+        <w:t>software..</w:t>
+      </w:r>
+      <w:proofErr w:type="gramEnd"/>
     </w:p>
     <w:p>
       <w:pPr>
@@ -15787,7 +17654,16 @@
           <w:sz w:val="20"/>
           <w:szCs w:val="20"/>
         </w:rPr>
-        <w:t>El sistema tendrá dos interfaces de usuario principales que deben ser diseñadas según el usuario previsto, priorizando la simplicidad del 2D y la claridad métrica.</w:t>
+        <w:t>El sistema tendrá dos interfaces de usuario</w:t>
+      </w:r>
+      <w:r>
+        <w:rPr>
+          <w:rFonts w:ascii="Arial" w:eastAsia="Arial" w:hAnsi="Arial" w:cs="Arial"/>
+          <w:color w:val="000000"/>
+          <w:sz w:val="20"/>
+          <w:szCs w:val="20"/>
+        </w:rPr>
+        <w:t xml:space="preserve"> principales que deben ser diseñadas según el usuario previsto, priorizando la simplicidad del 2D y la claridad métrica.</w:t>
       </w:r>
     </w:p>
     <w:p>
@@ -15859,7 +17735,16 @@
           <w:sz w:val="20"/>
           <w:szCs w:val="20"/>
         </w:rPr>
-        <w:t xml:space="preserve">, utilizando gráficos </w:t>
+        <w:t>, utilizand</w:t>
+      </w:r>
+      <w:r>
+        <w:rPr>
+          <w:rFonts w:ascii="Arial" w:eastAsia="Arial" w:hAnsi="Arial" w:cs="Arial"/>
+          <w:color w:val="000000"/>
+          <w:sz w:val="20"/>
+          <w:szCs w:val="20"/>
+        </w:rPr>
+        <w:t xml:space="preserve">o gráficos </w:t>
       </w:r>
       <w:r>
         <w:rPr>
@@ -15960,7 +17845,18 @@
           <w:sz w:val="20"/>
           <w:szCs w:val="20"/>
         </w:rPr>
-        <w:t>refuerzo visual y auditivo</w:t>
+        <w:t>refuerzo visual y au</w:t>
+      </w:r>
+      <w:r>
+        <w:rPr>
+          <w:rFonts w:ascii="Arial" w:eastAsia="Arial" w:hAnsi="Arial" w:cs="Arial"/>
+          <w:b/>
+          <w:bCs/>
+          <w:color w:val="000000"/>
+          <w:sz w:val="20"/>
+          <w:szCs w:val="20"/>
+        </w:rPr>
+        <w:t>ditivo</w:t>
       </w:r>
       <w:r>
         <w:rPr>
@@ -16130,7 +18026,16 @@
           <w:sz w:val="20"/>
           <w:szCs w:val="20"/>
         </w:rPr>
-        <w:t>El sistema debe interactuar con los componentes estándar de los dispositivos móviles, con una mínima dependencia de sensores avanzados para optimizar el rendimiento (Objetivo Económico).</w:t>
+        <w:t>El sistema debe interactuar con los componentes estándar de los dispositivos móviles, con una mínima dependenc</w:t>
+      </w:r>
+      <w:r>
+        <w:rPr>
+          <w:rFonts w:ascii="Arial" w:eastAsia="Arial" w:hAnsi="Arial" w:cs="Arial"/>
+          <w:color w:val="000000"/>
+          <w:sz w:val="20"/>
+          <w:szCs w:val="20"/>
+        </w:rPr>
+        <w:t>ia de sensores avanzados para optimizar el rendimiento (Objetivo Económico).</w:t>
       </w:r>
     </w:p>
     <w:p>
@@ -16238,7 +18143,16 @@
           <w:sz w:val="20"/>
           <w:szCs w:val="20"/>
         </w:rPr>
-        <w:t xml:space="preserve"> El cliente 2D debe interactuar con la CPU y la memoria de forma eficiente para ejecutar el </w:t>
+        <w:t xml:space="preserve"> El clien</w:t>
+      </w:r>
+      <w:r>
+        <w:rPr>
+          <w:rFonts w:ascii="Arial" w:eastAsia="Arial" w:hAnsi="Arial" w:cs="Arial"/>
+          <w:color w:val="000000"/>
+          <w:sz w:val="20"/>
+          <w:szCs w:val="20"/>
+        </w:rPr>
+        <w:t xml:space="preserve">te 2D debe interactuar con la CPU y la memoria de forma eficiente para ejecutar el </w:t>
       </w:r>
       <w:r>
         <w:rPr>
@@ -16305,67 +18219,78 @@
           <w:sz w:val="20"/>
           <w:szCs w:val="20"/>
         </w:rPr>
-        <w:t>órdenes de voz sencillas</w:t>
-      </w:r>
-      <w:r>
-        <w:rPr>
-          <w:rFonts w:ascii="Arial" w:eastAsia="Arial" w:hAnsi="Arial" w:cs="Arial"/>
-          <w:color w:val="000000"/>
-          <w:sz w:val="20"/>
-          <w:szCs w:val="20"/>
-        </w:rPr>
-        <w:t>, pero su uso debe ser limitado para no aumentar la complejidad.</w:t>
-      </w:r>
-    </w:p>
-    <w:p>
-      <w:pPr>
-        <w:pStyle w:val="Ttulo3"/>
-        <w:spacing w:line="276" w:lineRule="auto"/>
+        <w:t>ór</w:t>
+      </w:r>
+      <w:r>
         <w:rPr>
           <w:rFonts w:ascii="Arial" w:eastAsia="Arial" w:hAnsi="Arial" w:cs="Arial"/>
           <w:b/>
           <w:bCs/>
           <w:color w:val="000000"/>
-        </w:rPr>
-      </w:pPr>
-      <w:r>
+          <w:sz w:val="20"/>
+          <w:szCs w:val="20"/>
+        </w:rPr>
+        <w:t>denes de voz sencillas</w:t>
+      </w:r>
+      <w:r>
+        <w:rPr>
+          <w:rFonts w:ascii="Arial" w:eastAsia="Arial" w:hAnsi="Arial" w:cs="Arial"/>
+          <w:color w:val="000000"/>
+          <w:sz w:val="20"/>
+          <w:szCs w:val="20"/>
+        </w:rPr>
+        <w:t>, pero su uso debe ser limitado para no aumentar la complejidad.</w:t>
+      </w:r>
+    </w:p>
+    <w:p>
+      <w:pPr>
+        <w:pStyle w:val="Ttulo3"/>
+        <w:spacing w:line="276" w:lineRule="auto"/>
         <w:rPr>
           <w:rFonts w:ascii="Arial" w:eastAsia="Arial" w:hAnsi="Arial" w:cs="Arial"/>
           <w:b/>
           <w:bCs/>
           <w:color w:val="000000"/>
         </w:rPr>
-        <w:t>Interfaces de software</w:t>
-      </w:r>
-    </w:p>
-    <w:p>
-      <w:pPr>
-        <w:pStyle w:val="Ttulo3"/>
-        <w:spacing w:line="276" w:lineRule="auto"/>
-        <w:rPr>
-          <w:rFonts w:ascii="Arial" w:eastAsia="Arial" w:hAnsi="Arial" w:cs="Arial"/>
-          <w:color w:val="000000"/>
-          <w:sz w:val="20"/>
-          <w:szCs w:val="20"/>
-        </w:rPr>
-      </w:pPr>
-      <w:bookmarkStart w:id="20" w:name="_heading=h.c5zks2lnceba" w:colFirst="0" w:colLast="0"/>
-      <w:bookmarkEnd w:id="20"/>
-      <w:r>
-        <w:rPr>
-          <w:rFonts w:ascii="Arial" w:eastAsia="Arial" w:hAnsi="Arial" w:cs="Arial"/>
-          <w:color w:val="000000"/>
-          <w:sz w:val="20"/>
-          <w:szCs w:val="20"/>
-        </w:rPr>
-        <w:t xml:space="preserve">El </w:t>
-      </w:r>
+      </w:pPr>
       <w:r>
         <w:rPr>
           <w:rFonts w:ascii="Arial" w:eastAsia="Arial" w:hAnsi="Arial" w:cs="Arial"/>
           <w:b/>
           <w:bCs/>
           <w:color w:val="000000"/>
+        </w:rPr>
+        <w:t>Interfaces de software</w:t>
+      </w:r>
+    </w:p>
+    <w:p>
+      <w:pPr>
+        <w:pStyle w:val="Ttulo3"/>
+        <w:spacing w:line="276" w:lineRule="auto"/>
+        <w:rPr>
+          <w:rFonts w:ascii="Arial" w:eastAsia="Arial" w:hAnsi="Arial" w:cs="Arial"/>
+          <w:color w:val="000000"/>
+          <w:sz w:val="20"/>
+          <w:szCs w:val="20"/>
+        </w:rPr>
+      </w:pPr>
+      <w:bookmarkStart w:id="20" w:name="_heading=h.c5zks2lnceba" w:colFirst="0" w:colLast="0"/>
+      <w:bookmarkEnd w:id="20"/>
+      <w:r>
+        <w:rPr>
+          <w:rFonts w:ascii="Arial" w:eastAsia="Arial" w:hAnsi="Arial" w:cs="Arial"/>
+          <w:color w:val="000000"/>
+          <w:sz w:val="20"/>
+          <w:szCs w:val="20"/>
+        </w:rPr>
+        <w:t xml:space="preserve">El </w:t>
+      </w:r>
+      <w:r>
+        <w:rPr>
+          <w:rFonts w:ascii="Arial" w:eastAsia="Arial" w:hAnsi="Arial" w:cs="Arial"/>
+          <w:b/>
+          <w:bCs/>
+          <w:color w:val="000000"/>
           <w:sz w:val="20"/>
           <w:szCs w:val="20"/>
         </w:rPr>
@@ -16378,7 +18303,27 @@
           <w:sz w:val="20"/>
           <w:szCs w:val="20"/>
         </w:rPr>
-        <w:t xml:space="preserve"> elimina la dependencia de Unity 3D y librerías complejas de Machine Learning (IA), adoptando un enfoque más simple y auditable.</w:t>
+        <w:t xml:space="preserve"> elimina la dependencia de Unity 3D y librerías complejas de Machine </w:t>
+      </w:r>
+      <w:proofErr w:type="spellStart"/>
+      <w:r>
+        <w:rPr>
+          <w:rFonts w:ascii="Arial" w:eastAsia="Arial" w:hAnsi="Arial" w:cs="Arial"/>
+          <w:color w:val="000000"/>
+          <w:sz w:val="20"/>
+          <w:szCs w:val="20"/>
+        </w:rPr>
+        <w:t>Learning</w:t>
+      </w:r>
+      <w:proofErr w:type="spellEnd"/>
+      <w:r>
+        <w:rPr>
+          <w:rFonts w:ascii="Arial" w:eastAsia="Arial" w:hAnsi="Arial" w:cs="Arial"/>
+          <w:color w:val="000000"/>
+          <w:sz w:val="20"/>
+          <w:szCs w:val="20"/>
+        </w:rPr>
+        <w:t xml:space="preserve"> (IA), adoptando un enfoque más simple y auditable.</w:t>
       </w:r>
     </w:p>
     <w:p>
@@ -16405,16 +18350,7 @@
           <w:sz w:val="20"/>
           <w:szCs w:val="20"/>
         </w:rPr>
-        <w:t>Motor de Juego 2D:</w:t>
-      </w:r>
-      <w:r>
-        <w:rPr>
-          <w:rFonts w:ascii="Arial" w:eastAsia="Arial" w:hAnsi="Arial" w:cs="Arial"/>
-          <w:color w:val="000000"/>
-          <w:sz w:val="20"/>
-          <w:szCs w:val="20"/>
-        </w:rPr>
-        <w:t xml:space="preserve"> Utilizar un framework de desarrollo </w:t>
+        <w:t>Motor d</w:t>
       </w:r>
       <w:r>
         <w:rPr>
@@ -16425,6 +18361,46 @@
           <w:sz w:val="20"/>
           <w:szCs w:val="20"/>
         </w:rPr>
+        <w:t>e Juego 2D:</w:t>
+      </w:r>
+      <w:r>
+        <w:rPr>
+          <w:rFonts w:ascii="Arial" w:eastAsia="Arial" w:hAnsi="Arial" w:cs="Arial"/>
+          <w:color w:val="000000"/>
+          <w:sz w:val="20"/>
+          <w:szCs w:val="20"/>
+        </w:rPr>
+        <w:t xml:space="preserve"> Utilizar un </w:t>
+      </w:r>
+      <w:proofErr w:type="spellStart"/>
+      <w:r>
+        <w:rPr>
+          <w:rFonts w:ascii="Arial" w:eastAsia="Arial" w:hAnsi="Arial" w:cs="Arial"/>
+          <w:color w:val="000000"/>
+          <w:sz w:val="20"/>
+          <w:szCs w:val="20"/>
+        </w:rPr>
+        <w:t>framework</w:t>
+      </w:r>
+      <w:proofErr w:type="spellEnd"/>
+      <w:r>
+        <w:rPr>
+          <w:rFonts w:ascii="Arial" w:eastAsia="Arial" w:hAnsi="Arial" w:cs="Arial"/>
+          <w:color w:val="000000"/>
+          <w:sz w:val="20"/>
+          <w:szCs w:val="20"/>
+        </w:rPr>
+        <w:t xml:space="preserve"> de desarrollo </w:t>
+      </w:r>
+      <w:r>
+        <w:rPr>
+          <w:rFonts w:ascii="Arial" w:eastAsia="Arial" w:hAnsi="Arial" w:cs="Arial"/>
+          <w:b/>
+          <w:bCs/>
+          <w:color w:val="000000"/>
+          <w:sz w:val="20"/>
+          <w:szCs w:val="20"/>
+        </w:rPr>
         <w:t>2D multiplataforma</w:t>
       </w:r>
       <w:r>
@@ -16434,7 +18410,47 @@
           <w:sz w:val="20"/>
           <w:szCs w:val="20"/>
         </w:rPr>
-        <w:t xml:space="preserve"> (Ej. Godot, Flutter, o React Native) para asegurar la ligereza de la aplicación.</w:t>
+        <w:t xml:space="preserve"> (Ej. Godot, </w:t>
+      </w:r>
+      <w:proofErr w:type="spellStart"/>
+      <w:r>
+        <w:rPr>
+          <w:rFonts w:ascii="Arial" w:eastAsia="Arial" w:hAnsi="Arial" w:cs="Arial"/>
+          <w:color w:val="000000"/>
+          <w:sz w:val="20"/>
+          <w:szCs w:val="20"/>
+        </w:rPr>
+        <w:t>Flutter</w:t>
+      </w:r>
+      <w:proofErr w:type="spellEnd"/>
+      <w:r>
+        <w:rPr>
+          <w:rFonts w:ascii="Arial" w:eastAsia="Arial" w:hAnsi="Arial" w:cs="Arial"/>
+          <w:color w:val="000000"/>
+          <w:sz w:val="20"/>
+          <w:szCs w:val="20"/>
+        </w:rPr>
+        <w:t xml:space="preserve">, o </w:t>
+      </w:r>
+      <w:proofErr w:type="spellStart"/>
+      <w:r>
+        <w:rPr>
+          <w:rFonts w:ascii="Arial" w:eastAsia="Arial" w:hAnsi="Arial" w:cs="Arial"/>
+          <w:color w:val="000000"/>
+          <w:sz w:val="20"/>
+          <w:szCs w:val="20"/>
+        </w:rPr>
+        <w:t>React</w:t>
+      </w:r>
+      <w:proofErr w:type="spellEnd"/>
+      <w:r>
+        <w:rPr>
+          <w:rFonts w:ascii="Arial" w:eastAsia="Arial" w:hAnsi="Arial" w:cs="Arial"/>
+          <w:color w:val="000000"/>
+          <w:sz w:val="20"/>
+          <w:szCs w:val="20"/>
+        </w:rPr>
+        <w:t xml:space="preserve"> Native) para asegurar la ligereza de la aplicación.</w:t>
       </w:r>
     </w:p>
     <w:p>
@@ -16470,7 +18486,16 @@
           <w:sz w:val="20"/>
           <w:szCs w:val="20"/>
         </w:rPr>
-        <w:t xml:space="preserve"> Almacenamiento seguro de perfiles, protocolos de TCC y, crucialmente, los </w:t>
+        <w:t xml:space="preserve"> Almacenamiento seguro de perfiles, protocolos de TCC y, cruci</w:t>
+      </w:r>
+      <w:r>
+        <w:rPr>
+          <w:rFonts w:ascii="Arial" w:eastAsia="Arial" w:hAnsi="Arial" w:cs="Arial"/>
+          <w:color w:val="000000"/>
+          <w:sz w:val="20"/>
+          <w:szCs w:val="20"/>
+        </w:rPr>
+        <w:t xml:space="preserve">almente, los </w:t>
       </w:r>
       <w:r>
         <w:rPr>
@@ -16517,7 +18542,31 @@
           <w:sz w:val="20"/>
           <w:szCs w:val="20"/>
         </w:rPr>
-        <w:t>Servicios de Nube/Backend:</w:t>
+        <w:t>Servicios de Nube/</w:t>
+      </w:r>
+      <w:proofErr w:type="spellStart"/>
+      <w:r>
+        <w:rPr>
+          <w:rFonts w:ascii="Arial" w:eastAsia="Arial" w:hAnsi="Arial" w:cs="Arial"/>
+          <w:b/>
+          <w:bCs/>
+          <w:color w:val="000000"/>
+          <w:sz w:val="20"/>
+          <w:szCs w:val="20"/>
+        </w:rPr>
+        <w:t>Backend</w:t>
+      </w:r>
+      <w:proofErr w:type="spellEnd"/>
+      <w:r>
+        <w:rPr>
+          <w:rFonts w:ascii="Arial" w:eastAsia="Arial" w:hAnsi="Arial" w:cs="Arial"/>
+          <w:b/>
+          <w:bCs/>
+          <w:color w:val="000000"/>
+          <w:sz w:val="20"/>
+          <w:szCs w:val="20"/>
+        </w:rPr>
+        <w:t>:</w:t>
       </w:r>
       <w:r>
         <w:rPr>
@@ -16582,7 +18631,16 @@
           <w:sz w:val="20"/>
           <w:szCs w:val="20"/>
         </w:rPr>
-        <w:t xml:space="preserve"> Utilizar librerías de análisis de datos y estadística simple (Ej. Pandas en Python) para el cálculo de tendencias y la generación de los Reportes Métricos.</w:t>
+        <w:t xml:space="preserve"> Utilizar librerías </w:t>
+      </w:r>
+      <w:r>
+        <w:rPr>
+          <w:rFonts w:ascii="Arial" w:eastAsia="Arial" w:hAnsi="Arial" w:cs="Arial"/>
+          <w:color w:val="000000"/>
+          <w:sz w:val="20"/>
+          <w:szCs w:val="20"/>
+        </w:rPr>
+        <w:t>de análisis de datos y estadística simple (Ej. Pandas en Python) para el cálculo de tendencias y la generación de los Reportes Métricos.</w:t>
       </w:r>
     </w:p>
     <w:p>
@@ -16660,7 +18718,17 @@
           <w:sz w:val="20"/>
           <w:szCs w:val="20"/>
         </w:rPr>
-        <w:t>Comunicación Cliente-Servidor (Sincronización de Datos):</w:t>
+        <w:t>Comunicación Cli</w:t>
+      </w:r>
+      <w:r>
+        <w:rPr>
+          <w:b/>
+          <w:bCs/>
+          <w:color w:val="000000"/>
+          <w:sz w:val="20"/>
+          <w:szCs w:val="20"/>
+        </w:rPr>
+        <w:t>ente-Servidor (Sincronización de Datos):</w:t>
       </w:r>
     </w:p>
     <w:p>
@@ -16701,6 +18769,7 @@
         </w:rPr>
         <w:t xml:space="preserve"> </w:t>
       </w:r>
+      <w:proofErr w:type="spellStart"/>
       <w:r>
         <w:rPr>
           <w:b/>
@@ -16711,13 +18780,68 @@
         </w:rPr>
         <w:t>HTTPs</w:t>
       </w:r>
-      <w:r>
-        <w:rPr>
-          <w:color w:val="000000"/>
-          <w:sz w:val="20"/>
-          <w:szCs w:val="20"/>
-        </w:rPr>
-        <w:t xml:space="preserve"> (Hypertext Transfer Protocol Secure).</w:t>
+      <w:proofErr w:type="spellEnd"/>
+      <w:r>
+        <w:rPr>
+          <w:color w:val="000000"/>
+          <w:sz w:val="20"/>
+          <w:szCs w:val="20"/>
+        </w:rPr>
+        <w:t xml:space="preserve"> (</w:t>
+      </w:r>
+      <w:proofErr w:type="spellStart"/>
+      <w:r>
+        <w:rPr>
+          <w:color w:val="000000"/>
+          <w:sz w:val="20"/>
+          <w:szCs w:val="20"/>
+        </w:rPr>
+        <w:t>Hypertext</w:t>
+      </w:r>
+      <w:proofErr w:type="spellEnd"/>
+      <w:r>
+        <w:rPr>
+          <w:color w:val="000000"/>
+          <w:sz w:val="20"/>
+          <w:szCs w:val="20"/>
+        </w:rPr>
+        <w:t xml:space="preserve"> Transfer </w:t>
+      </w:r>
+      <w:proofErr w:type="spellStart"/>
+      <w:r>
+        <w:rPr>
+          <w:color w:val="000000"/>
+          <w:sz w:val="20"/>
+          <w:szCs w:val="20"/>
+        </w:rPr>
+        <w:t>Protocol</w:t>
+      </w:r>
+      <w:proofErr w:type="spellEnd"/>
+      <w:r>
+        <w:rPr>
+          <w:color w:val="000000"/>
+          <w:sz w:val="20"/>
+          <w:szCs w:val="20"/>
+        </w:rPr>
+        <w:t xml:space="preserve"> </w:t>
+      </w:r>
+      <w:proofErr w:type="spellStart"/>
+      <w:r>
+        <w:rPr>
+          <w:color w:val="000000"/>
+          <w:sz w:val="20"/>
+          <w:szCs w:val="20"/>
+        </w:rPr>
+        <w:t>Secure</w:t>
+      </w:r>
+      <w:proofErr w:type="spellEnd"/>
+      <w:r>
+        <w:rPr>
+          <w:color w:val="000000"/>
+          <w:sz w:val="20"/>
+          <w:szCs w:val="20"/>
+        </w:rPr>
+        <w:t>).</w:t>
       </w:r>
     </w:p>
     <w:p>
@@ -16850,7 +18974,15 @@
           <w:sz w:val="20"/>
           <w:szCs w:val="20"/>
         </w:rPr>
-        <w:t xml:space="preserve"> para garantizar el cifrado de extremo a extremo de toda la información de salud, cumpliendo con la normativa de privacidad.</w:t>
+        <w:t xml:space="preserve"> para garantizar el cifrado de extremo a </w:t>
+      </w:r>
+      <w:r>
+        <w:rPr>
+          <w:color w:val="000000"/>
+          <w:sz w:val="20"/>
+          <w:szCs w:val="20"/>
+        </w:rPr>
+        <w:t>extremo de toda la información de salud, cumpliendo con la normativa de privacidad.</w:t>
       </w:r>
     </w:p>
     <w:p>
@@ -16922,6 +19054,7 @@
         </w:rPr>
         <w:t xml:space="preserve"> </w:t>
       </w:r>
+      <w:proofErr w:type="spellStart"/>
       <w:r>
         <w:rPr>
           <w:b/>
@@ -16932,6 +19065,7 @@
         </w:rPr>
         <w:t>WebSockets</w:t>
       </w:r>
+      <w:proofErr w:type="spellEnd"/>
       <w:r>
         <w:rPr>
           <w:color w:val="000000"/>
@@ -16948,7 +19082,29 @@
           <w:sz w:val="20"/>
           <w:szCs w:val="20"/>
         </w:rPr>
-        <w:t>API RESTful Ligera</w:t>
+        <w:t xml:space="preserve">API </w:t>
+      </w:r>
+      <w:proofErr w:type="spellStart"/>
+      <w:r>
+        <w:rPr>
+          <w:b/>
+          <w:bCs/>
+          <w:color w:val="000000"/>
+          <w:sz w:val="20"/>
+          <w:szCs w:val="20"/>
+        </w:rPr>
+        <w:t>RESTful</w:t>
+      </w:r>
+      <w:proofErr w:type="spellEnd"/>
+      <w:r>
+        <w:rPr>
+          <w:b/>
+          <w:bCs/>
+          <w:color w:val="000000"/>
+          <w:sz w:val="20"/>
+          <w:szCs w:val="20"/>
+        </w:rPr>
+        <w:t xml:space="preserve"> Ligera</w:t>
       </w:r>
       <w:r>
         <w:rPr>
@@ -16995,7 +19151,15 @@
           <w:sz w:val="20"/>
           <w:szCs w:val="20"/>
         </w:rPr>
-        <w:t xml:space="preserve"> Permitir al servidor enviar notificaciones y comandos (ej., "actualizar lista de tareas", "notificar nueva configuración del algoritmo") al cliente 2D.</w:t>
+        <w:t xml:space="preserve"> Permitir al servidor enviar notificaciones y comandos (ej</w:t>
+      </w:r>
+      <w:r>
+        <w:rPr>
+          <w:color w:val="000000"/>
+          <w:sz w:val="20"/>
+          <w:szCs w:val="20"/>
+        </w:rPr>
+        <w:t>., "actualizar lista de tareas", "notificar nueva configuración del algoritmo") al cliente 2D.</w:t>
       </w:r>
     </w:p>
     <w:p>
@@ -17052,7 +19216,15 @@
           <w:sz w:val="20"/>
           <w:szCs w:val="20"/>
         </w:rPr>
-        <w:t xml:space="preserve"> del juego 2D, no la reacción en tiempo real de una IA.</w:t>
+        <w:t xml:space="preserve"> del juego 2D, no la reacción en tiempo real de una I</w:t>
+      </w:r>
+      <w:r>
+        <w:rPr>
+          <w:color w:val="000000"/>
+          <w:sz w:val="20"/>
+          <w:szCs w:val="20"/>
+        </w:rPr>
+        <w:t>A.</w:t>
       </w:r>
     </w:p>
     <w:p>
@@ -17343,7 +19515,27 @@
                 <w:sz w:val="20"/>
                 <w:szCs w:val="20"/>
               </w:rPr>
-              <w:t>El sistema debe permitir al especialista registrar un nuevo paciente y validar la unicidad del ID pseudo-anónimo asignado, asegurando la integridad de la base de datos de pacientes.</w:t>
+              <w:t xml:space="preserve">El sistema debe permitir al especialista registrar un nuevo paciente y validar la unicidad del ID </w:t>
+            </w:r>
+            <w:proofErr w:type="spellStart"/>
+            <w:r>
+              <w:rPr>
+                <w:rFonts w:ascii="Arial" w:eastAsia="Arial" w:hAnsi="Arial" w:cs="Arial"/>
+                <w:color w:val="000000"/>
+                <w:sz w:val="20"/>
+                <w:szCs w:val="20"/>
+              </w:rPr>
+              <w:t>pseudo-anónimo</w:t>
+            </w:r>
+            <w:proofErr w:type="spellEnd"/>
+            <w:r>
+              <w:rPr>
+                <w:rFonts w:ascii="Arial" w:eastAsia="Arial" w:hAnsi="Arial" w:cs="Arial"/>
+                <w:color w:val="000000"/>
+                <w:sz w:val="20"/>
+                <w:szCs w:val="20"/>
+              </w:rPr>
+              <w:t xml:space="preserve"> asignado, asegurando la integridad de la base de datos de pacientes.</w:t>
             </w:r>
           </w:p>
         </w:tc>
@@ -17400,7 +19592,27 @@
                 <w:sz w:val="20"/>
                 <w:szCs w:val="20"/>
               </w:rPr>
-              <w:t>ID Pseudo-anónimo (Texto, 10 caracteres máx.), Edad (Entero, 6-12), Sexo (Selector).</w:t>
+              <w:t xml:space="preserve">ID </w:t>
+            </w:r>
+            <w:proofErr w:type="spellStart"/>
+            <w:r>
+              <w:rPr>
+                <w:rFonts w:ascii="Arial" w:eastAsia="Arial" w:hAnsi="Arial" w:cs="Arial"/>
+                <w:color w:val="000000"/>
+                <w:sz w:val="20"/>
+                <w:szCs w:val="20"/>
+              </w:rPr>
+              <w:t>Pseudo-anónimo</w:t>
+            </w:r>
+            <w:proofErr w:type="spellEnd"/>
+            <w:r>
+              <w:rPr>
+                <w:rFonts w:ascii="Arial" w:eastAsia="Arial" w:hAnsi="Arial" w:cs="Arial"/>
+                <w:color w:val="000000"/>
+                <w:sz w:val="20"/>
+                <w:szCs w:val="20"/>
+              </w:rPr>
+              <w:t xml:space="preserve"> (Texto, 10 caracteres máx.), Edad (Entero, 6-12), Sexo (Selector).</w:t>
             </w:r>
           </w:p>
         </w:tc>
@@ -17457,7 +19669,36 @@
                 <w:sz w:val="20"/>
                 <w:szCs w:val="20"/>
               </w:rPr>
-              <w:t>El ID pseudo-anónimo debe ser único en la BD. La Edad debe estar en el rango clínico aceptado (6 a 12 años).</w:t>
+              <w:t xml:space="preserve">El ID </w:t>
+            </w:r>
+            <w:proofErr w:type="spellStart"/>
+            <w:r>
+              <w:rPr>
+                <w:rFonts w:ascii="Arial" w:eastAsia="Arial" w:hAnsi="Arial" w:cs="Arial"/>
+                <w:color w:val="000000"/>
+                <w:sz w:val="20"/>
+                <w:szCs w:val="20"/>
+              </w:rPr>
+              <w:t>pseudo-anónimo</w:t>
+            </w:r>
+            <w:proofErr w:type="spellEnd"/>
+            <w:r>
+              <w:rPr>
+                <w:rFonts w:ascii="Arial" w:eastAsia="Arial" w:hAnsi="Arial" w:cs="Arial"/>
+                <w:color w:val="000000"/>
+                <w:sz w:val="20"/>
+                <w:szCs w:val="20"/>
+              </w:rPr>
+              <w:t xml:space="preserve"> debe ser único en la BD. La Edad debe </w:t>
+            </w:r>
+            <w:r>
+              <w:rPr>
+                <w:rFonts w:ascii="Arial" w:eastAsia="Arial" w:hAnsi="Arial" w:cs="Arial"/>
+                <w:color w:val="000000"/>
+                <w:sz w:val="20"/>
+                <w:szCs w:val="20"/>
+              </w:rPr>
+              <w:t>estar en el rango clínico aceptado (6 a 12 años).</w:t>
             </w:r>
           </w:p>
         </w:tc>
@@ -17591,7 +19832,47 @@
                 <w:sz w:val="20"/>
                 <w:szCs w:val="20"/>
               </w:rPr>
-              <w:t>Almacenar ID_Paciente, Edad, Sexo y Fecha_Registro.</w:t>
+              <w:t xml:space="preserve">Almacenar </w:t>
+            </w:r>
+            <w:proofErr w:type="spellStart"/>
+            <w:r>
+              <w:rPr>
+                <w:rFonts w:ascii="Arial" w:eastAsia="Arial" w:hAnsi="Arial" w:cs="Arial"/>
+                <w:color w:val="000000"/>
+                <w:sz w:val="20"/>
+                <w:szCs w:val="20"/>
+              </w:rPr>
+              <w:t>ID_Paciente</w:t>
+            </w:r>
+            <w:proofErr w:type="spellEnd"/>
+            <w:r>
+              <w:rPr>
+                <w:rFonts w:ascii="Arial" w:eastAsia="Arial" w:hAnsi="Arial" w:cs="Arial"/>
+                <w:color w:val="000000"/>
+                <w:sz w:val="20"/>
+                <w:szCs w:val="20"/>
+              </w:rPr>
+              <w:t xml:space="preserve">, Edad, Sexo y </w:t>
+            </w:r>
+            <w:proofErr w:type="spellStart"/>
+            <w:r>
+              <w:rPr>
+                <w:rFonts w:ascii="Arial" w:eastAsia="Arial" w:hAnsi="Arial" w:cs="Arial"/>
+                <w:color w:val="000000"/>
+                <w:sz w:val="20"/>
+                <w:szCs w:val="20"/>
+              </w:rPr>
+              <w:t>Fecha_Registro</w:t>
+            </w:r>
+            <w:proofErr w:type="spellEnd"/>
+            <w:r>
+              <w:rPr>
+                <w:rFonts w:ascii="Arial" w:eastAsia="Arial" w:hAnsi="Arial" w:cs="Arial"/>
+                <w:color w:val="000000"/>
+                <w:sz w:val="20"/>
+                <w:szCs w:val="20"/>
+              </w:rPr>
+              <w:t>.</w:t>
             </w:r>
           </w:p>
         </w:tc>
@@ -17839,14 +20120,54 @@
                 <w:szCs w:val="20"/>
               </w:rPr>
             </w:pPr>
-            <w:r>
-              <w:rPr>
-                <w:rFonts w:ascii="Arial" w:eastAsia="Arial" w:hAnsi="Arial" w:cs="Arial"/>
-                <w:color w:val="000000"/>
-                <w:sz w:val="20"/>
-                <w:szCs w:val="20"/>
-              </w:rPr>
-              <w:t>ID_Paciente (Selector), ID_Protocolo (Selector de lista: P1, P2, P3).</w:t>
+            <w:proofErr w:type="spellStart"/>
+            <w:r>
+              <w:rPr>
+                <w:rFonts w:ascii="Arial" w:eastAsia="Arial" w:hAnsi="Arial" w:cs="Arial"/>
+                <w:color w:val="000000"/>
+                <w:sz w:val="20"/>
+                <w:szCs w:val="20"/>
+              </w:rPr>
+              <w:t>ID_Paciente</w:t>
+            </w:r>
+            <w:proofErr w:type="spellEnd"/>
+            <w:r>
+              <w:rPr>
+                <w:rFonts w:ascii="Arial" w:eastAsia="Arial" w:hAnsi="Arial" w:cs="Arial"/>
+                <w:color w:val="000000"/>
+                <w:sz w:val="20"/>
+                <w:szCs w:val="20"/>
+              </w:rPr>
+              <w:t xml:space="preserve"> (Selector), </w:t>
+            </w:r>
+            <w:proofErr w:type="spellStart"/>
+            <w:r>
+              <w:rPr>
+                <w:rFonts w:ascii="Arial" w:eastAsia="Arial" w:hAnsi="Arial" w:cs="Arial"/>
+                <w:color w:val="000000"/>
+                <w:sz w:val="20"/>
+                <w:szCs w:val="20"/>
+              </w:rPr>
+              <w:t>ID_Protocolo</w:t>
+            </w:r>
+            <w:proofErr w:type="spellEnd"/>
+            <w:r>
+              <w:rPr>
+                <w:rFonts w:ascii="Arial" w:eastAsia="Arial" w:hAnsi="Arial" w:cs="Arial"/>
+                <w:color w:val="000000"/>
+                <w:sz w:val="20"/>
+                <w:szCs w:val="20"/>
+              </w:rPr>
+              <w:t xml:space="preserve"> </w:t>
+            </w:r>
+            <w:r>
+              <w:rPr>
+                <w:rFonts w:ascii="Arial" w:eastAsia="Arial" w:hAnsi="Arial" w:cs="Arial"/>
+                <w:color w:val="000000"/>
+                <w:sz w:val="20"/>
+                <w:szCs w:val="20"/>
+              </w:rPr>
+              <w:t>(Selector de lista: P1, P2, P3).</w:t>
             </w:r>
           </w:p>
         </w:tc>
@@ -17903,7 +20224,27 @@
                 <w:sz w:val="20"/>
                 <w:szCs w:val="20"/>
               </w:rPr>
-              <w:t>1. El especialista selecciona paciente y protocolo. 2. El sistema valida que el paciente no tenga un protocolo activo. 3. La BD actualiza el ID_Protocolo del paciente.</w:t>
+              <w:t xml:space="preserve">1. El especialista selecciona paciente y protocolo. 2. El sistema valida que el paciente no tenga un protocolo activo. 3. La BD actualiza el </w:t>
+            </w:r>
+            <w:proofErr w:type="spellStart"/>
+            <w:r>
+              <w:rPr>
+                <w:rFonts w:ascii="Arial" w:eastAsia="Arial" w:hAnsi="Arial" w:cs="Arial"/>
+                <w:color w:val="000000"/>
+                <w:sz w:val="20"/>
+                <w:szCs w:val="20"/>
+              </w:rPr>
+              <w:t>ID_Protocolo</w:t>
+            </w:r>
+            <w:proofErr w:type="spellEnd"/>
+            <w:r>
+              <w:rPr>
+                <w:rFonts w:ascii="Arial" w:eastAsia="Arial" w:hAnsi="Arial" w:cs="Arial"/>
+                <w:color w:val="000000"/>
+                <w:sz w:val="20"/>
+                <w:szCs w:val="20"/>
+              </w:rPr>
+              <w:t xml:space="preserve"> del paciente.</w:t>
             </w:r>
           </w:p>
         </w:tc>
@@ -17960,7 +20301,16 @@
                 <w:sz w:val="20"/>
                 <w:szCs w:val="20"/>
               </w:rPr>
-              <w:t>Notificación de éxito en el portal y activación del primer nivel en el cliente del juego móvil.</w:t>
+              <w:t>Notific</w:t>
+            </w:r>
+            <w:r>
+              <w:rPr>
+                <w:rFonts w:ascii="Arial" w:eastAsia="Arial" w:hAnsi="Arial" w:cs="Arial"/>
+                <w:color w:val="000000"/>
+                <w:sz w:val="20"/>
+                <w:szCs w:val="20"/>
+              </w:rPr>
+              <w:t>ación de éxito en el portal y activación del primer nivel en el cliente del juego móvil.</w:t>
             </w:r>
           </w:p>
         </w:tc>
@@ -18017,7 +20367,47 @@
                 <w:sz w:val="20"/>
                 <w:szCs w:val="20"/>
               </w:rPr>
-              <w:t>Almacenar Protocolo_Asignado (Requerido) y Nivel_Actual (Requerido, inicia en 1).</w:t>
+              <w:t xml:space="preserve">Almacenar </w:t>
+            </w:r>
+            <w:proofErr w:type="spellStart"/>
+            <w:r>
+              <w:rPr>
+                <w:rFonts w:ascii="Arial" w:eastAsia="Arial" w:hAnsi="Arial" w:cs="Arial"/>
+                <w:color w:val="000000"/>
+                <w:sz w:val="20"/>
+                <w:szCs w:val="20"/>
+              </w:rPr>
+              <w:t>Protocolo_Asignado</w:t>
+            </w:r>
+            <w:proofErr w:type="spellEnd"/>
+            <w:r>
+              <w:rPr>
+                <w:rFonts w:ascii="Arial" w:eastAsia="Arial" w:hAnsi="Arial" w:cs="Arial"/>
+                <w:color w:val="000000"/>
+                <w:sz w:val="20"/>
+                <w:szCs w:val="20"/>
+              </w:rPr>
+              <w:t xml:space="preserve"> (Requerido) y </w:t>
+            </w:r>
+            <w:proofErr w:type="spellStart"/>
+            <w:r>
+              <w:rPr>
+                <w:rFonts w:ascii="Arial" w:eastAsia="Arial" w:hAnsi="Arial" w:cs="Arial"/>
+                <w:color w:val="000000"/>
+                <w:sz w:val="20"/>
+                <w:szCs w:val="20"/>
+              </w:rPr>
+              <w:t>Nivel_Actual</w:t>
+            </w:r>
+            <w:proofErr w:type="spellEnd"/>
+            <w:r>
+              <w:rPr>
+                <w:rFonts w:ascii="Arial" w:eastAsia="Arial" w:hAnsi="Arial" w:cs="Arial"/>
+                <w:color w:val="000000"/>
+                <w:sz w:val="20"/>
+                <w:szCs w:val="20"/>
+              </w:rPr>
+              <w:t xml:space="preserve"> (Requerido, inicia en 1).</w:t>
             </w:r>
           </w:p>
         </w:tc>
@@ -18128,7 +20518,16 @@
                 <w:sz w:val="20"/>
                 <w:szCs w:val="20"/>
               </w:rPr>
-              <w:t>RF 2.1</w:t>
+              <w:t xml:space="preserve">RF </w:t>
+            </w:r>
+            <w:r>
+              <w:rPr>
+                <w:rFonts w:ascii="Arial" w:eastAsia="Arial" w:hAnsi="Arial" w:cs="Arial"/>
+                <w:color w:val="000000"/>
+                <w:sz w:val="20"/>
+                <w:szCs w:val="20"/>
+              </w:rPr>
+              <w:t>2.1</w:t>
             </w:r>
           </w:p>
         </w:tc>
@@ -18294,14 +20693,45 @@
                 <w:szCs w:val="20"/>
               </w:rPr>
             </w:pPr>
-            <w:r>
-              <w:rPr>
-                <w:rFonts w:ascii="Arial" w:eastAsia="Arial" w:hAnsi="Arial" w:cs="Arial"/>
-                <w:color w:val="000000"/>
-                <w:sz w:val="20"/>
-                <w:szCs w:val="20"/>
-              </w:rPr>
-              <w:t>ID_Paciente, Nivel_Solicitado.</w:t>
+            <w:proofErr w:type="spellStart"/>
+            <w:r>
+              <w:rPr>
+                <w:rFonts w:ascii="Arial" w:eastAsia="Arial" w:hAnsi="Arial" w:cs="Arial"/>
+                <w:color w:val="000000"/>
+                <w:sz w:val="20"/>
+                <w:szCs w:val="20"/>
+              </w:rPr>
+              <w:t>ID_Paciente</w:t>
+            </w:r>
+            <w:proofErr w:type="spellEnd"/>
+            <w:r>
+              <w:rPr>
+                <w:rFonts w:ascii="Arial" w:eastAsia="Arial" w:hAnsi="Arial" w:cs="Arial"/>
+                <w:color w:val="000000"/>
+                <w:sz w:val="20"/>
+                <w:szCs w:val="20"/>
+              </w:rPr>
+              <w:t xml:space="preserve">, </w:t>
+            </w:r>
+            <w:proofErr w:type="spellStart"/>
+            <w:r>
+              <w:rPr>
+                <w:rFonts w:ascii="Arial" w:eastAsia="Arial" w:hAnsi="Arial" w:cs="Arial"/>
+                <w:color w:val="000000"/>
+                <w:sz w:val="20"/>
+                <w:szCs w:val="20"/>
+              </w:rPr>
+              <w:t>Nivel_Solicitado</w:t>
+            </w:r>
+            <w:proofErr w:type="spellEnd"/>
+            <w:r>
+              <w:rPr>
+                <w:rFonts w:ascii="Arial" w:eastAsia="Arial" w:hAnsi="Arial" w:cs="Arial"/>
+                <w:color w:val="000000"/>
+                <w:sz w:val="20"/>
+                <w:szCs w:val="20"/>
+              </w:rPr>
+              <w:t>.</w:t>
             </w:r>
           </w:p>
         </w:tc>
@@ -18332,7 +20762,18 @@
                 <w:sz w:val="20"/>
                 <w:szCs w:val="20"/>
               </w:rPr>
-              <w:t>Relaciones (Lógica)</w:t>
+              <w:t>Relaciones (Lógica</w:t>
+            </w:r>
+            <w:r>
+              <w:rPr>
+                <w:rFonts w:ascii="Arial" w:eastAsia="Arial" w:hAnsi="Arial" w:cs="Arial"/>
+                <w:b/>
+                <w:bCs/>
+                <w:color w:val="000000"/>
+                <w:sz w:val="20"/>
+                <w:szCs w:val="20"/>
+              </w:rPr>
+              <w:t>)</w:t>
             </w:r>
           </w:p>
         </w:tc>
@@ -18351,6 +20792,7 @@
                 <w:szCs w:val="20"/>
               </w:rPr>
             </w:pPr>
+            <w:proofErr w:type="spellStart"/>
             <w:r>
               <w:rPr>
                 <w:rFonts w:ascii="Arial" w:eastAsia="Arial" w:hAnsi="Arial" w:cs="Arial"/>
@@ -18362,6 +20804,7 @@
               </w:rPr>
               <w:t>Nivel_Solicitado</w:t>
             </w:r>
+            <w:proofErr w:type="spellEnd"/>
             <w:r>
               <w:rPr>
                 <w:rFonts w:ascii="Arial" w:eastAsia="Arial" w:hAnsi="Arial" w:cs="Arial"/>
@@ -18371,6 +20814,7 @@
               </w:rPr>
               <w:t xml:space="preserve"> debe ser igual a </w:t>
             </w:r>
+            <w:proofErr w:type="spellStart"/>
             <w:r>
               <w:rPr>
                 <w:rFonts w:ascii="Arial" w:eastAsia="Arial" w:hAnsi="Arial" w:cs="Arial"/>
@@ -18382,6 +20826,7 @@
               </w:rPr>
               <w:t>Nivel_Actual</w:t>
             </w:r>
+            <w:proofErr w:type="spellEnd"/>
             <w:r>
               <w:rPr>
                 <w:rFonts w:ascii="Arial" w:eastAsia="Arial" w:hAnsi="Arial" w:cs="Arial"/>
@@ -18391,6 +20836,7 @@
               </w:rPr>
               <w:t xml:space="preserve"> O igual a </w:t>
             </w:r>
+            <w:proofErr w:type="spellStart"/>
             <w:r>
               <w:rPr>
                 <w:rFonts w:ascii="Arial" w:eastAsia="Arial" w:hAnsi="Arial" w:cs="Arial"/>
@@ -18400,7 +20846,19 @@
                 <w:sz w:val="20"/>
                 <w:szCs w:val="20"/>
               </w:rPr>
-              <w:t>Nivel_Actual + 1</w:t>
+              <w:t>Nivel_Actual</w:t>
+            </w:r>
+            <w:proofErr w:type="spellEnd"/>
+            <w:r>
+              <w:rPr>
+                <w:rFonts w:ascii="Arial" w:eastAsia="Arial" w:hAnsi="Arial" w:cs="Arial"/>
+                <w:b/>
+                <w:bCs/>
+                <w:color w:val="000000"/>
+                <w:sz w:val="20"/>
+                <w:szCs w:val="20"/>
+              </w:rPr>
+              <w:t xml:space="preserve"> + 1</w:t>
             </w:r>
             <w:r>
               <w:rPr>
@@ -18468,6 +20926,7 @@
               </w:rPr>
               <w:t xml:space="preserve">Si </w:t>
             </w:r>
+            <w:proofErr w:type="spellStart"/>
             <w:r>
               <w:rPr>
                 <w:rFonts w:ascii="Arial" w:eastAsia="Arial" w:hAnsi="Arial" w:cs="Arial"/>
@@ -18479,6 +20938,7 @@
               </w:rPr>
               <w:t>Nivel_Solicitado</w:t>
             </w:r>
+            <w:proofErr w:type="spellEnd"/>
             <w:r>
               <w:rPr>
                 <w:rFonts w:ascii="Arial" w:eastAsia="Arial" w:hAnsi="Arial" w:cs="Arial"/>
@@ -18488,6 +20948,7 @@
               </w:rPr>
               <w:t xml:space="preserve"> &gt; </w:t>
             </w:r>
+            <w:proofErr w:type="spellStart"/>
             <w:r>
               <w:rPr>
                 <w:rFonts w:ascii="Arial" w:eastAsia="Arial" w:hAnsi="Arial" w:cs="Arial"/>
@@ -18499,6 +20960,7 @@
               </w:rPr>
               <w:t>Nivel_Actual</w:t>
             </w:r>
+            <w:proofErr w:type="spellEnd"/>
             <w:r>
               <w:rPr>
                 <w:rFonts w:ascii="Arial" w:eastAsia="Arial" w:hAnsi="Arial" w:cs="Arial"/>
@@ -18537,7 +20999,18 @@
                 <w:sz w:val="20"/>
                 <w:szCs w:val="20"/>
               </w:rPr>
-              <w:t>Generación de Salida</w:t>
+              <w:t xml:space="preserve">Generación de </w:t>
+            </w:r>
+            <w:r>
+              <w:rPr>
+                <w:rFonts w:ascii="Arial" w:eastAsia="Arial" w:hAnsi="Arial" w:cs="Arial"/>
+                <w:b/>
+                <w:bCs/>
+                <w:color w:val="000000"/>
+                <w:sz w:val="20"/>
+                <w:szCs w:val="20"/>
+              </w:rPr>
+              <w:t>Salida</w:t>
             </w:r>
           </w:p>
         </w:tc>
@@ -18836,14 +21309,54 @@
                 <w:szCs w:val="20"/>
               </w:rPr>
             </w:pPr>
-            <w:r>
-              <w:rPr>
-                <w:rFonts w:ascii="Arial" w:eastAsia="Arial" w:hAnsi="Arial" w:cs="Arial"/>
-                <w:color w:val="000000"/>
-                <w:sz w:val="20"/>
-                <w:szCs w:val="20"/>
-              </w:rPr>
-              <w:t>ID_Actividad, Tipo_Error (ej. Desafío, Irritabilidad, Ignora Instrucción).</w:t>
+            <w:proofErr w:type="spellStart"/>
+            <w:r>
+              <w:rPr>
+                <w:rFonts w:ascii="Arial" w:eastAsia="Arial" w:hAnsi="Arial" w:cs="Arial"/>
+                <w:color w:val="000000"/>
+                <w:sz w:val="20"/>
+                <w:szCs w:val="20"/>
+              </w:rPr>
+              <w:t>ID_Actividad</w:t>
+            </w:r>
+            <w:proofErr w:type="spellEnd"/>
+            <w:r>
+              <w:rPr>
+                <w:rFonts w:ascii="Arial" w:eastAsia="Arial" w:hAnsi="Arial" w:cs="Arial"/>
+                <w:color w:val="000000"/>
+                <w:sz w:val="20"/>
+                <w:szCs w:val="20"/>
+              </w:rPr>
+              <w:t xml:space="preserve">, </w:t>
+            </w:r>
+            <w:proofErr w:type="spellStart"/>
+            <w:r>
+              <w:rPr>
+                <w:rFonts w:ascii="Arial" w:eastAsia="Arial" w:hAnsi="Arial" w:cs="Arial"/>
+                <w:color w:val="000000"/>
+                <w:sz w:val="20"/>
+                <w:szCs w:val="20"/>
+              </w:rPr>
+              <w:t>Tipo_Error</w:t>
+            </w:r>
+            <w:proofErr w:type="spellEnd"/>
+            <w:r>
+              <w:rPr>
+                <w:rFonts w:ascii="Arial" w:eastAsia="Arial" w:hAnsi="Arial" w:cs="Arial"/>
+                <w:color w:val="000000"/>
+                <w:sz w:val="20"/>
+                <w:szCs w:val="20"/>
+              </w:rPr>
+              <w:t xml:space="preserve"> (ej. Desafío, Irritabilid</w:t>
+            </w:r>
+            <w:r>
+              <w:rPr>
+                <w:rFonts w:ascii="Arial" w:eastAsia="Arial" w:hAnsi="Arial" w:cs="Arial"/>
+                <w:color w:val="000000"/>
+                <w:sz w:val="20"/>
+                <w:szCs w:val="20"/>
+              </w:rPr>
+              <w:t>ad, Ignora Instrucción).</w:t>
             </w:r>
           </w:p>
         </w:tc>
@@ -18900,7 +21413,67 @@
                 <w:sz w:val="20"/>
                 <w:szCs w:val="20"/>
               </w:rPr>
-              <w:t>1. El niño realiza Tipo_Error. 2. El sistema incrementa el contador de errores para esa ID_Actividad. 3. Se activa el trigger para el Asistente IA.</w:t>
+              <w:t xml:space="preserve">1. El niño realiza </w:t>
+            </w:r>
+            <w:proofErr w:type="spellStart"/>
+            <w:r>
+              <w:rPr>
+                <w:rFonts w:ascii="Arial" w:eastAsia="Arial" w:hAnsi="Arial" w:cs="Arial"/>
+                <w:color w:val="000000"/>
+                <w:sz w:val="20"/>
+                <w:szCs w:val="20"/>
+              </w:rPr>
+              <w:t>Tipo_Error</w:t>
+            </w:r>
+            <w:proofErr w:type="spellEnd"/>
+            <w:r>
+              <w:rPr>
+                <w:rFonts w:ascii="Arial" w:eastAsia="Arial" w:hAnsi="Arial" w:cs="Arial"/>
+                <w:color w:val="000000"/>
+                <w:sz w:val="20"/>
+                <w:szCs w:val="20"/>
+              </w:rPr>
+              <w:t xml:space="preserve">. 2. El sistema incrementa el contador de errores para esa </w:t>
+            </w:r>
+            <w:proofErr w:type="spellStart"/>
+            <w:r>
+              <w:rPr>
+                <w:rFonts w:ascii="Arial" w:eastAsia="Arial" w:hAnsi="Arial" w:cs="Arial"/>
+                <w:color w:val="000000"/>
+                <w:sz w:val="20"/>
+                <w:szCs w:val="20"/>
+              </w:rPr>
+              <w:t>ID_Actividad</w:t>
+            </w:r>
+            <w:proofErr w:type="spellEnd"/>
+            <w:r>
+              <w:rPr>
+                <w:rFonts w:ascii="Arial" w:eastAsia="Arial" w:hAnsi="Arial" w:cs="Arial"/>
+                <w:color w:val="000000"/>
+                <w:sz w:val="20"/>
+                <w:szCs w:val="20"/>
+              </w:rPr>
+              <w:t xml:space="preserve">. 3. Se activa el </w:t>
+            </w:r>
+            <w:proofErr w:type="spellStart"/>
+            <w:r>
+              <w:rPr>
+                <w:rFonts w:ascii="Arial" w:eastAsia="Arial" w:hAnsi="Arial" w:cs="Arial"/>
+                <w:color w:val="000000"/>
+                <w:sz w:val="20"/>
+                <w:szCs w:val="20"/>
+              </w:rPr>
+              <w:t>trigger</w:t>
+            </w:r>
+            <w:proofErr w:type="spellEnd"/>
+            <w:r>
+              <w:rPr>
+                <w:rFonts w:ascii="Arial" w:eastAsia="Arial" w:hAnsi="Arial" w:cs="Arial"/>
+                <w:color w:val="000000"/>
+                <w:sz w:val="20"/>
+                <w:szCs w:val="20"/>
+              </w:rPr>
+              <w:t xml:space="preserve"> para el Asistente IA.</w:t>
             </w:r>
           </w:p>
         </w:tc>
@@ -18957,7 +21530,27 @@
                 <w:sz w:val="20"/>
                 <w:szCs w:val="20"/>
               </w:rPr>
-              <w:t>Incremento del valor Contador_Errores. (Salida interna, luego sincronizada).</w:t>
+              <w:t xml:space="preserve">Incremento del valor </w:t>
+            </w:r>
+            <w:proofErr w:type="spellStart"/>
+            <w:r>
+              <w:rPr>
+                <w:rFonts w:ascii="Arial" w:eastAsia="Arial" w:hAnsi="Arial" w:cs="Arial"/>
+                <w:color w:val="000000"/>
+                <w:sz w:val="20"/>
+                <w:szCs w:val="20"/>
+              </w:rPr>
+              <w:t>Contador_Errores</w:t>
+            </w:r>
+            <w:proofErr w:type="spellEnd"/>
+            <w:r>
+              <w:rPr>
+                <w:rFonts w:ascii="Arial" w:eastAsia="Arial" w:hAnsi="Arial" w:cs="Arial"/>
+                <w:color w:val="000000"/>
+                <w:sz w:val="20"/>
+                <w:szCs w:val="20"/>
+              </w:rPr>
+              <w:t>. (Salida interna, luego sincronizada).</w:t>
             </w:r>
           </w:p>
         </w:tc>
@@ -19161,7 +21754,36 @@
                 <w:sz w:val="20"/>
                 <w:szCs w:val="20"/>
               </w:rPr>
-              <w:t>El cliente del juego debe sincronizar todas las métricas de juego (errores, tiempos, progreso) con el servidor backend de forma automática al finalizar una actividad o al reconectarse a Internet.</w:t>
+              <w:t xml:space="preserve">El cliente del juego debe sincronizar todas las métricas de juego (errores, tiempos, progreso) con el </w:t>
+            </w:r>
+            <w:r>
+              <w:rPr>
+                <w:rFonts w:ascii="Arial" w:eastAsia="Arial" w:hAnsi="Arial" w:cs="Arial"/>
+                <w:color w:val="000000"/>
+                <w:sz w:val="20"/>
+                <w:szCs w:val="20"/>
+              </w:rPr>
+              <w:t xml:space="preserve">servidor </w:t>
+            </w:r>
+            <w:proofErr w:type="spellStart"/>
+            <w:r>
+              <w:rPr>
+                <w:rFonts w:ascii="Arial" w:eastAsia="Arial" w:hAnsi="Arial" w:cs="Arial"/>
+                <w:color w:val="000000"/>
+                <w:sz w:val="20"/>
+                <w:szCs w:val="20"/>
+              </w:rPr>
+              <w:t>backend</w:t>
+            </w:r>
+            <w:proofErr w:type="spellEnd"/>
+            <w:r>
+              <w:rPr>
+                <w:rFonts w:ascii="Arial" w:eastAsia="Arial" w:hAnsi="Arial" w:cs="Arial"/>
+                <w:color w:val="000000"/>
+                <w:sz w:val="20"/>
+                <w:szCs w:val="20"/>
+              </w:rPr>
+              <w:t xml:space="preserve"> de forma automática al finalizar una actividad o al reconectarse a Internet.</w:t>
             </w:r>
           </w:p>
         </w:tc>
@@ -19218,7 +21840,67 @@
                 <w:sz w:val="20"/>
                 <w:szCs w:val="20"/>
               </w:rPr>
-              <w:t>Paquete de datos JSON con ID_Paciente, Métricas_Actividad, Estado_Nivel.</w:t>
+              <w:t xml:space="preserve">Paquete de datos JSON con </w:t>
+            </w:r>
+            <w:proofErr w:type="spellStart"/>
+            <w:r>
+              <w:rPr>
+                <w:rFonts w:ascii="Arial" w:eastAsia="Arial" w:hAnsi="Arial" w:cs="Arial"/>
+                <w:color w:val="000000"/>
+                <w:sz w:val="20"/>
+                <w:szCs w:val="20"/>
+              </w:rPr>
+              <w:t>ID_Paciente</w:t>
+            </w:r>
+            <w:proofErr w:type="spellEnd"/>
+            <w:r>
+              <w:rPr>
+                <w:rFonts w:ascii="Arial" w:eastAsia="Arial" w:hAnsi="Arial" w:cs="Arial"/>
+                <w:color w:val="000000"/>
+                <w:sz w:val="20"/>
+                <w:szCs w:val="20"/>
+              </w:rPr>
+              <w:t xml:space="preserve">, </w:t>
+            </w:r>
+            <w:proofErr w:type="spellStart"/>
+            <w:r>
+              <w:rPr>
+                <w:rFonts w:ascii="Arial" w:eastAsia="Arial" w:hAnsi="Arial" w:cs="Arial"/>
+                <w:color w:val="000000"/>
+                <w:sz w:val="20"/>
+                <w:szCs w:val="20"/>
+              </w:rPr>
+              <w:t>Métricas_Actividad</w:t>
+            </w:r>
+            <w:proofErr w:type="spellEnd"/>
+            <w:r>
+              <w:rPr>
+                <w:rFonts w:ascii="Arial" w:eastAsia="Arial" w:hAnsi="Arial" w:cs="Arial"/>
+                <w:color w:val="000000"/>
+                <w:sz w:val="20"/>
+                <w:szCs w:val="20"/>
+              </w:rPr>
+              <w:t xml:space="preserve">, </w:t>
+            </w:r>
+            <w:proofErr w:type="spellStart"/>
+            <w:r>
+              <w:rPr>
+                <w:rFonts w:ascii="Arial" w:eastAsia="Arial" w:hAnsi="Arial" w:cs="Arial"/>
+                <w:color w:val="000000"/>
+                <w:sz w:val="20"/>
+                <w:szCs w:val="20"/>
+              </w:rPr>
+              <w:t>Estado_Nivel</w:t>
+            </w:r>
+            <w:proofErr w:type="spellEnd"/>
+            <w:r>
+              <w:rPr>
+                <w:rFonts w:ascii="Arial" w:eastAsia="Arial" w:hAnsi="Arial" w:cs="Arial"/>
+                <w:color w:val="000000"/>
+                <w:sz w:val="20"/>
+                <w:szCs w:val="20"/>
+              </w:rPr>
+              <w:t>.</w:t>
             </w:r>
           </w:p>
         </w:tc>
@@ -19275,7 +21957,36 @@
                 <w:sz w:val="20"/>
                 <w:szCs w:val="20"/>
               </w:rPr>
-              <w:t>El sistema debe validar el checksum del paquete JSON para asegurar la integridad de los datos antes de la inserción en la BD.</w:t>
+              <w:t xml:space="preserve">El sistema debe validar el </w:t>
+            </w:r>
+            <w:proofErr w:type="spellStart"/>
+            <w:r>
+              <w:rPr>
+                <w:rFonts w:ascii="Arial" w:eastAsia="Arial" w:hAnsi="Arial" w:cs="Arial"/>
+                <w:color w:val="000000"/>
+                <w:sz w:val="20"/>
+                <w:szCs w:val="20"/>
+              </w:rPr>
+              <w:t>checksum</w:t>
+            </w:r>
+            <w:proofErr w:type="spellEnd"/>
+            <w:r>
+              <w:rPr>
+                <w:rFonts w:ascii="Arial" w:eastAsia="Arial" w:hAnsi="Arial" w:cs="Arial"/>
+                <w:color w:val="000000"/>
+                <w:sz w:val="20"/>
+                <w:szCs w:val="20"/>
+              </w:rPr>
+              <w:t xml:space="preserve"> del paquete JSON para asegurar </w:t>
+            </w:r>
+            <w:r>
+              <w:rPr>
+                <w:rFonts w:ascii="Arial" w:eastAsia="Arial" w:hAnsi="Arial" w:cs="Arial"/>
+                <w:color w:val="000000"/>
+                <w:sz w:val="20"/>
+                <w:szCs w:val="20"/>
+              </w:rPr>
+              <w:t>la integridad de los datos antes de la inserción en la BD.</w:t>
             </w:r>
           </w:p>
         </w:tc>
@@ -19574,7 +22285,16 @@
                 <w:sz w:val="20"/>
                 <w:szCs w:val="20"/>
               </w:rPr>
-              <w:t>El sistema debe calcular y mostrar la Tasa de Progresión del paciente, definida como el número de niveles completados versus el número de niveles asignados en el protocolo activo, expresado en porcentaje.</w:t>
+              <w:t>El sistema debe calcular y mostrar la Tasa de Progresión del paciente, definida como el número de niveles completados versus el número de niveles asignados en el protocolo</w:t>
+            </w:r>
+            <w:r>
+              <w:rPr>
+                <w:rFonts w:ascii="Arial" w:eastAsia="Arial" w:hAnsi="Arial" w:cs="Arial"/>
+                <w:color w:val="000000"/>
+                <w:sz w:val="20"/>
+                <w:szCs w:val="20"/>
+              </w:rPr>
+              <w:t xml:space="preserve"> activo, expresado en porcentaje.</w:t>
             </w:r>
           </w:p>
         </w:tc>
@@ -19624,14 +22344,45 @@
                 <w:szCs w:val="20"/>
               </w:rPr>
             </w:pPr>
-            <w:r>
-              <w:rPr>
-                <w:rFonts w:ascii="Arial" w:eastAsia="Arial" w:hAnsi="Arial" w:cs="Arial"/>
-                <w:color w:val="000000"/>
-                <w:sz w:val="20"/>
-                <w:szCs w:val="20"/>
-              </w:rPr>
-              <w:t>Niveles_Completados (BD), Niveles_Totales_Protocolo (BD).</w:t>
+            <w:proofErr w:type="spellStart"/>
+            <w:r>
+              <w:rPr>
+                <w:rFonts w:ascii="Arial" w:eastAsia="Arial" w:hAnsi="Arial" w:cs="Arial"/>
+                <w:color w:val="000000"/>
+                <w:sz w:val="20"/>
+                <w:szCs w:val="20"/>
+              </w:rPr>
+              <w:t>Niveles_Completados</w:t>
+            </w:r>
+            <w:proofErr w:type="spellEnd"/>
+            <w:r>
+              <w:rPr>
+                <w:rFonts w:ascii="Arial" w:eastAsia="Arial" w:hAnsi="Arial" w:cs="Arial"/>
+                <w:color w:val="000000"/>
+                <w:sz w:val="20"/>
+                <w:szCs w:val="20"/>
+              </w:rPr>
+              <w:t xml:space="preserve"> (BD), </w:t>
+            </w:r>
+            <w:proofErr w:type="spellStart"/>
+            <w:r>
+              <w:rPr>
+                <w:rFonts w:ascii="Arial" w:eastAsia="Arial" w:hAnsi="Arial" w:cs="Arial"/>
+                <w:color w:val="000000"/>
+                <w:sz w:val="20"/>
+                <w:szCs w:val="20"/>
+              </w:rPr>
+              <w:t>Niveles_Totales_Protocolo</w:t>
+            </w:r>
+            <w:proofErr w:type="spellEnd"/>
+            <w:r>
+              <w:rPr>
+                <w:rFonts w:ascii="Arial" w:eastAsia="Arial" w:hAnsi="Arial" w:cs="Arial"/>
+                <w:color w:val="000000"/>
+                <w:sz w:val="20"/>
+                <w:szCs w:val="20"/>
+              </w:rPr>
+              <w:t xml:space="preserve"> (BD).</w:t>
             </w:r>
           </w:p>
         </w:tc>
@@ -19813,7 +22564,16 @@
                 <w:sz w:val="20"/>
                 <w:szCs w:val="20"/>
               </w:rPr>
-              <w:t>Valor porcentual (XX.X%) mostrado en el panel del especialista.</w:t>
+              <w:t xml:space="preserve">Valor porcentual (XX.X%) mostrado en el panel </w:t>
+            </w:r>
+            <w:r>
+              <w:rPr>
+                <w:rFonts w:ascii="Arial" w:eastAsia="Arial" w:hAnsi="Arial" w:cs="Arial"/>
+                <w:color w:val="000000"/>
+                <w:sz w:val="20"/>
+                <w:szCs w:val="20"/>
+              </w:rPr>
+              <w:t>del especialista.</w:t>
             </w:r>
           </w:p>
         </w:tc>
@@ -20016,7 +22776,16 @@
                 <w:sz w:val="20"/>
                 <w:szCs w:val="20"/>
               </w:rPr>
-              <w:t>El portal del especialista debe generar un gráfico de líneas que muestre la tendencia de la métrica "Contador de Errores" (RF 2.2) a lo largo de las últimas cuatro semanas de uso del paciente.</w:t>
+              <w:t xml:space="preserve">El portal del especialista debe generar un gráfico de líneas que muestre la tendencia de la métrica "Contador de Errores" (RF 2.2) a lo largo de las </w:t>
+            </w:r>
+            <w:r>
+              <w:rPr>
+                <w:rFonts w:ascii="Arial" w:eastAsia="Arial" w:hAnsi="Arial" w:cs="Arial"/>
+                <w:color w:val="000000"/>
+                <w:sz w:val="20"/>
+                <w:szCs w:val="20"/>
+              </w:rPr>
+              <w:t>últimas cuatro semanas de uso del paciente.</w:t>
             </w:r>
           </w:p>
         </w:tc>
@@ -20073,7 +22842,27 @@
                 <w:sz w:val="20"/>
                 <w:szCs w:val="20"/>
               </w:rPr>
-              <w:t>Historial de Contador_Errores por sesión.</w:t>
+              <w:t xml:space="preserve">Historial de </w:t>
+            </w:r>
+            <w:proofErr w:type="spellStart"/>
+            <w:r>
+              <w:rPr>
+                <w:rFonts w:ascii="Arial" w:eastAsia="Arial" w:hAnsi="Arial" w:cs="Arial"/>
+                <w:color w:val="000000"/>
+                <w:sz w:val="20"/>
+                <w:szCs w:val="20"/>
+              </w:rPr>
+              <w:t>Contador_Errores</w:t>
+            </w:r>
+            <w:proofErr w:type="spellEnd"/>
+            <w:r>
+              <w:rPr>
+                <w:rFonts w:ascii="Arial" w:eastAsia="Arial" w:hAnsi="Arial" w:cs="Arial"/>
+                <w:color w:val="000000"/>
+                <w:sz w:val="20"/>
+                <w:szCs w:val="20"/>
+              </w:rPr>
+              <w:t xml:space="preserve"> por sesión.</w:t>
             </w:r>
           </w:p>
         </w:tc>
@@ -20130,7 +22919,27 @@
                 <w:sz w:val="20"/>
                 <w:szCs w:val="20"/>
               </w:rPr>
-              <w:t>Gráfico de líneas con el eje X representando el tiempo (Semanas) y el eje Y representando la media semanal de Contador_Errores.</w:t>
+              <w:t xml:space="preserve">Gráfico de líneas con el eje X representando el tiempo (Semanas) y el eje Y representando la media semanal de </w:t>
+            </w:r>
+            <w:proofErr w:type="spellStart"/>
+            <w:r>
+              <w:rPr>
+                <w:rFonts w:ascii="Arial" w:eastAsia="Arial" w:hAnsi="Arial" w:cs="Arial"/>
+                <w:color w:val="000000"/>
+                <w:sz w:val="20"/>
+                <w:szCs w:val="20"/>
+              </w:rPr>
+              <w:t>Contador_Errores</w:t>
+            </w:r>
+            <w:proofErr w:type="spellEnd"/>
+            <w:r>
+              <w:rPr>
+                <w:rFonts w:ascii="Arial" w:eastAsia="Arial" w:hAnsi="Arial" w:cs="Arial"/>
+                <w:color w:val="000000"/>
+                <w:sz w:val="20"/>
+                <w:szCs w:val="20"/>
+              </w:rPr>
+              <w:t>.</w:t>
             </w:r>
           </w:p>
         </w:tc>
@@ -20191,7 +23000,16 @@
                 <w:sz w:val="20"/>
                 <w:szCs w:val="20"/>
               </w:rPr>
-              <w:t>Número de Requisito</w:t>
+              <w:t>Número d</w:t>
+            </w:r>
+            <w:r>
+              <w:rPr>
+                <w:rFonts w:ascii="Arial" w:eastAsia="Arial" w:hAnsi="Arial" w:cs="Arial"/>
+                <w:color w:val="000000"/>
+                <w:sz w:val="20"/>
+                <w:szCs w:val="20"/>
+              </w:rPr>
+              <w:t>e Requisito</w:t>
             </w:r>
           </w:p>
         </w:tc>
@@ -20333,7 +23151,36 @@
                 <w:sz w:val="20"/>
                 <w:szCs w:val="20"/>
               </w:rPr>
-              <w:t>El sistema debe enviar una notificación urgente al portal del especialista si el Contador_Errores de un paciente excede un umbral crítico (ej. el doble del umbral promedio del protocolo) en una sola sesión de juego.</w:t>
+              <w:t xml:space="preserve">El sistema debe enviar una notificación urgente al portal del especialista si el </w:t>
+            </w:r>
+            <w:proofErr w:type="spellStart"/>
+            <w:r>
+              <w:rPr>
+                <w:rFonts w:ascii="Arial" w:eastAsia="Arial" w:hAnsi="Arial" w:cs="Arial"/>
+                <w:color w:val="000000"/>
+                <w:sz w:val="20"/>
+                <w:szCs w:val="20"/>
+              </w:rPr>
+              <w:t>Contador_Errores</w:t>
+            </w:r>
+            <w:proofErr w:type="spellEnd"/>
+            <w:r>
+              <w:rPr>
+                <w:rFonts w:ascii="Arial" w:eastAsia="Arial" w:hAnsi="Arial" w:cs="Arial"/>
+                <w:color w:val="000000"/>
+                <w:sz w:val="20"/>
+                <w:szCs w:val="20"/>
+              </w:rPr>
+              <w:t xml:space="preserve"> de un paciente excede un umbral crítico (ej. el doble del umbral </w:t>
+            </w:r>
+            <w:r>
+              <w:rPr>
+                <w:rFonts w:ascii="Arial" w:eastAsia="Arial" w:hAnsi="Arial" w:cs="Arial"/>
+                <w:color w:val="000000"/>
+                <w:sz w:val="20"/>
+                <w:szCs w:val="20"/>
+              </w:rPr>
+              <w:t>promedio del protocolo) en una sola sesión de juego.</w:t>
             </w:r>
           </w:p>
         </w:tc>
@@ -20383,14 +23230,45 @@
                 <w:szCs w:val="20"/>
               </w:rPr>
             </w:pPr>
-            <w:r>
-              <w:rPr>
-                <w:rFonts w:ascii="Arial" w:eastAsia="Arial" w:hAnsi="Arial" w:cs="Arial"/>
-                <w:color w:val="000000"/>
-                <w:sz w:val="20"/>
-                <w:szCs w:val="20"/>
-              </w:rPr>
-              <w:t>Umbral_Crítico_Global (Valor de setting global, configurable).</w:t>
+            <w:proofErr w:type="spellStart"/>
+            <w:r>
+              <w:rPr>
+                <w:rFonts w:ascii="Arial" w:eastAsia="Arial" w:hAnsi="Arial" w:cs="Arial"/>
+                <w:color w:val="000000"/>
+                <w:sz w:val="20"/>
+                <w:szCs w:val="20"/>
+              </w:rPr>
+              <w:t>Umbral_Crítico_Global</w:t>
+            </w:r>
+            <w:proofErr w:type="spellEnd"/>
+            <w:r>
+              <w:rPr>
+                <w:rFonts w:ascii="Arial" w:eastAsia="Arial" w:hAnsi="Arial" w:cs="Arial"/>
+                <w:color w:val="000000"/>
+                <w:sz w:val="20"/>
+                <w:szCs w:val="20"/>
+              </w:rPr>
+              <w:t xml:space="preserve"> (Valor de </w:t>
+            </w:r>
+            <w:proofErr w:type="spellStart"/>
+            <w:r>
+              <w:rPr>
+                <w:rFonts w:ascii="Arial" w:eastAsia="Arial" w:hAnsi="Arial" w:cs="Arial"/>
+                <w:color w:val="000000"/>
+                <w:sz w:val="20"/>
+                <w:szCs w:val="20"/>
+              </w:rPr>
+              <w:t>setting</w:t>
+            </w:r>
+            <w:proofErr w:type="spellEnd"/>
+            <w:r>
+              <w:rPr>
+                <w:rFonts w:ascii="Arial" w:eastAsia="Arial" w:hAnsi="Arial" w:cs="Arial"/>
+                <w:color w:val="000000"/>
+                <w:sz w:val="20"/>
+                <w:szCs w:val="20"/>
+              </w:rPr>
+              <w:t xml:space="preserve"> global, configurable).</w:t>
             </w:r>
           </w:p>
         </w:tc>
@@ -20447,7 +23325,27 @@
                 <w:sz w:val="20"/>
                 <w:szCs w:val="20"/>
               </w:rPr>
-              <w:t>Generar un correo electrónico de alerta y una notificación in-app en el portal del especialista.</w:t>
+              <w:t xml:space="preserve">Generar un correo electrónico de alerta y una notificación </w:t>
+            </w:r>
+            <w:proofErr w:type="spellStart"/>
+            <w:r>
+              <w:rPr>
+                <w:rFonts w:ascii="Arial" w:eastAsia="Arial" w:hAnsi="Arial" w:cs="Arial"/>
+                <w:color w:val="000000"/>
+                <w:sz w:val="20"/>
+                <w:szCs w:val="20"/>
+              </w:rPr>
+              <w:t>in-app</w:t>
+            </w:r>
+            <w:proofErr w:type="spellEnd"/>
+            <w:r>
+              <w:rPr>
+                <w:rFonts w:ascii="Arial" w:eastAsia="Arial" w:hAnsi="Arial" w:cs="Arial"/>
+                <w:color w:val="000000"/>
+                <w:sz w:val="20"/>
+                <w:szCs w:val="20"/>
+              </w:rPr>
+              <w:t xml:space="preserve"> en el portal del especialista.</w:t>
             </w:r>
           </w:p>
         </w:tc>
@@ -20478,7 +23376,18 @@
                 <w:sz w:val="20"/>
                 <w:szCs w:val="20"/>
               </w:rPr>
-              <w:t>Generación de Salida</w:t>
+              <w:t>Generaci</w:t>
+            </w:r>
+            <w:r>
+              <w:rPr>
+                <w:rFonts w:ascii="Arial" w:eastAsia="Arial" w:hAnsi="Arial" w:cs="Arial"/>
+                <w:b/>
+                <w:bCs/>
+                <w:color w:val="000000"/>
+                <w:sz w:val="20"/>
+                <w:szCs w:val="20"/>
+              </w:rPr>
+              <w:t>ón de Salida</w:t>
             </w:r>
           </w:p>
         </w:tc>
@@ -20579,7 +23488,14 @@
           <w:sz w:val="20"/>
           <w:szCs w:val="20"/>
         </w:rPr>
-        <w:t>Los requisitos se centran en la velocidad de procesamiento del algoritmo y la eficiencia de la sincronización de datos, ya que la complejidad gráfica es mínima.</w:t>
+        <w:t xml:space="preserve">Los requisitos se centran en la velocidad de procesamiento del algoritmo y la eficiencia de la </w:t>
+      </w:r>
+      <w:r>
+        <w:rPr>
+          <w:sz w:val="20"/>
+          <w:szCs w:val="20"/>
+        </w:rPr>
+        <w:t>sincronización de datos, ya que la complejidad gráfica es mínima.</w:t>
       </w:r>
     </w:p>
     <w:p>
@@ -20607,7 +23523,30 @@
           <w:sz w:val="20"/>
           <w:szCs w:val="20"/>
         </w:rPr>
-        <w:t xml:space="preserve"> El algoritmo de clasificación de Métricas Conductuales debe completar el procesamiento y la clasificación de los datos de una sesión de 15 minutos en el backend en menos de </w:t>
+        <w:t xml:space="preserve"> El algoritmo de clasificación de Métricas Conductuales debe completar el procesamiento y la clasificación de los datos de una sesión de 15 minutos en el </w:t>
+      </w:r>
+      <w:proofErr w:type="spellStart"/>
+      <w:r>
+        <w:rPr>
+          <w:sz w:val="20"/>
+          <w:szCs w:val="20"/>
+        </w:rPr>
+        <w:t>backend</w:t>
+      </w:r>
+      <w:proofErr w:type="spellEnd"/>
+      <w:r>
+        <w:rPr>
+          <w:sz w:val="20"/>
+          <w:szCs w:val="20"/>
+        </w:rPr>
+        <w:t xml:space="preserve"> </w:t>
+      </w:r>
+      <w:r>
+        <w:rPr>
+          <w:sz w:val="20"/>
+          <w:szCs w:val="20"/>
+        </w:rPr>
+        <w:t xml:space="preserve">en menos de </w:t>
       </w:r>
       <w:r>
         <w:rPr>
@@ -20660,7 +23599,16 @@
           <w:sz w:val="20"/>
           <w:szCs w:val="20"/>
         </w:rPr>
-        <w:t>500 milisegundos</w:t>
+        <w:t>500 mil</w:t>
+      </w:r>
+      <w:r>
+        <w:rPr>
+          <w:b/>
+          <w:bCs/>
+          <w:sz w:val="20"/>
+          <w:szCs w:val="20"/>
+        </w:rPr>
+        <w:t>isegundos</w:t>
       </w:r>
       <w:r>
         <w:rPr>
@@ -20695,7 +23643,23 @@
           <w:sz w:val="20"/>
           <w:szCs w:val="20"/>
         </w:rPr>
-        <w:t xml:space="preserve"> El backend debe soportar al menos </w:t>
+        <w:t xml:space="preserve"> El </w:t>
+      </w:r>
+      <w:proofErr w:type="spellStart"/>
+      <w:r>
+        <w:rPr>
+          <w:sz w:val="20"/>
+          <w:szCs w:val="20"/>
+        </w:rPr>
+        <w:t>backend</w:t>
+      </w:r>
+      <w:proofErr w:type="spellEnd"/>
+      <w:r>
+        <w:rPr>
+          <w:sz w:val="20"/>
+          <w:szCs w:val="20"/>
+        </w:rPr>
+        <w:t xml:space="preserve"> debe soportar al menos </w:t>
       </w:r>
       <w:r>
         <w:rPr>
@@ -20769,7 +23733,15 @@
           <w:sz w:val="20"/>
           <w:szCs w:val="20"/>
         </w:rPr>
-        <w:t>: El sistema debe emplear cifrado de extremo a extremo (TLS 1.2 o superior) para toda la comunicación de datos sensibles (Métricas Conductuales y perfiles de paciente).</w:t>
+        <w:t xml:space="preserve">: </w:t>
+      </w:r>
+      <w:r>
+        <w:rPr>
+          <w:color w:val="000000"/>
+          <w:sz w:val="20"/>
+          <w:szCs w:val="20"/>
+        </w:rPr>
+        <w:t>El sistema debe emplear cifrado de extremo a extremo (TLS 1.2 o superior) para toda la comunicación de datos sensibles (Métricas Conductuales y perfiles de paciente).</w:t>
       </w:r>
     </w:p>
     <w:p>
@@ -20808,7 +23780,15 @@
           <w:sz w:val="20"/>
           <w:szCs w:val="20"/>
         </w:rPr>
-        <w:t xml:space="preserve"> El sistema debe registrar (log) todas las actividades de acceso, modificación de datos de pacientes y cada ejecución del Algoritmo de Clasificación por el especialista, con fecha y hora.</w:t>
+        <w:t xml:space="preserve"> El sistema debe registrar (log) todas las actividades de ac</w:t>
+      </w:r>
+      <w:r>
+        <w:rPr>
+          <w:color w:val="000000"/>
+          <w:sz w:val="20"/>
+          <w:szCs w:val="20"/>
+        </w:rPr>
+        <w:t>ceso, modificación de datos de pacientes y cada ejecución del Algoritmo de Clasificación por el especialista, con fecha y hora.</w:t>
       </w:r>
     </w:p>
     <w:p>
@@ -20847,7 +23827,25 @@
           <w:sz w:val="20"/>
           <w:szCs w:val="20"/>
         </w:rPr>
-        <w:t xml:space="preserve"> Se requiere autenticación multifactor (MFA) para el acceso del especialista al panel web de Reportes Métricos.</w:t>
+        <w:t xml:space="preserve"> Se requiere autenticación </w:t>
+      </w:r>
+      <w:proofErr w:type="spellStart"/>
+      <w:r>
+        <w:rPr>
+          <w:color w:val="000000"/>
+          <w:sz w:val="20"/>
+          <w:szCs w:val="20"/>
+        </w:rPr>
+        <w:t>multifactor</w:t>
+      </w:r>
+      <w:proofErr w:type="spellEnd"/>
+      <w:r>
+        <w:rPr>
+          <w:color w:val="000000"/>
+          <w:sz w:val="20"/>
+          <w:szCs w:val="20"/>
+        </w:rPr>
+        <w:t xml:space="preserve"> (MFA) para el acceso del especialista al panel web de Reportes Métricos.</w:t>
       </w:r>
     </w:p>
     <w:p>
@@ -21043,7 +24041,15 @@
           <w:sz w:val="20"/>
           <w:szCs w:val="20"/>
         </w:rPr>
-        <w:t xml:space="preserve"> debe garantizar una disponibilidad del </w:t>
+        <w:t xml:space="preserve"> debe garantizar una d</w:t>
+      </w:r>
+      <w:r>
+        <w:rPr>
+          <w:color w:val="000000"/>
+          <w:sz w:val="20"/>
+          <w:szCs w:val="20"/>
+        </w:rPr>
+        <w:t xml:space="preserve">isponibilidad del </w:t>
       </w:r>
       <w:r>
         <w:rPr>
@@ -21177,7 +24183,15 @@
           <w:sz w:val="20"/>
           <w:szCs w:val="20"/>
         </w:rPr>
-        <w:t>El código fuente debe documentarse con comentarios y cumplir con los estándares de codificación para que el mantenimiento correctivo y adaptativo pueda ser realizado por un desarrollador con TSU en Desarrollo de Software en un tiempo razonable.</w:t>
+        <w:t>El código fuente debe documentarse con comentarios y cumplir con los estánda</w:t>
+      </w:r>
+      <w:r>
+        <w:rPr>
+          <w:color w:val="000000"/>
+          <w:sz w:val="20"/>
+          <w:szCs w:val="20"/>
+        </w:rPr>
+        <w:t>res de codificación para que el mantenimiento correctivo y adaptativo pueda ser realizado por un desarrollador con TSU en Desarrollo de Software en un tiempo razonable.</w:t>
       </w:r>
     </w:p>
     <w:p>
@@ -21278,7 +24292,25 @@
           <w:sz w:val="20"/>
           <w:szCs w:val="20"/>
         </w:rPr>
-        <w:t xml:space="preserve"> y el Algoritmo deben residir en el backend, lo cual garantiza la compatibilidad con cualquier futura plataforma de cliente (navegador, escritorio, etc.).</w:t>
+        <w:t xml:space="preserve"> y el Algoritmo deben residir en el </w:t>
+      </w:r>
+      <w:proofErr w:type="spellStart"/>
+      <w:r>
+        <w:rPr>
+          <w:color w:val="000000"/>
+          <w:sz w:val="20"/>
+          <w:szCs w:val="20"/>
+        </w:rPr>
+        <w:t>backend</w:t>
+      </w:r>
+      <w:proofErr w:type="spellEnd"/>
+      <w:r>
+        <w:rPr>
+          <w:color w:val="000000"/>
+          <w:sz w:val="20"/>
+          <w:szCs w:val="20"/>
+        </w:rPr>
+        <w:t>, lo cual garantiza la compatibilidad con cualquier futura plataforma de cliente (navegador, escritorio, etc.).</w:t>
       </w:r>
     </w:p>
     <w:p>
@@ -21317,7 +24349,33 @@
           <w:sz w:val="20"/>
           <w:szCs w:val="20"/>
         </w:rPr>
-        <w:t xml:space="preserve"> El código del backend debe ser compatible con cualquier distribución de Linux (o sistemas operativos de código abierto) para facilitar la migración entre proveedores de nube y reducir la dependencia tecnológica.</w:t>
+        <w:t xml:space="preserve"> El código del </w:t>
+      </w:r>
+      <w:proofErr w:type="spellStart"/>
+      <w:r>
+        <w:rPr>
+          <w:color w:val="000000"/>
+          <w:sz w:val="20"/>
+          <w:szCs w:val="20"/>
+        </w:rPr>
+        <w:t>backend</w:t>
+      </w:r>
+      <w:proofErr w:type="spellEnd"/>
+      <w:r>
+        <w:rPr>
+          <w:color w:val="000000"/>
+          <w:sz w:val="20"/>
+          <w:szCs w:val="20"/>
+        </w:rPr>
+        <w:t xml:space="preserve"> debe ser compatible con cualquier distribución de Linux (o </w:t>
+      </w:r>
+      <w:r>
+        <w:rPr>
+          <w:color w:val="000000"/>
+          <w:sz w:val="20"/>
+          <w:szCs w:val="20"/>
+        </w:rPr>
+        <w:t>sistemas operativos de código abierto) para facilitar la migración entre proveedores de nube y reducir la dependencia tecnológica.</w:t>
       </w:r>
     </w:p>
     <w:p>
@@ -21412,7 +24470,25 @@
           <w:sz w:val="20"/>
           <w:szCs w:val="20"/>
         </w:rPr>
-        <w:t xml:space="preserve"> El sistema debe cumplir con todas las leyes de privacidad de datos de salud aplicables en la jurisdicción de operación (ej. si aplica HIPAA en EE. UU. o GDPR en Europa, o las leyes nacionales equivalentes).</w:t>
+        <w:t xml:space="preserve"> El sistema debe cumplir con todas las leyes de privacidad de datos de salud aplicables en la jurisdicción de operación (ej. </w:t>
+      </w:r>
+      <w:proofErr w:type="spellStart"/>
+      <w:r>
+        <w:rPr>
+          <w:color w:val="000000"/>
+          <w:sz w:val="20"/>
+          <w:szCs w:val="20"/>
+        </w:rPr>
+        <w:t>si</w:t>
+      </w:r>
+      <w:proofErr w:type="spellEnd"/>
+      <w:r>
+        <w:rPr>
+          <w:color w:val="000000"/>
+          <w:sz w:val="20"/>
+          <w:szCs w:val="20"/>
+        </w:rPr>
+        <w:t xml:space="preserve"> aplica HIPAA en EE. UU. o GDPR en Europa, o las leyes nacionales equivalentes).</w:t>
       </w:r>
     </w:p>
     <w:p>
@@ -21452,7 +24528,15 @@
           <w:sz w:val="20"/>
           <w:szCs w:val="20"/>
         </w:rPr>
-        <w:t xml:space="preserve"> El sistema debe incluir mecanismos para registrar el consentimiento informado de los tutores antes de recolectar cualquier dato del menor.</w:t>
+        <w:t xml:space="preserve"> El sistema debe incluir mecanism</w:t>
+      </w:r>
+      <w:r>
+        <w:rPr>
+          <w:color w:val="000000"/>
+          <w:sz w:val="20"/>
+          <w:szCs w:val="20"/>
+        </w:rPr>
+        <w:t>os para registrar el consentimiento informado de los tutores antes de recolectar cualquier dato del menor.</w:t>
       </w:r>
     </w:p>
     <w:p>
@@ -21541,7 +24625,17 @@
           <w:sz w:val="20"/>
           <w:szCs w:val="20"/>
         </w:rPr>
-        <w:t xml:space="preserve">Esta sección define el modelo terapéutico que alimenta el diseño de las actividades 2D y el </w:t>
+        <w:t>Esta sección define el modelo terapéutico que alimenta el diseño de las actividades 2</w:t>
+      </w:r>
+      <w:r>
+        <w:rPr>
+          <w:i w:val="0"/>
+          <w:iCs w:val="0"/>
+          <w:color w:val="000000"/>
+          <w:sz w:val="20"/>
+          <w:szCs w:val="20"/>
+        </w:rPr>
+        <w:t xml:space="preserve">D y el </w:t>
       </w:r>
       <w:r>
         <w:rPr>
@@ -21658,7 +24752,17 @@
           <w:sz w:val="20"/>
           <w:szCs w:val="20"/>
         </w:rPr>
-        <w:t>Fase 1 (Niveles 1-5): Enfoque en el reconocimiento y etiquetado de emociones (Métrica: Tiempo de Respuesta).</w:t>
+        <w:t xml:space="preserve">Fase 1 (Niveles 1-5): Enfoque en el reconocimiento y etiquetado </w:t>
+      </w:r>
+      <w:r>
+        <w:rPr>
+          <w:i w:val="0"/>
+          <w:iCs w:val="0"/>
+          <w:color w:val="000000"/>
+          <w:sz w:val="20"/>
+          <w:szCs w:val="20"/>
+        </w:rPr>
+        <w:t>de emociones (Métrica: Tiempo de Respuesta).</w:t>
       </w:r>
     </w:p>
     <w:p>
@@ -21712,7 +24816,17 @@
           <w:sz w:val="20"/>
           <w:szCs w:val="20"/>
         </w:rPr>
-        <w:t>Fase 3 (Niveles 11+): Enfoque en la respuesta a la autoridad y la aceptación de las consecuencias (Métrica: Tasa de Desafío).</w:t>
+        <w:t xml:space="preserve">Fase 3 (Niveles 11+): Enfoque en la respuesta a la autoridad y la </w:t>
+      </w:r>
+      <w:r>
+        <w:rPr>
+          <w:i w:val="0"/>
+          <w:iCs w:val="0"/>
+          <w:color w:val="000000"/>
+          <w:sz w:val="20"/>
+          <w:szCs w:val="20"/>
+        </w:rPr>
+        <w:t>aceptación de las consecuencias (Métrica: Tasa de Desafío).</w:t>
       </w:r>
     </w:p>
     <w:p>
@@ -21797,7 +24911,17 @@
           <w:iCs w:val="0"/>
           <w:color w:val="000000"/>
         </w:rPr>
-        <w:t>Plan de Pruebas de Usabilidad (UX/UI)</w:t>
+        <w:t>Plan de Pruebas de Usabilidad (U</w:t>
+      </w:r>
+      <w:r>
+        <w:rPr>
+          <w:b/>
+          <w:bCs/>
+          <w:i w:val="0"/>
+          <w:iCs w:val="0"/>
+          <w:color w:val="000000"/>
+        </w:rPr>
+        <w:t>X/UI)</w:t>
       </w:r>
     </w:p>
     <w:p>
@@ -21882,7 +25006,17 @@
           <w:sz w:val="20"/>
           <w:szCs w:val="20"/>
         </w:rPr>
-        <w:t xml:space="preserve"> no generen frustración excesiva ni confusión técnica que lleve al abandono.</w:t>
+        <w:t xml:space="preserve"> no generen frustración excesiva ni</w:t>
+      </w:r>
+      <w:r>
+        <w:rPr>
+          <w:i w:val="0"/>
+          <w:iCs w:val="0"/>
+          <w:color w:val="000000"/>
+          <w:sz w:val="20"/>
+          <w:szCs w:val="20"/>
+        </w:rPr>
+        <w:t xml:space="preserve"> confusión técnica que lleve al abandono.</w:t>
       </w:r>
     </w:p>
     <w:p>
@@ -22011,7 +25145,17 @@
           <w:sz w:val="20"/>
           <w:szCs w:val="20"/>
         </w:rPr>
-        <w:t xml:space="preserve"> Observar la reacción de los usuarios cuando el juego 2D no responde o muestra un error, verificando la robustez de la recuperación de errores.</w:t>
+        <w:t xml:space="preserve"> Observar la reacción </w:t>
+      </w:r>
+      <w:r>
+        <w:rPr>
+          <w:i w:val="0"/>
+          <w:iCs w:val="0"/>
+          <w:color w:val="000000"/>
+          <w:sz w:val="20"/>
+          <w:szCs w:val="20"/>
+        </w:rPr>
+        <w:t>de los usuarios cuando el juego 2D no responde o muestra un error, verificando la robustez de la recuperación de errores.</w:t>
       </w:r>
     </w:p>
     <w:p>
@@ -22068,7 +25212,17 @@
           <w:sz w:val="20"/>
           <w:szCs w:val="20"/>
         </w:rPr>
-        <w:t xml:space="preserve"> interno) no debe aumentar en más de un 15% entre el inicio y el final de la sesión de prueba.</w:t>
+        <w:t xml:space="preserve"> interno) no debe aumentar en más de un 15%</w:t>
+      </w:r>
+      <w:r>
+        <w:rPr>
+          <w:i w:val="0"/>
+          <w:iCs w:val="0"/>
+          <w:color w:val="000000"/>
+          <w:sz w:val="20"/>
+          <w:szCs w:val="20"/>
+        </w:rPr>
+        <w:t xml:space="preserve"> entre el inicio y el final de la sesión de prueba.</w:t>
       </w:r>
     </w:p>
     <w:p>
@@ -22196,7 +25350,19 @@
           <w:sz w:val="20"/>
           <w:szCs w:val="20"/>
         </w:rPr>
-        <w:t>Niño (Paciente):</w:t>
+        <w:t>Niño</w:t>
+      </w:r>
+      <w:r>
+        <w:rPr>
+          <w:b/>
+          <w:bCs/>
+          <w:i w:val="0"/>
+          <w:iCs w:val="0"/>
+          <w:color w:val="000000"/>
+          <w:sz w:val="20"/>
+          <w:szCs w:val="20"/>
+        </w:rPr>
+        <w:t xml:space="preserve"> (Paciente):</w:t>
       </w:r>
       <w:r>
         <w:rPr>
@@ -22274,7 +25440,33 @@
           <w:sz w:val="20"/>
           <w:szCs w:val="20"/>
         </w:rPr>
-        <w:t>Sistema de Backend (Algoritmo):</w:t>
+        <w:t xml:space="preserve">Sistema de </w:t>
+      </w:r>
+      <w:proofErr w:type="spellStart"/>
+      <w:r>
+        <w:rPr>
+          <w:b/>
+          <w:bCs/>
+          <w:i w:val="0"/>
+          <w:iCs w:val="0"/>
+          <w:color w:val="000000"/>
+          <w:sz w:val="20"/>
+          <w:szCs w:val="20"/>
+        </w:rPr>
+        <w:t>Backend</w:t>
+      </w:r>
+      <w:proofErr w:type="spellEnd"/>
+      <w:r>
+        <w:rPr>
+          <w:b/>
+          <w:bCs/>
+          <w:i w:val="0"/>
+          <w:iCs w:val="0"/>
+          <w:color w:val="000000"/>
+          <w:sz w:val="20"/>
+          <w:szCs w:val="20"/>
+        </w:rPr>
+        <w:t xml:space="preserve"> (Algoritmo):</w:t>
       </w:r>
       <w:r>
         <w:rPr>
@@ -22335,7 +25527,19 @@
           <w:sz w:val="20"/>
           <w:szCs w:val="20"/>
         </w:rPr>
-        <w:t>Casos de Uso Principales:</w:t>
+        <w:t xml:space="preserve">Casos de Uso </w:t>
+      </w:r>
+      <w:r>
+        <w:rPr>
+          <w:b/>
+          <w:bCs/>
+          <w:i w:val="0"/>
+          <w:iCs w:val="0"/>
+          <w:color w:val="000000"/>
+          <w:sz w:val="20"/>
+          <w:szCs w:val="20"/>
+        </w:rPr>
+        <w:t>Principales:</w:t>
       </w:r>
     </w:p>
     <w:p>
@@ -22547,6 +25751,7 @@
         </w:rPr>
         <w:t xml:space="preserve">, asegurando que el </w:t>
       </w:r>
+      <w:proofErr w:type="spellStart"/>
       <w:r>
         <w:rPr>
           <w:sz w:val="20"/>
@@ -22554,6 +25759,7 @@
         </w:rPr>
         <w:t>feedback</w:t>
       </w:r>
+      <w:proofErr w:type="spellEnd"/>
       <w:r>
         <w:rPr>
           <w:i w:val="0"/>
@@ -22561,7 +25767,16 @@
           <w:sz w:val="20"/>
           <w:szCs w:val="20"/>
         </w:rPr>
-        <w:t xml:space="preserve"> del Asistente IA sea efectivo para redirigir la conducta.</w:t>
+        <w:t xml:space="preserve"> del Asistente IA sea efectivo para redirig</w:t>
+      </w:r>
+      <w:r>
+        <w:rPr>
+          <w:i w:val="0"/>
+          <w:iCs w:val="0"/>
+          <w:sz w:val="20"/>
+          <w:szCs w:val="20"/>
+        </w:rPr>
+        <w:t>ir la conducta.</w:t>
       </w:r>
     </w:p>
     <w:p>
@@ -22704,7 +25919,7 @@
 </file>
 
 <file path=word/numbering.xml><?xml version="1.0" encoding="utf-8"?>
-<w:numbering xmlns:wpc="http://schemas.microsoft.com/office/word/2010/wordprocessingCanvas" xmlns:cx="http://schemas.microsoft.com/office/drawing/2014/chartex" xmlns:cx1="http://schemas.microsoft.com/office/drawing/2015/9/8/chartex" xmlns:cx2="http://schemas.microsoft.com/office/drawing/2015/10/21/chartex" xmlns:cx3="http://schemas.microsoft.com/office/drawing/2016/5/9/chartex" xmlns:cx4="http://schemas.microsoft.com/office/drawing/2016/5/10/chartex" xmlns:cx5="http://schemas.microsoft.com/office/drawing/2016/5/11/chartex" xmlns:cx6="http://schemas.microsoft.com/office/drawing/2016/5/12/chartex" xmlns:cx7="http://schemas.microsoft.com/office/drawing/2016/5/13/chartex" xmlns:cx8="http://schemas.microsoft.com/office/drawing/2016/5/14/chartex" xmlns:mc="http://schemas.openxmlformats.org/markup-compatibility/2006" xmlns:aink="http://schemas.microsoft.com/office/drawing/2016/ink" xmlns:am3d="http://schemas.microsoft.com/office/drawing/2017/model3d" xmlns:o="urn:schemas-microsoft-com:office:office" xmlns:oel="http://schemas.microsoft.com/office/2019/extlst" xmlns:r="http://schemas.openxmlformats.org/officeDocument/2006/relationships" xmlns:m="http://schemas.openxmlformats.org/officeDocument/2006/math" xmlns:v="urn:schemas-microsoft-com:vml" xmlns:wp14="http://schemas.microsoft.com/office/word/2010/wordprocessingDrawing" xmlns:wp="http://schemas.openxmlformats.org/drawingml/2006/wordprocessingDrawing" xmlns:w10="urn:schemas-microsoft-com:office:word" xmlns:w="http://schemas.openxmlformats.org/wordprocessingml/2006/main" xmlns:w14="http://schemas.microsoft.com/office/word/2010/wordml" xmlns:w15="http://schemas.microsoft.com/office/word/2012/wordml" xmlns:w16cex="http://schemas.microsoft.com/office/word/2018/wordml/cex" xmlns:w16cid="http://schemas.microsoft.com/office/word/2016/wordml/cid" xmlns:w16="http://schemas.microsoft.com/office/word/2018/wordml" xmlns:w16sdtdh="http://schemas.microsoft.com/office/word/2020/wordml/sdtdatahash" xmlns:w16se="http://schemas.microsoft.com/office/word/2015/wordml/symex" xmlns:wpg="http://schemas.microsoft.com/office/word/2010/wordprocessingGroup" xmlns:wpi="http://schemas.microsoft.com/office/word/2010/wordprocessingInk" xmlns:wne="http://schemas.microsoft.com/office/word/2006/wordml" xmlns:wps="http://schemas.microsoft.com/office/word/2010/wordprocessingShape" mc:Ignorable="w14 w15 w16se w16cid w16 w16cex w16sdtdh wp14">
+<w:numbering xmlns:wpc="http://schemas.microsoft.com/office/word/2010/wordprocessingCanvas" xmlns:cx="http://schemas.microsoft.com/office/drawing/2014/chartex" xmlns:cx1="http://schemas.microsoft.com/office/drawing/2015/9/8/chartex" xmlns:cx2="http://schemas.microsoft.com/office/drawing/2015/10/21/chartex" xmlns:cx3="http://schemas.microsoft.com/office/drawing/2016/5/9/chartex" xmlns:cx4="http://schemas.microsoft.com/office/drawing/2016/5/10/chartex" xmlns:cx5="http://schemas.microsoft.com/office/drawing/2016/5/11/chartex" xmlns:cx6="http://schemas.microsoft.com/office/drawing/2016/5/12/chartex" xmlns:cx7="http://schemas.microsoft.com/office/drawing/2016/5/13/chartex" xmlns:cx8="http://schemas.microsoft.com/office/drawing/2016/5/14/chartex" xmlns:mc="http://schemas.openxmlformats.org/markup-compatibility/2006" xmlns:aink="http://schemas.microsoft.com/office/drawing/2016/ink" xmlns:am3d="http://schemas.microsoft.com/office/drawing/2017/model3d" xmlns:o="urn:schemas-microsoft-com:office:office" xmlns:r="http://schemas.openxmlformats.org/officeDocument/2006/relationships" xmlns:m="http://schemas.openxmlformats.org/officeDocument/2006/math" xmlns:v="urn:schemas-microsoft-com:vml" xmlns:wp14="http://schemas.microsoft.com/office/word/2010/wordprocessingDrawing" xmlns:wp="http://schemas.openxmlformats.org/drawingml/2006/wordprocessingDrawing" xmlns:w10="urn:schemas-microsoft-com:office:word" xmlns:w="http://schemas.openxmlformats.org/wordprocessingml/2006/main" xmlns:w14="http://schemas.microsoft.com/office/word/2010/wordml" xmlns:w15="http://schemas.microsoft.com/office/word/2012/wordml" xmlns:w16cex="http://schemas.microsoft.com/office/word/2018/wordml/cex" xmlns:w16cid="http://schemas.microsoft.com/office/word/2016/wordml/cid" xmlns:w16="http://schemas.microsoft.com/office/word/2018/wordml" xmlns:w16sdtdh="http://schemas.microsoft.com/office/word/2020/wordml/sdtdatahash" xmlns:w16se="http://schemas.microsoft.com/office/word/2015/wordml/symex" xmlns:wpg="http://schemas.microsoft.com/office/word/2010/wordprocessingGroup" xmlns:wpi="http://schemas.microsoft.com/office/word/2010/wordprocessingInk" xmlns:wne="http://schemas.microsoft.com/office/word/2006/wordml" xmlns:wps="http://schemas.microsoft.com/office/word/2010/wordprocessingShape" mc:Ignorable="w14 w15 w16se w16cid w16 w16cex w16sdtdh wp14">
   <w:abstractNum w:abstractNumId="0" w15:restartNumberingAfterBreak="0">
     <w:nsid w:val="05204468"/>
     <w:multiLevelType w:val="multilevel"/>
@@ -25013,58 +28228,58 @@
       </w:rPr>
     </w:lvl>
   </w:abstractNum>
-  <w:num w:numId="1" w16cid:durableId="1139693111">
+  <w:num w:numId="1">
     <w:abstractNumId w:val="3"/>
   </w:num>
-  <w:num w:numId="2" w16cid:durableId="92942548">
+  <w:num w:numId="2">
     <w:abstractNumId w:val="5"/>
   </w:num>
-  <w:num w:numId="3" w16cid:durableId="1174568664">
+  <w:num w:numId="3">
     <w:abstractNumId w:val="1"/>
   </w:num>
-  <w:num w:numId="4" w16cid:durableId="1349983843">
+  <w:num w:numId="4">
     <w:abstractNumId w:val="14"/>
   </w:num>
-  <w:num w:numId="5" w16cid:durableId="1125930866">
+  <w:num w:numId="5">
     <w:abstractNumId w:val="4"/>
   </w:num>
-  <w:num w:numId="6" w16cid:durableId="702943651">
+  <w:num w:numId="6">
     <w:abstractNumId w:val="17"/>
   </w:num>
-  <w:num w:numId="7" w16cid:durableId="1713771578">
+  <w:num w:numId="7">
     <w:abstractNumId w:val="8"/>
   </w:num>
-  <w:num w:numId="8" w16cid:durableId="1273823265">
+  <w:num w:numId="8">
     <w:abstractNumId w:val="13"/>
   </w:num>
-  <w:num w:numId="9" w16cid:durableId="222521624">
+  <w:num w:numId="9">
     <w:abstractNumId w:val="2"/>
   </w:num>
-  <w:num w:numId="10" w16cid:durableId="1532455272">
+  <w:num w:numId="10">
     <w:abstractNumId w:val="11"/>
   </w:num>
-  <w:num w:numId="11" w16cid:durableId="1507281388">
+  <w:num w:numId="11">
     <w:abstractNumId w:val="0"/>
   </w:num>
-  <w:num w:numId="12" w16cid:durableId="460461890">
+  <w:num w:numId="12">
     <w:abstractNumId w:val="10"/>
   </w:num>
-  <w:num w:numId="13" w16cid:durableId="1727220390">
+  <w:num w:numId="13">
     <w:abstractNumId w:val="9"/>
   </w:num>
-  <w:num w:numId="14" w16cid:durableId="259409485">
+  <w:num w:numId="14">
     <w:abstractNumId w:val="12"/>
   </w:num>
-  <w:num w:numId="15" w16cid:durableId="384716359">
+  <w:num w:numId="15">
     <w:abstractNumId w:val="16"/>
   </w:num>
-  <w:num w:numId="16" w16cid:durableId="1021122831">
+  <w:num w:numId="16">
     <w:abstractNumId w:val="6"/>
   </w:num>
-  <w:num w:numId="17" w16cid:durableId="1946689564">
+  <w:num w:numId="17">
     <w:abstractNumId w:val="7"/>
   </w:num>
-  <w:num w:numId="18" w16cid:durableId="1770352945">
+  <w:num w:numId="18">
     <w:abstractNumId w:val="15"/>
   </w:num>
 </w:numbering>

--- a/Documentacion/PL_ESPECIFICACION_DE_REQUISITOS (1).docx
+++ b/Documentacion/PL_ESPECIFICACION_DE_REQUISITOS (1).docx
@@ -235,10 +235,13 @@
           <w:iCs w:val="0"/>
           <w:color w:val="000000"/>
         </w:rPr>
-        <w:t xml:space="preserve">(IEEE </w:t>
-      </w:r>
-      <w:proofErr w:type="spellStart"/>
-      <w:r>
+        <w:t>(IEEE Std. 830-1998)</w:t>
+      </w:r>
+    </w:p>
+    <w:p>
+      <w:pPr>
+        <w:spacing w:after="3" w:line="259" w:lineRule="auto"/>
+        <w:ind w:left="0" w:right="5"/>
         <w:rPr>
           <w:b/>
           <w:bCs/>
@@ -246,10 +249,12 @@
           <w:iCs w:val="0"/>
           <w:color w:val="000000"/>
         </w:rPr>
-        <w:t>Std</w:t>
-      </w:r>
-      <w:proofErr w:type="spellEnd"/>
-      <w:r>
+      </w:pPr>
+    </w:p>
+    <w:p>
+      <w:pPr>
+        <w:spacing w:after="3" w:line="259" w:lineRule="auto"/>
+        <w:ind w:left="0" w:right="5"/>
         <w:rPr>
           <w:b/>
           <w:bCs/>
@@ -257,39 +262,171 @@
           <w:iCs w:val="0"/>
           <w:color w:val="000000"/>
         </w:rPr>
-        <w:t>. 830-1998)</w:t>
-      </w:r>
+      </w:pPr>
     </w:p>
     <w:p>
       <w:pPr>
-        <w:spacing w:after="3" w:line="259" w:lineRule="auto"/>
-        <w:ind w:left="0" w:right="5"/>
+        <w:spacing w:after="13" w:line="248" w:lineRule="auto"/>
+        <w:ind w:left="2137"/>
+        <w:rPr>
+          <w:color w:val="000000"/>
+        </w:rPr>
+      </w:pPr>
+      <w:r>
+        <w:rPr>
+          <w:color w:val="000000"/>
+          <w:sz w:val="18"/>
+          <w:szCs w:val="18"/>
+        </w:rPr>
+        <w:t xml:space="preserve">Resumen </w:t>
+      </w:r>
+    </w:p>
+    <w:p>
+      <w:pPr>
+        <w:spacing w:line="259" w:lineRule="auto"/>
+        <w:ind w:left="2122"/>
+        <w:rPr>
+          <w:color w:val="000000"/>
+        </w:rPr>
+      </w:pPr>
+      <w:r>
         <w:rPr>
           <w:b/>
           <w:bCs/>
-          <w:i w:val="0"/>
-          <w:iCs w:val="0"/>
-          <w:color w:val="000000"/>
-        </w:rPr>
-      </w:pPr>
+          <w:color w:val="000000"/>
+          <w:sz w:val="18"/>
+          <w:szCs w:val="18"/>
+        </w:rPr>
+        <w:t xml:space="preserve">Capítulo I. Introducción </w:t>
+      </w:r>
     </w:p>
     <w:p>
       <w:pPr>
-        <w:spacing w:after="3" w:line="259" w:lineRule="auto"/>
-        <w:ind w:left="0" w:right="5"/>
+        <w:spacing w:after="13" w:line="248" w:lineRule="auto"/>
+        <w:ind w:left="2405"/>
+        <w:rPr>
+          <w:color w:val="000000"/>
+        </w:rPr>
+      </w:pPr>
+      <w:r>
+        <w:rPr>
+          <w:color w:val="000000"/>
+          <w:sz w:val="18"/>
+          <w:szCs w:val="18"/>
+        </w:rPr>
+        <w:t xml:space="preserve">1.1 Propósito </w:t>
+      </w:r>
+    </w:p>
+    <w:p>
+      <w:pPr>
+        <w:spacing w:after="13" w:line="248" w:lineRule="auto"/>
+        <w:ind w:left="2405"/>
+        <w:rPr>
+          <w:color w:val="000000"/>
+          <w:sz w:val="18"/>
+          <w:szCs w:val="18"/>
+        </w:rPr>
+      </w:pPr>
+      <w:r>
+        <w:rPr>
+          <w:color w:val="000000"/>
+          <w:sz w:val="18"/>
+          <w:szCs w:val="18"/>
+        </w:rPr>
+        <w:t xml:space="preserve">1.2 Ámbito del Sistema </w:t>
+      </w:r>
+    </w:p>
+    <w:p>
+      <w:pPr>
+        <w:spacing w:after="13" w:line="248" w:lineRule="auto"/>
+        <w:ind w:left="2405"/>
+        <w:rPr>
+          <w:color w:val="000000"/>
+        </w:rPr>
+      </w:pPr>
+      <w:r>
+        <w:rPr>
+          <w:color w:val="000000"/>
+          <w:sz w:val="18"/>
+          <w:szCs w:val="18"/>
+        </w:rPr>
+        <w:t>1.3 Personal Involucrado</w:t>
+      </w:r>
+    </w:p>
+    <w:p>
+      <w:pPr>
+        <w:spacing w:after="10" w:line="259" w:lineRule="auto"/>
+        <w:ind w:left="2410" w:right="874"/>
+        <w:rPr>
+          <w:color w:val="000000"/>
+        </w:rPr>
+      </w:pPr>
+      <w:r>
+        <w:rPr>
+          <w:color w:val="000000"/>
+          <w:sz w:val="18"/>
+          <w:szCs w:val="18"/>
+        </w:rPr>
+        <w:t xml:space="preserve">1.3 Definiciones, Acrónimos y Abreviaturas </w:t>
+      </w:r>
+    </w:p>
+    <w:p>
+      <w:pPr>
+        <w:spacing w:after="13" w:line="248" w:lineRule="auto"/>
+        <w:ind w:left="2405"/>
+        <w:rPr>
+          <w:color w:val="000000"/>
+        </w:rPr>
+      </w:pPr>
+      <w:r>
+        <w:rPr>
+          <w:color w:val="000000"/>
+          <w:sz w:val="18"/>
+          <w:szCs w:val="18"/>
+        </w:rPr>
+        <w:t xml:space="preserve">1.4 Referencias </w:t>
+      </w:r>
+    </w:p>
+    <w:p>
+      <w:pPr>
+        <w:spacing w:after="13" w:line="248" w:lineRule="auto"/>
+        <w:ind w:left="2405"/>
+        <w:rPr>
+          <w:color w:val="000000"/>
+        </w:rPr>
+      </w:pPr>
+      <w:r>
+        <w:rPr>
+          <w:color w:val="000000"/>
+          <w:sz w:val="18"/>
+          <w:szCs w:val="18"/>
+        </w:rPr>
+        <w:t xml:space="preserve">1.5 Visión General del Documento </w:t>
+      </w:r>
+    </w:p>
+    <w:p>
+      <w:pPr>
+        <w:spacing w:line="259" w:lineRule="auto"/>
+        <w:ind w:left="2122"/>
+        <w:rPr>
+          <w:color w:val="000000"/>
+        </w:rPr>
+      </w:pPr>
+      <w:r>
         <w:rPr>
           <w:b/>
           <w:bCs/>
-          <w:i w:val="0"/>
-          <w:iCs w:val="0"/>
-          <w:color w:val="000000"/>
-        </w:rPr>
-      </w:pPr>
+          <w:color w:val="000000"/>
+          <w:sz w:val="18"/>
+          <w:szCs w:val="18"/>
+        </w:rPr>
+        <w:t xml:space="preserve">Capítulo II. Descripción General </w:t>
+      </w:r>
     </w:p>
     <w:p>
       <w:pPr>
         <w:spacing w:after="13" w:line="248" w:lineRule="auto"/>
-        <w:ind w:left="2137"/>
+        <w:ind w:left="2405"/>
         <w:rPr>
           <w:color w:val="000000"/>
         </w:rPr>
@@ -300,26 +437,24 @@
           <w:sz w:val="18"/>
           <w:szCs w:val="18"/>
         </w:rPr>
-        <w:t xml:space="preserve">Resumen </w:t>
+        <w:t xml:space="preserve">2.1 Perspectiva del producto </w:t>
       </w:r>
     </w:p>
     <w:p>
       <w:pPr>
-        <w:spacing w:line="259" w:lineRule="auto"/>
-        <w:ind w:left="2122"/>
-        <w:rPr>
-          <w:color w:val="000000"/>
-        </w:rPr>
-      </w:pPr>
-      <w:r>
-        <w:rPr>
-          <w:b/>
-          <w:bCs/>
+        <w:spacing w:after="13" w:line="248" w:lineRule="auto"/>
+        <w:ind w:left="2405"/>
+        <w:rPr>
+          <w:color w:val="000000"/>
+        </w:rPr>
+      </w:pPr>
+      <w:r>
+        <w:rPr>
           <w:color w:val="000000"/>
           <w:sz w:val="18"/>
           <w:szCs w:val="18"/>
         </w:rPr>
-        <w:t xml:space="preserve">Capítulo I. Introducción </w:t>
+        <w:t xml:space="preserve">2.2 Funciones del producto </w:t>
       </w:r>
     </w:p>
     <w:p>
@@ -336,7 +471,7 @@
           <w:sz w:val="18"/>
           <w:szCs w:val="18"/>
         </w:rPr>
-        <w:t xml:space="preserve">1.1 Propósito </w:t>
+        <w:t xml:space="preserve">2.3 Características de los Usuarios </w:t>
       </w:r>
     </w:p>
     <w:p>
@@ -345,9 +480,24 @@
         <w:ind w:left="2405"/>
         <w:rPr>
           <w:color w:val="000000"/>
+        </w:rPr>
+      </w:pPr>
+      <w:r>
+        <w:rPr>
+          <w:color w:val="000000"/>
           <w:sz w:val="18"/>
           <w:szCs w:val="18"/>
         </w:rPr>
+        <w:t xml:space="preserve">2.4 Restricciones </w:t>
+      </w:r>
+    </w:p>
+    <w:p>
+      <w:pPr>
+        <w:spacing w:after="13" w:line="248" w:lineRule="auto"/>
+        <w:ind w:left="2405"/>
+        <w:rPr>
+          <w:color w:val="000000"/>
+        </w:rPr>
       </w:pPr>
       <w:r>
         <w:rPr>
@@ -355,187 +505,7 @@
           <w:sz w:val="18"/>
           <w:szCs w:val="18"/>
         </w:rPr>
-        <w:t xml:space="preserve">1.2 Ámbito del Sistema </w:t>
-      </w:r>
-    </w:p>
-    <w:p>
-      <w:pPr>
-        <w:spacing w:after="13" w:line="248" w:lineRule="auto"/>
-        <w:ind w:left="2405"/>
-        <w:rPr>
-          <w:color w:val="000000"/>
-        </w:rPr>
-      </w:pPr>
-      <w:r>
-        <w:rPr>
-          <w:color w:val="000000"/>
-          <w:sz w:val="18"/>
-          <w:szCs w:val="18"/>
-        </w:rPr>
-        <w:t>1.3 Personal Involucrado</w:t>
-      </w:r>
-    </w:p>
-    <w:p>
-      <w:pPr>
-        <w:spacing w:after="10" w:line="259" w:lineRule="auto"/>
-        <w:ind w:left="2410" w:right="874"/>
-        <w:rPr>
-          <w:color w:val="000000"/>
-        </w:rPr>
-      </w:pPr>
-      <w:r>
-        <w:rPr>
-          <w:color w:val="000000"/>
-          <w:sz w:val="18"/>
-          <w:szCs w:val="18"/>
-        </w:rPr>
-        <w:t xml:space="preserve">1.3 Definiciones, Acrónimos y Abreviaturas </w:t>
-      </w:r>
-    </w:p>
-    <w:p>
-      <w:pPr>
-        <w:spacing w:after="13" w:line="248" w:lineRule="auto"/>
-        <w:ind w:left="2405"/>
-        <w:rPr>
-          <w:color w:val="000000"/>
-        </w:rPr>
-      </w:pPr>
-      <w:r>
-        <w:rPr>
-          <w:color w:val="000000"/>
-          <w:sz w:val="18"/>
-          <w:szCs w:val="18"/>
-        </w:rPr>
-        <w:t xml:space="preserve">1.4 Referencias </w:t>
-      </w:r>
-    </w:p>
-    <w:p>
-      <w:pPr>
-        <w:spacing w:after="13" w:line="248" w:lineRule="auto"/>
-        <w:ind w:left="2405"/>
-        <w:rPr>
-          <w:color w:val="000000"/>
-        </w:rPr>
-      </w:pPr>
-      <w:r>
-        <w:rPr>
-          <w:color w:val="000000"/>
-          <w:sz w:val="18"/>
-          <w:szCs w:val="18"/>
-        </w:rPr>
-        <w:t xml:space="preserve">1.5 Visión General del Documento </w:t>
-      </w:r>
-    </w:p>
-    <w:p>
-      <w:pPr>
-        <w:spacing w:line="259" w:lineRule="auto"/>
-        <w:ind w:left="2122"/>
-        <w:rPr>
-          <w:color w:val="000000"/>
-        </w:rPr>
-      </w:pPr>
-      <w:r>
-        <w:rPr>
-          <w:b/>
-          <w:bCs/>
-          <w:color w:val="000000"/>
-          <w:sz w:val="18"/>
-          <w:szCs w:val="18"/>
-        </w:rPr>
-        <w:t xml:space="preserve">Capítulo II. Descripción General </w:t>
-      </w:r>
-    </w:p>
-    <w:p>
-      <w:pPr>
-        <w:spacing w:after="13" w:line="248" w:lineRule="auto"/>
-        <w:ind w:left="2405"/>
-        <w:rPr>
-          <w:color w:val="000000"/>
-        </w:rPr>
-      </w:pPr>
-      <w:r>
-        <w:rPr>
-          <w:color w:val="000000"/>
-          <w:sz w:val="18"/>
-          <w:szCs w:val="18"/>
-        </w:rPr>
-        <w:t xml:space="preserve">2.1 Perspectiva del producto </w:t>
-      </w:r>
-    </w:p>
-    <w:p>
-      <w:pPr>
-        <w:spacing w:after="13" w:line="248" w:lineRule="auto"/>
-        <w:ind w:left="2405"/>
-        <w:rPr>
-          <w:color w:val="000000"/>
-        </w:rPr>
-      </w:pPr>
-      <w:r>
-        <w:rPr>
-          <w:color w:val="000000"/>
-          <w:sz w:val="18"/>
-          <w:szCs w:val="18"/>
-        </w:rPr>
-        <w:t xml:space="preserve">2.2 Funciones del producto </w:t>
-      </w:r>
-    </w:p>
-    <w:p>
-      <w:pPr>
-        <w:spacing w:after="13" w:line="248" w:lineRule="auto"/>
-        <w:ind w:left="2405"/>
-        <w:rPr>
-          <w:color w:val="000000"/>
-        </w:rPr>
-      </w:pPr>
-      <w:r>
-        <w:rPr>
-          <w:color w:val="000000"/>
-          <w:sz w:val="18"/>
-          <w:szCs w:val="18"/>
-        </w:rPr>
-        <w:t xml:space="preserve">2.3 Características de los Usuarios </w:t>
-      </w:r>
-    </w:p>
-    <w:p>
-      <w:pPr>
-        <w:spacing w:after="13" w:line="248" w:lineRule="auto"/>
-        <w:ind w:left="2405"/>
-        <w:rPr>
-          <w:color w:val="000000"/>
-        </w:rPr>
-      </w:pPr>
-      <w:r>
-        <w:rPr>
-          <w:color w:val="000000"/>
-          <w:sz w:val="18"/>
-          <w:szCs w:val="18"/>
-        </w:rPr>
-        <w:t xml:space="preserve">2.4 Restricciones </w:t>
-      </w:r>
-    </w:p>
-    <w:p>
-      <w:pPr>
-        <w:spacing w:after="13" w:line="248" w:lineRule="auto"/>
-        <w:ind w:left="2405"/>
-        <w:rPr>
-          <w:color w:val="000000"/>
-        </w:rPr>
-      </w:pPr>
-      <w:r>
-        <w:rPr>
-          <w:color w:val="000000"/>
-          <w:sz w:val="18"/>
-          <w:szCs w:val="18"/>
-        </w:rPr>
-        <w:t>2.5 Suposicio</w:t>
-      </w:r>
-      <w:r>
-        <w:rPr>
-          <w:color w:val="000000"/>
-          <w:sz w:val="18"/>
-          <w:szCs w:val="18"/>
-        </w:rPr>
-        <w:t xml:space="preserve">nes y Dependencias </w:t>
+        <w:t xml:space="preserve">2.5 Suposiciones y Dependencias </w:t>
       </w:r>
     </w:p>
     <w:p>
@@ -737,7 +707,8 @@
     <w:p>
       <w:pPr>
         <w:spacing w:after="198" w:line="248" w:lineRule="auto"/>
-        <w:ind w:left="0" w:right="5828" w:firstLine="2127"/>
+        <w:ind w:left="0" w:right="5828"/>
+        <w:jc w:val="right"/>
         <w:rPr>
           <w:color w:val="000000"/>
         </w:rPr>
@@ -749,14 +720,6 @@
           <w:szCs w:val="18"/>
         </w:rPr>
         <w:t>Bibliografía</w:t>
-      </w:r>
-      <w:r>
-        <w:rPr>
-          <w:color w:val="000000"/>
-          <w:sz w:val="27"/>
-          <w:szCs w:val="27"/>
-        </w:rPr>
-        <w:t xml:space="preserve">  </w:t>
       </w:r>
     </w:p>
     <w:p>
@@ -1113,43 +1076,7 @@
           <w:sz w:val="20"/>
           <w:szCs w:val="20"/>
         </w:rPr>
-        <w:t xml:space="preserve">Este documento es la Especificación de Requisitos de </w:t>
-      </w:r>
-      <w:r>
-        <w:rPr>
-          <w:rFonts w:ascii="Arial" w:eastAsia="Arial" w:hAnsi="Arial" w:cs="Arial"/>
-          <w:b w:val="0"/>
-          <w:bCs w:val="0"/>
-          <w:i/>
-          <w:iCs/>
-          <w:sz w:val="20"/>
-          <w:szCs w:val="20"/>
-        </w:rPr>
-        <w:t>Software (SRS) para el Sistema de Clasificación Conductual y Reporte para TDO (SCR-TDO). El SCR-TDO es una aplicación de juego 2D cuyo propósito principal es recopilar, clasificar y cuantificar patrones de conducta disruptiva en niños diagnosticados con Tr</w:t>
-      </w:r>
-      <w:r>
-        <w:rPr>
-          <w:rFonts w:ascii="Arial" w:eastAsia="Arial" w:hAnsi="Arial" w:cs="Arial"/>
-          <w:b w:val="0"/>
-          <w:bCs w:val="0"/>
-          <w:i/>
-          <w:iCs/>
-          <w:sz w:val="20"/>
-          <w:szCs w:val="20"/>
-        </w:rPr>
-        <w:t>astorno de Oposición Desafiante (TDO) mediante un algoritmo de análisis. El sistema está diseñado para facilitar la aplicación de Terapias Cognitivo-Conductuales (TCC) por parte de especialistas de la salud a través de informes métricos objetivos. El SRS d</w:t>
-      </w:r>
-      <w:r>
-        <w:rPr>
-          <w:rFonts w:ascii="Arial" w:eastAsia="Arial" w:hAnsi="Arial" w:cs="Arial"/>
-          <w:b w:val="0"/>
-          <w:bCs w:val="0"/>
-          <w:i/>
-          <w:iCs/>
-          <w:sz w:val="20"/>
-          <w:szCs w:val="20"/>
-        </w:rPr>
-        <w:t>etalla el alcance, la problemática y los requisitos que servirán como base para su desarrollo y verificación.</w:t>
+        <w:t>Este documento es la Especificación de Requisitos de Software (SRS) para el Sistema de Clasificación Conductual y Reporte para TDO (SCR-TDO). El SCR-TDO es una aplicación de juego 2D cuyo propósito principal es recopilar, clasificar y cuantificar patrones de conducta disruptiva en niños diagnosticados con Trastorno de Oposición Desafiante (TDO) mediante un algoritmo de análisis. El sistema está diseñado para facilitar la aplicación de Terapias Cognitivo-Conductuales (TCC) por parte de especialistas de la salud a través de informes métricos objetivos. El SRS detalla el alcance, la problemática y los requisitos que servirán como base para su desarrollo y verificación.</w:t>
       </w:r>
     </w:p>
     <w:p>
@@ -1193,23 +1120,7 @@
           <w:sz w:val="20"/>
           <w:szCs w:val="20"/>
         </w:rPr>
-        <w:t xml:space="preserve">El presente documento constituye la Especificación de Requisitos de Software (SRS) para el proyecto Asistente Virtual </w:t>
-      </w:r>
-      <w:r>
-        <w:rPr>
-          <w:color w:val="000000"/>
-          <w:sz w:val="20"/>
-          <w:szCs w:val="20"/>
-        </w:rPr>
-        <w:t>Terapéutico para TDO (AVT-TDO). Este sistema es una solución innovadora diseñada para abordar las limitaciones de las terapias conductuales convencionales para el Trastorno de Oposición Desafiante (TDO) en niños. Utilizando un formato de videojuego de terc</w:t>
-      </w:r>
-      <w:r>
-        <w:rPr>
-          <w:color w:val="000000"/>
-          <w:sz w:val="20"/>
-          <w:szCs w:val="20"/>
-        </w:rPr>
-        <w:t>era dimensión asistido por Inteligencia Artificial (IA), el AVT-TDO facilita la aplicación de protocolos de Terapia Cognitivo-Conductual (TCC) por parte de especialistas de la salud.</w:t>
+        <w:t>El presente documento constituye la Especificación de Requisitos de Software (SRS) para el proyecto Asistente Virtual Terapéutico para TDO (AVT-TDO). Este sistema es una solución innovadora diseñada para abordar las limitaciones de las terapias conductuales convencionales para el Trastorno de Oposición Desafiante (TDO) en niños. Utilizando un formato de videojuego de tercera dimensión asistido por Inteligencia Artificial (IA), el AVT-TDO facilita la aplicación de protocolos de Terapia Cognitivo-Conductual (TCC) por parte de especialistas de la salud.</w:t>
       </w:r>
     </w:p>
     <w:p>
@@ -1276,23 +1187,7 @@
           <w:sz w:val="20"/>
           <w:szCs w:val="20"/>
         </w:rPr>
-        <w:t xml:space="preserve">El propósito principal de este documento de </w:t>
-      </w:r>
-      <w:r>
-        <w:rPr>
-          <w:color w:val="000000"/>
-          <w:sz w:val="20"/>
-          <w:szCs w:val="20"/>
-        </w:rPr>
-        <w:t xml:space="preserve">Especificación de Requisitos de Software (SRS) es detallar los requisitos funcionales y no funcionales para el desarrollo del Sistema de Clasificación Conductual y Reporte para TDO (SCR-TDO). Este SRS servirá como base formal y contractual para el diseño, </w:t>
-      </w:r>
-      <w:r>
-        <w:rPr>
-          <w:color w:val="000000"/>
-          <w:sz w:val="20"/>
-          <w:szCs w:val="20"/>
-        </w:rPr>
-        <w:t>desarrollo y verificación del software, asegurando que el producto final cumpla con los objetivos terapéuticos y tecnológicos enfocados en la clasificación y el reporte de datos, definidos para la intervención en el Trastorno de Oposición Desafiante (TDO).</w:t>
+        <w:t>El propósito principal de este documento de Especificación de Requisitos de Software (SRS) es detallar los requisitos funcionales y no funcionales para el desarrollo del Sistema de Clasificación Conductual y Reporte para TDO (SCR-TDO). Este SRS servirá como base formal y contractual para el diseño, desarrollo y verificación del software, asegurando que el producto final cumpla con los objetivos terapéuticos y tecnológicos enfocados en la clasificación y el reporte de datos, definidos para la intervención en el Trastorno de Oposición Desafiante (TDO).</w:t>
       </w:r>
     </w:p>
     <w:p>
@@ -1318,41 +1213,7 @@
           <w:sz w:val="20"/>
           <w:szCs w:val="20"/>
         </w:rPr>
-        <w:t xml:space="preserve">Este documento está destinado a ser utilizado por todos los </w:t>
-      </w:r>
-      <w:proofErr w:type="spellStart"/>
-      <w:r>
-        <w:rPr>
-          <w:color w:val="000000"/>
-          <w:sz w:val="20"/>
-          <w:szCs w:val="20"/>
-        </w:rPr>
-        <w:t>stakeholders</w:t>
-      </w:r>
-      <w:proofErr w:type="spellEnd"/>
-      <w:r>
-        <w:rPr>
-          <w:color w:val="000000"/>
-          <w:sz w:val="20"/>
-          <w:szCs w:val="20"/>
-        </w:rPr>
-        <w:t xml:space="preserve"> del proyecto: incluyendo el equipo de desarrollo, los ingenieros de calidad (QA), el analista de sistemas, y los expertos clínicos. El SRS proporcionará una referencia única y consis</w:t>
-      </w:r>
-      <w:r>
-        <w:rPr>
-          <w:color w:val="000000"/>
-          <w:sz w:val="20"/>
-          <w:szCs w:val="20"/>
-        </w:rPr>
-        <w:t>tente para la toma de decisiones técnicas y servirá como el instrumento principal para validar si el sistema implementado satisface las necesidades del usuario final. Además, establece el alcance contractual del producto para evitar desviaciones no autoriz</w:t>
-      </w:r>
-      <w:r>
-        <w:rPr>
-          <w:color w:val="000000"/>
-          <w:sz w:val="20"/>
-          <w:szCs w:val="20"/>
-        </w:rPr>
-        <w:t>adas durante la construcción del software.</w:t>
+        <w:t>Este documento está destinado a ser utilizado por todos los stakeholders del proyecto: incluyendo el equipo de desarrollo, los ingenieros de calidad (QA), el analista de sistemas, y los expertos clínicos. El SRS proporcionará una referencia única y consistente para la toma de decisiones técnicas y servirá como el instrumento principal para validar si el sistema implementado satisface las necesidades del usuario final. Además, establece el alcance contractual del producto para evitar desviaciones no autorizadas durante la construcción del software.</w:t>
       </w:r>
     </w:p>
     <w:p>
@@ -1417,15 +1278,7 @@
           <w:sz w:val="20"/>
           <w:szCs w:val="20"/>
         </w:rPr>
-        <w:t>El Trastorno de Oposición Desafiante (TDO) es una condición neuropsiquiátrica de la niñez caracterizada por un patrón persistente de comportamientos negativistas, desafiantes, irritables y de f</w:t>
-      </w:r>
-      <w:r>
-        <w:rPr>
-          <w:color w:val="000000"/>
-          <w:sz w:val="20"/>
-          <w:szCs w:val="20"/>
-        </w:rPr>
-        <w:t>alta de cooperación dirigidos a figuras de autoridad. Los individuos con TDO presentan dificultades significativas en las interacciones con padres, compañeros y educadores, lo que genera alta angustia en su entorno social.</w:t>
+        <w:t>El Trastorno de Oposición Desafiante (TDO) es una condición neuropsiquiátrica de la niñez caracterizada por un patrón persistente de comportamientos negativistas, desafiantes, irritables y de falta de cooperación dirigidos a figuras de autoridad. Los individuos con TDO presentan dificultades significativas en las interacciones con padres, compañeros y educadores, lo que genera alta angustia en su entorno social.</w:t>
       </w:r>
     </w:p>
     <w:p>
@@ -1451,95 +1304,7 @@
           <w:sz w:val="20"/>
           <w:szCs w:val="20"/>
         </w:rPr>
-        <w:t xml:space="preserve">Según el DSM-5-TR y datos del </w:t>
-      </w:r>
-      <w:proofErr w:type="spellStart"/>
-      <w:r>
-        <w:rPr>
-          <w:color w:val="000000"/>
-          <w:sz w:val="20"/>
-          <w:szCs w:val="20"/>
-        </w:rPr>
-        <w:t>Nat</w:t>
-      </w:r>
-      <w:r>
-        <w:rPr>
-          <w:color w:val="000000"/>
-          <w:sz w:val="20"/>
-          <w:szCs w:val="20"/>
-        </w:rPr>
-        <w:t>ional</w:t>
-      </w:r>
-      <w:proofErr w:type="spellEnd"/>
-      <w:r>
-        <w:rPr>
-          <w:color w:val="000000"/>
-          <w:sz w:val="20"/>
-          <w:szCs w:val="20"/>
-        </w:rPr>
-        <w:t xml:space="preserve"> </w:t>
-      </w:r>
-      <w:proofErr w:type="spellStart"/>
-      <w:r>
-        <w:rPr>
-          <w:color w:val="000000"/>
-          <w:sz w:val="20"/>
-          <w:szCs w:val="20"/>
-        </w:rPr>
-        <w:t>Institute</w:t>
-      </w:r>
-      <w:proofErr w:type="spellEnd"/>
-      <w:r>
-        <w:rPr>
-          <w:color w:val="000000"/>
-          <w:sz w:val="20"/>
-          <w:szCs w:val="20"/>
-        </w:rPr>
-        <w:t xml:space="preserve"> </w:t>
-      </w:r>
-      <w:proofErr w:type="spellStart"/>
-      <w:r>
-        <w:rPr>
-          <w:color w:val="000000"/>
-          <w:sz w:val="20"/>
-          <w:szCs w:val="20"/>
-        </w:rPr>
-        <w:t>of</w:t>
-      </w:r>
-      <w:proofErr w:type="spellEnd"/>
-      <w:r>
-        <w:rPr>
-          <w:color w:val="000000"/>
-          <w:sz w:val="20"/>
-          <w:szCs w:val="20"/>
-        </w:rPr>
-        <w:t xml:space="preserve"> </w:t>
-      </w:r>
-      <w:proofErr w:type="spellStart"/>
-      <w:r>
-        <w:rPr>
-          <w:color w:val="000000"/>
-          <w:sz w:val="20"/>
-          <w:szCs w:val="20"/>
-        </w:rPr>
-        <w:t>Health</w:t>
-      </w:r>
-      <w:proofErr w:type="spellEnd"/>
-      <w:r>
-        <w:rPr>
-          <w:color w:val="000000"/>
-          <w:sz w:val="20"/>
-          <w:szCs w:val="20"/>
-        </w:rPr>
-        <w:t xml:space="preserve"> (NIH), la prevalencia del TDO se estima en un 3.3% en la población general y puede alcanzar hasta el 15.6% en muestras comunitarias. A pesar de la necesidad de intervención, las terapias convencionales (como la Terapia Cognitivo-C</w:t>
-      </w:r>
-      <w:r>
-        <w:rPr>
-          <w:color w:val="000000"/>
-          <w:sz w:val="20"/>
-          <w:szCs w:val="20"/>
-        </w:rPr>
-        <w:t>onductual o TCC) a menudo enfrentan barreras de costo, accesibilidad y falta de herramientas objetivas para medir el progreso conductual.</w:t>
+        <w:t>Según el DSM-5-TR y datos del National Institute of Health (NIH), la prevalencia del TDO se estima en un 3.3% en la población general y puede alcanzar hasta el 15.6% en muestras comunitarias. A pesar de la necesidad de intervención, las terapias convencionales (como la Terapia Cognitivo-Conductual o TCC) a menudo enfrentan barreras de costo, accesibilidad y falta de herramientas objetivas para medir el progreso conductual.</w:t>
       </w:r>
     </w:p>
     <w:p>
@@ -1565,15 +1330,7 @@
           <w:sz w:val="20"/>
           <w:szCs w:val="20"/>
         </w:rPr>
-        <w:t>Por ello, se propone el desarrollo de una aplicación de juego 2D con un algoritmo de clasificación de conductas que pe</w:t>
-      </w:r>
-      <w:r>
-        <w:rPr>
-          <w:color w:val="000000"/>
-          <w:sz w:val="20"/>
-          <w:szCs w:val="20"/>
-        </w:rPr>
-        <w:t xml:space="preserve">rmita aplicar eficazmente las Terapias Cognitivo-Conductuales (TCC) para la </w:t>
+        <w:t xml:space="preserve">Por ello, se propone el desarrollo de una aplicación de juego 2D con un algoritmo de clasificación de conductas que permita aplicar eficazmente las Terapias Cognitivo-Conductuales (TCC) para la </w:t>
       </w:r>
       <w:r>
         <w:rPr>
@@ -2284,10 +2041,7 @@
           </w:tcPr>
           <w:p>
             <w:r>
-              <w:t xml:space="preserve">Estudiante de Ingeniería en Desarrollo y Gestión de </w:t>
-            </w:r>
-            <w:r>
-              <w:t>Software</w:t>
+              <w:t>Estudiante de Ingeniería en Desarrollo y Gestión de Software</w:t>
             </w:r>
           </w:p>
         </w:tc>
@@ -2689,10 +2443,7 @@
           </w:tcPr>
           <w:p>
             <w:r>
-              <w:t xml:space="preserve">Estudiante de Ingeniería en Desarrollo y </w:t>
-            </w:r>
-            <w:r>
-              <w:t>Gestión de Software</w:t>
+              <w:t>Estudiante de Ingeniería en Desarrollo y Gestión de Software</w:t>
             </w:r>
           </w:p>
         </w:tc>
@@ -3048,15 +2799,7 @@
           </w:tcPr>
           <w:p>
             <w:r>
-              <w:t xml:space="preserve">Desarrollador </w:t>
-            </w:r>
-            <w:proofErr w:type="spellStart"/>
-            <w:r>
-              <w:t>y</w:t>
-            </w:r>
-            <w:proofErr w:type="spellEnd"/>
-            <w:r>
-              <w:t xml:space="preserve"> Investigador</w:t>
+              <w:t>Desarrollador y Investigador</w:t>
             </w:r>
           </w:p>
         </w:tc>
@@ -3103,10 +2846,7 @@
           </w:tcPr>
           <w:p>
             <w:r>
-              <w:t xml:space="preserve">Estudiante de Ingeniería en </w:t>
-            </w:r>
-            <w:r>
-              <w:t>Desarrollo y Gestión de Software</w:t>
+              <w:t>Estudiante de Ingeniería en Desarrollo y Gestión de Software</w:t>
             </w:r>
           </w:p>
         </w:tc>
@@ -3513,10 +3253,7 @@
           </w:tcPr>
           <w:p>
             <w:r>
-              <w:t xml:space="preserve">Estudiante de </w:t>
-            </w:r>
-            <w:r>
-              <w:t>Ingeniería en Desarrollo y Gestión de Software</w:t>
+              <w:t>Estudiante de Ingeniería en Desarrollo y Gestión de Software</w:t>
             </w:r>
           </w:p>
         </w:tc>
@@ -3898,10 +3635,7 @@
           </w:tcPr>
           <w:p>
             <w:r>
-              <w:t xml:space="preserve">Categoría </w:t>
-            </w:r>
-            <w:r>
-              <w:t>profesional</w:t>
+              <w:t>Categoría profesional</w:t>
             </w:r>
           </w:p>
         </w:tc>
@@ -4394,15 +4128,7 @@
                 <w:sz w:val="20"/>
                 <w:szCs w:val="20"/>
               </w:rPr>
-              <w:t>Terapia Cognitivo-Conductual. El enfoque</w:t>
-            </w:r>
-            <w:r>
-              <w:rPr>
-                <w:color w:val="000000"/>
-                <w:sz w:val="20"/>
-                <w:szCs w:val="20"/>
-              </w:rPr>
-              <w:t xml:space="preserve"> terapéutico cuyos protocolos (ejercicios) son implementados y evaluados por el sistema de juego 2D.</w:t>
+              <w:t>Terapia Cognitivo-Conductual. El enfoque terapéutico cuyos protocolos (ejercicios) son implementados y evaluados por el sistema de juego 2D.</w:t>
             </w:r>
           </w:p>
         </w:tc>
@@ -4468,15 +4194,7 @@
                 <w:sz w:val="20"/>
                 <w:szCs w:val="20"/>
               </w:rPr>
-              <w:t>Secuencia o tendencia repetitiva de conductas que se desvían de los objetivos terapéuticos (ej., la persistencia en ignorar reglas). E</w:t>
-            </w:r>
-            <w:r>
-              <w:rPr>
-                <w:color w:val="000000"/>
-                <w:sz w:val="20"/>
-                <w:szCs w:val="20"/>
-              </w:rPr>
-              <w:t>s la unidad que el algoritmo busca clasificar.</w:t>
+              <w:t>Secuencia o tendencia repetitiva de conductas que se desvían de los objetivos terapéuticos (ej., la persistencia en ignorar reglas). Es la unidad que el algoritmo busca clasificar.</w:t>
             </w:r>
           </w:p>
         </w:tc>
@@ -4578,15 +4296,7 @@
                 <w:sz w:val="20"/>
                 <w:szCs w:val="20"/>
               </w:rPr>
-              <w:t xml:space="preserve">Refuerzo </w:t>
-            </w:r>
-            <w:r>
-              <w:rPr>
-                <w:color w:val="000000"/>
-                <w:sz w:val="20"/>
-                <w:szCs w:val="20"/>
-              </w:rPr>
-              <w:t>Diferencial</w:t>
+              <w:t>Refuerzo Diferencial</w:t>
             </w:r>
           </w:p>
         </w:tc>
@@ -4682,15 +4392,7 @@
                 <w:sz w:val="20"/>
                 <w:szCs w:val="20"/>
               </w:rPr>
-              <w:t>El comportamiento observable y medible que el terapeuta espera que el niño logr</w:t>
-            </w:r>
-            <w:r>
-              <w:rPr>
-                <w:color w:val="000000"/>
-                <w:sz w:val="20"/>
-                <w:szCs w:val="20"/>
-              </w:rPr>
-              <w:t>e en un nivel específico (ej., "completar la tarea sin un fallo de desafío").</w:t>
+              <w:t>El comportamiento observable y medible que el terapeuta espera que el niño logre en un nivel específico (ej., "completar la tarea sin un fallo de desafío").</w:t>
             </w:r>
           </w:p>
         </w:tc>
@@ -4756,15 +4458,7 @@
                 <w:sz w:val="20"/>
                 <w:szCs w:val="20"/>
               </w:rPr>
-              <w:t>La lógica matemática central (reglas determinísticas o modelos de árbol de decisión simples) utilizada para cuantificar, categorizar y etiquetar las M</w:t>
-            </w:r>
-            <w:r>
-              <w:rPr>
-                <w:color w:val="000000"/>
-                <w:sz w:val="20"/>
-                <w:szCs w:val="20"/>
-              </w:rPr>
-              <w:t>étricas Conductuales recopiladas.</w:t>
+              <w:t>La lógica matemática central (reglas determinísticas o modelos de árbol de decisión simples) utilizada para cuantificar, categorizar y etiquetar las Métricas Conductuales recopiladas.</w:t>
             </w:r>
           </w:p>
         </w:tc>
@@ -4896,25 +4590,7 @@
                 <w:sz w:val="20"/>
                 <w:szCs w:val="20"/>
               </w:rPr>
-              <w:t xml:space="preserve">Término TI (medido en ms) que describe el tiempo que tarda un paquete de datos (Métricas Conductuales) en viajar desde la aplicación 2D hasta el servidor </w:t>
-            </w:r>
-            <w:proofErr w:type="spellStart"/>
-            <w:r>
-              <w:rPr>
-                <w:color w:val="000000"/>
-                <w:sz w:val="20"/>
-                <w:szCs w:val="20"/>
-              </w:rPr>
-              <w:t>backend</w:t>
-            </w:r>
-            <w:proofErr w:type="spellEnd"/>
-            <w:r>
-              <w:rPr>
-                <w:color w:val="000000"/>
-                <w:sz w:val="20"/>
-                <w:szCs w:val="20"/>
-              </w:rPr>
-              <w:t>. Crítica para la integridad del Reporte.</w:t>
+              <w:t>Término TI (medido en ms) que describe el tiempo que tarda un paquete de datos (Métricas Conductuales) en viajar desde la aplicación 2D hasta el servidor backend. Crítica para la integridad del Reporte.</w:t>
             </w:r>
           </w:p>
         </w:tc>
@@ -4980,15 +4656,7 @@
                 <w:sz w:val="20"/>
                 <w:szCs w:val="20"/>
               </w:rPr>
-              <w:t>La salida esencial del sistema; un i</w:t>
-            </w:r>
-            <w:r>
-              <w:rPr>
-                <w:color w:val="000000"/>
-                <w:sz w:val="20"/>
-                <w:szCs w:val="20"/>
-              </w:rPr>
-              <w:t>nforme estructurado que presenta la tendencia, clasificación y cuantificación de las Métricas Conductuales a lo largo de las sesiones.</w:t>
+              <w:t>La salida esencial del sistema; un informe estructurado que presenta la tendencia, clasificación y cuantificación de las Métricas Conductuales a lo largo de las sesiones.</w:t>
             </w:r>
           </w:p>
         </w:tc>
@@ -5018,23 +4686,13 @@
                 <w:szCs w:val="20"/>
               </w:rPr>
             </w:pPr>
-            <w:proofErr w:type="spellStart"/>
-            <w:r>
-              <w:rPr>
-                <w:color w:val="000000"/>
-                <w:sz w:val="20"/>
-                <w:szCs w:val="20"/>
-              </w:rPr>
-              <w:t>Backend</w:t>
-            </w:r>
-            <w:proofErr w:type="spellEnd"/>
-            <w:r>
-              <w:rPr>
-                <w:color w:val="000000"/>
-                <w:sz w:val="20"/>
-                <w:szCs w:val="20"/>
-              </w:rPr>
-              <w:t xml:space="preserve"> (Servidor)</w:t>
+            <w:r>
+              <w:rPr>
+                <w:color w:val="000000"/>
+                <w:sz w:val="20"/>
+                <w:szCs w:val="20"/>
+              </w:rPr>
+              <w:t>Backend (Servidor)</w:t>
             </w:r>
           </w:p>
         </w:tc>
@@ -5064,15 +4722,7 @@
                 <w:sz w:val="20"/>
                 <w:szCs w:val="20"/>
               </w:rPr>
-              <w:t xml:space="preserve">La parte del sistema alojada en la nube, responsable de la ejecución del Algoritmo de Clasificación, </w:t>
-            </w:r>
-            <w:r>
-              <w:rPr>
-                <w:color w:val="000000"/>
-                <w:sz w:val="20"/>
-                <w:szCs w:val="20"/>
-              </w:rPr>
-              <w:t>el almacenamiento de datos sensibles y la generación de reportes.</w:t>
+              <w:t>La parte del sistema alojada en la nube, responsable de la ejecución del Algoritmo de Clasificación, el almacenamiento de datos sensibles y la generación de reportes.</w:t>
             </w:r>
           </w:p>
         </w:tc>
@@ -5138,25 +4788,7 @@
                 <w:sz w:val="20"/>
                 <w:szCs w:val="20"/>
               </w:rPr>
-              <w:t xml:space="preserve">La garantía de que las Métricas Conductuales registradas y almacenadas son completas, precisas y no han sido alteradas durante la transmisión (ver </w:t>
-            </w:r>
-            <w:proofErr w:type="spellStart"/>
-            <w:r>
-              <w:rPr>
-                <w:color w:val="000000"/>
-                <w:sz w:val="20"/>
-                <w:szCs w:val="20"/>
-              </w:rPr>
-              <w:t>Checksum</w:t>
-            </w:r>
-            <w:proofErr w:type="spellEnd"/>
-            <w:r>
-              <w:rPr>
-                <w:color w:val="000000"/>
-                <w:sz w:val="20"/>
-                <w:szCs w:val="20"/>
-              </w:rPr>
-              <w:t>).</w:t>
+              <w:t>La garantía de que las Métricas Conductuales registradas y almacenadas son completas, precisas y no han sido alteradas durante la transmisión (ver Checksum).</w:t>
             </w:r>
           </w:p>
         </w:tc>
@@ -5192,15 +4824,7 @@
                 <w:sz w:val="20"/>
                 <w:szCs w:val="20"/>
               </w:rPr>
-              <w:t>Cifrado en</w:t>
-            </w:r>
-            <w:r>
-              <w:rPr>
-                <w:color w:val="000000"/>
-                <w:sz w:val="20"/>
-                <w:szCs w:val="20"/>
-              </w:rPr>
-              <w:t xml:space="preserve"> Reposo</w:t>
+              <w:t>Cifrado en Reposo</w:t>
             </w:r>
           </w:p>
         </w:tc>
@@ -5230,25 +4854,7 @@
                 <w:sz w:val="20"/>
                 <w:szCs w:val="20"/>
               </w:rPr>
-              <w:t xml:space="preserve">Protocolo de seguridad que requiere que los datos almacenados en la Base de Datos (BD) del </w:t>
-            </w:r>
-            <w:proofErr w:type="spellStart"/>
-            <w:r>
-              <w:rPr>
-                <w:color w:val="000000"/>
-                <w:sz w:val="20"/>
-                <w:szCs w:val="20"/>
-              </w:rPr>
-              <w:t>backend</w:t>
-            </w:r>
-            <w:proofErr w:type="spellEnd"/>
-            <w:r>
-              <w:rPr>
-                <w:color w:val="000000"/>
-                <w:sz w:val="20"/>
-                <w:szCs w:val="20"/>
-              </w:rPr>
-              <w:t xml:space="preserve"> estén codificados para proteger la información sensible del paciente.</w:t>
+              <w:t>Protocolo de seguridad que requiere que los datos almacenados en la Base de Datos (BD) del backend estén codificados para proteger la información sensible del paciente.</w:t>
             </w:r>
           </w:p>
         </w:tc>
@@ -5314,15 +4920,7 @@
                 <w:sz w:val="20"/>
                 <w:szCs w:val="20"/>
               </w:rPr>
-              <w:t xml:space="preserve">La interfaz del juego desarrollada en dos dimensiones que el </w:t>
-            </w:r>
-            <w:r>
-              <w:rPr>
-                <w:color w:val="000000"/>
-                <w:sz w:val="20"/>
-                <w:szCs w:val="20"/>
-              </w:rPr>
-              <w:t>niño utiliza en su dispositivo móvil. Debe ser liviana y eficiente en el uso de recursos.</w:t>
+              <w:t>La interfaz del juego desarrollada en dos dimensiones que el niño utiliza en su dispositivo móvil. Debe ser liviana y eficiente en el uso de recursos.</w:t>
             </w:r>
           </w:p>
         </w:tc>
@@ -5352,7 +4950,6 @@
                 <w:szCs w:val="20"/>
               </w:rPr>
             </w:pPr>
-            <w:proofErr w:type="spellStart"/>
             <w:r>
               <w:rPr>
                 <w:color w:val="000000"/>
@@ -5361,7 +4958,6 @@
               </w:rPr>
               <w:t>Checkpoint</w:t>
             </w:r>
-            <w:proofErr w:type="spellEnd"/>
           </w:p>
         </w:tc>
         <w:tc>
@@ -5959,47 +5555,13 @@
                 <w:szCs w:val="22"/>
               </w:rPr>
             </w:pPr>
-            <w:proofErr w:type="spellStart"/>
             <w:r>
               <w:rPr>
                 <w:sz w:val="22"/>
                 <w:szCs w:val="22"/>
               </w:rPr>
-              <w:t>Sreevalsan</w:t>
-            </w:r>
-            <w:proofErr w:type="spellEnd"/>
-            <w:r>
-              <w:rPr>
-                <w:sz w:val="22"/>
-                <w:szCs w:val="22"/>
-              </w:rPr>
-              <w:t xml:space="preserve"> S. </w:t>
-            </w:r>
-            <w:proofErr w:type="spellStart"/>
-            <w:r>
-              <w:rPr>
-                <w:sz w:val="22"/>
-                <w:szCs w:val="22"/>
-              </w:rPr>
-              <w:t>Menon</w:t>
-            </w:r>
-            <w:proofErr w:type="spellEnd"/>
-            <w:r>
-              <w:rPr>
-                <w:sz w:val="22"/>
-                <w:szCs w:val="22"/>
-              </w:rPr>
-              <w:t xml:space="preserve">, K. </w:t>
-            </w:r>
-            <w:proofErr w:type="spellStart"/>
-            <w:r>
-              <w:rPr>
-                <w:sz w:val="22"/>
-                <w:szCs w:val="22"/>
-              </w:rPr>
-              <w:t>Krishnamurthy</w:t>
-            </w:r>
-            <w:proofErr w:type="spellEnd"/>
+              <w:t>Sreevalsan S. Menon, K. Krishnamurthy</w:t>
+            </w:r>
           </w:p>
           <w:p>
             <w:pPr>
@@ -6105,15 +5667,7 @@
                 <w:lang w:val="en-US"/>
               </w:rPr>
               <w:br/>
-              <w:t xml:space="preserve">with Oppositional Defiant </w:t>
-            </w:r>
-            <w:r>
-              <w:rPr>
-                <w:sz w:val="22"/>
-                <w:szCs w:val="22"/>
-                <w:lang w:val="en-US"/>
-              </w:rPr>
-              <w:t>Disorder</w:t>
+              <w:t>with Oppositional Defiant Disorder</w:t>
             </w:r>
           </w:p>
           <w:p>
@@ -6253,41 +5807,13 @@
                 <w:lang w:val="en-US"/>
               </w:rPr>
             </w:pPr>
-            <w:proofErr w:type="spellStart"/>
             <w:r>
               <w:rPr>
                 <w:sz w:val="22"/>
                 <w:szCs w:val="22"/>
                 <w:lang w:val="en-US"/>
               </w:rPr>
-              <w:t>Xiuyun</w:t>
-            </w:r>
-            <w:proofErr w:type="spellEnd"/>
-            <w:r>
-              <w:rPr>
-                <w:sz w:val="22"/>
-                <w:szCs w:val="22"/>
-                <w:lang w:val="en-US"/>
-              </w:rPr>
-              <w:t xml:space="preserve"> Lin, Ting He, Melissa Heath, </w:t>
-            </w:r>
-            <w:proofErr w:type="spellStart"/>
-            <w:r>
-              <w:rPr>
-                <w:sz w:val="22"/>
-                <w:szCs w:val="22"/>
-                <w:lang w:val="en-US"/>
-              </w:rPr>
-              <w:t>Peilian</w:t>
-            </w:r>
-            <w:proofErr w:type="spellEnd"/>
-            <w:r>
-              <w:rPr>
-                <w:sz w:val="22"/>
-                <w:szCs w:val="22"/>
-                <w:lang w:val="en-US"/>
-              </w:rPr>
-              <w:t xml:space="preserve"> Chi, Stephen Hinshaw</w:t>
+              <w:t>Xiuyun Lin, Ting He, Melissa Heath, Peilian Chi, Stephen Hinshaw</w:t>
             </w:r>
           </w:p>
           <w:p>
@@ -6416,13 +5942,6 @@
                 <w:lang w:val="en-US"/>
               </w:rPr>
               <w:br/>
-            </w:r>
-            <w:r>
-              <w:rPr>
-                <w:sz w:val="22"/>
-                <w:szCs w:val="22"/>
-                <w:lang w:val="en-US"/>
-              </w:rPr>
               <w:t xml:space="preserve">adolescents in routine clinical care: A systematic review and meta-analysis </w:t>
             </w:r>
           </w:p>
@@ -6543,113 +6062,13 @@
                 <w:lang w:val="en-US"/>
               </w:rPr>
             </w:pPr>
-            <w:proofErr w:type="spellStart"/>
             <w:r>
               <w:rPr>
                 <w:sz w:val="22"/>
                 <w:szCs w:val="22"/>
                 <w:lang w:val="en-US"/>
               </w:rPr>
-              <w:t>Eili</w:t>
-            </w:r>
-            <w:proofErr w:type="spellEnd"/>
-            <w:r>
-              <w:rPr>
-                <w:sz w:val="22"/>
-                <w:szCs w:val="22"/>
-                <w:lang w:val="en-US"/>
-              </w:rPr>
-              <w:t xml:space="preserve"> N. </w:t>
-            </w:r>
-            <w:proofErr w:type="spellStart"/>
-            <w:r>
-              <w:rPr>
-                <w:sz w:val="22"/>
-                <w:szCs w:val="22"/>
-                <w:lang w:val="en-US"/>
-              </w:rPr>
-              <w:t>Riise</w:t>
-            </w:r>
-            <w:proofErr w:type="spellEnd"/>
-            <w:r>
-              <w:rPr>
-                <w:sz w:val="22"/>
-                <w:szCs w:val="22"/>
-                <w:lang w:val="en-US"/>
-              </w:rPr>
-              <w:t xml:space="preserve">, Gro </w:t>
-            </w:r>
-            <w:proofErr w:type="spellStart"/>
-            <w:r>
-              <w:rPr>
-                <w:sz w:val="22"/>
-                <w:szCs w:val="22"/>
-                <w:lang w:val="en-US"/>
-              </w:rPr>
-              <w:t>Janne</w:t>
-            </w:r>
-            <w:proofErr w:type="spellEnd"/>
-            <w:r>
-              <w:rPr>
-                <w:sz w:val="22"/>
-                <w:szCs w:val="22"/>
-                <w:lang w:val="en-US"/>
-              </w:rPr>
-              <w:t xml:space="preserve"> H. </w:t>
-            </w:r>
-            <w:proofErr w:type="spellStart"/>
-            <w:r>
-              <w:rPr>
-                <w:sz w:val="22"/>
-                <w:szCs w:val="22"/>
-                <w:lang w:val="en-US"/>
-              </w:rPr>
-              <w:t>Wergeland</w:t>
-            </w:r>
-            <w:proofErr w:type="spellEnd"/>
-            <w:r>
-              <w:rPr>
-                <w:sz w:val="22"/>
-                <w:szCs w:val="22"/>
-                <w:lang w:val="en-US"/>
-              </w:rPr>
-              <w:t xml:space="preserve">, </w:t>
-            </w:r>
-            <w:proofErr w:type="spellStart"/>
-            <w:r>
-              <w:rPr>
-                <w:sz w:val="22"/>
-                <w:szCs w:val="22"/>
-                <w:lang w:val="en-US"/>
-              </w:rPr>
-              <w:t>Urdur</w:t>
-            </w:r>
-            <w:proofErr w:type="spellEnd"/>
-            <w:r>
-              <w:rPr>
-                <w:sz w:val="22"/>
-                <w:szCs w:val="22"/>
-                <w:lang w:val="en-US"/>
-              </w:rPr>
-              <w:t xml:space="preserve"> </w:t>
-            </w:r>
-            <w:proofErr w:type="spellStart"/>
-            <w:r>
-              <w:rPr>
-                <w:sz w:val="22"/>
-                <w:szCs w:val="22"/>
-                <w:lang w:val="en-US"/>
-              </w:rPr>
-              <w:t>Njardvik</w:t>
-            </w:r>
-            <w:proofErr w:type="spellEnd"/>
-            <w:r>
-              <w:rPr>
-                <w:sz w:val="22"/>
-                <w:szCs w:val="22"/>
-                <w:lang w:val="en-US"/>
-              </w:rPr>
-              <w:t>, Lars-Goran Ost</w:t>
+              <w:t>Eili N. Riise, Gro Janne H. Wergeland, Urdur Njardvik, Lars-Goran Ost</w:t>
             </w:r>
           </w:p>
           <w:p>
@@ -6739,15 +6158,7 @@
                 <w:szCs w:val="22"/>
                 <w:lang w:val="en-US"/>
               </w:rPr>
-              <w:t xml:space="preserve">Comorbidity of oppositional defi ant disorder and anxiety </w:t>
-            </w:r>
-            <w:r>
-              <w:rPr>
-                <w:sz w:val="22"/>
-                <w:szCs w:val="22"/>
-                <w:lang w:val="en-US"/>
-              </w:rPr>
-              <w:t>disorders</w:t>
+              <w:t>Comorbidity of oppositional defi ant disorder and anxiety disorders</w:t>
             </w:r>
             <w:r>
               <w:rPr>
@@ -7016,27 +6427,7 @@
                 <w:szCs w:val="22"/>
                 <w:u w:val="single"/>
               </w:rPr>
-              <w:t>10.46780/</w:t>
-            </w:r>
-            <w:proofErr w:type="gramStart"/>
-            <w:r>
-              <w:rPr>
-                <w:color w:val="0563C1"/>
-                <w:sz w:val="22"/>
-                <w:szCs w:val="22"/>
-                <w:u w:val="single"/>
-              </w:rPr>
-              <w:t>sociedadcunzac.v</w:t>
-            </w:r>
-            <w:proofErr w:type="gramEnd"/>
-            <w:r>
-              <w:rPr>
-                <w:color w:val="0563C1"/>
-                <w:sz w:val="22"/>
-                <w:szCs w:val="22"/>
-                <w:u w:val="single"/>
-              </w:rPr>
-              <w:t>2i1.12</w:t>
+              <w:t>10.46780/sociedadcunzac.v2i1.12</w:t>
             </w:r>
           </w:p>
           <w:p>
@@ -7206,40 +6597,15 @@
                 <w:lang w:val="en-US"/>
               </w:rPr>
               <w:br/>
-              <w:t xml:space="preserve">Children </w:t>
-            </w:r>
-            <w:proofErr w:type="gramStart"/>
+              <w:t>Children With Disruptive Behavior Disorders: A</w:t>
+            </w:r>
             <w:r>
               <w:rPr>
                 <w:sz w:val="22"/>
                 <w:szCs w:val="22"/>
                 <w:lang w:val="en-US"/>
               </w:rPr>
-              <w:t>With</w:t>
-            </w:r>
-            <w:proofErr w:type="gramEnd"/>
-            <w:r>
-              <w:rPr>
-                <w:sz w:val="22"/>
-                <w:szCs w:val="22"/>
-                <w:lang w:val="en-US"/>
-              </w:rPr>
-              <w:t xml:space="preserve"> Disruptive Behavior Disorders: A</w:t>
-            </w:r>
-            <w:r>
-              <w:rPr>
-                <w:sz w:val="22"/>
-                <w:szCs w:val="22"/>
-                <w:lang w:val="en-US"/>
-              </w:rPr>
               <w:br/>
-            </w:r>
-            <w:r>
-              <w:rPr>
-                <w:sz w:val="22"/>
-                <w:szCs w:val="22"/>
-                <w:lang w:val="en-US"/>
-              </w:rPr>
               <w:t>Randomized Controlled Trial</w:t>
             </w:r>
           </w:p>
@@ -7364,151 +6730,7 @@
                 <w:sz w:val="22"/>
                 <w:szCs w:val="22"/>
               </w:rPr>
-              <w:t xml:space="preserve">Anja </w:t>
-            </w:r>
-            <w:proofErr w:type="spellStart"/>
-            <w:r>
-              <w:rPr>
-                <w:sz w:val="22"/>
-                <w:szCs w:val="22"/>
-              </w:rPr>
-              <w:t>Goertz-Dorten</w:t>
-            </w:r>
-            <w:proofErr w:type="spellEnd"/>
-            <w:r>
-              <w:rPr>
-                <w:sz w:val="22"/>
-                <w:szCs w:val="22"/>
-              </w:rPr>
-              <w:t xml:space="preserve">, Christina </w:t>
-            </w:r>
-            <w:proofErr w:type="spellStart"/>
-            <w:r>
-              <w:rPr>
-                <w:sz w:val="22"/>
-                <w:szCs w:val="22"/>
-              </w:rPr>
-              <w:t>Dose</w:t>
-            </w:r>
-            <w:proofErr w:type="spellEnd"/>
-            <w:r>
-              <w:rPr>
-                <w:sz w:val="22"/>
-                <w:szCs w:val="22"/>
-              </w:rPr>
-              <w:t xml:space="preserve">, </w:t>
-            </w:r>
-            <w:proofErr w:type="spellStart"/>
-            <w:r>
-              <w:rPr>
-                <w:sz w:val="22"/>
-                <w:szCs w:val="22"/>
-              </w:rPr>
-              <w:t>Leonie</w:t>
-            </w:r>
-            <w:proofErr w:type="spellEnd"/>
-            <w:r>
-              <w:rPr>
-                <w:sz w:val="22"/>
-                <w:szCs w:val="22"/>
-              </w:rPr>
-              <w:t xml:space="preserve"> Hofmann, </w:t>
-            </w:r>
-            <w:proofErr w:type="spellStart"/>
-            <w:r>
-              <w:rPr>
-                <w:sz w:val="22"/>
-                <w:szCs w:val="22"/>
-              </w:rPr>
-              <w:t>Josepha</w:t>
-            </w:r>
-            <w:proofErr w:type="spellEnd"/>
-            <w:r>
-              <w:rPr>
-                <w:sz w:val="22"/>
-                <w:szCs w:val="22"/>
-              </w:rPr>
-              <w:t xml:space="preserve"> </w:t>
-            </w:r>
-            <w:proofErr w:type="spellStart"/>
-            <w:r>
-              <w:rPr>
-                <w:sz w:val="22"/>
-                <w:szCs w:val="22"/>
-              </w:rPr>
-              <w:t>Katzmann</w:t>
-            </w:r>
-            <w:proofErr w:type="spellEnd"/>
-            <w:r>
-              <w:rPr>
-                <w:sz w:val="22"/>
-                <w:szCs w:val="22"/>
-              </w:rPr>
-              <w:t xml:space="preserve">, Manuela Groth, Kerstin </w:t>
-            </w:r>
-            <w:proofErr w:type="spellStart"/>
-            <w:r>
-              <w:rPr>
-                <w:sz w:val="22"/>
-                <w:szCs w:val="22"/>
-              </w:rPr>
-              <w:t>Detering</w:t>
-            </w:r>
-            <w:proofErr w:type="spellEnd"/>
-            <w:r>
-              <w:rPr>
-                <w:sz w:val="22"/>
-                <w:szCs w:val="22"/>
-              </w:rPr>
-              <w:t xml:space="preserve">, Anne Hellmann, Laura </w:t>
-            </w:r>
-            <w:proofErr w:type="spellStart"/>
-            <w:r>
-              <w:rPr>
-                <w:sz w:val="22"/>
-                <w:szCs w:val="22"/>
-              </w:rPr>
-              <w:t>Stadler</w:t>
-            </w:r>
-            <w:proofErr w:type="spellEnd"/>
-            <w:r>
-              <w:rPr>
-                <w:sz w:val="22"/>
-                <w:szCs w:val="22"/>
-              </w:rPr>
-              <w:t xml:space="preserve">, Barbara Braun, Martin </w:t>
-            </w:r>
-            <w:proofErr w:type="spellStart"/>
-            <w:r>
-              <w:rPr>
-                <w:sz w:val="22"/>
-                <w:szCs w:val="22"/>
-              </w:rPr>
-              <w:t>Hellmich</w:t>
-            </w:r>
-            <w:proofErr w:type="spellEnd"/>
-            <w:r>
-              <w:rPr>
-                <w:sz w:val="22"/>
-                <w:szCs w:val="22"/>
-              </w:rPr>
-              <w:t xml:space="preserve">, Manfred </w:t>
-            </w:r>
-            <w:proofErr w:type="spellStart"/>
-            <w:r>
-              <w:rPr>
-                <w:sz w:val="22"/>
-                <w:szCs w:val="22"/>
-              </w:rPr>
-              <w:t>Doepfner</w:t>
-            </w:r>
-            <w:proofErr w:type="spellEnd"/>
-            <w:r>
-              <w:rPr>
-                <w:sz w:val="22"/>
-                <w:szCs w:val="22"/>
-              </w:rPr>
-              <w:t xml:space="preserve"> </w:t>
+              <w:t xml:space="preserve">Anja Goertz-Dorten, Christina Dose, Leonie Hofmann, Josepha Katzmann, Manuela Groth, Kerstin Detering, Anne Hellmann, Laura Stadler, Barbara Braun, Martin Hellmich, Manfred Doepfner </w:t>
             </w:r>
           </w:p>
           <w:p>
@@ -7768,49 +6990,8 @@
                 <w:sz w:val="22"/>
                 <w:szCs w:val="22"/>
               </w:rPr>
-              <w:t>Cruz-</w:t>
-            </w:r>
-            <w:proofErr w:type="spellStart"/>
-            <w:r>
-              <w:rPr>
-                <w:sz w:val="22"/>
-                <w:szCs w:val="22"/>
-              </w:rPr>
-              <w:t>Alaniz</w:t>
-            </w:r>
-            <w:proofErr w:type="spellEnd"/>
-            <w:r>
-              <w:rPr>
-                <w:sz w:val="22"/>
-                <w:szCs w:val="22"/>
-              </w:rPr>
-              <w:t xml:space="preserve">, </w:t>
-            </w:r>
-            <w:proofErr w:type="spellStart"/>
-            <w:r>
-              <w:rPr>
-                <w:sz w:val="22"/>
-                <w:szCs w:val="22"/>
-              </w:rPr>
-              <w:t>Yuria</w:t>
-            </w:r>
-            <w:proofErr w:type="spellEnd"/>
-            <w:r>
-              <w:rPr>
-                <w:sz w:val="22"/>
-                <w:szCs w:val="22"/>
-              </w:rPr>
-              <w:t xml:space="preserve">; Albert Bonillo Martin; María Claustre Jané </w:t>
-            </w:r>
-            <w:proofErr w:type="spellStart"/>
-            <w:r>
-              <w:rPr>
-                <w:sz w:val="22"/>
-                <w:szCs w:val="22"/>
-              </w:rPr>
-              <w:t>Ballabriga</w:t>
-            </w:r>
-            <w:proofErr w:type="spellEnd"/>
+              <w:t>Cruz-Alaniz, Yuria; Albert Bonillo Martin; María Claustre Jané Ballabriga</w:t>
+            </w:r>
           </w:p>
           <w:p>
             <w:pPr>
@@ -7946,14 +7127,6 @@
                 <w:u w:val="single"/>
               </w:rPr>
               <w:br/>
-            </w:r>
-            <w:r>
-              <w:rPr>
-                <w:color w:val="0563C1"/>
-                <w:sz w:val="22"/>
-                <w:szCs w:val="22"/>
-                <w:u w:val="single"/>
-              </w:rPr>
               <w:t>https://doi.org/10.12804/revistas.urosario.edu.co/revsalud/a.5384</w:t>
             </w:r>
           </w:p>
@@ -8113,14 +7286,7 @@
                 <w:sz w:val="22"/>
                 <w:szCs w:val="22"/>
               </w:rPr>
-              <w:t xml:space="preserve">Funciones ejecutivas: una revisión de su </w:t>
-            </w:r>
-            <w:r>
-              <w:rPr>
-                <w:sz w:val="22"/>
-                <w:szCs w:val="22"/>
-              </w:rPr>
-              <w:t>fundamentación teórica</w:t>
+              <w:t>Funciones ejecutivas: una revisión de su fundamentación teórica</w:t>
             </w:r>
           </w:p>
           <w:p>
@@ -8334,15 +7500,7 @@
                 <w:szCs w:val="22"/>
                 <w:lang w:val="en-US"/>
               </w:rPr>
-              <w:t xml:space="preserve">Infant temperament, early-childhood parenting, and early-adolescent development: </w:t>
-            </w:r>
-            <w:r>
-              <w:rPr>
-                <w:sz w:val="22"/>
-                <w:szCs w:val="22"/>
-                <w:lang w:val="en-US"/>
-              </w:rPr>
-              <w:t>Testing alternative models of Parenting × Temperament interaction</w:t>
+              <w:t>Infant temperament, early-childhood parenting, and early-adolescent development: Testing alternative models of Parenting × Temperament interaction</w:t>
             </w:r>
           </w:p>
           <w:p>
@@ -8462,41 +7620,13 @@
                 <w:lang w:val="en-US"/>
               </w:rPr>
             </w:pPr>
-            <w:proofErr w:type="spellStart"/>
             <w:r>
               <w:rPr>
                 <w:sz w:val="22"/>
                 <w:szCs w:val="22"/>
                 <w:lang w:val="en-US"/>
               </w:rPr>
-              <w:t>Xiaoya</w:t>
-            </w:r>
-            <w:proofErr w:type="spellEnd"/>
-            <w:r>
-              <w:rPr>
-                <w:sz w:val="22"/>
-                <w:szCs w:val="22"/>
-                <w:lang w:val="en-US"/>
-              </w:rPr>
-              <w:t xml:space="preserve"> Zhang, Kristina </w:t>
-            </w:r>
-            <w:proofErr w:type="spellStart"/>
-            <w:r>
-              <w:rPr>
-                <w:sz w:val="22"/>
-                <w:szCs w:val="22"/>
-                <w:lang w:val="en-US"/>
-              </w:rPr>
-              <w:t>Sayler</w:t>
-            </w:r>
-            <w:proofErr w:type="spellEnd"/>
-            <w:r>
-              <w:rPr>
-                <w:sz w:val="22"/>
-                <w:szCs w:val="22"/>
-                <w:lang w:val="en-US"/>
-              </w:rPr>
-              <w:t>, Sarah Hartman and Jay Belsky</w:t>
+              <w:t>Xiaoya Zhang, Kristina Sayler, Sarah Hartman and Jay Belsky</w:t>
             </w:r>
           </w:p>
           <w:p>
@@ -8583,14 +7713,7 @@
                 <w:sz w:val="22"/>
                 <w:szCs w:val="22"/>
               </w:rPr>
-              <w:t xml:space="preserve">Intervención en trastorno por déficit de atención e hiperactividad y trastorno </w:t>
-            </w:r>
-            <w:r>
-              <w:rPr>
-                <w:sz w:val="22"/>
-                <w:szCs w:val="22"/>
-              </w:rPr>
-              <w:t>negativista desafiante: un estudio de caso</w:t>
+              <w:t>Intervención en trastorno por déficit de atención e hiperactividad y trastorno negativista desafiante: un estudio de caso</w:t>
             </w:r>
           </w:p>
           <w:p>
@@ -8922,95 +8045,13 @@
                 <w:szCs w:val="22"/>
               </w:rPr>
             </w:pPr>
-            <w:proofErr w:type="spellStart"/>
             <w:r>
               <w:rPr>
                 <w:sz w:val="22"/>
                 <w:szCs w:val="22"/>
               </w:rPr>
-              <w:t>Racz</w:t>
-            </w:r>
-            <w:proofErr w:type="spellEnd"/>
-            <w:r>
-              <w:rPr>
-                <w:sz w:val="22"/>
-                <w:szCs w:val="22"/>
-              </w:rPr>
-              <w:t xml:space="preserve"> </w:t>
-            </w:r>
-            <w:proofErr w:type="gramStart"/>
-            <w:r>
-              <w:rPr>
-                <w:sz w:val="22"/>
-                <w:szCs w:val="22"/>
-              </w:rPr>
-              <w:t>SJ ,</w:t>
-            </w:r>
-            <w:proofErr w:type="gramEnd"/>
-            <w:r>
-              <w:rPr>
-                <w:sz w:val="22"/>
-                <w:szCs w:val="22"/>
-              </w:rPr>
-              <w:t xml:space="preserve"> </w:t>
-            </w:r>
-            <w:proofErr w:type="spellStart"/>
-            <w:r>
-              <w:rPr>
-                <w:sz w:val="22"/>
-                <w:szCs w:val="22"/>
-              </w:rPr>
-              <w:t>McMahon</w:t>
-            </w:r>
-            <w:proofErr w:type="spellEnd"/>
-            <w:r>
-              <w:rPr>
-                <w:sz w:val="22"/>
-                <w:szCs w:val="22"/>
-              </w:rPr>
-              <w:t xml:space="preserve"> RJ , </w:t>
-            </w:r>
-            <w:proofErr w:type="spellStart"/>
-            <w:r>
-              <w:rPr>
-                <w:sz w:val="22"/>
-                <w:szCs w:val="22"/>
-              </w:rPr>
-              <w:t>Gudmundsen</w:t>
-            </w:r>
-            <w:proofErr w:type="spellEnd"/>
-            <w:r>
-              <w:rPr>
-                <w:sz w:val="22"/>
-                <w:szCs w:val="22"/>
-              </w:rPr>
-              <w:t xml:space="preserve"> G, </w:t>
-            </w:r>
-            <w:proofErr w:type="spellStart"/>
-            <w:r>
-              <w:rPr>
-                <w:sz w:val="22"/>
-                <w:szCs w:val="22"/>
-              </w:rPr>
-              <w:t>McCauley</w:t>
-            </w:r>
-            <w:proofErr w:type="spellEnd"/>
-            <w:r>
-              <w:rPr>
-                <w:sz w:val="22"/>
-                <w:szCs w:val="22"/>
-              </w:rPr>
-              <w:t xml:space="preserve"> E, Vander </w:t>
-            </w:r>
-            <w:proofErr w:type="spellStart"/>
-            <w:r>
-              <w:rPr>
-                <w:sz w:val="22"/>
-                <w:szCs w:val="22"/>
-              </w:rPr>
-              <w:t>Stoep</w:t>
-            </w:r>
-            <w:proofErr w:type="spellEnd"/>
+              <w:t>Racz SJ , McMahon RJ , Gudmundsen G, McCauley E, Vander Stoep</w:t>
+            </w:r>
           </w:p>
           <w:p>
             <w:pPr>
@@ -9104,12 +8145,6 @@
                 <w:szCs w:val="22"/>
               </w:rPr>
               <w:br/>
-            </w:r>
-            <w:r>
-              <w:rPr>
-                <w:sz w:val="22"/>
-                <w:szCs w:val="22"/>
-              </w:rPr>
               <w:t xml:space="preserve">grupo normativo. </w:t>
             </w:r>
           </w:p>
@@ -9316,47 +8351,13 @@
                 <w:szCs w:val="22"/>
               </w:rPr>
             </w:pPr>
-            <w:proofErr w:type="spellStart"/>
             <w:r>
               <w:rPr>
                 <w:sz w:val="22"/>
                 <w:szCs w:val="22"/>
               </w:rPr>
-              <w:t>Oppositional</w:t>
-            </w:r>
-            <w:proofErr w:type="spellEnd"/>
-            <w:r>
-              <w:rPr>
-                <w:sz w:val="22"/>
-                <w:szCs w:val="22"/>
-              </w:rPr>
-              <w:t xml:space="preserve"> </w:t>
-            </w:r>
-            <w:proofErr w:type="spellStart"/>
-            <w:r>
-              <w:rPr>
-                <w:sz w:val="22"/>
-                <w:szCs w:val="22"/>
-              </w:rPr>
-              <w:t>defiant</w:t>
-            </w:r>
-            <w:proofErr w:type="spellEnd"/>
-            <w:r>
-              <w:rPr>
-                <w:sz w:val="22"/>
-                <w:szCs w:val="22"/>
-              </w:rPr>
-              <w:t xml:space="preserve"> </w:t>
-            </w:r>
-            <w:proofErr w:type="spellStart"/>
-            <w:r>
-              <w:rPr>
-                <w:sz w:val="22"/>
-                <w:szCs w:val="22"/>
-              </w:rPr>
-              <w:t>disorder</w:t>
-            </w:r>
-            <w:proofErr w:type="spellEnd"/>
+              <w:t>Oppositional defiant disorder</w:t>
+            </w:r>
           </w:p>
           <w:p>
             <w:pPr>
@@ -9482,51 +8483,7 @@
                 <w:szCs w:val="22"/>
                 <w:lang w:val="en-US"/>
               </w:rPr>
-              <w:t xml:space="preserve">David J. Hawes, Frances Gardner, Mark R. </w:t>
-            </w:r>
-            <w:proofErr w:type="spellStart"/>
-            <w:r>
-              <w:rPr>
-                <w:sz w:val="22"/>
-                <w:szCs w:val="22"/>
-                <w:lang w:val="en-US"/>
-              </w:rPr>
-              <w:t>Dadds</w:t>
-            </w:r>
-            <w:proofErr w:type="spellEnd"/>
-            <w:r>
-              <w:rPr>
-                <w:sz w:val="22"/>
-                <w:szCs w:val="22"/>
-                <w:lang w:val="en-US"/>
-              </w:rPr>
-              <w:t xml:space="preserve">, Paul J. Frick, Eva R. </w:t>
-            </w:r>
-            <w:proofErr w:type="spellStart"/>
-            <w:r>
-              <w:rPr>
-                <w:sz w:val="22"/>
-                <w:szCs w:val="22"/>
-                <w:lang w:val="en-US"/>
-              </w:rPr>
-              <w:t>Kimonis</w:t>
-            </w:r>
-            <w:proofErr w:type="spellEnd"/>
-            <w:r>
-              <w:rPr>
-                <w:sz w:val="22"/>
-                <w:szCs w:val="22"/>
-                <w:lang w:val="en-US"/>
-              </w:rPr>
-              <w:t xml:space="preserve">, Jeffrey D. Burke &amp; Graeme </w:t>
-            </w:r>
-            <w:r>
-              <w:rPr>
-                <w:sz w:val="22"/>
-                <w:szCs w:val="22"/>
-                <w:lang w:val="en-US"/>
-              </w:rPr>
-              <w:t>Fairchild</w:t>
+              <w:t>David J. Hawes, Frances Gardner, Mark R. Dadds, Paul J. Frick, Eva R. Kimonis, Jeffrey D. Burke &amp; Graeme Fairchild</w:t>
             </w:r>
           </w:p>
           <w:p>
@@ -9663,27 +8620,7 @@
                 <w:szCs w:val="22"/>
                 <w:u w:val="single"/>
               </w:rPr>
-              <w:t>10.22206/</w:t>
-            </w:r>
-            <w:proofErr w:type="gramStart"/>
-            <w:r>
-              <w:rPr>
-                <w:color w:val="0563C1"/>
-                <w:sz w:val="22"/>
-                <w:szCs w:val="22"/>
-                <w:u w:val="single"/>
-              </w:rPr>
-              <w:t>cys.2021.v</w:t>
-            </w:r>
-            <w:proofErr w:type="gramEnd"/>
-            <w:r>
-              <w:rPr>
-                <w:color w:val="0563C1"/>
-                <w:sz w:val="22"/>
-                <w:szCs w:val="22"/>
-                <w:u w:val="single"/>
-              </w:rPr>
-              <w:t>46i4.pp69-85</w:t>
+              <w:t>10.22206/cys.2021.v46i4.pp69-85</w:t>
             </w:r>
           </w:p>
           <w:p>
@@ -9845,14 +8782,7 @@
                 <w:sz w:val="22"/>
                 <w:szCs w:val="22"/>
               </w:rPr>
-              <w:t xml:space="preserve">Prevalencia del trastorno </w:t>
-            </w:r>
-            <w:r>
-              <w:rPr>
-                <w:sz w:val="22"/>
-                <w:szCs w:val="22"/>
-              </w:rPr>
-              <w:t>negativista desafiante en España</w:t>
+              <w:t>Prevalencia del trastorno negativista desafiante en España</w:t>
             </w:r>
           </w:p>
           <w:p>
@@ -9977,24 +8907,8 @@
                 <w:sz w:val="22"/>
                 <w:szCs w:val="22"/>
               </w:rPr>
-              <w:t xml:space="preserve">José Antonio López-Villalobos, Jesús María Andrés-De Llano, Luis Rodríguez-Molinero, Mercedes Garrido-Redondo, Ana </w:t>
-            </w:r>
-            <w:r>
-              <w:rPr>
-                <w:sz w:val="22"/>
-                <w:szCs w:val="22"/>
-              </w:rPr>
-              <w:t>María Sacristán-Martín, María Teresa Martínez-Rivera, Susana Alberola-López, María Isabel Sánchez-</w:t>
-            </w:r>
-            <w:proofErr w:type="spellStart"/>
-            <w:r>
-              <w:rPr>
-                <w:sz w:val="22"/>
-                <w:szCs w:val="22"/>
-              </w:rPr>
-              <w:t>Azón</w:t>
-            </w:r>
-            <w:proofErr w:type="spellEnd"/>
+              <w:t>José Antonio López-Villalobos, Jesús María Andrés-De Llano, Luis Rodríguez-Molinero, Mercedes Garrido-Redondo, Ana María Sacristán-Martín, María Teresa Martínez-Rivera, Susana Alberola-López, María Isabel Sánchez-Azón</w:t>
+            </w:r>
           </w:p>
           <w:p>
             <w:pPr>
@@ -10082,87 +8996,25 @@
                 <w:szCs w:val="22"/>
                 <w:lang w:val="en-US"/>
               </w:rPr>
-              <w:t xml:space="preserve">The Mediational </w:t>
-            </w:r>
-            <w:proofErr w:type="spellStart"/>
+              <w:t>The Mediational Efect of Afect Dysregulation on the Association</w:t>
+            </w:r>
             <w:r>
               <w:rPr>
                 <w:sz w:val="22"/>
                 <w:szCs w:val="22"/>
                 <w:lang w:val="en-US"/>
               </w:rPr>
-              <w:t>Efect</w:t>
-            </w:r>
-            <w:proofErr w:type="spellEnd"/>
+              <w:br/>
+              <w:t>Between Attachment to Parents and Oppositional Defant Disorder</w:t>
+            </w:r>
             <w:r>
               <w:rPr>
                 <w:sz w:val="22"/>
                 <w:szCs w:val="22"/>
                 <w:lang w:val="en-US"/>
               </w:rPr>
-              <w:t xml:space="preserve"> of </w:t>
-            </w:r>
-            <w:proofErr w:type="spellStart"/>
-            <w:r>
-              <w:rPr>
-                <w:sz w:val="22"/>
-                <w:szCs w:val="22"/>
-                <w:lang w:val="en-US"/>
-              </w:rPr>
-              <w:t>Afect</w:t>
-            </w:r>
-            <w:proofErr w:type="spellEnd"/>
-            <w:r>
-              <w:rPr>
-                <w:sz w:val="22"/>
-                <w:szCs w:val="22"/>
-                <w:lang w:val="en-US"/>
-              </w:rPr>
-              <w:t xml:space="preserve"> Dysregulation on the Association</w:t>
-            </w:r>
-            <w:r>
-              <w:rPr>
-                <w:sz w:val="22"/>
-                <w:szCs w:val="22"/>
-                <w:lang w:val="en-US"/>
-              </w:rPr>
               <w:br/>
-              <w:t xml:space="preserve">Between Attachment to Parents and Oppositional </w:t>
-            </w:r>
-            <w:proofErr w:type="spellStart"/>
-            <w:r>
-              <w:rPr>
-                <w:sz w:val="22"/>
-                <w:szCs w:val="22"/>
-                <w:lang w:val="en-US"/>
-              </w:rPr>
-              <w:t>Defant</w:t>
-            </w:r>
-            <w:proofErr w:type="spellEnd"/>
-            <w:r>
-              <w:rPr>
-                <w:sz w:val="22"/>
-                <w:szCs w:val="22"/>
-                <w:lang w:val="en-US"/>
-              </w:rPr>
-              <w:t xml:space="preserve"> Disorder</w:t>
-            </w:r>
-            <w:r>
-              <w:rPr>
-                <w:sz w:val="22"/>
-                <w:szCs w:val="22"/>
-                <w:lang w:val="en-US"/>
-              </w:rPr>
-              <w:br/>
-              <w:t xml:space="preserve">Symptoms in </w:t>
-            </w:r>
-            <w:r>
-              <w:rPr>
-                <w:sz w:val="22"/>
-                <w:szCs w:val="22"/>
-                <w:lang w:val="en-US"/>
-              </w:rPr>
-              <w:t>Adolescents</w:t>
+              <w:t>Symptoms in Adolescents</w:t>
             </w:r>
           </w:p>
           <w:p>
@@ -10288,33 +9140,8 @@
                 <w:sz w:val="22"/>
                 <w:szCs w:val="22"/>
               </w:rPr>
-              <w:t xml:space="preserve">Stephanie G. Craig, Carlos Sierra </w:t>
-            </w:r>
-            <w:proofErr w:type="spellStart"/>
-            <w:r>
-              <w:rPr>
-                <w:sz w:val="22"/>
-                <w:szCs w:val="22"/>
-              </w:rPr>
-              <w:t>Hernandez</w:t>
-            </w:r>
-            <w:proofErr w:type="spellEnd"/>
-            <w:r>
-              <w:rPr>
-                <w:sz w:val="22"/>
-                <w:szCs w:val="22"/>
-              </w:rPr>
-              <w:t xml:space="preserve">, Marlene M. Moretti, Debra J. </w:t>
-            </w:r>
-            <w:proofErr w:type="spellStart"/>
-            <w:r>
-              <w:rPr>
-                <w:sz w:val="22"/>
-                <w:szCs w:val="22"/>
-              </w:rPr>
-              <w:t>Pepler</w:t>
-            </w:r>
-            <w:proofErr w:type="spellEnd"/>
+              <w:t>Stephanie G. Craig, Carlos Sierra Hernandez, Marlene M. Moretti, Debra J. Pepler</w:t>
+            </w:r>
           </w:p>
           <w:p>
             <w:pPr>
@@ -10374,9 +9201,12 @@
           <w:sz w:val="20"/>
           <w:szCs w:val="20"/>
         </w:rPr>
-        <w:t xml:space="preserve">Esta sección </w:t>
-      </w:r>
-      <w:r>
+        <w:t>Esta sección proporciona una visión de alto nivel del Sistema de Clasificación Conductual y Reporte para TDO (SCR-TDO), describiendo los factores contextuales y arquitectónicos que delimitan su diseño y operación. A diferencia de las soluciones basadas en inteligencia artificial compleja, este sistema se centra en la funcionalidad algorítmica como herramienta de diagnóstico y seguimiento objetivo. Aquí se establece el entorno en el que existirá el software, detallando si es un producto independiente o parte de un sistema mayor, sus funciones primarias, las características de sus usuarios principales (niños con TDO y especialistas de la salud), las restricciones técnicas y legales a las que está sujeto el desarrollo, y las suposiciones clave que deben mantenerse constantes para que los requisitos detallados en la Sección 3 sigan siendo válidos. Esta vista general orienta a los desarrolladores y evaluadores sobre el espacio de la solución basado en la cuantificación de la conducta sin profundizar en la implementación.</w:t>
+      </w:r>
+    </w:p>
+    <w:p>
+      <w:pPr>
+        <w:pStyle w:val="Ttulo2"/>
         <w:rPr>
           <w:rFonts w:ascii="Arial" w:eastAsia="Arial" w:hAnsi="Arial" w:cs="Arial"/>
           <w:i w:val="0"/>
@@ -10385,8 +9215,7 @@
           <w:sz w:val="20"/>
           <w:szCs w:val="20"/>
         </w:rPr>
-        <w:t xml:space="preserve">proporciona una visión de alto nivel del Sistema de Clasificación Conductual y Reporte para TDO (SCR-TDO), describiendo los factores contextuales y arquitectónicos que delimitan su diseño y operación. A diferencia de las soluciones basadas en inteligencia </w:t>
-      </w:r>
+      </w:pPr>
       <w:r>
         <w:rPr>
           <w:rFonts w:ascii="Arial" w:eastAsia="Arial" w:hAnsi="Arial" w:cs="Arial"/>
@@ -10396,9 +9225,12 @@
           <w:sz w:val="20"/>
           <w:szCs w:val="20"/>
         </w:rPr>
-        <w:t>artificial compleja, este sistema se centra en la funcionalidad algorítmica como herramienta de diagnóstico y seguimiento objetivo. Aquí se establece el entorno en el que existirá el software, detallando si es un producto independiente o parte de un sistem</w:t>
-      </w:r>
-      <w:r>
+        <w:t>El SCR-TDO representa un cambio estratégico: de la simulación de interacción a la medición precisa. Su diseño debe priorizar la estabilidad del algoritmo de clasificación y la integridad de los datos sobre la complejidad gráfica (2D simple) o la retroalimentación adaptativa en tiempo real. Esto asegura que el producto cumpla con el objetivo fundamental de proveer informes métricos confiables que ayuden al terapeuta a tomar decisiones clínicas fundamentadas.</w:t>
+      </w:r>
+    </w:p>
+    <w:p>
+      <w:pPr>
+        <w:pStyle w:val="Ttulo2"/>
         <w:rPr>
           <w:rFonts w:ascii="Arial" w:eastAsia="Arial" w:hAnsi="Arial" w:cs="Arial"/>
           <w:i w:val="0"/>
@@ -10407,8 +9239,7 @@
           <w:sz w:val="20"/>
           <w:szCs w:val="20"/>
         </w:rPr>
-        <w:t>a mayor, sus funciones primarias, las características de sus usuarios principales (niños con TDO y especialistas de la salud), las restricciones técnicas y legales a las que está sujeto el desarrollo, y las suposiciones clave que deben mantenerse constante</w:t>
-      </w:r>
+      </w:pPr>
       <w:r>
         <w:rPr>
           <w:rFonts w:ascii="Arial" w:eastAsia="Arial" w:hAnsi="Arial" w:cs="Arial"/>
@@ -10418,88 +9249,7 @@
           <w:sz w:val="20"/>
           <w:szCs w:val="20"/>
         </w:rPr>
-        <w:t>s para que los requisitos detallados en la Sección 3 sigan siendo válidos. Esta vista general orienta a los desarrolladores y evaluadores sobre el espacio de la solución basado en la cuantificación de la conducta sin profundizar en la implementación.</w:t>
-      </w:r>
-    </w:p>
-    <w:p>
-      <w:pPr>
-        <w:pStyle w:val="Ttulo2"/>
-        <w:rPr>
-          <w:rFonts w:ascii="Arial" w:eastAsia="Arial" w:hAnsi="Arial" w:cs="Arial"/>
-          <w:i w:val="0"/>
-          <w:iCs w:val="0"/>
-          <w:color w:val="000000"/>
-          <w:sz w:val="20"/>
-          <w:szCs w:val="20"/>
-        </w:rPr>
-      </w:pPr>
-      <w:r>
-        <w:rPr>
-          <w:rFonts w:ascii="Arial" w:eastAsia="Arial" w:hAnsi="Arial" w:cs="Arial"/>
-          <w:i w:val="0"/>
-          <w:iCs w:val="0"/>
-          <w:color w:val="000000"/>
-          <w:sz w:val="20"/>
-          <w:szCs w:val="20"/>
-        </w:rPr>
-        <w:t>El SC</w:t>
-      </w:r>
-      <w:r>
-        <w:rPr>
-          <w:rFonts w:ascii="Arial" w:eastAsia="Arial" w:hAnsi="Arial" w:cs="Arial"/>
-          <w:i w:val="0"/>
-          <w:iCs w:val="0"/>
-          <w:color w:val="000000"/>
-          <w:sz w:val="20"/>
-          <w:szCs w:val="20"/>
-        </w:rPr>
-        <w:t>R-TDO representa un cambio estratégico: de la simulación de interacción a la medición precisa. Su diseño debe priorizar la estabilidad del algoritmo de clasificación y la integridad de los datos sobre la complejidad gráfica (2D simple) o la retroalimentaci</w:t>
-      </w:r>
-      <w:r>
-        <w:rPr>
-          <w:rFonts w:ascii="Arial" w:eastAsia="Arial" w:hAnsi="Arial" w:cs="Arial"/>
-          <w:i w:val="0"/>
-          <w:iCs w:val="0"/>
-          <w:color w:val="000000"/>
-          <w:sz w:val="20"/>
-          <w:szCs w:val="20"/>
-        </w:rPr>
-        <w:t>ón adaptativa en tiempo real. Esto asegura que el producto cumpla con el objetivo fundamental de proveer informes métricos confiables que ayuden al terapeuta a tomar decisiones clínicas fundamentadas.</w:t>
-      </w:r>
-    </w:p>
-    <w:p>
-      <w:pPr>
-        <w:pStyle w:val="Ttulo2"/>
-        <w:rPr>
-          <w:rFonts w:ascii="Arial" w:eastAsia="Arial" w:hAnsi="Arial" w:cs="Arial"/>
-          <w:i w:val="0"/>
-          <w:iCs w:val="0"/>
-          <w:color w:val="000000"/>
-          <w:sz w:val="20"/>
-          <w:szCs w:val="20"/>
-        </w:rPr>
-      </w:pPr>
-      <w:r>
-        <w:rPr>
-          <w:rFonts w:ascii="Arial" w:eastAsia="Arial" w:hAnsi="Arial" w:cs="Arial"/>
-          <w:i w:val="0"/>
-          <w:iCs w:val="0"/>
-          <w:color w:val="000000"/>
-          <w:sz w:val="20"/>
-          <w:szCs w:val="20"/>
-        </w:rPr>
-        <w:t xml:space="preserve">El alcance de esta sección abarca desde la perspectiva </w:t>
-      </w:r>
-      <w:r>
-        <w:rPr>
-          <w:rFonts w:ascii="Arial" w:eastAsia="Arial" w:hAnsi="Arial" w:cs="Arial"/>
-          <w:i w:val="0"/>
-          <w:iCs w:val="0"/>
-          <w:color w:val="000000"/>
-          <w:sz w:val="20"/>
-          <w:szCs w:val="20"/>
-        </w:rPr>
-        <w:t>del producto en el flujo de trabajo del especialista hasta los supuestos necesarios para su viabilidad, sirviendo como el puente conceptual entre la problemática introductoria y la especificación detallada de los requisitos del software.</w:t>
+        <w:t>El alcance de esta sección abarca desde la perspectiva del producto en el flujo de trabajo del especialista hasta los supuestos necesarios para su viabilidad, sirviendo como el puente conceptual entre la problemática introductoria y la especificación detallada de los requisitos del software.</w:t>
       </w:r>
     </w:p>
     <w:p>
@@ -10520,7 +9270,29 @@
           <w:bCs/>
           <w:color w:val="000000"/>
         </w:rPr>
-        <w:t>Perspectiva del pr</w:t>
+        <w:t>Perspectiva del producto</w:t>
+      </w:r>
+    </w:p>
+    <w:p>
+      <w:pPr>
+        <w:pStyle w:val="Ttulo2"/>
+        <w:rPr>
+          <w:rFonts w:ascii="Arial" w:eastAsia="Arial" w:hAnsi="Arial" w:cs="Arial"/>
+          <w:color w:val="000000"/>
+          <w:sz w:val="20"/>
+          <w:szCs w:val="20"/>
+        </w:rPr>
+      </w:pPr>
+      <w:bookmarkStart w:id="6" w:name="_heading=h.pd3rg97zc0am" w:colFirst="0" w:colLast="0"/>
+      <w:bookmarkEnd w:id="6"/>
+      <w:r>
+        <w:rPr>
+          <w:rFonts w:ascii="Arial" w:eastAsia="Arial" w:hAnsi="Arial" w:cs="Arial"/>
+          <w:color w:val="000000"/>
+          <w:sz w:val="20"/>
+          <w:szCs w:val="20"/>
+        </w:rPr>
+        <w:t xml:space="preserve">El </w:t>
       </w:r>
       <w:r>
         <w:rPr>
@@ -10528,30 +9300,19 @@
           <w:b/>
           <w:bCs/>
           <w:color w:val="000000"/>
-        </w:rPr>
-        <w:t>oducto</w:t>
-      </w:r>
-    </w:p>
-    <w:p>
-      <w:pPr>
-        <w:pStyle w:val="Ttulo2"/>
+          <w:sz w:val="20"/>
+          <w:szCs w:val="20"/>
+        </w:rPr>
+        <w:t>Sistema de Clasificación Conductual y Reporte para TDO (SCR-TDO)</w:t>
+      </w:r>
+      <w:r>
         <w:rPr>
           <w:rFonts w:ascii="Arial" w:eastAsia="Arial" w:hAnsi="Arial" w:cs="Arial"/>
           <w:color w:val="000000"/>
           <w:sz w:val="20"/>
           <w:szCs w:val="20"/>
         </w:rPr>
-      </w:pPr>
-      <w:bookmarkStart w:id="6" w:name="_heading=h.pd3rg97zc0am" w:colFirst="0" w:colLast="0"/>
-      <w:bookmarkEnd w:id="6"/>
-      <w:r>
-        <w:rPr>
-          <w:rFonts w:ascii="Arial" w:eastAsia="Arial" w:hAnsi="Arial" w:cs="Arial"/>
-          <w:color w:val="000000"/>
-          <w:sz w:val="20"/>
-          <w:szCs w:val="20"/>
-        </w:rPr>
-        <w:t xml:space="preserve">El </w:t>
+        <w:t xml:space="preserve"> se considera un </w:t>
       </w:r>
       <w:r>
         <w:rPr>
@@ -10562,7 +9323,7 @@
           <w:sz w:val="20"/>
           <w:szCs w:val="20"/>
         </w:rPr>
-        <w:t>Sistema de Clasificación Conductual y Reporte para TDO (SCR-TDO)</w:t>
+        <w:t>producto independiente</w:t>
       </w:r>
       <w:r>
         <w:rPr>
@@ -10571,7 +9332,7 @@
           <w:sz w:val="20"/>
           <w:szCs w:val="20"/>
         </w:rPr>
-        <w:t xml:space="preserve"> se considera un </w:t>
+        <w:t xml:space="preserve"> de software que opera como una </w:t>
       </w:r>
       <w:r>
         <w:rPr>
@@ -10582,26 +9343,6 @@
           <w:sz w:val="20"/>
           <w:szCs w:val="20"/>
         </w:rPr>
-        <w:t>producto independiente</w:t>
-      </w:r>
-      <w:r>
-        <w:rPr>
-          <w:rFonts w:ascii="Arial" w:eastAsia="Arial" w:hAnsi="Arial" w:cs="Arial"/>
-          <w:color w:val="000000"/>
-          <w:sz w:val="20"/>
-          <w:szCs w:val="20"/>
-        </w:rPr>
-        <w:t xml:space="preserve"> de software que opera como una </w:t>
-      </w:r>
-      <w:r>
-        <w:rPr>
-          <w:rFonts w:ascii="Arial" w:eastAsia="Arial" w:hAnsi="Arial" w:cs="Arial"/>
-          <w:b/>
-          <w:bCs/>
-          <w:color w:val="000000"/>
-          <w:sz w:val="20"/>
-          <w:szCs w:val="20"/>
-        </w:rPr>
         <w:t>herramienta de cuantificación de datos</w:t>
       </w:r>
       <w:r>
@@ -10631,16 +9372,7 @@
           <w:sz w:val="20"/>
           <w:szCs w:val="20"/>
         </w:rPr>
-        <w:t xml:space="preserve">Aunque es </w:t>
-      </w:r>
-      <w:r>
-        <w:rPr>
-          <w:rFonts w:ascii="Arial" w:eastAsia="Arial" w:hAnsi="Arial" w:cs="Arial"/>
-          <w:color w:val="000000"/>
-          <w:sz w:val="20"/>
-          <w:szCs w:val="20"/>
-        </w:rPr>
-        <w:t xml:space="preserve">independiente en su ejecución (la aplicación de juego 2D en sí), forma parte de un </w:t>
+        <w:t xml:space="preserve">Aunque es independiente en su ejecución (la aplicación de juego 2D en sí), forma parte de un </w:t>
       </w:r>
       <w:r>
         <w:rPr>
@@ -10695,16 +9427,7 @@
           <w:sz w:val="20"/>
           <w:szCs w:val="20"/>
         </w:rPr>
-        <w:t xml:space="preserve"> El SCR-TDO se integra funcionalmente con el flujo de trabajo del esp</w:t>
-      </w:r>
-      <w:r>
-        <w:rPr>
-          <w:rFonts w:ascii="Arial" w:eastAsia="Arial" w:hAnsi="Arial" w:cs="Arial"/>
-          <w:color w:val="000000"/>
-          <w:sz w:val="20"/>
-          <w:szCs w:val="20"/>
-        </w:rPr>
-        <w:t xml:space="preserve">ecialista, actuando como un </w:t>
+        <w:t xml:space="preserve"> El SCR-TDO se integra funcionalmente con el flujo de trabajo del especialista, actuando como un </w:t>
       </w:r>
       <w:r>
         <w:rPr>
@@ -10770,40 +9493,36 @@
           <w:sz w:val="20"/>
           <w:szCs w:val="20"/>
         </w:rPr>
-        <w:t xml:space="preserve">plataforma de </w:t>
-      </w:r>
-      <w:proofErr w:type="spellStart"/>
-      <w:r>
+        <w:t>plataforma de backend o nube</w:t>
+      </w:r>
+      <w:r>
+        <w:rPr>
+          <w:rFonts w:ascii="Arial" w:eastAsia="Arial" w:hAnsi="Arial" w:cs="Arial"/>
+          <w:color w:val="000000"/>
+          <w:sz w:val="20"/>
+          <w:szCs w:val="20"/>
+        </w:rPr>
+        <w:t xml:space="preserve"> para enviar los datos clasificados de comportamiento del niño y recibir las configuraciones de las actividades asignadas por el especialista.</w:t>
+      </w:r>
+    </w:p>
+    <w:p>
+      <w:pPr>
+        <w:pStyle w:val="Ttulo2"/>
         <w:rPr>
           <w:rFonts w:ascii="Arial" w:eastAsia="Arial" w:hAnsi="Arial" w:cs="Arial"/>
           <w:b/>
           <w:bCs/>
           <w:color w:val="000000"/>
-          <w:sz w:val="20"/>
-          <w:szCs w:val="20"/>
-        </w:rPr>
-        <w:t>backend</w:t>
-      </w:r>
-      <w:proofErr w:type="spellEnd"/>
+        </w:rPr>
+      </w:pPr>
       <w:r>
         <w:rPr>
           <w:rFonts w:ascii="Arial" w:eastAsia="Arial" w:hAnsi="Arial" w:cs="Arial"/>
           <w:b/>
           <w:bCs/>
           <w:color w:val="000000"/>
-          <w:sz w:val="20"/>
-          <w:szCs w:val="20"/>
-        </w:rPr>
-        <w:t xml:space="preserve"> o nube</w:t>
-      </w:r>
-      <w:r>
-        <w:rPr>
-          <w:rFonts w:ascii="Arial" w:eastAsia="Arial" w:hAnsi="Arial" w:cs="Arial"/>
-          <w:color w:val="000000"/>
-          <w:sz w:val="20"/>
-          <w:szCs w:val="20"/>
-        </w:rPr>
-        <w:t xml:space="preserve"> para enviar los datos clasificados de comportamiento del niño y recibir las configuraciones de las actividades asignadas por el especialista.</w:t>
+        </w:rPr>
+        <w:t>Funcionalidad del producto</w:t>
       </w:r>
     </w:p>
     <w:p>
@@ -10811,26 +9530,6 @@
         <w:pStyle w:val="Ttulo2"/>
         <w:rPr>
           <w:rFonts w:ascii="Arial" w:eastAsia="Arial" w:hAnsi="Arial" w:cs="Arial"/>
-          <w:b/>
-          <w:bCs/>
-          <w:color w:val="000000"/>
-        </w:rPr>
-      </w:pPr>
-      <w:r>
-        <w:rPr>
-          <w:rFonts w:ascii="Arial" w:eastAsia="Arial" w:hAnsi="Arial" w:cs="Arial"/>
-          <w:b/>
-          <w:bCs/>
-          <w:color w:val="000000"/>
-        </w:rPr>
-        <w:t>Funcionalidad del producto</w:t>
-      </w:r>
-    </w:p>
-    <w:p>
-      <w:pPr>
-        <w:pStyle w:val="Ttulo2"/>
-        <w:rPr>
-          <w:rFonts w:ascii="Arial" w:eastAsia="Arial" w:hAnsi="Arial" w:cs="Arial"/>
           <w:color w:val="000000"/>
           <w:sz w:val="20"/>
           <w:szCs w:val="20"/>
@@ -10845,16 +9544,7 @@
           <w:sz w:val="20"/>
           <w:szCs w:val="20"/>
         </w:rPr>
-        <w:t>El</w:t>
-      </w:r>
-      <w:r>
-        <w:rPr>
-          <w:rFonts w:ascii="Arial" w:eastAsia="Arial" w:hAnsi="Arial" w:cs="Arial"/>
-          <w:color w:val="000000"/>
-          <w:sz w:val="20"/>
-          <w:szCs w:val="20"/>
-        </w:rPr>
-        <w:t xml:space="preserve"> </w:t>
+        <w:t xml:space="preserve">El </w:t>
       </w:r>
       <w:r>
         <w:rPr>
@@ -10900,49 +9590,16 @@
           <w:sz w:val="20"/>
           <w:szCs w:val="20"/>
         </w:rPr>
-        <w:t xml:space="preserve">Ejecución de Terapia </w:t>
-      </w:r>
-      <w:proofErr w:type="spellStart"/>
+        <w:t>Ejecución de Terapia Gamificada (2D):</w:t>
+      </w:r>
       <w:r>
         <w:rPr>
           <w:rFonts w:ascii="Arial" w:eastAsia="Arial" w:hAnsi="Arial" w:cs="Arial"/>
-          <w:b/>
-          <w:bCs/>
-          <w:color w:val="000000"/>
-          <w:sz w:val="20"/>
-          <w:szCs w:val="20"/>
-        </w:rPr>
-        <w:t>Gamificada</w:t>
-      </w:r>
-      <w:proofErr w:type="spellEnd"/>
-      <w:r>
-        <w:rPr>
-          <w:rFonts w:ascii="Arial" w:eastAsia="Arial" w:hAnsi="Arial" w:cs="Arial"/>
-          <w:b/>
-          <w:bCs/>
-          <w:color w:val="000000"/>
-          <w:sz w:val="20"/>
-          <w:szCs w:val="20"/>
-        </w:rPr>
-        <w:t xml:space="preserve"> (2D):</w:t>
-      </w:r>
-      <w:r>
-        <w:rPr>
-          <w:rFonts w:ascii="Arial" w:eastAsia="Arial" w:hAnsi="Arial" w:cs="Arial"/>
-          <w:color w:val="000000"/>
-          <w:sz w:val="20"/>
-          <w:szCs w:val="20"/>
-        </w:rPr>
-        <w:t xml:space="preserve"> Aplicar protocolos de Terapia Cognitivo-Conductual (TCC) a través de un conju</w:t>
-      </w:r>
-      <w:r>
-        <w:rPr>
-          <w:rFonts w:ascii="Arial" w:eastAsia="Arial" w:hAnsi="Arial" w:cs="Arial"/>
-          <w:color w:val="000000"/>
-          <w:sz w:val="20"/>
-          <w:szCs w:val="20"/>
-        </w:rPr>
-        <w:t xml:space="preserve">nto secuencial de niveles y desafíos en un entorno </w:t>
+          <w:color w:val="000000"/>
+          <w:sz w:val="20"/>
+          <w:szCs w:val="20"/>
+        </w:rPr>
+        <w:t xml:space="preserve"> Aplicar protocolos de Terapia Cognitivo-Conductual (TCC) a través de un conjunto secuencial de niveles y desafíos en un entorno </w:t>
       </w:r>
       <w:r>
         <w:rPr>
@@ -11017,16 +9674,7 @@
           <w:sz w:val="20"/>
           <w:szCs w:val="20"/>
         </w:rPr>
-        <w:t xml:space="preserve"> que clasifica las interacciones del niño (ej. clics erróneos, tiempo de inactividad) en Métricas Conductuales obj</w:t>
-      </w:r>
-      <w:r>
-        <w:rPr>
-          <w:rFonts w:ascii="Arial" w:eastAsia="Arial" w:hAnsi="Arial" w:cs="Arial"/>
-          <w:color w:val="000000"/>
-          <w:sz w:val="20"/>
-          <w:szCs w:val="20"/>
-        </w:rPr>
-        <w:t>etivas (ej. Tasa de Desafío), eliminando la necesidad de lógica de inteligencia artificial.</w:t>
+        <w:t xml:space="preserve"> que clasifica las interacciones del niño (ej. clics erróneos, tiempo de inactividad) en Métricas Conductuales objetivas (ej. Tasa de Desafío), eliminando la necesidad de lógica de inteligencia artificial.</w:t>
       </w:r>
     </w:p>
     <w:p>
@@ -11172,16 +9820,7 @@
           <w:sz w:val="20"/>
           <w:szCs w:val="20"/>
         </w:rPr>
-        <w:t xml:space="preserve"> Sincron</w:t>
-      </w:r>
-      <w:r>
-        <w:rPr>
-          <w:rFonts w:ascii="Arial" w:eastAsia="Arial" w:hAnsi="Arial" w:cs="Arial"/>
-          <w:color w:val="000000"/>
-          <w:sz w:val="20"/>
-          <w:szCs w:val="20"/>
-        </w:rPr>
-        <w:t xml:space="preserve">izar el estado del juego (progresos y datos de comportamiento) entre el dispositivo móvil del niño y el portal del especialista de manera </w:t>
+        <w:t xml:space="preserve"> Sincronizar el estado del juego (progresos y datos de comportamiento) entre el dispositivo móvil del niño y el portal del especialista de manera </w:t>
       </w:r>
       <w:r>
         <w:rPr>
@@ -11306,14 +9945,7 @@
                 <w:rFonts w:ascii="Arial" w:eastAsia="Arial" w:hAnsi="Arial" w:cs="Arial"/>
                 <w:color w:val="000000"/>
               </w:rPr>
-              <w:t>Profesionales de la salud (pediatras, psicólogos,</w:t>
-            </w:r>
-            <w:r>
-              <w:rPr>
-                <w:rFonts w:ascii="Arial" w:eastAsia="Arial" w:hAnsi="Arial" w:cs="Arial"/>
-                <w:color w:val="000000"/>
-              </w:rPr>
-              <w:t xml:space="preserve"> terapeutas).</w:t>
+              <w:t>Profesionales de la salud (pediatras, psicólogos, terapeutas).</w:t>
             </w:r>
           </w:p>
         </w:tc>
@@ -11828,14 +10460,7 @@
                 <w:rFonts w:ascii="Arial" w:eastAsia="Arial" w:hAnsi="Arial" w:cs="Arial"/>
                 <w:color w:val="000000"/>
               </w:rPr>
-              <w:t xml:space="preserve">Capturar videos y </w:t>
-            </w:r>
-            <w:r>
-              <w:rPr>
-                <w:rFonts w:ascii="Arial" w:eastAsia="Arial" w:hAnsi="Arial" w:cs="Arial"/>
-                <w:color w:val="000000"/>
-              </w:rPr>
-              <w:t>responder cuestionarios interactivos sobre el desarrollo del niño.</w:t>
+              <w:t>Capturar videos y responder cuestionarios interactivos sobre el desarrollo del niño.</w:t>
             </w:r>
           </w:p>
         </w:tc>
@@ -11970,15 +10595,7 @@
           <w:sz w:val="20"/>
           <w:szCs w:val="20"/>
         </w:rPr>
-        <w:t xml:space="preserve"> (versiones recientes, ej. Android 12+ / iOS 15+), aseguran</w:t>
-      </w:r>
-      <w:r>
-        <w:rPr>
-          <w:color w:val="000000"/>
-          <w:sz w:val="20"/>
-          <w:szCs w:val="20"/>
-        </w:rPr>
-        <w:t>do una experiencia fluida y ligera en dispositivos móviles de gama baja y media, dado el diseño 2D.</w:t>
+        <w:t xml:space="preserve"> (versiones recientes, ej. Android 12+ / iOS 15+), asegurando una experiencia fluida y ligera en dispositivos móviles de gama baja y media, dado el diseño 2D.</w:t>
       </w:r>
     </w:p>
     <w:p>
@@ -12035,25 +10652,7 @@
           <w:sz w:val="20"/>
           <w:szCs w:val="20"/>
         </w:rPr>
-        <w:t xml:space="preserve"> y ser fácilmente localizable en el </w:t>
-      </w:r>
-      <w:proofErr w:type="spellStart"/>
-      <w:r>
-        <w:rPr>
-          <w:color w:val="000000"/>
-          <w:sz w:val="20"/>
-          <w:szCs w:val="20"/>
-        </w:rPr>
-        <w:t>backend</w:t>
-      </w:r>
-      <w:proofErr w:type="spellEnd"/>
-      <w:r>
-        <w:rPr>
-          <w:color w:val="000000"/>
-          <w:sz w:val="20"/>
-          <w:szCs w:val="20"/>
-        </w:rPr>
-        <w:t xml:space="preserve"> para futuras expansiones.</w:t>
+        <w:t xml:space="preserve"> y ser fácilmente localizable en el backend para futuras expansiones.</w:t>
       </w:r>
     </w:p>
     <w:p>
@@ -12084,7 +10683,15 @@
           <w:sz w:val="20"/>
           <w:szCs w:val="20"/>
         </w:rPr>
-        <w:t>Restricción</w:t>
+        <w:t>Restricción de Seguridad y Legal:</w:t>
+      </w:r>
+      <w:r>
+        <w:rPr>
+          <w:color w:val="000000"/>
+          <w:sz w:val="20"/>
+          <w:szCs w:val="20"/>
+        </w:rPr>
+        <w:t xml:space="preserve"> El sistema debe cumplir con la normativa de </w:t>
       </w:r>
       <w:r>
         <w:rPr>
@@ -12094,15 +10701,15 @@
           <w:sz w:val="20"/>
           <w:szCs w:val="20"/>
         </w:rPr>
-        <w:t xml:space="preserve"> de Seguridad y Legal:</w:t>
-      </w:r>
-      <w:r>
-        <w:rPr>
-          <w:color w:val="000000"/>
-          <w:sz w:val="20"/>
-          <w:szCs w:val="20"/>
-        </w:rPr>
-        <w:t xml:space="preserve"> El sistema debe cumplir con la normativa de </w:t>
+        <w:t>protección de datos de salud</w:t>
+      </w:r>
+      <w:r>
+        <w:rPr>
+          <w:color w:val="000000"/>
+          <w:sz w:val="20"/>
+          <w:szCs w:val="20"/>
+        </w:rPr>
+        <w:t xml:space="preserve"> (ej. HIPAA/GDPR) para el tratamiento de información sensible de pacientes. Todos los datos deben ser </w:t>
       </w:r>
       <w:r>
         <w:rPr>
@@ -12112,28 +10719,8 @@
           <w:sz w:val="20"/>
           <w:szCs w:val="20"/>
         </w:rPr>
-        <w:t>protección de datos de salud</w:t>
-      </w:r>
-      <w:r>
-        <w:rPr>
-          <w:color w:val="000000"/>
-          <w:sz w:val="20"/>
-          <w:szCs w:val="20"/>
-        </w:rPr>
-        <w:t xml:space="preserve"> (ej. HIPAA/GDPR) para el tratamiento de información sensible de pacientes. Todos los datos deben ser </w:t>
-      </w:r>
-      <w:proofErr w:type="spellStart"/>
-      <w:r>
-        <w:rPr>
-          <w:b/>
-          <w:bCs/>
-          <w:color w:val="000000"/>
-          <w:sz w:val="20"/>
-          <w:szCs w:val="20"/>
-        </w:rPr>
         <w:t>pseudo-anonimizados</w:t>
       </w:r>
-      <w:proofErr w:type="spellEnd"/>
       <w:r>
         <w:rPr>
           <w:color w:val="000000"/>
@@ -12171,7 +10758,15 @@
           <w:sz w:val="20"/>
           <w:szCs w:val="20"/>
         </w:rPr>
-        <w:t>Rest</w:t>
+        <w:t>Restricción de Rendimiento Gráfico:</w:t>
+      </w:r>
+      <w:r>
+        <w:rPr>
+          <w:color w:val="000000"/>
+          <w:sz w:val="20"/>
+          <w:szCs w:val="20"/>
+        </w:rPr>
+        <w:t xml:space="preserve"> Dado que es una aplicación 2D, el rendimiento debe priorizar la </w:t>
       </w:r>
       <w:r>
         <w:rPr>
@@ -12181,15 +10776,15 @@
           <w:sz w:val="20"/>
           <w:szCs w:val="20"/>
         </w:rPr>
-        <w:t>ricción de Rendimiento Gráfico:</w:t>
-      </w:r>
-      <w:r>
-        <w:rPr>
-          <w:color w:val="000000"/>
-          <w:sz w:val="20"/>
-          <w:szCs w:val="20"/>
-        </w:rPr>
-        <w:t xml:space="preserve"> Dado que es una aplicación 2D, el rendimiento debe priorizar la </w:t>
+        <w:t>eficiencia de la batería</w:t>
+      </w:r>
+      <w:r>
+        <w:rPr>
+          <w:color w:val="000000"/>
+          <w:sz w:val="20"/>
+          <w:szCs w:val="20"/>
+        </w:rPr>
+        <w:t xml:space="preserve"> y la </w:t>
       </w:r>
       <w:r>
         <w:rPr>
@@ -12199,15 +10794,15 @@
           <w:sz w:val="20"/>
           <w:szCs w:val="20"/>
         </w:rPr>
-        <w:t>eficiencia de la batería</w:t>
-      </w:r>
-      <w:r>
-        <w:rPr>
-          <w:color w:val="000000"/>
-          <w:sz w:val="20"/>
-          <w:szCs w:val="20"/>
-        </w:rPr>
-        <w:t xml:space="preserve"> y la </w:t>
+        <w:t>velocidad de sincronización</w:t>
+      </w:r>
+      <w:r>
+        <w:rPr>
+          <w:color w:val="000000"/>
+          <w:sz w:val="20"/>
+          <w:szCs w:val="20"/>
+        </w:rPr>
+        <w:t xml:space="preserve"> de datos sobre la complejidad visual. El cliente 2D no debe consumir más del </w:t>
       </w:r>
       <w:r>
         <w:rPr>
@@ -12217,24 +10812,6 @@
           <w:sz w:val="20"/>
           <w:szCs w:val="20"/>
         </w:rPr>
-        <w:t>velocidad de sincronización</w:t>
-      </w:r>
-      <w:r>
-        <w:rPr>
-          <w:color w:val="000000"/>
-          <w:sz w:val="20"/>
-          <w:szCs w:val="20"/>
-        </w:rPr>
-        <w:t xml:space="preserve"> de datos sobre la complejidad visual. El cliente 2D no debe consumir más del </w:t>
-      </w:r>
-      <w:r>
-        <w:rPr>
-          <w:b/>
-          <w:bCs/>
-          <w:color w:val="000000"/>
-          <w:sz w:val="20"/>
-          <w:szCs w:val="20"/>
-        </w:rPr>
         <w:t>5% del CPU</w:t>
       </w:r>
       <w:r>
@@ -12243,15 +10820,7 @@
           <w:sz w:val="20"/>
           <w:szCs w:val="20"/>
         </w:rPr>
-        <w:t xml:space="preserve"> de un disposit</w:t>
-      </w:r>
-      <w:r>
-        <w:rPr>
-          <w:color w:val="000000"/>
-          <w:sz w:val="20"/>
-          <w:szCs w:val="20"/>
-        </w:rPr>
-        <w:t>ivo móvil promedio durante el juego.</w:t>
+        <w:t xml:space="preserve"> de un dispositivo móvil promedio durante el juego.</w:t>
       </w:r>
     </w:p>
     <w:p>
@@ -12308,25 +10877,7 @@
           <w:sz w:val="20"/>
           <w:szCs w:val="20"/>
         </w:rPr>
-        <w:t xml:space="preserve"> (no machine </w:t>
-      </w:r>
-      <w:proofErr w:type="spellStart"/>
-      <w:r>
-        <w:rPr>
-          <w:color w:val="000000"/>
-          <w:sz w:val="20"/>
-          <w:szCs w:val="20"/>
-        </w:rPr>
-        <w:t>learning</w:t>
-      </w:r>
-      <w:proofErr w:type="spellEnd"/>
-      <w:r>
-        <w:rPr>
-          <w:color w:val="000000"/>
-          <w:sz w:val="20"/>
-          <w:szCs w:val="20"/>
-        </w:rPr>
-        <w:t xml:space="preserve"> complejo) para garantizar que la clasificación conductual sea </w:t>
+        <w:t xml:space="preserve"> (no machine learning complejo) para garantizar que la clasificación conductual sea </w:t>
       </w:r>
       <w:r>
         <w:rPr>
@@ -12336,17 +10887,7 @@
           <w:sz w:val="20"/>
           <w:szCs w:val="20"/>
         </w:rPr>
-        <w:t>transparente y au</w:t>
-      </w:r>
-      <w:r>
-        <w:rPr>
-          <w:b/>
-          <w:bCs/>
-          <w:color w:val="000000"/>
-          <w:sz w:val="20"/>
-          <w:szCs w:val="20"/>
-        </w:rPr>
-        <w:t>ditable</w:t>
+        <w:t>transparente y auditable</w:t>
       </w:r>
       <w:r>
         <w:rPr>
@@ -12488,16 +11029,7 @@
           <w:color w:val="000000"/>
         </w:rPr>
         <w:lastRenderedPageBreak/>
-        <w:t>Sup</w:t>
-      </w:r>
-      <w:r>
-        <w:rPr>
-          <w:rFonts w:ascii="Arial" w:eastAsia="Arial" w:hAnsi="Arial" w:cs="Arial"/>
-          <w:b/>
-          <w:bCs/>
-          <w:color w:val="000000"/>
-        </w:rPr>
-        <w:t>osiciones y dependencias</w:t>
+        <w:t>Suposiciones y dependencias</w:t>
       </w:r>
     </w:p>
     <w:p>
@@ -12554,15 +11086,7 @@
           <w:sz w:val="20"/>
           <w:szCs w:val="20"/>
         </w:rPr>
-        <w:t xml:space="preserve"> para la clasificación algorítmica de conductas (ej. qué cuenta como "Tasa de Desafío alta") serán definidos y validados por el experto </w:t>
-      </w:r>
-      <w:r>
-        <w:rPr>
-          <w:color w:val="000000"/>
-          <w:sz w:val="20"/>
-          <w:szCs w:val="20"/>
-        </w:rPr>
-        <w:t>clínico antes de la implementación del algoritmo.</w:t>
+        <w:t xml:space="preserve"> para la clasificación algorítmica de conductas (ej. qué cuenta como "Tasa de Desafío alta") serán definidos y validados por el experto clínico antes de la implementación del algoritmo.</w:t>
       </w:r>
     </w:p>
     <w:p>
@@ -12619,15 +11143,7 @@
           <w:sz w:val="20"/>
           <w:szCs w:val="20"/>
         </w:rPr>
-        <w:t xml:space="preserve"> para la sincronización de los datos de comportamiento y la recepción de las configuracion</w:t>
-      </w:r>
-      <w:r>
-        <w:rPr>
-          <w:color w:val="000000"/>
-          <w:sz w:val="20"/>
-          <w:szCs w:val="20"/>
-        </w:rPr>
-        <w:t xml:space="preserve">es de niveles. El juego 2D puede operar sin conexión, pero la función de </w:t>
+        <w:t xml:space="preserve"> para la sincronización de los datos de comportamiento y la recepción de las configuraciones de niveles. El juego 2D puede operar sin conexión, pero la función de </w:t>
       </w:r>
       <w:r>
         <w:rPr>
@@ -12684,25 +11200,7 @@
           <w:sz w:val="20"/>
           <w:szCs w:val="20"/>
         </w:rPr>
-        <w:t xml:space="preserve"> Se asume la disponibilidad y el soporte del </w:t>
-      </w:r>
-      <w:proofErr w:type="spellStart"/>
-      <w:r>
-        <w:rPr>
-          <w:color w:val="000000"/>
-          <w:sz w:val="20"/>
-          <w:szCs w:val="20"/>
-        </w:rPr>
-        <w:t>framework</w:t>
-      </w:r>
-      <w:proofErr w:type="spellEnd"/>
-      <w:r>
-        <w:rPr>
-          <w:color w:val="000000"/>
-          <w:sz w:val="20"/>
-          <w:szCs w:val="20"/>
-        </w:rPr>
-        <w:t xml:space="preserve"> de desarrollo </w:t>
+        <w:t xml:space="preserve"> Se asume la disponibilidad y el soporte del framework de desarrollo </w:t>
       </w:r>
       <w:r>
         <w:rPr>
@@ -12720,51 +11218,7 @@
           <w:sz w:val="20"/>
           <w:szCs w:val="20"/>
         </w:rPr>
-        <w:t xml:space="preserve"> elegido (ej. </w:t>
-      </w:r>
-      <w:proofErr w:type="spellStart"/>
-      <w:r>
-        <w:rPr>
-          <w:color w:val="000000"/>
-          <w:sz w:val="20"/>
-          <w:szCs w:val="20"/>
-        </w:rPr>
-        <w:t>React</w:t>
-      </w:r>
-      <w:proofErr w:type="spellEnd"/>
-      <w:r>
-        <w:rPr>
-          <w:color w:val="000000"/>
-          <w:sz w:val="20"/>
-          <w:szCs w:val="20"/>
-        </w:rPr>
-        <w:t xml:space="preserve"> Native o </w:t>
-      </w:r>
-      <w:proofErr w:type="spellStart"/>
-      <w:r>
-        <w:rPr>
-          <w:color w:val="000000"/>
-          <w:sz w:val="20"/>
-          <w:szCs w:val="20"/>
-        </w:rPr>
-        <w:t>Flu</w:t>
-      </w:r>
-      <w:r>
-        <w:rPr>
-          <w:color w:val="000000"/>
-          <w:sz w:val="20"/>
-          <w:szCs w:val="20"/>
-        </w:rPr>
-        <w:t>tter</w:t>
-      </w:r>
-      <w:proofErr w:type="spellEnd"/>
-      <w:r>
-        <w:rPr>
-          <w:color w:val="000000"/>
-          <w:sz w:val="20"/>
-          <w:szCs w:val="20"/>
-        </w:rPr>
-        <w:t>) durante todo el ciclo de vida del producto.</w:t>
+        <w:t xml:space="preserve"> elegido (ej. React Native o Flutter) durante todo el ciclo de vida del producto.</w:t>
       </w:r>
     </w:p>
     <w:p>
@@ -12821,15 +11275,7 @@
           <w:sz w:val="20"/>
           <w:szCs w:val="20"/>
         </w:rPr>
-        <w:t xml:space="preserve"> en segundo plano durante la j</w:t>
-      </w:r>
-      <w:r>
-        <w:rPr>
-          <w:color w:val="000000"/>
-          <w:sz w:val="20"/>
-          <w:szCs w:val="20"/>
-        </w:rPr>
-        <w:t>ugabilidad.</w:t>
+        <w:t xml:space="preserve"> en segundo plano durante la jugabilidad.</w:t>
       </w:r>
     </w:p>
     <w:p>
@@ -12927,17 +11373,7 @@
           <w:sz w:val="20"/>
           <w:szCs w:val="20"/>
         </w:rPr>
-        <w:t xml:space="preserve">Implementación de modelos </w:t>
-      </w:r>
-      <w:r>
-        <w:rPr>
-          <w:rFonts w:ascii="Arial" w:eastAsia="Arial" w:hAnsi="Arial" w:cs="Arial"/>
-          <w:b w:val="0"/>
-          <w:bCs w:val="0"/>
-          <w:sz w:val="20"/>
-          <w:szCs w:val="20"/>
-        </w:rPr>
-        <w:t>estadísticos más complejos o de árboles de decisión más profundos en el algoritmo de clasificación para identificar patrones disfuncionales sutiles.</w:t>
+        <w:t>Implementación de modelos estadísticos más complejos o de árboles de decisión más profundos en el algoritmo de clasificación para identificar patrones disfuncionales sutiles.</w:t>
       </w:r>
     </w:p>
     <w:p>
@@ -12970,17 +11406,7 @@
           <w:sz w:val="20"/>
           <w:szCs w:val="20"/>
         </w:rPr>
-        <w:t>Integración de la funcionalidad de la interfaz para soportar múltiples idiomas (ej. in</w:t>
-      </w:r>
-      <w:r>
-        <w:rPr>
-          <w:rFonts w:ascii="Arial" w:eastAsia="Arial" w:hAnsi="Arial" w:cs="Arial"/>
-          <w:b w:val="0"/>
-          <w:bCs w:val="0"/>
-          <w:sz w:val="20"/>
-          <w:szCs w:val="20"/>
-        </w:rPr>
-        <w:t>glés y portugués), lo cual requiere la externalización de todos los textos del juego 2D.</w:t>
+        <w:t>Integración de la funcionalidad de la interfaz para soportar múltiples idiomas (ej. inglés y portugués), lo cual requiere la externalización de todos los textos del juego 2D.</w:t>
       </w:r>
     </w:p>
     <w:p>
@@ -13013,39 +11439,7 @@
           <w:sz w:val="20"/>
           <w:szCs w:val="20"/>
         </w:rPr>
-        <w:t xml:space="preserve">Implementación de </w:t>
-      </w:r>
-      <w:proofErr w:type="spellStart"/>
-      <w:r>
-        <w:rPr>
-          <w:rFonts w:ascii="Arial" w:eastAsia="Arial" w:hAnsi="Arial" w:cs="Arial"/>
-          <w:b w:val="0"/>
-          <w:bCs w:val="0"/>
-          <w:sz w:val="20"/>
-          <w:szCs w:val="20"/>
-        </w:rPr>
-        <w:t>APIs</w:t>
-      </w:r>
-      <w:proofErr w:type="spellEnd"/>
-      <w:r>
-        <w:rPr>
-          <w:rFonts w:ascii="Arial" w:eastAsia="Arial" w:hAnsi="Arial" w:cs="Arial"/>
-          <w:b w:val="0"/>
-          <w:bCs w:val="0"/>
-          <w:sz w:val="20"/>
-          <w:szCs w:val="20"/>
-        </w:rPr>
-        <w:t xml:space="preserve"> estandarizadas para la exportación directa de Reportes Métricos a sistemas de Historia Clínica Electrónica (HCE) del especi</w:t>
-      </w:r>
-      <w:r>
-        <w:rPr>
-          <w:rFonts w:ascii="Arial" w:eastAsia="Arial" w:hAnsi="Arial" w:cs="Arial"/>
-          <w:b w:val="0"/>
-          <w:bCs w:val="0"/>
-          <w:sz w:val="20"/>
-          <w:szCs w:val="20"/>
-        </w:rPr>
-        <w:t>alista.</w:t>
+        <w:t>Implementación de APIs estandarizadas para la exportación directa de Reportes Métricos a sistemas de Historia Clínica Electrónica (HCE) del especialista.</w:t>
       </w:r>
     </w:p>
     <w:p>
@@ -13268,15 +11662,7 @@
                 <w:sz w:val="20"/>
                 <w:szCs w:val="20"/>
               </w:rPr>
-              <w:t xml:space="preserve">Nombre de </w:t>
-            </w:r>
-            <w:r>
-              <w:rPr>
-                <w:color w:val="000000"/>
-                <w:sz w:val="20"/>
-                <w:szCs w:val="20"/>
-              </w:rPr>
-              <w:t>requisito</w:t>
+              <w:t>Nombre de requisito</w:t>
             </w:r>
           </w:p>
         </w:tc>
@@ -13414,15 +11800,7 @@
                 <w:sz w:val="20"/>
                 <w:szCs w:val="20"/>
               </w:rPr>
-              <w:t>☒</w:t>
-            </w:r>
-            <w:r>
-              <w:rPr>
-                <w:color w:val="000000"/>
-                <w:sz w:val="20"/>
-                <w:szCs w:val="20"/>
-              </w:rPr>
-              <w:t xml:space="preserve"> Requisito</w:t>
+              <w:t>☒ Requisito</w:t>
             </w:r>
           </w:p>
         </w:tc>
@@ -13463,15 +11841,7 @@
                 <w:sz w:val="20"/>
                 <w:szCs w:val="20"/>
               </w:rPr>
-              <w:t>☐</w:t>
-            </w:r>
-            <w:r>
-              <w:rPr>
-                <w:color w:val="000000"/>
-                <w:sz w:val="20"/>
-                <w:szCs w:val="20"/>
-              </w:rPr>
-              <w:t xml:space="preserve"> Restricción</w:t>
+              <w:t>☐ Restricción</w:t>
             </w:r>
           </w:p>
         </w:tc>
@@ -13648,15 +12018,7 @@
                 <w:sz w:val="20"/>
                 <w:szCs w:val="20"/>
               </w:rPr>
-              <w:t>☒</w:t>
-            </w:r>
-            <w:r>
-              <w:rPr>
-                <w:color w:val="000000"/>
-                <w:sz w:val="20"/>
-                <w:szCs w:val="20"/>
-              </w:rPr>
-              <w:t xml:space="preserve"> Alta/Esencial</w:t>
+              <w:t>☒ Alta/Esencial</w:t>
             </w:r>
           </w:p>
         </w:tc>
@@ -13696,15 +12058,7 @@
                 <w:sz w:val="20"/>
                 <w:szCs w:val="20"/>
               </w:rPr>
-              <w:t>☐</w:t>
-            </w:r>
-            <w:r>
-              <w:rPr>
-                <w:color w:val="000000"/>
-                <w:sz w:val="20"/>
-                <w:szCs w:val="20"/>
-              </w:rPr>
-              <w:t xml:space="preserve"> Media/Deseado</w:t>
+              <w:t>☐ Media/Deseado</w:t>
             </w:r>
           </w:p>
         </w:tc>
@@ -13744,15 +12098,7 @@
                 <w:sz w:val="20"/>
                 <w:szCs w:val="20"/>
               </w:rPr>
-              <w:t>☐</w:t>
-            </w:r>
-            <w:r>
-              <w:rPr>
-                <w:color w:val="000000"/>
-                <w:sz w:val="20"/>
-                <w:szCs w:val="20"/>
-              </w:rPr>
-              <w:t xml:space="preserve"> Baja/ Opcional</w:t>
+              <w:t>☐ Baja/ Opcional</w:t>
             </w:r>
           </w:p>
         </w:tc>
@@ -13850,15 +12196,7 @@
                 <w:sz w:val="20"/>
                 <w:szCs w:val="20"/>
               </w:rPr>
-              <w:t xml:space="preserve">El sistema permitirá capturar los datos del infante y buscar comparar los </w:t>
-            </w:r>
-            <w:r>
-              <w:rPr>
-                <w:color w:val="000000"/>
-                <w:sz w:val="20"/>
-                <w:szCs w:val="20"/>
-              </w:rPr>
-              <w:t>resultados de datos respecto a las sesiones que se realicen</w:t>
+              <w:t>El sistema permitirá capturar los datos del infante y buscar comparar los resultados de datos respecto a las sesiones que se realicen</w:t>
             </w:r>
           </w:p>
           <w:p>
@@ -14217,15 +12555,7 @@
                 <w:sz w:val="20"/>
                 <w:szCs w:val="20"/>
               </w:rPr>
-              <w:t>☒</w:t>
-            </w:r>
-            <w:r>
-              <w:rPr>
-                <w:color w:val="000000"/>
-                <w:sz w:val="20"/>
-                <w:szCs w:val="20"/>
-              </w:rPr>
-              <w:t xml:space="preserve"> Requisito</w:t>
+              <w:t>☒ Requisito</w:t>
             </w:r>
           </w:p>
         </w:tc>
@@ -14264,15 +12594,7 @@
                 <w:sz w:val="20"/>
                 <w:szCs w:val="20"/>
               </w:rPr>
-              <w:t>☐</w:t>
-            </w:r>
-            <w:r>
-              <w:rPr>
-                <w:color w:val="000000"/>
-                <w:sz w:val="20"/>
-                <w:szCs w:val="20"/>
-              </w:rPr>
-              <w:t xml:space="preserve"> Restricción</w:t>
+              <w:t>☐ Restricción</w:t>
             </w:r>
           </w:p>
         </w:tc>
@@ -14447,15 +12769,7 @@
                 <w:sz w:val="20"/>
                 <w:szCs w:val="20"/>
               </w:rPr>
-              <w:t>☒</w:t>
-            </w:r>
-            <w:r>
-              <w:rPr>
-                <w:color w:val="000000"/>
-                <w:sz w:val="20"/>
-                <w:szCs w:val="20"/>
-              </w:rPr>
-              <w:t xml:space="preserve"> Alta/Esencial</w:t>
+              <w:t>☒ Alta/Esencial</w:t>
             </w:r>
           </w:p>
         </w:tc>
@@ -14493,15 +12807,7 @@
                 <w:sz w:val="20"/>
                 <w:szCs w:val="20"/>
               </w:rPr>
-              <w:t>☐</w:t>
-            </w:r>
-            <w:r>
-              <w:rPr>
-                <w:color w:val="000000"/>
-                <w:sz w:val="20"/>
-                <w:szCs w:val="20"/>
-              </w:rPr>
-              <w:t xml:space="preserve"> Media/Deseado</w:t>
+              <w:t>☐ Media/Deseado</w:t>
             </w:r>
           </w:p>
         </w:tc>
@@ -14539,23 +12845,7 @@
                 <w:sz w:val="20"/>
                 <w:szCs w:val="20"/>
               </w:rPr>
-              <w:t>☐</w:t>
-            </w:r>
-            <w:r>
-              <w:rPr>
-                <w:color w:val="000000"/>
-                <w:sz w:val="20"/>
-                <w:szCs w:val="20"/>
-              </w:rPr>
-              <w:t xml:space="preserve"> Baja/ </w:t>
-            </w:r>
-            <w:r>
-              <w:rPr>
-                <w:color w:val="000000"/>
-                <w:sz w:val="20"/>
-                <w:szCs w:val="20"/>
-              </w:rPr>
-              <w:t>Opcional</w:t>
+              <w:t>☐ Baja/ Opcional</w:t>
             </w:r>
           </w:p>
         </w:tc>
@@ -15051,15 +13341,7 @@
                 <w:sz w:val="20"/>
                 <w:szCs w:val="20"/>
               </w:rPr>
-              <w:t>☒</w:t>
-            </w:r>
-            <w:r>
-              <w:rPr>
-                <w:color w:val="000000"/>
-                <w:sz w:val="20"/>
-                <w:szCs w:val="20"/>
-              </w:rPr>
-              <w:t xml:space="preserve"> Requisito</w:t>
+              <w:t>☒ Requisito</w:t>
             </w:r>
           </w:p>
         </w:tc>
@@ -15098,15 +13380,7 @@
                 <w:sz w:val="20"/>
                 <w:szCs w:val="20"/>
               </w:rPr>
-              <w:t>☐</w:t>
-            </w:r>
-            <w:r>
-              <w:rPr>
-                <w:color w:val="000000"/>
-                <w:sz w:val="20"/>
-                <w:szCs w:val="20"/>
-              </w:rPr>
-              <w:t xml:space="preserve"> Restricción</w:t>
+              <w:t>☐ Restricción</w:t>
             </w:r>
           </w:p>
         </w:tc>
@@ -15289,15 +13563,7 @@
                 <w:sz w:val="20"/>
                 <w:szCs w:val="20"/>
               </w:rPr>
-              <w:t>☒</w:t>
-            </w:r>
-            <w:r>
-              <w:rPr>
-                <w:color w:val="000000"/>
-                <w:sz w:val="20"/>
-                <w:szCs w:val="20"/>
-              </w:rPr>
-              <w:t xml:space="preserve"> Alta/Esencial</w:t>
+              <w:t>☒ Alta/Esencial</w:t>
             </w:r>
           </w:p>
         </w:tc>
@@ -15335,15 +13601,7 @@
                 <w:sz w:val="20"/>
                 <w:szCs w:val="20"/>
               </w:rPr>
-              <w:t>☐</w:t>
-            </w:r>
-            <w:r>
-              <w:rPr>
-                <w:color w:val="000000"/>
-                <w:sz w:val="20"/>
-                <w:szCs w:val="20"/>
-              </w:rPr>
-              <w:t xml:space="preserve"> Media/Deseado</w:t>
+              <w:t>☐ Media/Deseado</w:t>
             </w:r>
           </w:p>
         </w:tc>
@@ -15381,15 +13639,7 @@
                 <w:sz w:val="20"/>
                 <w:szCs w:val="20"/>
               </w:rPr>
-              <w:t>☐</w:t>
-            </w:r>
-            <w:r>
-              <w:rPr>
-                <w:color w:val="000000"/>
-                <w:sz w:val="20"/>
-                <w:szCs w:val="20"/>
-              </w:rPr>
-              <w:t xml:space="preserve"> Baja/ Opcional</w:t>
+              <w:t>☐ Baja/ Opcional</w:t>
             </w:r>
           </w:p>
         </w:tc>
@@ -15592,16 +13842,7 @@
                 <w:sz w:val="20"/>
                 <w:szCs w:val="20"/>
               </w:rPr>
-              <w:t xml:space="preserve">El portal web del Especialista debe permitir filtrar los informes de </w:t>
-            </w:r>
-            <w:r>
-              <w:rPr>
-                <w:rFonts w:ascii="Arial" w:eastAsia="Arial" w:hAnsi="Arial" w:cs="Arial"/>
-                <w:color w:val="000000"/>
-                <w:sz w:val="20"/>
-                <w:szCs w:val="20"/>
-              </w:rPr>
-              <w:t>progreso por rango de fechas (ej., "últimos 30 días") y por tipo de métrica conductual (ej., solo mostrar "Tasa de Desafío"), facilitando el análisis clínico.</w:t>
+              <w:t>El portal web del Especialista debe permitir filtrar los informes de progreso por rango de fechas (ej., "últimos 30 días") y por tipo de métrica conductual (ej., solo mostrar "Tasa de Desafío"), facilitando el análisis clínico.</w:t>
             </w:r>
           </w:p>
           <w:p/>
@@ -15987,23 +14228,7 @@
                 <w:sz w:val="20"/>
                 <w:szCs w:val="20"/>
               </w:rPr>
-              <w:t>☒</w:t>
-            </w:r>
-            <w:r>
-              <w:rPr>
-                <w:color w:val="000000"/>
-                <w:sz w:val="20"/>
-                <w:szCs w:val="20"/>
-              </w:rPr>
-              <w:t xml:space="preserve"> </w:t>
-            </w:r>
-            <w:r>
-              <w:rPr>
-                <w:color w:val="000000"/>
-                <w:sz w:val="20"/>
-                <w:szCs w:val="20"/>
-              </w:rPr>
-              <w:t>Requisito</w:t>
+              <w:t>☒ Requisito</w:t>
             </w:r>
           </w:p>
         </w:tc>
@@ -16046,15 +14271,7 @@
                 <w:sz w:val="20"/>
                 <w:szCs w:val="20"/>
               </w:rPr>
-              <w:t>☐</w:t>
-            </w:r>
-            <w:r>
-              <w:rPr>
-                <w:color w:val="000000"/>
-                <w:sz w:val="20"/>
-                <w:szCs w:val="20"/>
-              </w:rPr>
-              <w:t xml:space="preserve"> Restricción</w:t>
+              <w:t>☐ Restricción</w:t>
             </w:r>
           </w:p>
         </w:tc>
@@ -16313,15 +14530,7 @@
                 <w:sz w:val="20"/>
                 <w:szCs w:val="20"/>
               </w:rPr>
-              <w:t>☒</w:t>
-            </w:r>
-            <w:r>
-              <w:rPr>
-                <w:color w:val="000000"/>
-                <w:sz w:val="20"/>
-                <w:szCs w:val="20"/>
-              </w:rPr>
-              <w:t xml:space="preserve"> Alta/Esencial</w:t>
+              <w:t>☒ Alta/Esencial</w:t>
             </w:r>
           </w:p>
         </w:tc>
@@ -16363,15 +14572,7 @@
                 <w:sz w:val="20"/>
                 <w:szCs w:val="20"/>
               </w:rPr>
-              <w:t>☐</w:t>
-            </w:r>
-            <w:r>
-              <w:rPr>
-                <w:color w:val="000000"/>
-                <w:sz w:val="20"/>
-                <w:szCs w:val="20"/>
-              </w:rPr>
-              <w:t xml:space="preserve"> Media/Deseado</w:t>
+              <w:t>☐ Media/Deseado</w:t>
             </w:r>
           </w:p>
         </w:tc>
@@ -16413,15 +14614,7 @@
                 <w:sz w:val="20"/>
                 <w:szCs w:val="20"/>
               </w:rPr>
-              <w:t>☐</w:t>
-            </w:r>
-            <w:r>
-              <w:rPr>
-                <w:color w:val="000000"/>
-                <w:sz w:val="20"/>
-                <w:szCs w:val="20"/>
-              </w:rPr>
-              <w:t xml:space="preserve"> Baja/ Opcional</w:t>
+              <w:t>☐ Baja/ Opcional</w:t>
             </w:r>
           </w:p>
         </w:tc>
@@ -16621,16 +14814,7 @@
                 <w:sz w:val="20"/>
                 <w:szCs w:val="20"/>
               </w:rPr>
-              <w:t xml:space="preserve">El código fuente, especialmente el del motor de juego y la lógica de la IA, debe ser </w:t>
-            </w:r>
-            <w:r>
-              <w:rPr>
-                <w:rFonts w:ascii="Arial" w:eastAsia="Arial" w:hAnsi="Arial" w:cs="Arial"/>
-                <w:color w:val="000000"/>
-                <w:sz w:val="20"/>
-                <w:szCs w:val="20"/>
-              </w:rPr>
-              <w:t>documentado con comentarios a nivel de función y seguir un estándar de codificación</w:t>
+              <w:t>El código fuente, especialmente el del motor de juego y la lógica de la IA, debe ser documentado con comentarios a nivel de función y seguir un estándar de codificación</w:t>
             </w:r>
           </w:p>
           <w:p/>
@@ -16919,15 +15103,7 @@
                 <w:sz w:val="20"/>
                 <w:szCs w:val="20"/>
               </w:rPr>
-              <w:t>☒</w:t>
-            </w:r>
-            <w:r>
-              <w:rPr>
-                <w:color w:val="000000"/>
-                <w:sz w:val="20"/>
-                <w:szCs w:val="20"/>
-              </w:rPr>
-              <w:t xml:space="preserve"> Requisito</w:t>
+              <w:t>☒ Requisito</w:t>
             </w:r>
           </w:p>
         </w:tc>
@@ -16970,15 +15146,7 @@
                 <w:sz w:val="20"/>
                 <w:szCs w:val="20"/>
               </w:rPr>
-              <w:t>☐</w:t>
-            </w:r>
-            <w:r>
-              <w:rPr>
-                <w:color w:val="000000"/>
-                <w:sz w:val="20"/>
-                <w:szCs w:val="20"/>
-              </w:rPr>
-              <w:t xml:space="preserve"> Restricción</w:t>
+              <w:t>☐ Restricción</w:t>
             </w:r>
           </w:p>
         </w:tc>
@@ -17125,15 +15293,7 @@
                 <w:sz w:val="20"/>
                 <w:szCs w:val="20"/>
               </w:rPr>
-              <w:t xml:space="preserve">Prioridad del </w:t>
-            </w:r>
-            <w:r>
-              <w:rPr>
-                <w:color w:val="000000"/>
-                <w:sz w:val="20"/>
-                <w:szCs w:val="20"/>
-              </w:rPr>
-              <w:t>requisito</w:t>
+              <w:t>Prioridad del requisito</w:t>
             </w:r>
           </w:p>
         </w:tc>
@@ -17177,15 +15337,7 @@
                 <w:sz w:val="20"/>
                 <w:szCs w:val="20"/>
               </w:rPr>
-              <w:t>☒</w:t>
-            </w:r>
-            <w:r>
-              <w:rPr>
-                <w:color w:val="000000"/>
-                <w:sz w:val="20"/>
-                <w:szCs w:val="20"/>
-              </w:rPr>
-              <w:t xml:space="preserve"> Alta/Esencial</w:t>
+              <w:t>☒ Alta/Esencial</w:t>
             </w:r>
           </w:p>
         </w:tc>
@@ -17227,15 +15379,7 @@
                 <w:sz w:val="20"/>
                 <w:szCs w:val="20"/>
               </w:rPr>
-              <w:t>☐</w:t>
-            </w:r>
-            <w:r>
-              <w:rPr>
-                <w:color w:val="000000"/>
-                <w:sz w:val="20"/>
-                <w:szCs w:val="20"/>
-              </w:rPr>
-              <w:t xml:space="preserve"> Media/Deseado</w:t>
+              <w:t>☐ Media/Deseado</w:t>
             </w:r>
           </w:p>
         </w:tc>
@@ -17277,15 +15421,7 @@
                 <w:sz w:val="20"/>
                 <w:szCs w:val="20"/>
               </w:rPr>
-              <w:t>☐</w:t>
-            </w:r>
-            <w:r>
-              <w:rPr>
-                <w:color w:val="000000"/>
-                <w:sz w:val="20"/>
-                <w:szCs w:val="20"/>
-              </w:rPr>
-              <w:t xml:space="preserve"> Baja/ Opcional</w:t>
+              <w:t>☐ Baja/ Opcional</w:t>
             </w:r>
           </w:p>
         </w:tc>
@@ -17579,18 +15715,8 @@
           <w:sz w:val="20"/>
           <w:szCs w:val="20"/>
         </w:rPr>
-        <w:t xml:space="preserve">, detallando las interfaces que el sistema utilizará para interactuar con los usuarios, el hardware y otros componentes de </w:t>
-      </w:r>
-      <w:proofErr w:type="gramStart"/>
-      <w:r>
-        <w:rPr>
-          <w:color w:val="000000"/>
-          <w:sz w:val="20"/>
-          <w:szCs w:val="20"/>
-        </w:rPr>
-        <w:t>software..</w:t>
-      </w:r>
-      <w:proofErr w:type="gramEnd"/>
+        <w:t>, detallando las interfaces que el sistema utilizará para interactuar con los usuarios, el hardware y otros componentes de software..</w:t>
+      </w:r>
     </w:p>
     <w:p>
       <w:pPr>
@@ -17654,16 +15780,7 @@
           <w:sz w:val="20"/>
           <w:szCs w:val="20"/>
         </w:rPr>
-        <w:t>El sistema tendrá dos interfaces de usuario</w:t>
-      </w:r>
-      <w:r>
-        <w:rPr>
-          <w:rFonts w:ascii="Arial" w:eastAsia="Arial" w:hAnsi="Arial" w:cs="Arial"/>
-          <w:color w:val="000000"/>
-          <w:sz w:val="20"/>
-          <w:szCs w:val="20"/>
-        </w:rPr>
-        <w:t xml:space="preserve"> principales que deben ser diseñadas según el usuario previsto, priorizando la simplicidad del 2D y la claridad métrica.</w:t>
+        <w:t>El sistema tendrá dos interfaces de usuario principales que deben ser diseñadas según el usuario previsto, priorizando la simplicidad del 2D y la claridad métrica.</w:t>
       </w:r>
     </w:p>
     <w:p>
@@ -17735,16 +15852,7 @@
           <w:sz w:val="20"/>
           <w:szCs w:val="20"/>
         </w:rPr>
-        <w:t>, utilizand</w:t>
-      </w:r>
-      <w:r>
-        <w:rPr>
-          <w:rFonts w:ascii="Arial" w:eastAsia="Arial" w:hAnsi="Arial" w:cs="Arial"/>
-          <w:color w:val="000000"/>
-          <w:sz w:val="20"/>
-          <w:szCs w:val="20"/>
-        </w:rPr>
-        <w:t xml:space="preserve">o gráficos </w:t>
+        <w:t xml:space="preserve">, utilizando gráficos </w:t>
       </w:r>
       <w:r>
         <w:rPr>
@@ -17845,18 +15953,7 @@
           <w:sz w:val="20"/>
           <w:szCs w:val="20"/>
         </w:rPr>
-        <w:t>refuerzo visual y au</w:t>
-      </w:r>
-      <w:r>
-        <w:rPr>
-          <w:rFonts w:ascii="Arial" w:eastAsia="Arial" w:hAnsi="Arial" w:cs="Arial"/>
-          <w:b/>
-          <w:bCs/>
-          <w:color w:val="000000"/>
-          <w:sz w:val="20"/>
-          <w:szCs w:val="20"/>
-        </w:rPr>
-        <w:t>ditivo</w:t>
+        <w:t>refuerzo visual y auditivo</w:t>
       </w:r>
       <w:r>
         <w:rPr>
@@ -18026,16 +16123,7 @@
           <w:sz w:val="20"/>
           <w:szCs w:val="20"/>
         </w:rPr>
-        <w:t>El sistema debe interactuar con los componentes estándar de los dispositivos móviles, con una mínima dependenc</w:t>
-      </w:r>
-      <w:r>
-        <w:rPr>
-          <w:rFonts w:ascii="Arial" w:eastAsia="Arial" w:hAnsi="Arial" w:cs="Arial"/>
-          <w:color w:val="000000"/>
-          <w:sz w:val="20"/>
-          <w:szCs w:val="20"/>
-        </w:rPr>
-        <w:t>ia de sensores avanzados para optimizar el rendimiento (Objetivo Económico).</w:t>
+        <w:t>El sistema debe interactuar con los componentes estándar de los dispositivos móviles, con una mínima dependencia de sensores avanzados para optimizar el rendimiento (Objetivo Económico).</w:t>
       </w:r>
     </w:p>
     <w:p>
@@ -18143,16 +16231,7 @@
           <w:sz w:val="20"/>
           <w:szCs w:val="20"/>
         </w:rPr>
-        <w:t xml:space="preserve"> El clien</w:t>
-      </w:r>
-      <w:r>
-        <w:rPr>
-          <w:rFonts w:ascii="Arial" w:eastAsia="Arial" w:hAnsi="Arial" w:cs="Arial"/>
-          <w:color w:val="000000"/>
-          <w:sz w:val="20"/>
-          <w:szCs w:val="20"/>
-        </w:rPr>
-        <w:t xml:space="preserve">te 2D debe interactuar con la CPU y la memoria de forma eficiente para ejecutar el </w:t>
+        <w:t xml:space="preserve"> El cliente 2D debe interactuar con la CPU y la memoria de forma eficiente para ejecutar el </w:t>
       </w:r>
       <w:r>
         <w:rPr>
@@ -18219,111 +16298,80 @@
           <w:sz w:val="20"/>
           <w:szCs w:val="20"/>
         </w:rPr>
-        <w:t>ór</w:t>
-      </w:r>
-      <w:r>
+        <w:t>órdenes de voz sencillas</w:t>
+      </w:r>
+      <w:r>
+        <w:rPr>
+          <w:rFonts w:ascii="Arial" w:eastAsia="Arial" w:hAnsi="Arial" w:cs="Arial"/>
+          <w:color w:val="000000"/>
+          <w:sz w:val="20"/>
+          <w:szCs w:val="20"/>
+        </w:rPr>
+        <w:t>, pero su uso debe ser limitado para no aumentar la complejidad.</w:t>
+      </w:r>
+    </w:p>
+    <w:p>
+      <w:pPr>
+        <w:pStyle w:val="Ttulo3"/>
+        <w:spacing w:line="276" w:lineRule="auto"/>
         <w:rPr>
           <w:rFonts w:ascii="Arial" w:eastAsia="Arial" w:hAnsi="Arial" w:cs="Arial"/>
           <w:b/>
           <w:bCs/>
           <w:color w:val="000000"/>
-          <w:sz w:val="20"/>
-          <w:szCs w:val="20"/>
-        </w:rPr>
-        <w:t>denes de voz sencillas</w:t>
-      </w:r>
-      <w:r>
-        <w:rPr>
-          <w:rFonts w:ascii="Arial" w:eastAsia="Arial" w:hAnsi="Arial" w:cs="Arial"/>
-          <w:color w:val="000000"/>
-          <w:sz w:val="20"/>
-          <w:szCs w:val="20"/>
-        </w:rPr>
-        <w:t>, pero su uso debe ser limitado para no aumentar la complejidad.</w:t>
-      </w:r>
-    </w:p>
-    <w:p>
-      <w:pPr>
-        <w:pStyle w:val="Ttulo3"/>
-        <w:spacing w:line="276" w:lineRule="auto"/>
+        </w:rPr>
+      </w:pPr>
+      <w:r>
         <w:rPr>
           <w:rFonts w:ascii="Arial" w:eastAsia="Arial" w:hAnsi="Arial" w:cs="Arial"/>
           <w:b/>
           <w:bCs/>
           <w:color w:val="000000"/>
         </w:rPr>
-      </w:pPr>
+        <w:t>Interfaces de software</w:t>
+      </w:r>
+    </w:p>
+    <w:p>
+      <w:pPr>
+        <w:pStyle w:val="Ttulo3"/>
+        <w:spacing w:line="276" w:lineRule="auto"/>
+        <w:rPr>
+          <w:rFonts w:ascii="Arial" w:eastAsia="Arial" w:hAnsi="Arial" w:cs="Arial"/>
+          <w:color w:val="000000"/>
+          <w:sz w:val="20"/>
+          <w:szCs w:val="20"/>
+        </w:rPr>
+      </w:pPr>
+      <w:bookmarkStart w:id="20" w:name="_heading=h.c5zks2lnceba" w:colFirst="0" w:colLast="0"/>
+      <w:bookmarkEnd w:id="20"/>
+      <w:r>
+        <w:rPr>
+          <w:rFonts w:ascii="Arial" w:eastAsia="Arial" w:hAnsi="Arial" w:cs="Arial"/>
+          <w:color w:val="000000"/>
+          <w:sz w:val="20"/>
+          <w:szCs w:val="20"/>
+        </w:rPr>
+        <w:t xml:space="preserve">El </w:t>
+      </w:r>
       <w:r>
         <w:rPr>
           <w:rFonts w:ascii="Arial" w:eastAsia="Arial" w:hAnsi="Arial" w:cs="Arial"/>
           <w:b/>
           <w:bCs/>
           <w:color w:val="000000"/>
-        </w:rPr>
-        <w:t>Interfaces de software</w:t>
-      </w:r>
-    </w:p>
-    <w:p>
-      <w:pPr>
-        <w:pStyle w:val="Ttulo3"/>
-        <w:spacing w:line="276" w:lineRule="auto"/>
+          <w:sz w:val="20"/>
+          <w:szCs w:val="20"/>
+        </w:rPr>
+        <w:t>SCR-TDO</w:t>
+      </w:r>
+      <w:r>
         <w:rPr>
           <w:rFonts w:ascii="Arial" w:eastAsia="Arial" w:hAnsi="Arial" w:cs="Arial"/>
           <w:color w:val="000000"/>
           <w:sz w:val="20"/>
           <w:szCs w:val="20"/>
         </w:rPr>
-      </w:pPr>
-      <w:bookmarkStart w:id="20" w:name="_heading=h.c5zks2lnceba" w:colFirst="0" w:colLast="0"/>
-      <w:bookmarkEnd w:id="20"/>
-      <w:r>
-        <w:rPr>
-          <w:rFonts w:ascii="Arial" w:eastAsia="Arial" w:hAnsi="Arial" w:cs="Arial"/>
-          <w:color w:val="000000"/>
-          <w:sz w:val="20"/>
-          <w:szCs w:val="20"/>
-        </w:rPr>
-        <w:t xml:space="preserve">El </w:t>
-      </w:r>
-      <w:r>
-        <w:rPr>
-          <w:rFonts w:ascii="Arial" w:eastAsia="Arial" w:hAnsi="Arial" w:cs="Arial"/>
-          <w:b/>
-          <w:bCs/>
-          <w:color w:val="000000"/>
-          <w:sz w:val="20"/>
-          <w:szCs w:val="20"/>
-        </w:rPr>
-        <w:t>SCR-TDO</w:t>
-      </w:r>
-      <w:r>
-        <w:rPr>
-          <w:rFonts w:ascii="Arial" w:eastAsia="Arial" w:hAnsi="Arial" w:cs="Arial"/>
-          <w:color w:val="000000"/>
-          <w:sz w:val="20"/>
-          <w:szCs w:val="20"/>
-        </w:rPr>
-        <w:t xml:space="preserve"> elimina la dependencia de Unity 3D y librerías complejas de Machine </w:t>
-      </w:r>
-      <w:proofErr w:type="spellStart"/>
-      <w:r>
-        <w:rPr>
-          <w:rFonts w:ascii="Arial" w:eastAsia="Arial" w:hAnsi="Arial" w:cs="Arial"/>
-          <w:color w:val="000000"/>
-          <w:sz w:val="20"/>
-          <w:szCs w:val="20"/>
-        </w:rPr>
-        <w:t>Learning</w:t>
-      </w:r>
-      <w:proofErr w:type="spellEnd"/>
-      <w:r>
-        <w:rPr>
-          <w:rFonts w:ascii="Arial" w:eastAsia="Arial" w:hAnsi="Arial" w:cs="Arial"/>
-          <w:color w:val="000000"/>
-          <w:sz w:val="20"/>
-          <w:szCs w:val="20"/>
-        </w:rPr>
-        <w:t xml:space="preserve"> (IA), adoptando un enfoque más simple y auditable.</w:t>
+        <w:t xml:space="preserve"> elimina la dependencia de Unity 3D y librerías complejas de Machine Learning (IA), adoptando un enfoque más simple y auditable.</w:t>
       </w:r>
     </w:p>
     <w:p>
@@ -18350,7 +16398,16 @@
           <w:sz w:val="20"/>
           <w:szCs w:val="20"/>
         </w:rPr>
-        <w:t>Motor d</w:t>
+        <w:t>Motor de Juego 2D:</w:t>
+      </w:r>
+      <w:r>
+        <w:rPr>
+          <w:rFonts w:ascii="Arial" w:eastAsia="Arial" w:hAnsi="Arial" w:cs="Arial"/>
+          <w:color w:val="000000"/>
+          <w:sz w:val="20"/>
+          <w:szCs w:val="20"/>
+        </w:rPr>
+        <w:t xml:space="preserve"> Utilizar un framework de desarrollo </w:t>
       </w:r>
       <w:r>
         <w:rPr>
@@ -18361,7 +16418,7 @@
           <w:sz w:val="20"/>
           <w:szCs w:val="20"/>
         </w:rPr>
-        <w:t>e Juego 2D:</w:t>
+        <w:t>2D multiplataforma</w:t>
       </w:r>
       <w:r>
         <w:rPr>
@@ -18370,87 +16427,7 @@
           <w:sz w:val="20"/>
           <w:szCs w:val="20"/>
         </w:rPr>
-        <w:t xml:space="preserve"> Utilizar un </w:t>
-      </w:r>
-      <w:proofErr w:type="spellStart"/>
-      <w:r>
-        <w:rPr>
-          <w:rFonts w:ascii="Arial" w:eastAsia="Arial" w:hAnsi="Arial" w:cs="Arial"/>
-          <w:color w:val="000000"/>
-          <w:sz w:val="20"/>
-          <w:szCs w:val="20"/>
-        </w:rPr>
-        <w:t>framework</w:t>
-      </w:r>
-      <w:proofErr w:type="spellEnd"/>
-      <w:r>
-        <w:rPr>
-          <w:rFonts w:ascii="Arial" w:eastAsia="Arial" w:hAnsi="Arial" w:cs="Arial"/>
-          <w:color w:val="000000"/>
-          <w:sz w:val="20"/>
-          <w:szCs w:val="20"/>
-        </w:rPr>
-        <w:t xml:space="preserve"> de desarrollo </w:t>
-      </w:r>
-      <w:r>
-        <w:rPr>
-          <w:rFonts w:ascii="Arial" w:eastAsia="Arial" w:hAnsi="Arial" w:cs="Arial"/>
-          <w:b/>
-          <w:bCs/>
-          <w:color w:val="000000"/>
-          <w:sz w:val="20"/>
-          <w:szCs w:val="20"/>
-        </w:rPr>
-        <w:t>2D multiplataforma</w:t>
-      </w:r>
-      <w:r>
-        <w:rPr>
-          <w:rFonts w:ascii="Arial" w:eastAsia="Arial" w:hAnsi="Arial" w:cs="Arial"/>
-          <w:color w:val="000000"/>
-          <w:sz w:val="20"/>
-          <w:szCs w:val="20"/>
-        </w:rPr>
-        <w:t xml:space="preserve"> (Ej. Godot, </w:t>
-      </w:r>
-      <w:proofErr w:type="spellStart"/>
-      <w:r>
-        <w:rPr>
-          <w:rFonts w:ascii="Arial" w:eastAsia="Arial" w:hAnsi="Arial" w:cs="Arial"/>
-          <w:color w:val="000000"/>
-          <w:sz w:val="20"/>
-          <w:szCs w:val="20"/>
-        </w:rPr>
-        <w:t>Flutter</w:t>
-      </w:r>
-      <w:proofErr w:type="spellEnd"/>
-      <w:r>
-        <w:rPr>
-          <w:rFonts w:ascii="Arial" w:eastAsia="Arial" w:hAnsi="Arial" w:cs="Arial"/>
-          <w:color w:val="000000"/>
-          <w:sz w:val="20"/>
-          <w:szCs w:val="20"/>
-        </w:rPr>
-        <w:t xml:space="preserve">, o </w:t>
-      </w:r>
-      <w:proofErr w:type="spellStart"/>
-      <w:r>
-        <w:rPr>
-          <w:rFonts w:ascii="Arial" w:eastAsia="Arial" w:hAnsi="Arial" w:cs="Arial"/>
-          <w:color w:val="000000"/>
-          <w:sz w:val="20"/>
-          <w:szCs w:val="20"/>
-        </w:rPr>
-        <w:t>React</w:t>
-      </w:r>
-      <w:proofErr w:type="spellEnd"/>
-      <w:r>
-        <w:rPr>
-          <w:rFonts w:ascii="Arial" w:eastAsia="Arial" w:hAnsi="Arial" w:cs="Arial"/>
-          <w:color w:val="000000"/>
-          <w:sz w:val="20"/>
-          <w:szCs w:val="20"/>
-        </w:rPr>
-        <w:t xml:space="preserve"> Native) para asegurar la ligereza de la aplicación.</w:t>
+        <w:t xml:space="preserve"> (Ej. Godot, Flutter, o React Native) para asegurar la ligereza de la aplicación.</w:t>
       </w:r>
     </w:p>
     <w:p>
@@ -18486,16 +16463,7 @@
           <w:sz w:val="20"/>
           <w:szCs w:val="20"/>
         </w:rPr>
-        <w:t xml:space="preserve"> Almacenamiento seguro de perfiles, protocolos de TCC y, cruci</w:t>
-      </w:r>
-      <w:r>
-        <w:rPr>
-          <w:rFonts w:ascii="Arial" w:eastAsia="Arial" w:hAnsi="Arial" w:cs="Arial"/>
-          <w:color w:val="000000"/>
-          <w:sz w:val="20"/>
-          <w:szCs w:val="20"/>
-        </w:rPr>
-        <w:t xml:space="preserve">almente, los </w:t>
+        <w:t xml:space="preserve"> Almacenamiento seguro de perfiles, protocolos de TCC y, crucialmente, los </w:t>
       </w:r>
       <w:r>
         <w:rPr>
@@ -18542,31 +16510,7 @@
           <w:sz w:val="20"/>
           <w:szCs w:val="20"/>
         </w:rPr>
-        <w:t>Servicios de Nube/</w:t>
-      </w:r>
-      <w:proofErr w:type="spellStart"/>
-      <w:r>
-        <w:rPr>
-          <w:rFonts w:ascii="Arial" w:eastAsia="Arial" w:hAnsi="Arial" w:cs="Arial"/>
-          <w:b/>
-          <w:bCs/>
-          <w:color w:val="000000"/>
-          <w:sz w:val="20"/>
-          <w:szCs w:val="20"/>
-        </w:rPr>
-        <w:t>Backend</w:t>
-      </w:r>
-      <w:proofErr w:type="spellEnd"/>
-      <w:r>
-        <w:rPr>
-          <w:rFonts w:ascii="Arial" w:eastAsia="Arial" w:hAnsi="Arial" w:cs="Arial"/>
-          <w:b/>
-          <w:bCs/>
-          <w:color w:val="000000"/>
-          <w:sz w:val="20"/>
-          <w:szCs w:val="20"/>
-        </w:rPr>
-        <w:t>:</w:t>
+        <w:t>Servicios de Nube/Backend:</w:t>
       </w:r>
       <w:r>
         <w:rPr>
@@ -18631,16 +16575,7 @@
           <w:sz w:val="20"/>
           <w:szCs w:val="20"/>
         </w:rPr>
-        <w:t xml:space="preserve"> Utilizar librerías </w:t>
-      </w:r>
-      <w:r>
-        <w:rPr>
-          <w:rFonts w:ascii="Arial" w:eastAsia="Arial" w:hAnsi="Arial" w:cs="Arial"/>
-          <w:color w:val="000000"/>
-          <w:sz w:val="20"/>
-          <w:szCs w:val="20"/>
-        </w:rPr>
-        <w:t>de análisis de datos y estadística simple (Ej. Pandas en Python) para el cálculo de tendencias y la generación de los Reportes Métricos.</w:t>
+        <w:t xml:space="preserve"> Utilizar librerías de análisis de datos y estadística simple (Ej. Pandas en Python) para el cálculo de tendencias y la generación de los Reportes Métricos.</w:t>
       </w:r>
     </w:p>
     <w:p>
@@ -18718,17 +16653,7 @@
           <w:sz w:val="20"/>
           <w:szCs w:val="20"/>
         </w:rPr>
-        <w:t>Comunicación Cli</w:t>
-      </w:r>
-      <w:r>
-        <w:rPr>
-          <w:b/>
-          <w:bCs/>
-          <w:color w:val="000000"/>
-          <w:sz w:val="20"/>
-          <w:szCs w:val="20"/>
-        </w:rPr>
-        <w:t>ente-Servidor (Sincronización de Datos):</w:t>
+        <w:t>Comunicación Cliente-Servidor (Sincronización de Datos):</w:t>
       </w:r>
     </w:p>
     <w:p>
@@ -18769,7 +16694,6 @@
         </w:rPr>
         <w:t xml:space="preserve"> </w:t>
       </w:r>
-      <w:proofErr w:type="spellStart"/>
       <w:r>
         <w:rPr>
           <w:b/>
@@ -18780,68 +16704,13 @@
         </w:rPr>
         <w:t>HTTPs</w:t>
       </w:r>
-      <w:proofErr w:type="spellEnd"/>
-      <w:r>
-        <w:rPr>
-          <w:color w:val="000000"/>
-          <w:sz w:val="20"/>
-          <w:szCs w:val="20"/>
-        </w:rPr>
-        <w:t xml:space="preserve"> (</w:t>
-      </w:r>
-      <w:proofErr w:type="spellStart"/>
-      <w:r>
-        <w:rPr>
-          <w:color w:val="000000"/>
-          <w:sz w:val="20"/>
-          <w:szCs w:val="20"/>
-        </w:rPr>
-        <w:t>Hypertext</w:t>
-      </w:r>
-      <w:proofErr w:type="spellEnd"/>
-      <w:r>
-        <w:rPr>
-          <w:color w:val="000000"/>
-          <w:sz w:val="20"/>
-          <w:szCs w:val="20"/>
-        </w:rPr>
-        <w:t xml:space="preserve"> Transfer </w:t>
-      </w:r>
-      <w:proofErr w:type="spellStart"/>
-      <w:r>
-        <w:rPr>
-          <w:color w:val="000000"/>
-          <w:sz w:val="20"/>
-          <w:szCs w:val="20"/>
-        </w:rPr>
-        <w:t>Protocol</w:t>
-      </w:r>
-      <w:proofErr w:type="spellEnd"/>
-      <w:r>
-        <w:rPr>
-          <w:color w:val="000000"/>
-          <w:sz w:val="20"/>
-          <w:szCs w:val="20"/>
-        </w:rPr>
-        <w:t xml:space="preserve"> </w:t>
-      </w:r>
-      <w:proofErr w:type="spellStart"/>
-      <w:r>
-        <w:rPr>
-          <w:color w:val="000000"/>
-          <w:sz w:val="20"/>
-          <w:szCs w:val="20"/>
-        </w:rPr>
-        <w:t>Secure</w:t>
-      </w:r>
-      <w:proofErr w:type="spellEnd"/>
-      <w:r>
-        <w:rPr>
-          <w:color w:val="000000"/>
-          <w:sz w:val="20"/>
-          <w:szCs w:val="20"/>
-        </w:rPr>
-        <w:t>).</w:t>
+      <w:r>
+        <w:rPr>
+          <w:color w:val="000000"/>
+          <w:sz w:val="20"/>
+          <w:szCs w:val="20"/>
+        </w:rPr>
+        <w:t xml:space="preserve"> (Hypertext Transfer Protocol Secure).</w:t>
       </w:r>
     </w:p>
     <w:p>
@@ -18974,15 +16843,7 @@
           <w:sz w:val="20"/>
           <w:szCs w:val="20"/>
         </w:rPr>
-        <w:t xml:space="preserve"> para garantizar el cifrado de extremo a </w:t>
-      </w:r>
-      <w:r>
-        <w:rPr>
-          <w:color w:val="000000"/>
-          <w:sz w:val="20"/>
-          <w:szCs w:val="20"/>
-        </w:rPr>
-        <w:t>extremo de toda la información de salud, cumpliendo con la normativa de privacidad.</w:t>
+        <w:t xml:space="preserve"> para garantizar el cifrado de extremo a extremo de toda la información de salud, cumpliendo con la normativa de privacidad.</w:t>
       </w:r>
     </w:p>
     <w:p>
@@ -19054,7 +16915,6 @@
         </w:rPr>
         <w:t xml:space="preserve"> </w:t>
       </w:r>
-      <w:proofErr w:type="spellStart"/>
       <w:r>
         <w:rPr>
           <w:b/>
@@ -19065,7 +16925,6 @@
         </w:rPr>
         <w:t>WebSockets</w:t>
       </w:r>
-      <w:proofErr w:type="spellEnd"/>
       <w:r>
         <w:rPr>
           <w:color w:val="000000"/>
@@ -19082,29 +16941,7 @@
           <w:sz w:val="20"/>
           <w:szCs w:val="20"/>
         </w:rPr>
-        <w:t xml:space="preserve">API </w:t>
-      </w:r>
-      <w:proofErr w:type="spellStart"/>
-      <w:r>
-        <w:rPr>
-          <w:b/>
-          <w:bCs/>
-          <w:color w:val="000000"/>
-          <w:sz w:val="20"/>
-          <w:szCs w:val="20"/>
-        </w:rPr>
-        <w:t>RESTful</w:t>
-      </w:r>
-      <w:proofErr w:type="spellEnd"/>
-      <w:r>
-        <w:rPr>
-          <w:b/>
-          <w:bCs/>
-          <w:color w:val="000000"/>
-          <w:sz w:val="20"/>
-          <w:szCs w:val="20"/>
-        </w:rPr>
-        <w:t xml:space="preserve"> Ligera</w:t>
+        <w:t>API RESTful Ligera</w:t>
       </w:r>
       <w:r>
         <w:rPr>
@@ -19151,15 +16988,7 @@
           <w:sz w:val="20"/>
           <w:szCs w:val="20"/>
         </w:rPr>
-        <w:t xml:space="preserve"> Permitir al servidor enviar notificaciones y comandos (ej</w:t>
-      </w:r>
-      <w:r>
-        <w:rPr>
-          <w:color w:val="000000"/>
-          <w:sz w:val="20"/>
-          <w:szCs w:val="20"/>
-        </w:rPr>
-        <w:t>., "actualizar lista de tareas", "notificar nueva configuración del algoritmo") al cliente 2D.</w:t>
+        <w:t xml:space="preserve"> Permitir al servidor enviar notificaciones y comandos (ej., "actualizar lista de tareas", "notificar nueva configuración del algoritmo") al cliente 2D.</w:t>
       </w:r>
     </w:p>
     <w:p>
@@ -19216,15 +17045,7 @@
           <w:sz w:val="20"/>
           <w:szCs w:val="20"/>
         </w:rPr>
-        <w:t xml:space="preserve"> del juego 2D, no la reacción en tiempo real de una I</w:t>
-      </w:r>
-      <w:r>
-        <w:rPr>
-          <w:color w:val="000000"/>
-          <w:sz w:val="20"/>
-          <w:szCs w:val="20"/>
-        </w:rPr>
-        <w:t>A.</w:t>
+        <w:t xml:space="preserve"> del juego 2D, no la reacción en tiempo real de una IA.</w:t>
       </w:r>
     </w:p>
     <w:p>
@@ -19515,27 +17336,7 @@
                 <w:sz w:val="20"/>
                 <w:szCs w:val="20"/>
               </w:rPr>
-              <w:t xml:space="preserve">El sistema debe permitir al especialista registrar un nuevo paciente y validar la unicidad del ID </w:t>
-            </w:r>
-            <w:proofErr w:type="spellStart"/>
-            <w:r>
-              <w:rPr>
-                <w:rFonts w:ascii="Arial" w:eastAsia="Arial" w:hAnsi="Arial" w:cs="Arial"/>
-                <w:color w:val="000000"/>
-                <w:sz w:val="20"/>
-                <w:szCs w:val="20"/>
-              </w:rPr>
-              <w:t>pseudo-anónimo</w:t>
-            </w:r>
-            <w:proofErr w:type="spellEnd"/>
-            <w:r>
-              <w:rPr>
-                <w:rFonts w:ascii="Arial" w:eastAsia="Arial" w:hAnsi="Arial" w:cs="Arial"/>
-                <w:color w:val="000000"/>
-                <w:sz w:val="20"/>
-                <w:szCs w:val="20"/>
-              </w:rPr>
-              <w:t xml:space="preserve"> asignado, asegurando la integridad de la base de datos de pacientes.</w:t>
+              <w:t>El sistema debe permitir al especialista registrar un nuevo paciente y validar la unicidad del ID pseudo-anónimo asignado, asegurando la integridad de la base de datos de pacientes.</w:t>
             </w:r>
           </w:p>
         </w:tc>
@@ -19592,27 +17393,7 @@
                 <w:sz w:val="20"/>
                 <w:szCs w:val="20"/>
               </w:rPr>
-              <w:t xml:space="preserve">ID </w:t>
-            </w:r>
-            <w:proofErr w:type="spellStart"/>
-            <w:r>
-              <w:rPr>
-                <w:rFonts w:ascii="Arial" w:eastAsia="Arial" w:hAnsi="Arial" w:cs="Arial"/>
-                <w:color w:val="000000"/>
-                <w:sz w:val="20"/>
-                <w:szCs w:val="20"/>
-              </w:rPr>
-              <w:t>Pseudo-anónimo</w:t>
-            </w:r>
-            <w:proofErr w:type="spellEnd"/>
-            <w:r>
-              <w:rPr>
-                <w:rFonts w:ascii="Arial" w:eastAsia="Arial" w:hAnsi="Arial" w:cs="Arial"/>
-                <w:color w:val="000000"/>
-                <w:sz w:val="20"/>
-                <w:szCs w:val="20"/>
-              </w:rPr>
-              <w:t xml:space="preserve"> (Texto, 10 caracteres máx.), Edad (Entero, 6-12), Sexo (Selector).</w:t>
+              <w:t>ID Pseudo-anónimo (Texto, 10 caracteres máx.), Edad (Entero, 6-12), Sexo (Selector).</w:t>
             </w:r>
           </w:p>
         </w:tc>
@@ -19669,36 +17450,7 @@
                 <w:sz w:val="20"/>
                 <w:szCs w:val="20"/>
               </w:rPr>
-              <w:t xml:space="preserve">El ID </w:t>
-            </w:r>
-            <w:proofErr w:type="spellStart"/>
-            <w:r>
-              <w:rPr>
-                <w:rFonts w:ascii="Arial" w:eastAsia="Arial" w:hAnsi="Arial" w:cs="Arial"/>
-                <w:color w:val="000000"/>
-                <w:sz w:val="20"/>
-                <w:szCs w:val="20"/>
-              </w:rPr>
-              <w:t>pseudo-anónimo</w:t>
-            </w:r>
-            <w:proofErr w:type="spellEnd"/>
-            <w:r>
-              <w:rPr>
-                <w:rFonts w:ascii="Arial" w:eastAsia="Arial" w:hAnsi="Arial" w:cs="Arial"/>
-                <w:color w:val="000000"/>
-                <w:sz w:val="20"/>
-                <w:szCs w:val="20"/>
-              </w:rPr>
-              <w:t xml:space="preserve"> debe ser único en la BD. La Edad debe </w:t>
-            </w:r>
-            <w:r>
-              <w:rPr>
-                <w:rFonts w:ascii="Arial" w:eastAsia="Arial" w:hAnsi="Arial" w:cs="Arial"/>
-                <w:color w:val="000000"/>
-                <w:sz w:val="20"/>
-                <w:szCs w:val="20"/>
-              </w:rPr>
-              <w:t>estar en el rango clínico aceptado (6 a 12 años).</w:t>
+              <w:t>El ID pseudo-anónimo debe ser único en la BD. La Edad debe estar en el rango clínico aceptado (6 a 12 años).</w:t>
             </w:r>
           </w:p>
         </w:tc>
@@ -19832,47 +17584,7 @@
                 <w:sz w:val="20"/>
                 <w:szCs w:val="20"/>
               </w:rPr>
-              <w:t xml:space="preserve">Almacenar </w:t>
-            </w:r>
-            <w:proofErr w:type="spellStart"/>
-            <w:r>
-              <w:rPr>
-                <w:rFonts w:ascii="Arial" w:eastAsia="Arial" w:hAnsi="Arial" w:cs="Arial"/>
-                <w:color w:val="000000"/>
-                <w:sz w:val="20"/>
-                <w:szCs w:val="20"/>
-              </w:rPr>
-              <w:t>ID_Paciente</w:t>
-            </w:r>
-            <w:proofErr w:type="spellEnd"/>
-            <w:r>
-              <w:rPr>
-                <w:rFonts w:ascii="Arial" w:eastAsia="Arial" w:hAnsi="Arial" w:cs="Arial"/>
-                <w:color w:val="000000"/>
-                <w:sz w:val="20"/>
-                <w:szCs w:val="20"/>
-              </w:rPr>
-              <w:t xml:space="preserve">, Edad, Sexo y </w:t>
-            </w:r>
-            <w:proofErr w:type="spellStart"/>
-            <w:r>
-              <w:rPr>
-                <w:rFonts w:ascii="Arial" w:eastAsia="Arial" w:hAnsi="Arial" w:cs="Arial"/>
-                <w:color w:val="000000"/>
-                <w:sz w:val="20"/>
-                <w:szCs w:val="20"/>
-              </w:rPr>
-              <w:t>Fecha_Registro</w:t>
-            </w:r>
-            <w:proofErr w:type="spellEnd"/>
-            <w:r>
-              <w:rPr>
-                <w:rFonts w:ascii="Arial" w:eastAsia="Arial" w:hAnsi="Arial" w:cs="Arial"/>
-                <w:color w:val="000000"/>
-                <w:sz w:val="20"/>
-                <w:szCs w:val="20"/>
-              </w:rPr>
-              <w:t>.</w:t>
+              <w:t>Almacenar ID_Paciente, Edad, Sexo y Fecha_Registro.</w:t>
             </w:r>
           </w:p>
         </w:tc>
@@ -20120,7 +17832,6 @@
                 <w:szCs w:val="20"/>
               </w:rPr>
             </w:pPr>
-            <w:proofErr w:type="spellStart"/>
             <w:r>
               <w:rPr>
                 <w:rFonts w:ascii="Arial" w:eastAsia="Arial" w:hAnsi="Arial" w:cs="Arial"/>
@@ -20128,46 +17839,7 @@
                 <w:sz w:val="20"/>
                 <w:szCs w:val="20"/>
               </w:rPr>
-              <w:t>ID_Paciente</w:t>
-            </w:r>
-            <w:proofErr w:type="spellEnd"/>
-            <w:r>
-              <w:rPr>
-                <w:rFonts w:ascii="Arial" w:eastAsia="Arial" w:hAnsi="Arial" w:cs="Arial"/>
-                <w:color w:val="000000"/>
-                <w:sz w:val="20"/>
-                <w:szCs w:val="20"/>
-              </w:rPr>
-              <w:t xml:space="preserve"> (Selector), </w:t>
-            </w:r>
-            <w:proofErr w:type="spellStart"/>
-            <w:r>
-              <w:rPr>
-                <w:rFonts w:ascii="Arial" w:eastAsia="Arial" w:hAnsi="Arial" w:cs="Arial"/>
-                <w:color w:val="000000"/>
-                <w:sz w:val="20"/>
-                <w:szCs w:val="20"/>
-              </w:rPr>
-              <w:t>ID_Protocolo</w:t>
-            </w:r>
-            <w:proofErr w:type="spellEnd"/>
-            <w:r>
-              <w:rPr>
-                <w:rFonts w:ascii="Arial" w:eastAsia="Arial" w:hAnsi="Arial" w:cs="Arial"/>
-                <w:color w:val="000000"/>
-                <w:sz w:val="20"/>
-                <w:szCs w:val="20"/>
-              </w:rPr>
-              <w:t xml:space="preserve"> </w:t>
-            </w:r>
-            <w:r>
-              <w:rPr>
-                <w:rFonts w:ascii="Arial" w:eastAsia="Arial" w:hAnsi="Arial" w:cs="Arial"/>
-                <w:color w:val="000000"/>
-                <w:sz w:val="20"/>
-                <w:szCs w:val="20"/>
-              </w:rPr>
-              <w:t>(Selector de lista: P1, P2, P3).</w:t>
+              <w:t>ID_Paciente (Selector), ID_Protocolo (Selector de lista: P1, P2, P3).</w:t>
             </w:r>
           </w:p>
         </w:tc>
@@ -20224,27 +17896,7 @@
                 <w:sz w:val="20"/>
                 <w:szCs w:val="20"/>
               </w:rPr>
-              <w:t xml:space="preserve">1. El especialista selecciona paciente y protocolo. 2. El sistema valida que el paciente no tenga un protocolo activo. 3. La BD actualiza el </w:t>
-            </w:r>
-            <w:proofErr w:type="spellStart"/>
-            <w:r>
-              <w:rPr>
-                <w:rFonts w:ascii="Arial" w:eastAsia="Arial" w:hAnsi="Arial" w:cs="Arial"/>
-                <w:color w:val="000000"/>
-                <w:sz w:val="20"/>
-                <w:szCs w:val="20"/>
-              </w:rPr>
-              <w:t>ID_Protocolo</w:t>
-            </w:r>
-            <w:proofErr w:type="spellEnd"/>
-            <w:r>
-              <w:rPr>
-                <w:rFonts w:ascii="Arial" w:eastAsia="Arial" w:hAnsi="Arial" w:cs="Arial"/>
-                <w:color w:val="000000"/>
-                <w:sz w:val="20"/>
-                <w:szCs w:val="20"/>
-              </w:rPr>
-              <w:t xml:space="preserve"> del paciente.</w:t>
+              <w:t>1. El especialista selecciona paciente y protocolo. 2. El sistema valida que el paciente no tenga un protocolo activo. 3. La BD actualiza el ID_Protocolo del paciente.</w:t>
             </w:r>
           </w:p>
         </w:tc>
@@ -20301,16 +17953,7 @@
                 <w:sz w:val="20"/>
                 <w:szCs w:val="20"/>
               </w:rPr>
-              <w:t>Notific</w:t>
-            </w:r>
-            <w:r>
-              <w:rPr>
-                <w:rFonts w:ascii="Arial" w:eastAsia="Arial" w:hAnsi="Arial" w:cs="Arial"/>
-                <w:color w:val="000000"/>
-                <w:sz w:val="20"/>
-                <w:szCs w:val="20"/>
-              </w:rPr>
-              <w:t>ación de éxito en el portal y activación del primer nivel en el cliente del juego móvil.</w:t>
+              <w:t>Notificación de éxito en el portal y activación del primer nivel en el cliente del juego móvil.</w:t>
             </w:r>
           </w:p>
         </w:tc>
@@ -20367,47 +18010,7 @@
                 <w:sz w:val="20"/>
                 <w:szCs w:val="20"/>
               </w:rPr>
-              <w:t xml:space="preserve">Almacenar </w:t>
-            </w:r>
-            <w:proofErr w:type="spellStart"/>
-            <w:r>
-              <w:rPr>
-                <w:rFonts w:ascii="Arial" w:eastAsia="Arial" w:hAnsi="Arial" w:cs="Arial"/>
-                <w:color w:val="000000"/>
-                <w:sz w:val="20"/>
-                <w:szCs w:val="20"/>
-              </w:rPr>
-              <w:t>Protocolo_Asignado</w:t>
-            </w:r>
-            <w:proofErr w:type="spellEnd"/>
-            <w:r>
-              <w:rPr>
-                <w:rFonts w:ascii="Arial" w:eastAsia="Arial" w:hAnsi="Arial" w:cs="Arial"/>
-                <w:color w:val="000000"/>
-                <w:sz w:val="20"/>
-                <w:szCs w:val="20"/>
-              </w:rPr>
-              <w:t xml:space="preserve"> (Requerido) y </w:t>
-            </w:r>
-            <w:proofErr w:type="spellStart"/>
-            <w:r>
-              <w:rPr>
-                <w:rFonts w:ascii="Arial" w:eastAsia="Arial" w:hAnsi="Arial" w:cs="Arial"/>
-                <w:color w:val="000000"/>
-                <w:sz w:val="20"/>
-                <w:szCs w:val="20"/>
-              </w:rPr>
-              <w:t>Nivel_Actual</w:t>
-            </w:r>
-            <w:proofErr w:type="spellEnd"/>
-            <w:r>
-              <w:rPr>
-                <w:rFonts w:ascii="Arial" w:eastAsia="Arial" w:hAnsi="Arial" w:cs="Arial"/>
-                <w:color w:val="000000"/>
-                <w:sz w:val="20"/>
-                <w:szCs w:val="20"/>
-              </w:rPr>
-              <w:t xml:space="preserve"> (Requerido, inicia en 1).</w:t>
+              <w:t>Almacenar Protocolo_Asignado (Requerido) y Nivel_Actual (Requerido, inicia en 1).</w:t>
             </w:r>
           </w:p>
         </w:tc>
@@ -20518,16 +18121,7 @@
                 <w:sz w:val="20"/>
                 <w:szCs w:val="20"/>
               </w:rPr>
-              <w:t xml:space="preserve">RF </w:t>
-            </w:r>
-            <w:r>
-              <w:rPr>
-                <w:rFonts w:ascii="Arial" w:eastAsia="Arial" w:hAnsi="Arial" w:cs="Arial"/>
-                <w:color w:val="000000"/>
-                <w:sz w:val="20"/>
-                <w:szCs w:val="20"/>
-              </w:rPr>
-              <w:t>2.1</w:t>
+              <w:t>RF 2.1</w:t>
             </w:r>
           </w:p>
         </w:tc>
@@ -20693,7 +18287,6 @@
                 <w:szCs w:val="20"/>
               </w:rPr>
             </w:pPr>
-            <w:proofErr w:type="spellStart"/>
             <w:r>
               <w:rPr>
                 <w:rFonts w:ascii="Arial" w:eastAsia="Arial" w:hAnsi="Arial" w:cs="Arial"/>
@@ -20701,37 +18294,7 @@
                 <w:sz w:val="20"/>
                 <w:szCs w:val="20"/>
               </w:rPr>
-              <w:t>ID_Paciente</w:t>
-            </w:r>
-            <w:proofErr w:type="spellEnd"/>
-            <w:r>
-              <w:rPr>
-                <w:rFonts w:ascii="Arial" w:eastAsia="Arial" w:hAnsi="Arial" w:cs="Arial"/>
-                <w:color w:val="000000"/>
-                <w:sz w:val="20"/>
-                <w:szCs w:val="20"/>
-              </w:rPr>
-              <w:t xml:space="preserve">, </w:t>
-            </w:r>
-            <w:proofErr w:type="spellStart"/>
-            <w:r>
-              <w:rPr>
-                <w:rFonts w:ascii="Arial" w:eastAsia="Arial" w:hAnsi="Arial" w:cs="Arial"/>
-                <w:color w:val="000000"/>
-                <w:sz w:val="20"/>
-                <w:szCs w:val="20"/>
-              </w:rPr>
-              <w:t>Nivel_Solicitado</w:t>
-            </w:r>
-            <w:proofErr w:type="spellEnd"/>
-            <w:r>
-              <w:rPr>
-                <w:rFonts w:ascii="Arial" w:eastAsia="Arial" w:hAnsi="Arial" w:cs="Arial"/>
-                <w:color w:val="000000"/>
-                <w:sz w:val="20"/>
-                <w:szCs w:val="20"/>
-              </w:rPr>
-              <w:t>.</w:t>
+              <w:t>ID_Paciente, Nivel_Solicitado.</w:t>
             </w:r>
           </w:p>
         </w:tc>
@@ -20762,8 +18325,25 @@
                 <w:sz w:val="20"/>
                 <w:szCs w:val="20"/>
               </w:rPr>
-              <w:t>Relaciones (Lógica</w:t>
-            </w:r>
+              <w:t>Relaciones (Lógica)</w:t>
+            </w:r>
+          </w:p>
+        </w:tc>
+        <w:tc>
+          <w:tcPr>
+            <w:tcW w:w="6969" w:type="dxa"/>
+          </w:tcPr>
+          <w:p>
+            <w:pPr>
+              <w:pStyle w:val="Ttulo2"/>
+              <w:outlineLvl w:val="1"/>
+              <w:rPr>
+                <w:rFonts w:ascii="Arial" w:eastAsia="Arial" w:hAnsi="Arial" w:cs="Arial"/>
+                <w:color w:val="000000"/>
+                <w:sz w:val="20"/>
+                <w:szCs w:val="20"/>
+              </w:rPr>
+            </w:pPr>
             <w:r>
               <w:rPr>
                 <w:rFonts w:ascii="Arial" w:eastAsia="Arial" w:hAnsi="Arial" w:cs="Arial"/>
@@ -20773,26 +18353,17 @@
                 <w:sz w:val="20"/>
                 <w:szCs w:val="20"/>
               </w:rPr>
-              <w:t>)</w:t>
-            </w:r>
-          </w:p>
-        </w:tc>
-        <w:tc>
-          <w:tcPr>
-            <w:tcW w:w="6969" w:type="dxa"/>
-          </w:tcPr>
-          <w:p>
-            <w:pPr>
-              <w:pStyle w:val="Ttulo2"/>
-              <w:outlineLvl w:val="1"/>
+              <w:t>Nivel_Solicitado</w:t>
+            </w:r>
+            <w:r>
               <w:rPr>
                 <w:rFonts w:ascii="Arial" w:eastAsia="Arial" w:hAnsi="Arial" w:cs="Arial"/>
                 <w:color w:val="000000"/>
                 <w:sz w:val="20"/>
                 <w:szCs w:val="20"/>
               </w:rPr>
-            </w:pPr>
-            <w:proofErr w:type="spellStart"/>
+              <w:t xml:space="preserve"> debe ser igual a </w:t>
+            </w:r>
             <w:r>
               <w:rPr>
                 <w:rFonts w:ascii="Arial" w:eastAsia="Arial" w:hAnsi="Arial" w:cs="Arial"/>
@@ -20802,9 +18373,8 @@
                 <w:sz w:val="20"/>
                 <w:szCs w:val="20"/>
               </w:rPr>
-              <w:t>Nivel_Solicitado</w:t>
-            </w:r>
-            <w:proofErr w:type="spellEnd"/>
+              <w:t>Nivel_Actual</w:t>
+            </w:r>
             <w:r>
               <w:rPr>
                 <w:rFonts w:ascii="Arial" w:eastAsia="Arial" w:hAnsi="Arial" w:cs="Arial"/>
@@ -20812,9 +18382,8 @@
                 <w:sz w:val="20"/>
                 <w:szCs w:val="20"/>
               </w:rPr>
-              <w:t xml:space="preserve"> debe ser igual a </w:t>
-            </w:r>
-            <w:proofErr w:type="spellStart"/>
+              <w:t xml:space="preserve"> O igual a </w:t>
+            </w:r>
             <w:r>
               <w:rPr>
                 <w:rFonts w:ascii="Arial" w:eastAsia="Arial" w:hAnsi="Arial" w:cs="Arial"/>
@@ -20824,9 +18393,8 @@
                 <w:sz w:val="20"/>
                 <w:szCs w:val="20"/>
               </w:rPr>
-              <w:t>Nivel_Actual</w:t>
-            </w:r>
-            <w:proofErr w:type="spellEnd"/>
+              <w:t>Nivel_Actual + 1</w:t>
+            </w:r>
             <w:r>
               <w:rPr>
                 <w:rFonts w:ascii="Arial" w:eastAsia="Arial" w:hAnsi="Arial" w:cs="Arial"/>
@@ -20834,9 +18402,28 @@
                 <w:sz w:val="20"/>
                 <w:szCs w:val="20"/>
               </w:rPr>
-              <w:t xml:space="preserve"> O igual a </w:t>
-            </w:r>
-            <w:proofErr w:type="spellStart"/>
+              <w:t xml:space="preserve"> (si el anterior fue completado).</w:t>
+            </w:r>
+          </w:p>
+        </w:tc>
+      </w:tr>
+      <w:tr>
+        <w:tc>
+          <w:tcPr>
+            <w:tcW w:w="1859" w:type="dxa"/>
+            <w:shd w:val="clear" w:color="auto" w:fill="E7E6E6"/>
+          </w:tcPr>
+          <w:p>
+            <w:pPr>
+              <w:pStyle w:val="Ttulo2"/>
+              <w:outlineLvl w:val="1"/>
+              <w:rPr>
+                <w:rFonts w:ascii="Arial" w:eastAsia="Arial" w:hAnsi="Arial" w:cs="Arial"/>
+                <w:color w:val="000000"/>
+                <w:sz w:val="20"/>
+                <w:szCs w:val="20"/>
+              </w:rPr>
+            </w:pPr>
             <w:r>
               <w:rPr>
                 <w:rFonts w:ascii="Arial" w:eastAsia="Arial" w:hAnsi="Arial" w:cs="Arial"/>
@@ -20846,9 +18433,34 @@
                 <w:sz w:val="20"/>
                 <w:szCs w:val="20"/>
               </w:rPr>
-              <w:t>Nivel_Actual</w:t>
-            </w:r>
-            <w:proofErr w:type="spellEnd"/>
+              <w:t>Respuesta a Anomalía</w:t>
+            </w:r>
+          </w:p>
+        </w:tc>
+        <w:tc>
+          <w:tcPr>
+            <w:tcW w:w="6969" w:type="dxa"/>
+          </w:tcPr>
+          <w:p>
+            <w:pPr>
+              <w:pStyle w:val="Ttulo2"/>
+              <w:outlineLvl w:val="1"/>
+              <w:rPr>
+                <w:rFonts w:ascii="Arial" w:eastAsia="Arial" w:hAnsi="Arial" w:cs="Arial"/>
+                <w:color w:val="000000"/>
+                <w:sz w:val="20"/>
+                <w:szCs w:val="20"/>
+              </w:rPr>
+            </w:pPr>
+            <w:r>
+              <w:rPr>
+                <w:rFonts w:ascii="Arial" w:eastAsia="Arial" w:hAnsi="Arial" w:cs="Arial"/>
+                <w:color w:val="000000"/>
+                <w:sz w:val="20"/>
+                <w:szCs w:val="20"/>
+              </w:rPr>
+              <w:t xml:space="preserve">Si </w:t>
+            </w:r>
             <w:r>
               <w:rPr>
                 <w:rFonts w:ascii="Arial" w:eastAsia="Arial" w:hAnsi="Arial" w:cs="Arial"/>
@@ -20858,7 +18470,7 @@
                 <w:sz w:val="20"/>
                 <w:szCs w:val="20"/>
               </w:rPr>
-              <w:t xml:space="preserve"> + 1</w:t>
+              <w:t>Nivel_Solicitado</w:t>
             </w:r>
             <w:r>
               <w:rPr>
@@ -20867,28 +18479,8 @@
                 <w:sz w:val="20"/>
                 <w:szCs w:val="20"/>
               </w:rPr>
-              <w:t xml:space="preserve"> (si el anterior fue completado).</w:t>
-            </w:r>
-          </w:p>
-        </w:tc>
-      </w:tr>
-      <w:tr>
-        <w:tc>
-          <w:tcPr>
-            <w:tcW w:w="1859" w:type="dxa"/>
-            <w:shd w:val="clear" w:color="auto" w:fill="E7E6E6"/>
-          </w:tcPr>
-          <w:p>
-            <w:pPr>
-              <w:pStyle w:val="Ttulo2"/>
-              <w:outlineLvl w:val="1"/>
-              <w:rPr>
-                <w:rFonts w:ascii="Arial" w:eastAsia="Arial" w:hAnsi="Arial" w:cs="Arial"/>
-                <w:color w:val="000000"/>
-                <w:sz w:val="20"/>
-                <w:szCs w:val="20"/>
-              </w:rPr>
-            </w:pPr>
+              <w:t xml:space="preserve"> &gt; </w:t>
+            </w:r>
             <w:r>
               <w:rPr>
                 <w:rFonts w:ascii="Arial" w:eastAsia="Arial" w:hAnsi="Arial" w:cs="Arial"/>
@@ -20898,13 +18490,25 @@
                 <w:sz w:val="20"/>
                 <w:szCs w:val="20"/>
               </w:rPr>
-              <w:t>Respuesta a Anomalía</w:t>
-            </w:r>
-          </w:p>
-        </w:tc>
-        <w:tc>
-          <w:tcPr>
-            <w:tcW w:w="6969" w:type="dxa"/>
+              <w:t>Nivel_Actual</w:t>
+            </w:r>
+            <w:r>
+              <w:rPr>
+                <w:rFonts w:ascii="Arial" w:eastAsia="Arial" w:hAnsi="Arial" w:cs="Arial"/>
+                <w:color w:val="000000"/>
+                <w:sz w:val="20"/>
+                <w:szCs w:val="20"/>
+              </w:rPr>
+              <w:t xml:space="preserve"> + 1, mostrar mensaje: "Necesitas completar las misiones anteriores."</w:t>
+            </w:r>
+          </w:p>
+        </w:tc>
+      </w:tr>
+      <w:tr>
+        <w:tc>
+          <w:tcPr>
+            <w:tcW w:w="1859" w:type="dxa"/>
+            <w:shd w:val="clear" w:color="auto" w:fill="E7E6E6"/>
           </w:tcPr>
           <w:p>
             <w:pPr>
@@ -20917,16 +18521,6 @@
                 <w:szCs w:val="20"/>
               </w:rPr>
             </w:pPr>
-            <w:r>
-              <w:rPr>
-                <w:rFonts w:ascii="Arial" w:eastAsia="Arial" w:hAnsi="Arial" w:cs="Arial"/>
-                <w:color w:val="000000"/>
-                <w:sz w:val="20"/>
-                <w:szCs w:val="20"/>
-              </w:rPr>
-              <w:t xml:space="preserve">Si </w:t>
-            </w:r>
-            <w:proofErr w:type="spellStart"/>
             <w:r>
               <w:rPr>
                 <w:rFonts w:ascii="Arial" w:eastAsia="Arial" w:hAnsi="Arial" w:cs="Arial"/>
@@ -20936,81 +18530,7 @@
                 <w:sz w:val="20"/>
                 <w:szCs w:val="20"/>
               </w:rPr>
-              <w:t>Nivel_Solicitado</w:t>
-            </w:r>
-            <w:proofErr w:type="spellEnd"/>
-            <w:r>
-              <w:rPr>
-                <w:rFonts w:ascii="Arial" w:eastAsia="Arial" w:hAnsi="Arial" w:cs="Arial"/>
-                <w:color w:val="000000"/>
-                <w:sz w:val="20"/>
-                <w:szCs w:val="20"/>
-              </w:rPr>
-              <w:t xml:space="preserve"> &gt; </w:t>
-            </w:r>
-            <w:proofErr w:type="spellStart"/>
-            <w:r>
-              <w:rPr>
-                <w:rFonts w:ascii="Arial" w:eastAsia="Arial" w:hAnsi="Arial" w:cs="Arial"/>
-                <w:b/>
-                <w:bCs/>
-                <w:color w:val="000000"/>
-                <w:sz w:val="20"/>
-                <w:szCs w:val="20"/>
-              </w:rPr>
-              <w:t>Nivel_Actual</w:t>
-            </w:r>
-            <w:proofErr w:type="spellEnd"/>
-            <w:r>
-              <w:rPr>
-                <w:rFonts w:ascii="Arial" w:eastAsia="Arial" w:hAnsi="Arial" w:cs="Arial"/>
-                <w:color w:val="000000"/>
-                <w:sz w:val="20"/>
-                <w:szCs w:val="20"/>
-              </w:rPr>
-              <w:t xml:space="preserve"> + 1, mostrar mensaje: "Necesitas completar las misiones anteriores."</w:t>
-            </w:r>
-          </w:p>
-        </w:tc>
-      </w:tr>
-      <w:tr>
-        <w:tc>
-          <w:tcPr>
-            <w:tcW w:w="1859" w:type="dxa"/>
-            <w:shd w:val="clear" w:color="auto" w:fill="E7E6E6"/>
-          </w:tcPr>
-          <w:p>
-            <w:pPr>
-              <w:pStyle w:val="Ttulo2"/>
-              <w:outlineLvl w:val="1"/>
-              <w:rPr>
-                <w:rFonts w:ascii="Arial" w:eastAsia="Arial" w:hAnsi="Arial" w:cs="Arial"/>
-                <w:color w:val="000000"/>
-                <w:sz w:val="20"/>
-                <w:szCs w:val="20"/>
-              </w:rPr>
-            </w:pPr>
-            <w:r>
-              <w:rPr>
-                <w:rFonts w:ascii="Arial" w:eastAsia="Arial" w:hAnsi="Arial" w:cs="Arial"/>
-                <w:b/>
-                <w:bCs/>
-                <w:color w:val="000000"/>
-                <w:sz w:val="20"/>
-                <w:szCs w:val="20"/>
-              </w:rPr>
-              <w:t xml:space="preserve">Generación de </w:t>
-            </w:r>
-            <w:r>
-              <w:rPr>
-                <w:rFonts w:ascii="Arial" w:eastAsia="Arial" w:hAnsi="Arial" w:cs="Arial"/>
-                <w:b/>
-                <w:bCs/>
-                <w:color w:val="000000"/>
-                <w:sz w:val="20"/>
-                <w:szCs w:val="20"/>
-              </w:rPr>
-              <w:t>Salida</w:t>
+              <w:t>Generación de Salida</w:t>
             </w:r>
           </w:p>
         </w:tc>
@@ -21309,7 +18829,6 @@
                 <w:szCs w:val="20"/>
               </w:rPr>
             </w:pPr>
-            <w:proofErr w:type="spellStart"/>
             <w:r>
               <w:rPr>
                 <w:rFonts w:ascii="Arial" w:eastAsia="Arial" w:hAnsi="Arial" w:cs="Arial"/>
@@ -21317,46 +18836,7 @@
                 <w:sz w:val="20"/>
                 <w:szCs w:val="20"/>
               </w:rPr>
-              <w:t>ID_Actividad</w:t>
-            </w:r>
-            <w:proofErr w:type="spellEnd"/>
-            <w:r>
-              <w:rPr>
-                <w:rFonts w:ascii="Arial" w:eastAsia="Arial" w:hAnsi="Arial" w:cs="Arial"/>
-                <w:color w:val="000000"/>
-                <w:sz w:val="20"/>
-                <w:szCs w:val="20"/>
-              </w:rPr>
-              <w:t xml:space="preserve">, </w:t>
-            </w:r>
-            <w:proofErr w:type="spellStart"/>
-            <w:r>
-              <w:rPr>
-                <w:rFonts w:ascii="Arial" w:eastAsia="Arial" w:hAnsi="Arial" w:cs="Arial"/>
-                <w:color w:val="000000"/>
-                <w:sz w:val="20"/>
-                <w:szCs w:val="20"/>
-              </w:rPr>
-              <w:t>Tipo_Error</w:t>
-            </w:r>
-            <w:proofErr w:type="spellEnd"/>
-            <w:r>
-              <w:rPr>
-                <w:rFonts w:ascii="Arial" w:eastAsia="Arial" w:hAnsi="Arial" w:cs="Arial"/>
-                <w:color w:val="000000"/>
-                <w:sz w:val="20"/>
-                <w:szCs w:val="20"/>
-              </w:rPr>
-              <w:t xml:space="preserve"> (ej. Desafío, Irritabilid</w:t>
-            </w:r>
-            <w:r>
-              <w:rPr>
-                <w:rFonts w:ascii="Arial" w:eastAsia="Arial" w:hAnsi="Arial" w:cs="Arial"/>
-                <w:color w:val="000000"/>
-                <w:sz w:val="20"/>
-                <w:szCs w:val="20"/>
-              </w:rPr>
-              <w:t>ad, Ignora Instrucción).</w:t>
+              <w:t>ID_Actividad, Tipo_Error (ej. Desafío, Irritabilidad, Ignora Instrucción).</w:t>
             </w:r>
           </w:p>
         </w:tc>
@@ -21413,67 +18893,7 @@
                 <w:sz w:val="20"/>
                 <w:szCs w:val="20"/>
               </w:rPr>
-              <w:t xml:space="preserve">1. El niño realiza </w:t>
-            </w:r>
-            <w:proofErr w:type="spellStart"/>
-            <w:r>
-              <w:rPr>
-                <w:rFonts w:ascii="Arial" w:eastAsia="Arial" w:hAnsi="Arial" w:cs="Arial"/>
-                <w:color w:val="000000"/>
-                <w:sz w:val="20"/>
-                <w:szCs w:val="20"/>
-              </w:rPr>
-              <w:t>Tipo_Error</w:t>
-            </w:r>
-            <w:proofErr w:type="spellEnd"/>
-            <w:r>
-              <w:rPr>
-                <w:rFonts w:ascii="Arial" w:eastAsia="Arial" w:hAnsi="Arial" w:cs="Arial"/>
-                <w:color w:val="000000"/>
-                <w:sz w:val="20"/>
-                <w:szCs w:val="20"/>
-              </w:rPr>
-              <w:t xml:space="preserve">. 2. El sistema incrementa el contador de errores para esa </w:t>
-            </w:r>
-            <w:proofErr w:type="spellStart"/>
-            <w:r>
-              <w:rPr>
-                <w:rFonts w:ascii="Arial" w:eastAsia="Arial" w:hAnsi="Arial" w:cs="Arial"/>
-                <w:color w:val="000000"/>
-                <w:sz w:val="20"/>
-                <w:szCs w:val="20"/>
-              </w:rPr>
-              <w:t>ID_Actividad</w:t>
-            </w:r>
-            <w:proofErr w:type="spellEnd"/>
-            <w:r>
-              <w:rPr>
-                <w:rFonts w:ascii="Arial" w:eastAsia="Arial" w:hAnsi="Arial" w:cs="Arial"/>
-                <w:color w:val="000000"/>
-                <w:sz w:val="20"/>
-                <w:szCs w:val="20"/>
-              </w:rPr>
-              <w:t xml:space="preserve">. 3. Se activa el </w:t>
-            </w:r>
-            <w:proofErr w:type="spellStart"/>
-            <w:r>
-              <w:rPr>
-                <w:rFonts w:ascii="Arial" w:eastAsia="Arial" w:hAnsi="Arial" w:cs="Arial"/>
-                <w:color w:val="000000"/>
-                <w:sz w:val="20"/>
-                <w:szCs w:val="20"/>
-              </w:rPr>
-              <w:t>trigger</w:t>
-            </w:r>
-            <w:proofErr w:type="spellEnd"/>
-            <w:r>
-              <w:rPr>
-                <w:rFonts w:ascii="Arial" w:eastAsia="Arial" w:hAnsi="Arial" w:cs="Arial"/>
-                <w:color w:val="000000"/>
-                <w:sz w:val="20"/>
-                <w:szCs w:val="20"/>
-              </w:rPr>
-              <w:t xml:space="preserve"> para el Asistente IA.</w:t>
+              <w:t>1. El niño realiza Tipo_Error. 2. El sistema incrementa el contador de errores para esa ID_Actividad. 3. Se activa el trigger para el Asistente IA.</w:t>
             </w:r>
           </w:p>
         </w:tc>
@@ -21530,27 +18950,7 @@
                 <w:sz w:val="20"/>
                 <w:szCs w:val="20"/>
               </w:rPr>
-              <w:t xml:space="preserve">Incremento del valor </w:t>
-            </w:r>
-            <w:proofErr w:type="spellStart"/>
-            <w:r>
-              <w:rPr>
-                <w:rFonts w:ascii="Arial" w:eastAsia="Arial" w:hAnsi="Arial" w:cs="Arial"/>
-                <w:color w:val="000000"/>
-                <w:sz w:val="20"/>
-                <w:szCs w:val="20"/>
-              </w:rPr>
-              <w:t>Contador_Errores</w:t>
-            </w:r>
-            <w:proofErr w:type="spellEnd"/>
-            <w:r>
-              <w:rPr>
-                <w:rFonts w:ascii="Arial" w:eastAsia="Arial" w:hAnsi="Arial" w:cs="Arial"/>
-                <w:color w:val="000000"/>
-                <w:sz w:val="20"/>
-                <w:szCs w:val="20"/>
-              </w:rPr>
-              <w:t>. (Salida interna, luego sincronizada).</w:t>
+              <w:t>Incremento del valor Contador_Errores. (Salida interna, luego sincronizada).</w:t>
             </w:r>
           </w:p>
         </w:tc>
@@ -21754,36 +19154,7 @@
                 <w:sz w:val="20"/>
                 <w:szCs w:val="20"/>
               </w:rPr>
-              <w:t xml:space="preserve">El cliente del juego debe sincronizar todas las métricas de juego (errores, tiempos, progreso) con el </w:t>
-            </w:r>
-            <w:r>
-              <w:rPr>
-                <w:rFonts w:ascii="Arial" w:eastAsia="Arial" w:hAnsi="Arial" w:cs="Arial"/>
-                <w:color w:val="000000"/>
-                <w:sz w:val="20"/>
-                <w:szCs w:val="20"/>
-              </w:rPr>
-              <w:t xml:space="preserve">servidor </w:t>
-            </w:r>
-            <w:proofErr w:type="spellStart"/>
-            <w:r>
-              <w:rPr>
-                <w:rFonts w:ascii="Arial" w:eastAsia="Arial" w:hAnsi="Arial" w:cs="Arial"/>
-                <w:color w:val="000000"/>
-                <w:sz w:val="20"/>
-                <w:szCs w:val="20"/>
-              </w:rPr>
-              <w:t>backend</w:t>
-            </w:r>
-            <w:proofErr w:type="spellEnd"/>
-            <w:r>
-              <w:rPr>
-                <w:rFonts w:ascii="Arial" w:eastAsia="Arial" w:hAnsi="Arial" w:cs="Arial"/>
-                <w:color w:val="000000"/>
-                <w:sz w:val="20"/>
-                <w:szCs w:val="20"/>
-              </w:rPr>
-              <w:t xml:space="preserve"> de forma automática al finalizar una actividad o al reconectarse a Internet.</w:t>
+              <w:t>El cliente del juego debe sincronizar todas las métricas de juego (errores, tiempos, progreso) con el servidor backend de forma automática al finalizar una actividad o al reconectarse a Internet.</w:t>
             </w:r>
           </w:p>
         </w:tc>
@@ -21840,67 +19211,7 @@
                 <w:sz w:val="20"/>
                 <w:szCs w:val="20"/>
               </w:rPr>
-              <w:t xml:space="preserve">Paquete de datos JSON con </w:t>
-            </w:r>
-            <w:proofErr w:type="spellStart"/>
-            <w:r>
-              <w:rPr>
-                <w:rFonts w:ascii="Arial" w:eastAsia="Arial" w:hAnsi="Arial" w:cs="Arial"/>
-                <w:color w:val="000000"/>
-                <w:sz w:val="20"/>
-                <w:szCs w:val="20"/>
-              </w:rPr>
-              <w:t>ID_Paciente</w:t>
-            </w:r>
-            <w:proofErr w:type="spellEnd"/>
-            <w:r>
-              <w:rPr>
-                <w:rFonts w:ascii="Arial" w:eastAsia="Arial" w:hAnsi="Arial" w:cs="Arial"/>
-                <w:color w:val="000000"/>
-                <w:sz w:val="20"/>
-                <w:szCs w:val="20"/>
-              </w:rPr>
-              <w:t xml:space="preserve">, </w:t>
-            </w:r>
-            <w:proofErr w:type="spellStart"/>
-            <w:r>
-              <w:rPr>
-                <w:rFonts w:ascii="Arial" w:eastAsia="Arial" w:hAnsi="Arial" w:cs="Arial"/>
-                <w:color w:val="000000"/>
-                <w:sz w:val="20"/>
-                <w:szCs w:val="20"/>
-              </w:rPr>
-              <w:t>Métricas_Actividad</w:t>
-            </w:r>
-            <w:proofErr w:type="spellEnd"/>
-            <w:r>
-              <w:rPr>
-                <w:rFonts w:ascii="Arial" w:eastAsia="Arial" w:hAnsi="Arial" w:cs="Arial"/>
-                <w:color w:val="000000"/>
-                <w:sz w:val="20"/>
-                <w:szCs w:val="20"/>
-              </w:rPr>
-              <w:t xml:space="preserve">, </w:t>
-            </w:r>
-            <w:proofErr w:type="spellStart"/>
-            <w:r>
-              <w:rPr>
-                <w:rFonts w:ascii="Arial" w:eastAsia="Arial" w:hAnsi="Arial" w:cs="Arial"/>
-                <w:color w:val="000000"/>
-                <w:sz w:val="20"/>
-                <w:szCs w:val="20"/>
-              </w:rPr>
-              <w:t>Estado_Nivel</w:t>
-            </w:r>
-            <w:proofErr w:type="spellEnd"/>
-            <w:r>
-              <w:rPr>
-                <w:rFonts w:ascii="Arial" w:eastAsia="Arial" w:hAnsi="Arial" w:cs="Arial"/>
-                <w:color w:val="000000"/>
-                <w:sz w:val="20"/>
-                <w:szCs w:val="20"/>
-              </w:rPr>
-              <w:t>.</w:t>
+              <w:t>Paquete de datos JSON con ID_Paciente, Métricas_Actividad, Estado_Nivel.</w:t>
             </w:r>
           </w:p>
         </w:tc>
@@ -21957,36 +19268,7 @@
                 <w:sz w:val="20"/>
                 <w:szCs w:val="20"/>
               </w:rPr>
-              <w:t xml:space="preserve">El sistema debe validar el </w:t>
-            </w:r>
-            <w:proofErr w:type="spellStart"/>
-            <w:r>
-              <w:rPr>
-                <w:rFonts w:ascii="Arial" w:eastAsia="Arial" w:hAnsi="Arial" w:cs="Arial"/>
-                <w:color w:val="000000"/>
-                <w:sz w:val="20"/>
-                <w:szCs w:val="20"/>
-              </w:rPr>
-              <w:t>checksum</w:t>
-            </w:r>
-            <w:proofErr w:type="spellEnd"/>
-            <w:r>
-              <w:rPr>
-                <w:rFonts w:ascii="Arial" w:eastAsia="Arial" w:hAnsi="Arial" w:cs="Arial"/>
-                <w:color w:val="000000"/>
-                <w:sz w:val="20"/>
-                <w:szCs w:val="20"/>
-              </w:rPr>
-              <w:t xml:space="preserve"> del paquete JSON para asegurar </w:t>
-            </w:r>
-            <w:r>
-              <w:rPr>
-                <w:rFonts w:ascii="Arial" w:eastAsia="Arial" w:hAnsi="Arial" w:cs="Arial"/>
-                <w:color w:val="000000"/>
-                <w:sz w:val="20"/>
-                <w:szCs w:val="20"/>
-              </w:rPr>
-              <w:t>la integridad de los datos antes de la inserción en la BD.</w:t>
+              <w:t>El sistema debe validar el checksum del paquete JSON para asegurar la integridad de los datos antes de la inserción en la BD.</w:t>
             </w:r>
           </w:p>
         </w:tc>
@@ -22285,16 +19567,7 @@
                 <w:sz w:val="20"/>
                 <w:szCs w:val="20"/>
               </w:rPr>
-              <w:t>El sistema debe calcular y mostrar la Tasa de Progresión del paciente, definida como el número de niveles completados versus el número de niveles asignados en el protocolo</w:t>
-            </w:r>
-            <w:r>
-              <w:rPr>
-                <w:rFonts w:ascii="Arial" w:eastAsia="Arial" w:hAnsi="Arial" w:cs="Arial"/>
-                <w:color w:val="000000"/>
-                <w:sz w:val="20"/>
-                <w:szCs w:val="20"/>
-              </w:rPr>
-              <w:t xml:space="preserve"> activo, expresado en porcentaje.</w:t>
+              <w:t>El sistema debe calcular y mostrar la Tasa de Progresión del paciente, definida como el número de niveles completados versus el número de niveles asignados en el protocolo activo, expresado en porcentaje.</w:t>
             </w:r>
           </w:p>
         </w:tc>
@@ -22344,7 +19617,6 @@
                 <w:szCs w:val="20"/>
               </w:rPr>
             </w:pPr>
-            <w:proofErr w:type="spellStart"/>
             <w:r>
               <w:rPr>
                 <w:rFonts w:ascii="Arial" w:eastAsia="Arial" w:hAnsi="Arial" w:cs="Arial"/>
@@ -22352,37 +19624,7 @@
                 <w:sz w:val="20"/>
                 <w:szCs w:val="20"/>
               </w:rPr>
-              <w:t>Niveles_Completados</w:t>
-            </w:r>
-            <w:proofErr w:type="spellEnd"/>
-            <w:r>
-              <w:rPr>
-                <w:rFonts w:ascii="Arial" w:eastAsia="Arial" w:hAnsi="Arial" w:cs="Arial"/>
-                <w:color w:val="000000"/>
-                <w:sz w:val="20"/>
-                <w:szCs w:val="20"/>
-              </w:rPr>
-              <w:t xml:space="preserve"> (BD), </w:t>
-            </w:r>
-            <w:proofErr w:type="spellStart"/>
-            <w:r>
-              <w:rPr>
-                <w:rFonts w:ascii="Arial" w:eastAsia="Arial" w:hAnsi="Arial" w:cs="Arial"/>
-                <w:color w:val="000000"/>
-                <w:sz w:val="20"/>
-                <w:szCs w:val="20"/>
-              </w:rPr>
-              <w:t>Niveles_Totales_Protocolo</w:t>
-            </w:r>
-            <w:proofErr w:type="spellEnd"/>
-            <w:r>
-              <w:rPr>
-                <w:rFonts w:ascii="Arial" w:eastAsia="Arial" w:hAnsi="Arial" w:cs="Arial"/>
-                <w:color w:val="000000"/>
-                <w:sz w:val="20"/>
-                <w:szCs w:val="20"/>
-              </w:rPr>
-              <w:t xml:space="preserve"> (BD).</w:t>
+              <w:t>Niveles_Completados (BD), Niveles_Totales_Protocolo (BD).</w:t>
             </w:r>
           </w:p>
         </w:tc>
@@ -22564,16 +19806,7 @@
                 <w:sz w:val="20"/>
                 <w:szCs w:val="20"/>
               </w:rPr>
-              <w:t xml:space="preserve">Valor porcentual (XX.X%) mostrado en el panel </w:t>
-            </w:r>
-            <w:r>
-              <w:rPr>
-                <w:rFonts w:ascii="Arial" w:eastAsia="Arial" w:hAnsi="Arial" w:cs="Arial"/>
-                <w:color w:val="000000"/>
-                <w:sz w:val="20"/>
-                <w:szCs w:val="20"/>
-              </w:rPr>
-              <w:t>del especialista.</w:t>
+              <w:t>Valor porcentual (XX.X%) mostrado en el panel del especialista.</w:t>
             </w:r>
           </w:p>
         </w:tc>
@@ -22776,16 +20009,7 @@
                 <w:sz w:val="20"/>
                 <w:szCs w:val="20"/>
               </w:rPr>
-              <w:t xml:space="preserve">El portal del especialista debe generar un gráfico de líneas que muestre la tendencia de la métrica "Contador de Errores" (RF 2.2) a lo largo de las </w:t>
-            </w:r>
-            <w:r>
-              <w:rPr>
-                <w:rFonts w:ascii="Arial" w:eastAsia="Arial" w:hAnsi="Arial" w:cs="Arial"/>
-                <w:color w:val="000000"/>
-                <w:sz w:val="20"/>
-                <w:szCs w:val="20"/>
-              </w:rPr>
-              <w:t>últimas cuatro semanas de uso del paciente.</w:t>
+              <w:t>El portal del especialista debe generar un gráfico de líneas que muestre la tendencia de la métrica "Contador de Errores" (RF 2.2) a lo largo de las últimas cuatro semanas de uso del paciente.</w:t>
             </w:r>
           </w:p>
         </w:tc>
@@ -22842,27 +20066,7 @@
                 <w:sz w:val="20"/>
                 <w:szCs w:val="20"/>
               </w:rPr>
-              <w:t xml:space="preserve">Historial de </w:t>
-            </w:r>
-            <w:proofErr w:type="spellStart"/>
-            <w:r>
-              <w:rPr>
-                <w:rFonts w:ascii="Arial" w:eastAsia="Arial" w:hAnsi="Arial" w:cs="Arial"/>
-                <w:color w:val="000000"/>
-                <w:sz w:val="20"/>
-                <w:szCs w:val="20"/>
-              </w:rPr>
-              <w:t>Contador_Errores</w:t>
-            </w:r>
-            <w:proofErr w:type="spellEnd"/>
-            <w:r>
-              <w:rPr>
-                <w:rFonts w:ascii="Arial" w:eastAsia="Arial" w:hAnsi="Arial" w:cs="Arial"/>
-                <w:color w:val="000000"/>
-                <w:sz w:val="20"/>
-                <w:szCs w:val="20"/>
-              </w:rPr>
-              <w:t xml:space="preserve"> por sesión.</w:t>
+              <w:t>Historial de Contador_Errores por sesión.</w:t>
             </w:r>
           </w:p>
         </w:tc>
@@ -22919,27 +20123,7 @@
                 <w:sz w:val="20"/>
                 <w:szCs w:val="20"/>
               </w:rPr>
-              <w:t xml:space="preserve">Gráfico de líneas con el eje X representando el tiempo (Semanas) y el eje Y representando la media semanal de </w:t>
-            </w:r>
-            <w:proofErr w:type="spellStart"/>
-            <w:r>
-              <w:rPr>
-                <w:rFonts w:ascii="Arial" w:eastAsia="Arial" w:hAnsi="Arial" w:cs="Arial"/>
-                <w:color w:val="000000"/>
-                <w:sz w:val="20"/>
-                <w:szCs w:val="20"/>
-              </w:rPr>
-              <w:t>Contador_Errores</w:t>
-            </w:r>
-            <w:proofErr w:type="spellEnd"/>
-            <w:r>
-              <w:rPr>
-                <w:rFonts w:ascii="Arial" w:eastAsia="Arial" w:hAnsi="Arial" w:cs="Arial"/>
-                <w:color w:val="000000"/>
-                <w:sz w:val="20"/>
-                <w:szCs w:val="20"/>
-              </w:rPr>
-              <w:t>.</w:t>
+              <w:t>Gráfico de líneas con el eje X representando el tiempo (Semanas) y el eje Y representando la media semanal de Contador_Errores.</w:t>
             </w:r>
           </w:p>
         </w:tc>
@@ -23000,16 +20184,7 @@
                 <w:sz w:val="20"/>
                 <w:szCs w:val="20"/>
               </w:rPr>
-              <w:t>Número d</w:t>
-            </w:r>
-            <w:r>
-              <w:rPr>
-                <w:rFonts w:ascii="Arial" w:eastAsia="Arial" w:hAnsi="Arial" w:cs="Arial"/>
-                <w:color w:val="000000"/>
-                <w:sz w:val="20"/>
-                <w:szCs w:val="20"/>
-              </w:rPr>
-              <w:t>e Requisito</w:t>
+              <w:t>Número de Requisito</w:t>
             </w:r>
           </w:p>
         </w:tc>
@@ -23151,36 +20326,7 @@
                 <w:sz w:val="20"/>
                 <w:szCs w:val="20"/>
               </w:rPr>
-              <w:t xml:space="preserve">El sistema debe enviar una notificación urgente al portal del especialista si el </w:t>
-            </w:r>
-            <w:proofErr w:type="spellStart"/>
-            <w:r>
-              <w:rPr>
-                <w:rFonts w:ascii="Arial" w:eastAsia="Arial" w:hAnsi="Arial" w:cs="Arial"/>
-                <w:color w:val="000000"/>
-                <w:sz w:val="20"/>
-                <w:szCs w:val="20"/>
-              </w:rPr>
-              <w:t>Contador_Errores</w:t>
-            </w:r>
-            <w:proofErr w:type="spellEnd"/>
-            <w:r>
-              <w:rPr>
-                <w:rFonts w:ascii="Arial" w:eastAsia="Arial" w:hAnsi="Arial" w:cs="Arial"/>
-                <w:color w:val="000000"/>
-                <w:sz w:val="20"/>
-                <w:szCs w:val="20"/>
-              </w:rPr>
-              <w:t xml:space="preserve"> de un paciente excede un umbral crítico (ej. el doble del umbral </w:t>
-            </w:r>
-            <w:r>
-              <w:rPr>
-                <w:rFonts w:ascii="Arial" w:eastAsia="Arial" w:hAnsi="Arial" w:cs="Arial"/>
-                <w:color w:val="000000"/>
-                <w:sz w:val="20"/>
-                <w:szCs w:val="20"/>
-              </w:rPr>
-              <w:t>promedio del protocolo) en una sola sesión de juego.</w:t>
+              <w:t>El sistema debe enviar una notificación urgente al portal del especialista si el Contador_Errores de un paciente excede un umbral crítico (ej. el doble del umbral promedio del protocolo) en una sola sesión de juego.</w:t>
             </w:r>
           </w:p>
         </w:tc>
@@ -23230,7 +20376,6 @@
                 <w:szCs w:val="20"/>
               </w:rPr>
             </w:pPr>
-            <w:proofErr w:type="spellStart"/>
             <w:r>
               <w:rPr>
                 <w:rFonts w:ascii="Arial" w:eastAsia="Arial" w:hAnsi="Arial" w:cs="Arial"/>
@@ -23238,37 +20383,7 @@
                 <w:sz w:val="20"/>
                 <w:szCs w:val="20"/>
               </w:rPr>
-              <w:t>Umbral_Crítico_Global</w:t>
-            </w:r>
-            <w:proofErr w:type="spellEnd"/>
-            <w:r>
-              <w:rPr>
-                <w:rFonts w:ascii="Arial" w:eastAsia="Arial" w:hAnsi="Arial" w:cs="Arial"/>
-                <w:color w:val="000000"/>
-                <w:sz w:val="20"/>
-                <w:szCs w:val="20"/>
-              </w:rPr>
-              <w:t xml:space="preserve"> (Valor de </w:t>
-            </w:r>
-            <w:proofErr w:type="spellStart"/>
-            <w:r>
-              <w:rPr>
-                <w:rFonts w:ascii="Arial" w:eastAsia="Arial" w:hAnsi="Arial" w:cs="Arial"/>
-                <w:color w:val="000000"/>
-                <w:sz w:val="20"/>
-                <w:szCs w:val="20"/>
-              </w:rPr>
-              <w:t>setting</w:t>
-            </w:r>
-            <w:proofErr w:type="spellEnd"/>
-            <w:r>
-              <w:rPr>
-                <w:rFonts w:ascii="Arial" w:eastAsia="Arial" w:hAnsi="Arial" w:cs="Arial"/>
-                <w:color w:val="000000"/>
-                <w:sz w:val="20"/>
-                <w:szCs w:val="20"/>
-              </w:rPr>
-              <w:t xml:space="preserve"> global, configurable).</w:t>
+              <w:t>Umbral_Crítico_Global (Valor de setting global, configurable).</w:t>
             </w:r>
           </w:p>
         </w:tc>
@@ -23325,27 +20440,7 @@
                 <w:sz w:val="20"/>
                 <w:szCs w:val="20"/>
               </w:rPr>
-              <w:t xml:space="preserve">Generar un correo electrónico de alerta y una notificación </w:t>
-            </w:r>
-            <w:proofErr w:type="spellStart"/>
-            <w:r>
-              <w:rPr>
-                <w:rFonts w:ascii="Arial" w:eastAsia="Arial" w:hAnsi="Arial" w:cs="Arial"/>
-                <w:color w:val="000000"/>
-                <w:sz w:val="20"/>
-                <w:szCs w:val="20"/>
-              </w:rPr>
-              <w:t>in-app</w:t>
-            </w:r>
-            <w:proofErr w:type="spellEnd"/>
-            <w:r>
-              <w:rPr>
-                <w:rFonts w:ascii="Arial" w:eastAsia="Arial" w:hAnsi="Arial" w:cs="Arial"/>
-                <w:color w:val="000000"/>
-                <w:sz w:val="20"/>
-                <w:szCs w:val="20"/>
-              </w:rPr>
-              <w:t xml:space="preserve"> en el portal del especialista.</w:t>
+              <w:t>Generar un correo electrónico de alerta y una notificación in-app en el portal del especialista.</w:t>
             </w:r>
           </w:p>
         </w:tc>
@@ -23376,18 +20471,7 @@
                 <w:sz w:val="20"/>
                 <w:szCs w:val="20"/>
               </w:rPr>
-              <w:t>Generaci</w:t>
-            </w:r>
-            <w:r>
-              <w:rPr>
-                <w:rFonts w:ascii="Arial" w:eastAsia="Arial" w:hAnsi="Arial" w:cs="Arial"/>
-                <w:b/>
-                <w:bCs/>
-                <w:color w:val="000000"/>
-                <w:sz w:val="20"/>
-                <w:szCs w:val="20"/>
-              </w:rPr>
-              <w:t>ón de Salida</w:t>
+              <w:t>Generación de Salida</w:t>
             </w:r>
           </w:p>
         </w:tc>
@@ -23488,14 +20572,7 @@
           <w:sz w:val="20"/>
           <w:szCs w:val="20"/>
         </w:rPr>
-        <w:t xml:space="preserve">Los requisitos se centran en la velocidad de procesamiento del algoritmo y la eficiencia de la </w:t>
-      </w:r>
-      <w:r>
-        <w:rPr>
-          <w:sz w:val="20"/>
-          <w:szCs w:val="20"/>
-        </w:rPr>
-        <w:t>sincronización de datos, ya que la complejidad gráfica es mínima.</w:t>
+        <w:t>Los requisitos se centran en la velocidad de procesamiento del algoritmo y la eficiencia de la sincronización de datos, ya que la complejidad gráfica es mínima.</w:t>
       </w:r>
     </w:p>
     <w:p>
@@ -23523,30 +20600,7 @@
           <w:sz w:val="20"/>
           <w:szCs w:val="20"/>
         </w:rPr>
-        <w:t xml:space="preserve"> El algoritmo de clasificación de Métricas Conductuales debe completar el procesamiento y la clasificación de los datos de una sesión de 15 minutos en el </w:t>
-      </w:r>
-      <w:proofErr w:type="spellStart"/>
-      <w:r>
-        <w:rPr>
-          <w:sz w:val="20"/>
-          <w:szCs w:val="20"/>
-        </w:rPr>
-        <w:t>backend</w:t>
-      </w:r>
-      <w:proofErr w:type="spellEnd"/>
-      <w:r>
-        <w:rPr>
-          <w:sz w:val="20"/>
-          <w:szCs w:val="20"/>
-        </w:rPr>
-        <w:t xml:space="preserve"> </w:t>
-      </w:r>
-      <w:r>
-        <w:rPr>
-          <w:sz w:val="20"/>
-          <w:szCs w:val="20"/>
-        </w:rPr>
-        <w:t xml:space="preserve">en menos de </w:t>
+        <w:t xml:space="preserve"> El algoritmo de clasificación de Métricas Conductuales debe completar el procesamiento y la clasificación de los datos de una sesión de 15 minutos en el backend en menos de </w:t>
       </w:r>
       <w:r>
         <w:rPr>
@@ -23599,16 +20653,7 @@
           <w:sz w:val="20"/>
           <w:szCs w:val="20"/>
         </w:rPr>
-        <w:t>500 mil</w:t>
-      </w:r>
-      <w:r>
-        <w:rPr>
-          <w:b/>
-          <w:bCs/>
-          <w:sz w:val="20"/>
-          <w:szCs w:val="20"/>
-        </w:rPr>
-        <w:t>isegundos</w:t>
+        <w:t>500 milisegundos</w:t>
       </w:r>
       <w:r>
         <w:rPr>
@@ -23643,23 +20688,7 @@
           <w:sz w:val="20"/>
           <w:szCs w:val="20"/>
         </w:rPr>
-        <w:t xml:space="preserve"> El </w:t>
-      </w:r>
-      <w:proofErr w:type="spellStart"/>
-      <w:r>
-        <w:rPr>
-          <w:sz w:val="20"/>
-          <w:szCs w:val="20"/>
-        </w:rPr>
-        <w:t>backend</w:t>
-      </w:r>
-      <w:proofErr w:type="spellEnd"/>
-      <w:r>
-        <w:rPr>
-          <w:sz w:val="20"/>
-          <w:szCs w:val="20"/>
-        </w:rPr>
-        <w:t xml:space="preserve"> debe soportar al menos </w:t>
+        <w:t xml:space="preserve"> El backend debe soportar al menos </w:t>
       </w:r>
       <w:r>
         <w:rPr>
@@ -23733,15 +20762,7 @@
           <w:sz w:val="20"/>
           <w:szCs w:val="20"/>
         </w:rPr>
-        <w:t xml:space="preserve">: </w:t>
-      </w:r>
-      <w:r>
-        <w:rPr>
-          <w:color w:val="000000"/>
-          <w:sz w:val="20"/>
-          <w:szCs w:val="20"/>
-        </w:rPr>
-        <w:t>El sistema debe emplear cifrado de extremo a extremo (TLS 1.2 o superior) para toda la comunicación de datos sensibles (Métricas Conductuales y perfiles de paciente).</w:t>
+        <w:t>: El sistema debe emplear cifrado de extremo a extremo (TLS 1.2 o superior) para toda la comunicación de datos sensibles (Métricas Conductuales y perfiles de paciente).</w:t>
       </w:r>
     </w:p>
     <w:p>
@@ -23780,15 +20801,7 @@
           <w:sz w:val="20"/>
           <w:szCs w:val="20"/>
         </w:rPr>
-        <w:t xml:space="preserve"> El sistema debe registrar (log) todas las actividades de ac</w:t>
-      </w:r>
-      <w:r>
-        <w:rPr>
-          <w:color w:val="000000"/>
-          <w:sz w:val="20"/>
-          <w:szCs w:val="20"/>
-        </w:rPr>
-        <w:t>ceso, modificación de datos de pacientes y cada ejecución del Algoritmo de Clasificación por el especialista, con fecha y hora.</w:t>
+        <w:t xml:space="preserve"> El sistema debe registrar (log) todas las actividades de acceso, modificación de datos de pacientes y cada ejecución del Algoritmo de Clasificación por el especialista, con fecha y hora.</w:t>
       </w:r>
     </w:p>
     <w:p>
@@ -23827,25 +20840,7 @@
           <w:sz w:val="20"/>
           <w:szCs w:val="20"/>
         </w:rPr>
-        <w:t xml:space="preserve"> Se requiere autenticación </w:t>
-      </w:r>
-      <w:proofErr w:type="spellStart"/>
-      <w:r>
-        <w:rPr>
-          <w:color w:val="000000"/>
-          <w:sz w:val="20"/>
-          <w:szCs w:val="20"/>
-        </w:rPr>
-        <w:t>multifactor</w:t>
-      </w:r>
-      <w:proofErr w:type="spellEnd"/>
-      <w:r>
-        <w:rPr>
-          <w:color w:val="000000"/>
-          <w:sz w:val="20"/>
-          <w:szCs w:val="20"/>
-        </w:rPr>
-        <w:t xml:space="preserve"> (MFA) para el acceso del especialista al panel web de Reportes Métricos.</w:t>
+        <w:t xml:space="preserve"> Se requiere autenticación multifactor (MFA) para el acceso del especialista al panel web de Reportes Métricos.</w:t>
       </w:r>
     </w:p>
     <w:p>
@@ -24041,15 +21036,7 @@
           <w:sz w:val="20"/>
           <w:szCs w:val="20"/>
         </w:rPr>
-        <w:t xml:space="preserve"> debe garantizar una d</w:t>
-      </w:r>
-      <w:r>
-        <w:rPr>
-          <w:color w:val="000000"/>
-          <w:sz w:val="20"/>
-          <w:szCs w:val="20"/>
-        </w:rPr>
-        <w:t xml:space="preserve">isponibilidad del </w:t>
+        <w:t xml:space="preserve"> debe garantizar una disponibilidad del </w:t>
       </w:r>
       <w:r>
         <w:rPr>
@@ -24183,15 +21170,7 @@
           <w:sz w:val="20"/>
           <w:szCs w:val="20"/>
         </w:rPr>
-        <w:t>El código fuente debe documentarse con comentarios y cumplir con los estánda</w:t>
-      </w:r>
-      <w:r>
-        <w:rPr>
-          <w:color w:val="000000"/>
-          <w:sz w:val="20"/>
-          <w:szCs w:val="20"/>
-        </w:rPr>
-        <w:t>res de codificación para que el mantenimiento correctivo y adaptativo pueda ser realizado por un desarrollador con TSU en Desarrollo de Software en un tiempo razonable.</w:t>
+        <w:t>El código fuente debe documentarse con comentarios y cumplir con los estándares de codificación para que el mantenimiento correctivo y adaptativo pueda ser realizado por un desarrollador con TSU en Desarrollo de Software en un tiempo razonable.</w:t>
       </w:r>
     </w:p>
     <w:p>
@@ -24292,25 +21271,7 @@
           <w:sz w:val="20"/>
           <w:szCs w:val="20"/>
         </w:rPr>
-        <w:t xml:space="preserve"> y el Algoritmo deben residir en el </w:t>
-      </w:r>
-      <w:proofErr w:type="spellStart"/>
-      <w:r>
-        <w:rPr>
-          <w:color w:val="000000"/>
-          <w:sz w:val="20"/>
-          <w:szCs w:val="20"/>
-        </w:rPr>
-        <w:t>backend</w:t>
-      </w:r>
-      <w:proofErr w:type="spellEnd"/>
-      <w:r>
-        <w:rPr>
-          <w:color w:val="000000"/>
-          <w:sz w:val="20"/>
-          <w:szCs w:val="20"/>
-        </w:rPr>
-        <w:t>, lo cual garantiza la compatibilidad con cualquier futura plataforma de cliente (navegador, escritorio, etc.).</w:t>
+        <w:t xml:space="preserve"> y el Algoritmo deben residir en el backend, lo cual garantiza la compatibilidad con cualquier futura plataforma de cliente (navegador, escritorio, etc.).</w:t>
       </w:r>
     </w:p>
     <w:p>
@@ -24349,33 +21310,7 @@
           <w:sz w:val="20"/>
           <w:szCs w:val="20"/>
         </w:rPr>
-        <w:t xml:space="preserve"> El código del </w:t>
-      </w:r>
-      <w:proofErr w:type="spellStart"/>
-      <w:r>
-        <w:rPr>
-          <w:color w:val="000000"/>
-          <w:sz w:val="20"/>
-          <w:szCs w:val="20"/>
-        </w:rPr>
-        <w:t>backend</w:t>
-      </w:r>
-      <w:proofErr w:type="spellEnd"/>
-      <w:r>
-        <w:rPr>
-          <w:color w:val="000000"/>
-          <w:sz w:val="20"/>
-          <w:szCs w:val="20"/>
-        </w:rPr>
-        <w:t xml:space="preserve"> debe ser compatible con cualquier distribución de Linux (o </w:t>
-      </w:r>
-      <w:r>
-        <w:rPr>
-          <w:color w:val="000000"/>
-          <w:sz w:val="20"/>
-          <w:szCs w:val="20"/>
-        </w:rPr>
-        <w:t>sistemas operativos de código abierto) para facilitar la migración entre proveedores de nube y reducir la dependencia tecnológica.</w:t>
+        <w:t xml:space="preserve"> El código del backend debe ser compatible con cualquier distribución de Linux (o sistemas operativos de código abierto) para facilitar la migración entre proveedores de nube y reducir la dependencia tecnológica.</w:t>
       </w:r>
     </w:p>
     <w:p>
@@ -24470,25 +21405,7 @@
           <w:sz w:val="20"/>
           <w:szCs w:val="20"/>
         </w:rPr>
-        <w:t xml:space="preserve"> El sistema debe cumplir con todas las leyes de privacidad de datos de salud aplicables en la jurisdicción de operación (ej. </w:t>
-      </w:r>
-      <w:proofErr w:type="spellStart"/>
-      <w:r>
-        <w:rPr>
-          <w:color w:val="000000"/>
-          <w:sz w:val="20"/>
-          <w:szCs w:val="20"/>
-        </w:rPr>
-        <w:t>si</w:t>
-      </w:r>
-      <w:proofErr w:type="spellEnd"/>
-      <w:r>
-        <w:rPr>
-          <w:color w:val="000000"/>
-          <w:sz w:val="20"/>
-          <w:szCs w:val="20"/>
-        </w:rPr>
-        <w:t xml:space="preserve"> aplica HIPAA en EE. UU. o GDPR en Europa, o las leyes nacionales equivalentes).</w:t>
+        <w:t xml:space="preserve"> El sistema debe cumplir con todas las leyes de privacidad de datos de salud aplicables en la jurisdicción de operación (ej. si aplica HIPAA en EE. UU. o GDPR en Europa, o las leyes nacionales equivalentes).</w:t>
       </w:r>
     </w:p>
     <w:p>
@@ -24528,15 +21445,7 @@
           <w:sz w:val="20"/>
           <w:szCs w:val="20"/>
         </w:rPr>
-        <w:t xml:space="preserve"> El sistema debe incluir mecanism</w:t>
-      </w:r>
-      <w:r>
-        <w:rPr>
-          <w:color w:val="000000"/>
-          <w:sz w:val="20"/>
-          <w:szCs w:val="20"/>
-        </w:rPr>
-        <w:t>os para registrar el consentimiento informado de los tutores antes de recolectar cualquier dato del menor.</w:t>
+        <w:t xml:space="preserve"> El sistema debe incluir mecanismos para registrar el consentimiento informado de los tutores antes de recolectar cualquier dato del menor.</w:t>
       </w:r>
     </w:p>
     <w:p>
@@ -24625,17 +21534,7 @@
           <w:sz w:val="20"/>
           <w:szCs w:val="20"/>
         </w:rPr>
-        <w:t>Esta sección define el modelo terapéutico que alimenta el diseño de las actividades 2</w:t>
-      </w:r>
-      <w:r>
-        <w:rPr>
-          <w:i w:val="0"/>
-          <w:iCs w:val="0"/>
-          <w:color w:val="000000"/>
-          <w:sz w:val="20"/>
-          <w:szCs w:val="20"/>
-        </w:rPr>
-        <w:t xml:space="preserve">D y el </w:t>
+        <w:t xml:space="preserve">Esta sección define el modelo terapéutico que alimenta el diseño de las actividades 2D y el </w:t>
       </w:r>
       <w:r>
         <w:rPr>
@@ -24752,17 +21651,7 @@
           <w:sz w:val="20"/>
           <w:szCs w:val="20"/>
         </w:rPr>
-        <w:t xml:space="preserve">Fase 1 (Niveles 1-5): Enfoque en el reconocimiento y etiquetado </w:t>
-      </w:r>
-      <w:r>
-        <w:rPr>
-          <w:i w:val="0"/>
-          <w:iCs w:val="0"/>
-          <w:color w:val="000000"/>
-          <w:sz w:val="20"/>
-          <w:szCs w:val="20"/>
-        </w:rPr>
-        <w:t>de emociones (Métrica: Tiempo de Respuesta).</w:t>
+        <w:t>Fase 1 (Niveles 1-5): Enfoque en el reconocimiento y etiquetado de emociones (Métrica: Tiempo de Respuesta).</w:t>
       </w:r>
     </w:p>
     <w:p>
@@ -24816,17 +21705,7 @@
           <w:sz w:val="20"/>
           <w:szCs w:val="20"/>
         </w:rPr>
-        <w:t xml:space="preserve">Fase 3 (Niveles 11+): Enfoque en la respuesta a la autoridad y la </w:t>
-      </w:r>
-      <w:r>
-        <w:rPr>
-          <w:i w:val="0"/>
-          <w:iCs w:val="0"/>
-          <w:color w:val="000000"/>
-          <w:sz w:val="20"/>
-          <w:szCs w:val="20"/>
-        </w:rPr>
-        <w:t>aceptación de las consecuencias (Métrica: Tasa de Desafío).</w:t>
+        <w:t>Fase 3 (Niveles 11+): Enfoque en la respuesta a la autoridad y la aceptación de las consecuencias (Métrica: Tasa de Desafío).</w:t>
       </w:r>
     </w:p>
     <w:p>
@@ -24911,17 +21790,7 @@
           <w:iCs w:val="0"/>
           <w:color w:val="000000"/>
         </w:rPr>
-        <w:t>Plan de Pruebas de Usabilidad (U</w:t>
-      </w:r>
-      <w:r>
-        <w:rPr>
-          <w:b/>
-          <w:bCs/>
-          <w:i w:val="0"/>
-          <w:iCs w:val="0"/>
-          <w:color w:val="000000"/>
-        </w:rPr>
-        <w:t>X/UI)</w:t>
+        <w:t>Plan de Pruebas de Usabilidad (UX/UI)</w:t>
       </w:r>
     </w:p>
     <w:p>
@@ -25006,17 +21875,7 @@
           <w:sz w:val="20"/>
           <w:szCs w:val="20"/>
         </w:rPr>
-        <w:t xml:space="preserve"> no generen frustración excesiva ni</w:t>
-      </w:r>
-      <w:r>
-        <w:rPr>
-          <w:i w:val="0"/>
-          <w:iCs w:val="0"/>
-          <w:color w:val="000000"/>
-          <w:sz w:val="20"/>
-          <w:szCs w:val="20"/>
-        </w:rPr>
-        <w:t xml:space="preserve"> confusión técnica que lleve al abandono.</w:t>
+        <w:t xml:space="preserve"> no generen frustración excesiva ni confusión técnica que lleve al abandono.</w:t>
       </w:r>
     </w:p>
     <w:p>
@@ -25145,17 +22004,7 @@
           <w:sz w:val="20"/>
           <w:szCs w:val="20"/>
         </w:rPr>
-        <w:t xml:space="preserve"> Observar la reacción </w:t>
-      </w:r>
-      <w:r>
-        <w:rPr>
-          <w:i w:val="0"/>
-          <w:iCs w:val="0"/>
-          <w:color w:val="000000"/>
-          <w:sz w:val="20"/>
-          <w:szCs w:val="20"/>
-        </w:rPr>
-        <w:t>de los usuarios cuando el juego 2D no responde o muestra un error, verificando la robustez de la recuperación de errores.</w:t>
+        <w:t xml:space="preserve"> Observar la reacción de los usuarios cuando el juego 2D no responde o muestra un error, verificando la robustez de la recuperación de errores.</w:t>
       </w:r>
     </w:p>
     <w:p>
@@ -25212,17 +22061,7 @@
           <w:sz w:val="20"/>
           <w:szCs w:val="20"/>
         </w:rPr>
-        <w:t xml:space="preserve"> interno) no debe aumentar en más de un 15%</w:t>
-      </w:r>
-      <w:r>
-        <w:rPr>
-          <w:i w:val="0"/>
-          <w:iCs w:val="0"/>
-          <w:color w:val="000000"/>
-          <w:sz w:val="20"/>
-          <w:szCs w:val="20"/>
-        </w:rPr>
-        <w:t xml:space="preserve"> entre el inicio y el final de la sesión de prueba.</w:t>
+        <w:t xml:space="preserve"> interno) no debe aumentar en más de un 15% entre el inicio y el final de la sesión de prueba.</w:t>
       </w:r>
     </w:p>
     <w:p>
@@ -25350,19 +22189,7 @@
           <w:sz w:val="20"/>
           <w:szCs w:val="20"/>
         </w:rPr>
-        <w:t>Niño</w:t>
-      </w:r>
-      <w:r>
-        <w:rPr>
-          <w:b/>
-          <w:bCs/>
-          <w:i w:val="0"/>
-          <w:iCs w:val="0"/>
-          <w:color w:val="000000"/>
-          <w:sz w:val="20"/>
-          <w:szCs w:val="20"/>
-        </w:rPr>
-        <w:t xml:space="preserve"> (Paciente):</w:t>
+        <w:t>Niño (Paciente):</w:t>
       </w:r>
       <w:r>
         <w:rPr>
@@ -25440,33 +22267,7 @@
           <w:sz w:val="20"/>
           <w:szCs w:val="20"/>
         </w:rPr>
-        <w:t xml:space="preserve">Sistema de </w:t>
-      </w:r>
-      <w:proofErr w:type="spellStart"/>
-      <w:r>
-        <w:rPr>
-          <w:b/>
-          <w:bCs/>
-          <w:i w:val="0"/>
-          <w:iCs w:val="0"/>
-          <w:color w:val="000000"/>
-          <w:sz w:val="20"/>
-          <w:szCs w:val="20"/>
-        </w:rPr>
-        <w:t>Backend</w:t>
-      </w:r>
-      <w:proofErr w:type="spellEnd"/>
-      <w:r>
-        <w:rPr>
-          <w:b/>
-          <w:bCs/>
-          <w:i w:val="0"/>
-          <w:iCs w:val="0"/>
-          <w:color w:val="000000"/>
-          <w:sz w:val="20"/>
-          <w:szCs w:val="20"/>
-        </w:rPr>
-        <w:t xml:space="preserve"> (Algoritmo):</w:t>
+        <w:t>Sistema de Backend (Algoritmo):</w:t>
       </w:r>
       <w:r>
         <w:rPr>
@@ -25527,19 +22328,7 @@
           <w:sz w:val="20"/>
           <w:szCs w:val="20"/>
         </w:rPr>
-        <w:t xml:space="preserve">Casos de Uso </w:t>
-      </w:r>
-      <w:r>
-        <w:rPr>
-          <w:b/>
-          <w:bCs/>
-          <w:i w:val="0"/>
-          <w:iCs w:val="0"/>
-          <w:color w:val="000000"/>
-          <w:sz w:val="20"/>
-          <w:szCs w:val="20"/>
-        </w:rPr>
-        <w:t>Principales:</w:t>
+        <w:t>Casos de Uso Principales:</w:t>
       </w:r>
     </w:p>
     <w:p>
@@ -25751,7 +22540,6 @@
         </w:rPr>
         <w:t xml:space="preserve">, asegurando que el </w:t>
       </w:r>
-      <w:proofErr w:type="spellStart"/>
       <w:r>
         <w:rPr>
           <w:sz w:val="20"/>
@@ -25759,7 +22547,6 @@
         </w:rPr>
         <w:t>feedback</w:t>
       </w:r>
-      <w:proofErr w:type="spellEnd"/>
       <w:r>
         <w:rPr>
           <w:i w:val="0"/>
@@ -25767,16 +22554,7 @@
           <w:sz w:val="20"/>
           <w:szCs w:val="20"/>
         </w:rPr>
-        <w:t xml:space="preserve"> del Asistente IA sea efectivo para redirig</w:t>
-      </w:r>
-      <w:r>
-        <w:rPr>
-          <w:i w:val="0"/>
-          <w:iCs w:val="0"/>
-          <w:sz w:val="20"/>
-          <w:szCs w:val="20"/>
-        </w:rPr>
-        <w:t>ir la conducta.</w:t>
+        <w:t xml:space="preserve"> del Asistente IA sea efectivo para redirigir la conducta.</w:t>
       </w:r>
     </w:p>
     <w:p>
